--- a/docs/TEAM-BRIEF.docx
+++ b/docs/TEAM-BRIEF.docx
@@ -2,23 +2,7 @@
 <file path=word/document.xml><?xml version="1.0" encoding="utf-8"?>
 <w:document xmlns:w="http://schemas.openxmlformats.org/wordprocessingml/2006/main" xmlns:m="http://schemas.openxmlformats.org/officeDocument/2006/math" xmlns:r="http://schemas.openxmlformats.org/officeDocument/2006/relationships" xmlns:o="urn:schemas-microsoft-com:office:office" xmlns:v="urn:schemas-microsoft-com:vml" xmlns:w10="urn:schemas-microsoft-com:office:word" xmlns:a="http://schemas.openxmlformats.org/drawingml/2006/main" xmlns:pic="http://schemas.openxmlformats.org/drawingml/2006/picture" xmlns:wp="http://schemas.openxmlformats.org/drawingml/2006/wordprocessingDrawing">
   <w:body>
-    <w:p>
-      <w:pPr>
-        <w:pStyle w:val="Title"/>
-      </w:pPr>
-      <w:r>
-        <w:t xml:space="preserve">contentment.org Redesign — Team Brief Q2 2026</w:t>
-      </w:r>
-    </w:p>
-    <w:p>
-      <w:pPr>
-        <w:pStyle w:val="Author"/>
-      </w:pPr>
-      <w:r>
-        <w:t xml:space="preserve">Somesh Bhardwaj · Sr. System Admin, Full Stack AI Engineer · The Contentment Foundation</w:t>
-      </w:r>
-    </w:p>
-    <w:bookmarkStart w:id="22" w:name="contentment.org-redesign-team-brief"/>
+    <w:bookmarkStart w:id="23" w:name="contentment.org-redesign-team-brief"/>
     <w:p>
       <w:pPr>
         <w:pStyle w:val="Heading1"/>
@@ -63,7 +47,7 @@
         <w:t xml:space="preserve"> </w:t>
       </w:r>
       <w:r>
-        <w:t xml:space="preserve">· Sr. System Admin, Full Stack AI Engineer · The Contentment Foundation</w:t>
+        <w:t xml:space="preserve">· somesh@contentment.org · Sr. System Admin, Full Stack AI Engineer · The Contentment Foundation</w:t>
       </w:r>
     </w:p>
     <w:p>
@@ -1488,7 +1472,7 @@
       </w:r>
     </w:p>
     <w:bookmarkEnd w:id="16"/>
-    <w:bookmarkStart w:id="17" w:name="confirmed-tech-stack"/>
+    <w:bookmarkStart w:id="18" w:name="confirmed-tech-stack"/>
     <w:p>
       <w:pPr>
         <w:pStyle w:val="Heading2"/>
@@ -1601,6 +1585,398 @@
               <w:pStyle w:val="Compact"/>
             </w:pPr>
             <w:r>
+              <w:t xml:space="preserve">Vercel (production)</w:t>
+            </w:r>
+          </w:p>
+        </w:tc>
+        <w:tc>
+          <w:tcPr/>
+          <w:p>
+            <w:pPr>
+              <w:pStyle w:val="Compact"/>
+            </w:pPr>
+            <w:r>
+              <w:t xml:space="preserve">Confirmed</w:t>
+            </w:r>
+          </w:p>
+        </w:tc>
+      </w:tr>
+      <w:tr>
+        <w:tc>
+          <w:tcPr/>
+          <w:p>
+            <w:pPr>
+              <w:pStyle w:val="Compact"/>
+            </w:pPr>
+            <w:r>
+              <w:t xml:space="preserve">Dev preview</w:t>
+            </w:r>
+          </w:p>
+        </w:tc>
+        <w:tc>
+          <w:tcPr/>
+          <w:p>
+            <w:pPr>
+              <w:pStyle w:val="Compact"/>
+            </w:pPr>
+            <w:r>
+              <w:t xml:space="preserve">Netlify (interim)</w:t>
+            </w:r>
+          </w:p>
+        </w:tc>
+        <w:tc>
+          <w:tcPr/>
+          <w:p>
+            <w:pPr>
+              <w:pStyle w:val="Compact"/>
+            </w:pPr>
+            <w:r>
+              <w:rPr>
+                <w:rStyle w:val="VerbatimChar"/>
+              </w:rPr>
+              <w:t xml:space="preserve">site/</w:t>
+            </w:r>
+            <w:r>
+              <w:t xml:space="preserve"> </w:t>
+            </w:r>
+            <w:r>
+              <w:t xml:space="preserve">prototype until Astro on Vercel</w:t>
+            </w:r>
+          </w:p>
+        </w:tc>
+      </w:tr>
+      <w:tr>
+        <w:tc>
+          <w:tcPr/>
+          <w:p>
+            <w:pPr>
+              <w:pStyle w:val="Compact"/>
+            </w:pPr>
+            <w:r>
+              <w:t xml:space="preserve">Donations</w:t>
+            </w:r>
+          </w:p>
+        </w:tc>
+        <w:tc>
+          <w:tcPr/>
+          <w:p>
+            <w:pPr>
+              <w:pStyle w:val="Compact"/>
+            </w:pPr>
+            <w:r>
+              <w:t xml:space="preserve">Keela — redirect to hosted checkout</w:t>
+            </w:r>
+          </w:p>
+        </w:tc>
+        <w:tc>
+          <w:tcPr/>
+          <w:p>
+            <w:pPr>
+              <w:pStyle w:val="Compact"/>
+            </w:pPr>
+            <w:r>
+              <w:t xml:space="preserve">Confirmed (existing)</w:t>
+            </w:r>
+          </w:p>
+        </w:tc>
+      </w:tr>
+      <w:tr>
+        <w:tc>
+          <w:tcPr/>
+          <w:p>
+            <w:pPr>
+              <w:pStyle w:val="Compact"/>
+            </w:pPr>
+            <w:r>
+              <w:t xml:space="preserve">Newsletter</w:t>
+            </w:r>
+          </w:p>
+        </w:tc>
+        <w:tc>
+          <w:tcPr/>
+          <w:p>
+            <w:pPr>
+              <w:pStyle w:val="Compact"/>
+            </w:pPr>
+            <w:r>
+              <w:t xml:space="preserve">Flodesk — embed or Vercel API</w:t>
+            </w:r>
+          </w:p>
+        </w:tc>
+        <w:tc>
+          <w:tcPr/>
+          <w:p>
+            <w:pPr>
+              <w:pStyle w:val="Compact"/>
+            </w:pPr>
+            <w:r>
+              <w:t xml:space="preserve">Confirmed</w:t>
+            </w:r>
+          </w:p>
+        </w:tc>
+      </w:tr>
+      <w:tr>
+        <w:tc>
+          <w:tcPr/>
+          <w:p>
+            <w:pPr>
+              <w:pStyle w:val="Compact"/>
+            </w:pPr>
+            <w:r>
+              <w:t xml:space="preserve">Forms</w:t>
+            </w:r>
+          </w:p>
+        </w:tc>
+        <w:tc>
+          <w:tcPr/>
+          <w:p>
+            <w:pPr>
+              <w:pStyle w:val="Compact"/>
+            </w:pPr>
+            <w:r>
+              <w:t xml:space="preserve">Flodesk / Keela / Raisely / custom Vercel API</w:t>
+            </w:r>
+          </w:p>
+        </w:tc>
+        <w:tc>
+          <w:tcPr/>
+          <w:p>
+            <w:pPr>
+              <w:pStyle w:val="Compact"/>
+            </w:pPr>
+            <w:r>
+              <w:t xml:space="preserve">Flexible per form</w:t>
+            </w:r>
+          </w:p>
+        </w:tc>
+      </w:tr>
+      <w:tr>
+        <w:tc>
+          <w:tcPr/>
+          <w:p>
+            <w:pPr>
+              <w:pStyle w:val="Compact"/>
+            </w:pPr>
+            <w:r>
+              <w:t xml:space="preserve">Database</w:t>
+            </w:r>
+          </w:p>
+        </w:tc>
+        <w:tc>
+          <w:tcPr/>
+          <w:p>
+            <w:pPr>
+              <w:pStyle w:val="Compact"/>
+            </w:pPr>
+            <w:r>
+              <w:t xml:space="preserve">GCP Cloud SQL</w:t>
+            </w:r>
+          </w:p>
+        </w:tc>
+        <w:tc>
+          <w:tcPr/>
+          <w:p>
+            <w:pPr>
+              <w:pStyle w:val="Compact"/>
+            </w:pPr>
+            <w:r>
+              <w:t xml:space="preserve">Phase 2+ only if needed</w:t>
+            </w:r>
+          </w:p>
+        </w:tc>
+      </w:tr>
+      <w:tr>
+        <w:tc>
+          <w:tcPr/>
+          <w:p>
+            <w:pPr>
+              <w:pStyle w:val="Compact"/>
+            </w:pPr>
+            <w:r>
+              <w:t xml:space="preserve">CMS</w:t>
+            </w:r>
+          </w:p>
+        </w:tc>
+        <w:tc>
+          <w:tcPr/>
+          <w:p>
+            <w:pPr>
+              <w:pStyle w:val="Compact"/>
+            </w:pPr>
+            <w:r>
+              <w:t xml:space="preserve">Markdown in repo → Sanity at Phase 1.5</w:t>
+            </w:r>
+          </w:p>
+        </w:tc>
+        <w:tc>
+          <w:tcPr/>
+          <w:p>
+            <w:pPr>
+              <w:pStyle w:val="Compact"/>
+            </w:pPr>
+            <w:r>
+              <w:t xml:space="preserve">Migrate when editors need self-service</w:t>
+            </w:r>
+          </w:p>
+        </w:tc>
+      </w:tr>
+      <w:tr>
+        <w:tc>
+          <w:tcPr/>
+          <w:p>
+            <w:pPr>
+              <w:pStyle w:val="Compact"/>
+            </w:pPr>
+            <w:r>
+              <w:t xml:space="preserve">Analytics</w:t>
+            </w:r>
+          </w:p>
+        </w:tc>
+        <w:tc>
+          <w:tcPr/>
+          <w:p>
+            <w:pPr>
+              <w:pStyle w:val="Compact"/>
+            </w:pPr>
+            <w:r>
+              <w:t xml:space="preserve">Plausible (recommended)</w:t>
+            </w:r>
+          </w:p>
+        </w:tc>
+        <w:tc>
+          <w:tcPr/>
+          <w:p>
+            <w:pPr>
+              <w:pStyle w:val="Compact"/>
+            </w:pPr>
+            <w:r>
+              <w:t xml:space="preserve">GA4 only if paid ads; see</w:t>
+            </w:r>
+            <w:r>
+              <w:t xml:space="preserve"> </w:t>
+            </w:r>
+            <w:r>
+              <w:rPr>
+                <w:rStyle w:val="VerbatimChar"/>
+              </w:rPr>
+              <w:t xml:space="preserve">planning/DECISIONS.md</w:t>
+            </w:r>
+          </w:p>
+        </w:tc>
+      </w:tr>
+    </w:tbl>
+    <w:bookmarkStart w:id="17" w:name="deployment"/>
+    <w:p>
+      <w:pPr>
+        <w:pStyle w:val="Heading3"/>
+      </w:pPr>
+      <w:r>
+        <w:t xml:space="preserve">Deployment</w:t>
+      </w:r>
+    </w:p>
+    <w:tbl>
+      <w:tblPr>
+        <w:tblStyle w:val="Table"/>
+        <w:tblW w:type="auto" w:w="0"/>
+        <w:tblLook w:firstRow="1" w:lastRow="0" w:firstColumn="0" w:lastColumn="0" w:noHBand="0" w:noVBand="0" w:val="0020"/>
+      </w:tblPr>
+      <w:tblGrid>
+        <w:gridCol w:w="2640"/>
+        <w:gridCol w:w="2640"/>
+        <w:gridCol w:w="2640"/>
+      </w:tblGrid>
+      <w:tr>
+        <w:trPr>
+          <w:tblHeader w:val="on"/>
+        </w:trPr>
+        <w:tc>
+          <w:tcPr/>
+          <w:p>
+            <w:pPr>
+              <w:pStyle w:val="Compact"/>
+            </w:pPr>
+            <w:r>
+              <w:t xml:space="preserve">Environment</w:t>
+            </w:r>
+          </w:p>
+        </w:tc>
+        <w:tc>
+          <w:tcPr/>
+          <w:p>
+            <w:pPr>
+              <w:pStyle w:val="Compact"/>
+            </w:pPr>
+            <w:r>
+              <w:t xml:space="preserve">Host</w:t>
+            </w:r>
+          </w:p>
+        </w:tc>
+        <w:tc>
+          <w:tcPr/>
+          <w:p>
+            <w:pPr>
+              <w:pStyle w:val="Compact"/>
+            </w:pPr>
+            <w:r>
+              <w:t xml:space="preserve">URL</w:t>
+            </w:r>
+          </w:p>
+        </w:tc>
+      </w:tr>
+      <w:tr>
+        <w:tc>
+          <w:tcPr/>
+          <w:p>
+            <w:pPr>
+              <w:pStyle w:val="Compact"/>
+            </w:pPr>
+            <w:r>
+              <w:t xml:space="preserve">Prototype preview (now)</w:t>
+            </w:r>
+          </w:p>
+        </w:tc>
+        <w:tc>
+          <w:tcPr/>
+          <w:p>
+            <w:pPr>
+              <w:pStyle w:val="Compact"/>
+            </w:pPr>
+            <w:r>
+              <w:t xml:space="preserve">Netlify</w:t>
+            </w:r>
+          </w:p>
+        </w:tc>
+        <w:tc>
+          <w:tcPr/>
+          <w:p>
+            <w:pPr>
+              <w:pStyle w:val="Compact"/>
+            </w:pPr>
+            <w:r>
+              <w:t xml:space="preserve">contentmentweb2.netlify.app</w:t>
+            </w:r>
+          </w:p>
+        </w:tc>
+      </w:tr>
+      <w:tr>
+        <w:tc>
+          <w:tcPr/>
+          <w:p>
+            <w:pPr>
+              <w:pStyle w:val="Compact"/>
+            </w:pPr>
+            <w:r>
+              <w:t xml:space="preserve">Production</w:t>
+            </w:r>
+          </w:p>
+        </w:tc>
+        <w:tc>
+          <w:tcPr/>
+          <w:p>
+            <w:pPr>
+              <w:pStyle w:val="Compact"/>
+            </w:pPr>
+            <w:r>
               <w:t xml:space="preserve">Vercel</w:t>
             </w:r>
           </w:p>
@@ -1612,217 +1988,45 @@
               <w:pStyle w:val="Compact"/>
             </w:pPr>
             <w:r>
-              <w:t xml:space="preserve">Confirmed</w:t>
-            </w:r>
-          </w:p>
-        </w:tc>
-      </w:tr>
-      <w:tr>
-        <w:tc>
-          <w:tcPr/>
-          <w:p>
-            <w:pPr>
-              <w:pStyle w:val="Compact"/>
-            </w:pPr>
-            <w:r>
-              <w:t xml:space="preserve">Donations</w:t>
-            </w:r>
-          </w:p>
-        </w:tc>
-        <w:tc>
-          <w:tcPr/>
-          <w:p>
-            <w:pPr>
-              <w:pStyle w:val="Compact"/>
-            </w:pPr>
-            <w:r>
-              <w:t xml:space="preserve">Keela — redirect to hosted checkout</w:t>
-            </w:r>
-          </w:p>
-        </w:tc>
-        <w:tc>
-          <w:tcPr/>
-          <w:p>
-            <w:pPr>
-              <w:pStyle w:val="Compact"/>
-            </w:pPr>
-            <w:r>
-              <w:t xml:space="preserve">Confirmed (existing)</w:t>
-            </w:r>
-          </w:p>
-        </w:tc>
-      </w:tr>
-      <w:tr>
-        <w:tc>
-          <w:tcPr/>
-          <w:p>
-            <w:pPr>
-              <w:pStyle w:val="Compact"/>
-            </w:pPr>
-            <w:r>
-              <w:t xml:space="preserve">Newsletter</w:t>
-            </w:r>
-          </w:p>
-        </w:tc>
-        <w:tc>
-          <w:tcPr/>
-          <w:p>
-            <w:pPr>
-              <w:pStyle w:val="Compact"/>
-            </w:pPr>
-            <w:r>
-              <w:t xml:space="preserve">Flodesk — embed or Vercel API</w:t>
-            </w:r>
-          </w:p>
-        </w:tc>
-        <w:tc>
-          <w:tcPr/>
-          <w:p>
-            <w:pPr>
-              <w:pStyle w:val="Compact"/>
-            </w:pPr>
-            <w:r>
-              <w:t xml:space="preserve">Confirmed</w:t>
-            </w:r>
-          </w:p>
-        </w:tc>
-      </w:tr>
-      <w:tr>
-        <w:tc>
-          <w:tcPr/>
-          <w:p>
-            <w:pPr>
-              <w:pStyle w:val="Compact"/>
-            </w:pPr>
-            <w:r>
-              <w:t xml:space="preserve">Forms</w:t>
-            </w:r>
-          </w:p>
-        </w:tc>
-        <w:tc>
-          <w:tcPr/>
-          <w:p>
-            <w:pPr>
-              <w:pStyle w:val="Compact"/>
-            </w:pPr>
-            <w:r>
-              <w:t xml:space="preserve">Flodesk / Keela / Raisely / custom Vercel API</w:t>
-            </w:r>
-          </w:p>
-        </w:tc>
-        <w:tc>
-          <w:tcPr/>
-          <w:p>
-            <w:pPr>
-              <w:pStyle w:val="Compact"/>
-            </w:pPr>
-            <w:r>
-              <w:t xml:space="preserve">Flexible per form</w:t>
-            </w:r>
-          </w:p>
-        </w:tc>
-      </w:tr>
-      <w:tr>
-        <w:tc>
-          <w:tcPr/>
-          <w:p>
-            <w:pPr>
-              <w:pStyle w:val="Compact"/>
-            </w:pPr>
-            <w:r>
-              <w:t xml:space="preserve">Database</w:t>
-            </w:r>
-          </w:p>
-        </w:tc>
-        <w:tc>
-          <w:tcPr/>
-          <w:p>
-            <w:pPr>
-              <w:pStyle w:val="Compact"/>
-            </w:pPr>
-            <w:r>
-              <w:t xml:space="preserve">GCP Cloud SQL</w:t>
-            </w:r>
-          </w:p>
-        </w:tc>
-        <w:tc>
-          <w:tcPr/>
-          <w:p>
-            <w:pPr>
-              <w:pStyle w:val="Compact"/>
-            </w:pPr>
-            <w:r>
-              <w:t xml:space="preserve">Phase 2+ only if needed</w:t>
-            </w:r>
-          </w:p>
-        </w:tc>
-      </w:tr>
-      <w:tr>
-        <w:tc>
-          <w:tcPr/>
-          <w:p>
-            <w:pPr>
-              <w:pStyle w:val="Compact"/>
-            </w:pPr>
-            <w:r>
-              <w:t xml:space="preserve">CMS</w:t>
-            </w:r>
-          </w:p>
-        </w:tc>
-        <w:tc>
-          <w:tcPr/>
-          <w:p>
-            <w:pPr>
-              <w:pStyle w:val="Compact"/>
-            </w:pPr>
-            <w:r>
-              <w:t xml:space="preserve">Markdown in repo → Sanity at Phase 1.5</w:t>
-            </w:r>
-          </w:p>
-        </w:tc>
-        <w:tc>
-          <w:tcPr/>
-          <w:p>
-            <w:pPr>
-              <w:pStyle w:val="Compact"/>
-            </w:pPr>
-            <w:r>
-              <w:t xml:space="preserve">Migrate when editors need self-service</w:t>
-            </w:r>
-          </w:p>
-        </w:tc>
-      </w:tr>
-      <w:tr>
-        <w:tc>
-          <w:tcPr/>
-          <w:p>
-            <w:pPr>
-              <w:pStyle w:val="Compact"/>
-            </w:pPr>
-            <w:r>
-              <w:t xml:space="preserve">Analytics</w:t>
-            </w:r>
-          </w:p>
-        </w:tc>
-        <w:tc>
-          <w:tcPr/>
-          <w:p>
-            <w:pPr>
-              <w:pStyle w:val="Compact"/>
-            </w:pPr>
-            <w:r>
-              <w:t xml:space="preserve">Plausible or GA4</w:t>
-            </w:r>
-          </w:p>
-        </w:tc>
-        <w:tc>
-          <w:tcPr/>
-          <w:p>
-            <w:pPr>
-              <w:pStyle w:val="Compact"/>
-            </w:pPr>
-            <w:r>
-              <w:t xml:space="preserve">UTM required for Festival</w:t>
+              <w:t xml:space="preserve">contentment.org</w:t>
+            </w:r>
+          </w:p>
+        </w:tc>
+      </w:tr>
+      <w:tr>
+        <w:tc>
+          <w:tcPr/>
+          <w:p>
+            <w:pPr>
+              <w:pStyle w:val="Compact"/>
+            </w:pPr>
+            <w:r>
+              <w:t xml:space="preserve">PR previews</w:t>
+            </w:r>
+          </w:p>
+        </w:tc>
+        <w:tc>
+          <w:tcPr/>
+          <w:p>
+            <w:pPr>
+              <w:pStyle w:val="Compact"/>
+            </w:pPr>
+            <w:r>
+              <w:t xml:space="preserve">Vercel</w:t>
+            </w:r>
+          </w:p>
+        </w:tc>
+        <w:tc>
+          <w:tcPr/>
+          <w:p>
+            <w:pPr>
+              <w:pStyle w:val="Compact"/>
+            </w:pPr>
+            <w:r>
+              <w:rPr>
+                <w:rStyle w:val="VerbatimChar"/>
+              </w:rPr>
+              <w:t xml:space="preserve">*.vercel.app</w:t>
             </w:r>
           </w:p>
         </w:tc>
@@ -1836,7 +2040,8 @@
       </w:r>
     </w:p>
     <w:bookmarkEnd w:id="17"/>
-    <w:bookmarkStart w:id="18" w:name="X4c67388ee6d050a4cb2e2d272cce11dd700bfb6"/>
+    <w:bookmarkEnd w:id="18"/>
+    <w:bookmarkStart w:id="19" w:name="X4c67388ee6d050a4cb2e2d272cce11dd700bfb6"/>
     <w:p>
       <w:pPr>
         <w:pStyle w:val="Heading2"/>
@@ -2007,8 +2212,8 @@
         </w:pict>
       </w:r>
     </w:p>
-    <w:bookmarkEnd w:id="18"/>
-    <w:bookmarkStart w:id="19" w:name="X091bdc39c9cdfb758fe9931d8577842b0e167fd"/>
+    <w:bookmarkEnd w:id="19"/>
+    <w:bookmarkStart w:id="20" w:name="X091bdc39c9cdfb758fe9931d8577842b0e167fd"/>
     <w:p>
       <w:pPr>
         <w:pStyle w:val="Heading2"/>
@@ -2515,8 +2720,8 @@
         </w:pict>
       </w:r>
     </w:p>
-    <w:bookmarkEnd w:id="19"/>
-    <w:bookmarkStart w:id="20" w:name="success-metrics-90-days-post-launch"/>
+    <w:bookmarkEnd w:id="20"/>
+    <w:bookmarkStart w:id="21" w:name="success-metrics-90-days-post-launch"/>
     <w:p>
       <w:pPr>
         <w:pStyle w:val="Heading2"/>
@@ -2747,8 +2952,8 @@
         </w:pict>
       </w:r>
     </w:p>
-    <w:bookmarkEnd w:id="20"/>
-    <w:bookmarkStart w:id="21" w:name="where-to-find-the-full-detail"/>
+    <w:bookmarkEnd w:id="21"/>
+    <w:bookmarkStart w:id="22" w:name="where-to-find-the-full-detail"/>
     <w:p>
       <w:pPr>
         <w:pStyle w:val="Heading2"/>
@@ -2890,7 +3095,16 @@
               <w:pStyle w:val="Compact"/>
             </w:pPr>
             <w:r>
-              <w:t xml:space="preserve">Sitemap, URLs, campaign pages</w:t>
+              <w:t xml:space="preserve">Sitemap, URLs, campaign pages,</w:t>
+            </w:r>
+            <w:r>
+              <w:t xml:space="preserve"> </w:t>
+            </w:r>
+            <w:r>
+              <w:rPr>
+                <w:rStyle w:val="VerbatimChar"/>
+              </w:rPr>
+              <w:t xml:space="preserve">/events</w:t>
             </w:r>
           </w:p>
         </w:tc>
@@ -2917,6 +3131,33 @@
               <w:pStyle w:val="Compact"/>
             </w:pPr>
             <w:r>
+              <w:t xml:space="preserve">Open technical decisions</w:t>
+            </w:r>
+          </w:p>
+        </w:tc>
+        <w:tc>
+          <w:tcPr/>
+          <w:p>
+            <w:pPr>
+              <w:pStyle w:val="Compact"/>
+            </w:pPr>
+            <w:r>
+              <w:rPr>
+                <w:rStyle w:val="VerbatimChar"/>
+              </w:rPr>
+              <w:t xml:space="preserve">docs/planning/DECISIONS.md</w:t>
+            </w:r>
+          </w:p>
+        </w:tc>
+      </w:tr>
+      <w:tr>
+        <w:tc>
+          <w:tcPr/>
+          <w:p>
+            <w:pPr>
+              <w:pStyle w:val="Compact"/>
+            </w:pPr>
+            <w:r>
               <w:t xml:space="preserve">Full product requirements</w:t>
             </w:r>
           </w:p>
@@ -3045,8 +3286,8 @@
         </w:tc>
       </w:tr>
     </w:tbl>
-    <w:bookmarkEnd w:id="21"/>
     <w:bookmarkEnd w:id="22"/>
+    <w:bookmarkEnd w:id="23"/>
     <w:sectPr>
       <w:footnotePr>
         <w:numRestart w:val="eachSect"/>

--- a/docs/TEAM-BRIEF.docx
+++ b/docs/TEAM-BRIEF.docx
@@ -2,6 +2,84 @@
 <file path=word/document.xml><?xml version="1.0" encoding="utf-8"?>
 <w:document xmlns:w="http://schemas.openxmlformats.org/wordprocessingml/2006/main" xmlns:m="http://schemas.openxmlformats.org/officeDocument/2006/math" xmlns:r="http://schemas.openxmlformats.org/officeDocument/2006/relationships" xmlns:o="urn:schemas-microsoft-com:office:office" xmlns:v="urn:schemas-microsoft-com:vml" xmlns:w10="urn:schemas-microsoft-com:office:word" xmlns:a="http://schemas.openxmlformats.org/drawingml/2006/main" xmlns:pic="http://schemas.openxmlformats.org/drawingml/2006/picture" xmlns:wp="http://schemas.openxmlformats.org/drawingml/2006/wordprocessingDrawing">
   <w:body>
+    <w:p>
+      <w:pPr>
+        <w:spacing w:before="80" w:after="240"/>
+        <w:shd w:val="clear" w:color="auto" w:fill="02374f"/>
+      </w:pPr>
+      <w:r>
+        <w:rPr>
+          <w:rFonts w:ascii="Calibri" w:hAnsi="Calibri"/>
+          <w:sz w:val="18"/>
+          <w:szCs w:val="18"/>
+          <w:color w:val="1FAFC0"/>
+          <w:i/>
+        </w:rPr>
+        <w:t xml:space="preserve">The Contentment Foundation · contentment.org</w:t>
+      </w:r>
+    </w:p>
+    <w:p>
+      <w:pPr>
+        <w:spacing w:before="40" w:after="40"/>
+        <w:shd w:val="clear" w:color="auto" w:fill="02374f"/>
+      </w:pPr>
+      <w:r>
+        <w:rPr>
+          <w:rFonts w:ascii="Calibri" w:hAnsi="Calibri"/>
+          <w:sz w:val="18"/>
+          <w:szCs w:val="18"/>
+          <w:color w:val="FFFFFF"/>
+        </w:rPr>
+        <w:t xml:space="preserve">Prepared by: Somesh Bhardwaj · Sr. System Admin, Full Stack AI Engineer</w:t>
+      </w:r>
+    </w:p>
+    <w:p>
+      <w:pPr>
+        <w:spacing w:before="40" w:after="80"/>
+        <w:shd w:val="clear" w:color="auto" w:fill="02374f"/>
+      </w:pPr>
+      <w:r>
+        <w:rPr>
+          <w:rFonts w:ascii="Calibri" w:hAnsi="Calibri"/>
+          <w:sz w:val="22"/>
+          <w:szCs w:val="22"/>
+          <w:color w:val="BFEEF5"/>
+          <w:i/>
+        </w:rPr>
+        <w:t xml:space="preserve">Q2 2026 · For All Team Members</w:t>
+      </w:r>
+    </w:p>
+    <w:p>
+      <w:pPr>
+        <w:spacing w:before="280" w:after="80"/>
+        <w:shd w:val="clear" w:color="auto" w:fill="02374f"/>
+      </w:pPr>
+      <w:r>
+        <w:rPr>
+          <w:rFonts w:ascii="Calibri" w:hAnsi="Calibri"/>
+          <w:sz w:val="40"/>
+          <w:szCs w:val="40"/>
+          <w:color w:val="FFFFFF"/>
+          <w:b/>
+        </w:rPr>
+        <w:t xml:space="preserve">Team Brief — contentment.org</w:t>
+      </w:r>
+    </w:p>
+    <w:p>
+      <w:pPr>
+        <w:spacing w:before="0" w:after="0"/>
+        <w:shd w:val="clear" w:color="auto" w:fill="02374f"/>
+      </w:pPr>
+      <w:r>
+        <w:rPr>
+          <w:rFonts w:ascii="Calibri" w:hAnsi="Calibri"/>
+          <w:sz w:val="12"/>
+          <w:szCs w:val="12"/>
+          <w:color w:val="FFFFFF"/>
+        </w:rPr>
+        <w:t xml:space="preserve"/>
+      </w:r>
+    </w:p>
     <w:bookmarkStart w:id="23" w:name="contentment.org-redesign-team-brief"/>
     <w:p>
       <w:pPr>
@@ -14,39 +92,73 @@
     <w:p>
       <w:pPr>
         <w:pStyle w:val="BlockText"/>
+        <w:spacing w:before="80" w:after="80"/>
+        <w:ind w:left="454" w:right="454"/>
       </w:pPr>
       <w:r>
+        <w:rPr>
+          <w:i/>
+          <w:color w:val="0080B0"/>
+        </w:rPr>
         <w:t xml:space="preserve">Q2 2026 · One-pager for all team members · Full detail in individual docs under</w:t>
       </w:r>
       <w:r>
+        <w:rPr>
+          <w:i/>
+          <w:color w:val="0080B0"/>
+        </w:rPr>
         <w:t xml:space="preserve"> </w:t>
       </w:r>
       <w:r>
         <w:rPr>
           <w:rStyle w:val="VerbatimChar"/>
+          <w:i/>
+          <w:color w:val="0080B0"/>
         </w:rPr>
         <w:t xml:space="preserve">docs/</w:t>
       </w:r>
       <w:r>
+        <w:rPr>
+          <w:i/>
+          <w:color w:val="0080B0"/>
+        </w:rPr>
         <w:br/>
       </w:r>
       <w:r>
+        <w:rPr>
+          <w:i/>
+          <w:color w:val="0080B0"/>
+        </w:rPr>
         <w:t xml:space="preserve">Prepared by</w:t>
       </w:r>
       <w:r>
+        <w:rPr>
+          <w:i/>
+          <w:color w:val="0080B0"/>
+        </w:rPr>
         <w:t xml:space="preserve"> </w:t>
       </w:r>
       <w:r>
         <w:rPr>
           <w:b/>
           <w:bCs/>
+          <w:i/>
+          <w:color w:val="0080B0"/>
         </w:rPr>
         <w:t xml:space="preserve">Somesh Bhardwaj</w:t>
       </w:r>
       <w:r>
+        <w:rPr>
+          <w:i/>
+          <w:color w:val="0080B0"/>
+        </w:rPr>
         <w:t xml:space="preserve"> </w:t>
       </w:r>
       <w:r>
+        <w:rPr>
+          <w:i/>
+          <w:color w:val="0080B0"/>
+        </w:rPr>
         <w:t xml:space="preserve">· somesh@contentment.org · Sr. System Admin, Full Stack AI Engineer · The Contentment Foundation</w:t>
       </w:r>
     </w:p>
@@ -228,24 +340,44 @@
     <w:p>
       <w:pPr>
         <w:pStyle w:val="BlockText"/>
+        <w:spacing w:before="80" w:after="80"/>
+        <w:ind w:left="454" w:right="454"/>
       </w:pPr>
       <w:r>
+        <w:rPr>
+          <w:i/>
+          <w:color w:val="0080B0"/>
+        </w:rPr>
         <w:t xml:space="preserve">325 schools · 12 countries · 4 continents · 11,925 educators · 409,625+ students ·</w:t>
       </w:r>
       <w:r>
+        <w:rPr>
+          <w:i/>
+          <w:color w:val="0080B0"/>
+        </w:rPr>
         <w:t xml:space="preserve"> </w:t>
       </w:r>
       <w:r>
         <w:rPr>
           <w:b/>
           <w:bCs/>
+          <w:i/>
+          <w:color w:val="0080B0"/>
         </w:rPr>
         <w:t xml:space="preserve">86%</w:t>
       </w:r>
       <w:r>
+        <w:rPr>
+          <w:i/>
+          <w:color w:val="0080B0"/>
+        </w:rPr>
         <w:t xml:space="preserve"> </w:t>
       </w:r>
       <w:r>
+        <w:rPr>
+          <w:i/>
+          <w:color w:val="0080B0"/>
+        </w:rPr>
         <w:t xml:space="preserve">reported improvement in every region · ~20 seats at $5/month fund one teacher’s full year</w:t>
       </w:r>
     </w:p>
@@ -283,34 +415,97 @@
           <w:tblHeader w:val="on"/>
         </w:trPr>
         <w:tc>
-          <w:tcPr/>
-          <w:p>
-            <w:pPr>
-              <w:pStyle w:val="Compact"/>
-            </w:pPr>
-            <w:r>
+          <w:tcPr>
+            <w:shd w:val="clear" w:color="auto" w:fill="02374f"/>
+            <w:tcBorders>
+              <w:top w:val="single" w:sz="4" w:space="0" w:color="D1D9DC"/>
+              <w:left w:val="single" w:sz="4" w:space="0" w:color="D1D9DC"/>
+              <w:bottom w:val="single" w:sz="4" w:space="0" w:color="D1D9DC"/>
+              <w:right w:val="single" w:sz="4" w:space="0" w:color="D1D9DC"/>
+            </w:tcBorders>
+            <w:tcMar>
+              <w:top w:w="60" w:type="dxa"/>
+              <w:bottom w:w="60" w:type="dxa"/>
+              <w:left w:w="115" w:type="dxa"/>
+              <w:right w:w="115" w:type="dxa"/>
+            </w:tcMar>
+          </w:tcPr>
+          <w:p>
+            <w:pPr>
+              <w:pStyle w:val="Compact"/>
+              <w:spacing w:before="20" w:after="20"/>
+            </w:pPr>
+            <w:r>
+              <w:rPr>
+                <w:rFonts w:ascii="Calibri" w:hAnsi="Calibri"/>
+                <w:b/>
+                <w:color w:val="FFFFFF"/>
+                <w:sz w:val="19"/>
+              </w:rPr>
               <w:t xml:space="preserve">Audience</w:t>
             </w:r>
           </w:p>
         </w:tc>
         <w:tc>
-          <w:tcPr/>
-          <w:p>
-            <w:pPr>
-              <w:pStyle w:val="Compact"/>
-            </w:pPr>
-            <w:r>
+          <w:tcPr>
+            <w:shd w:val="clear" w:color="auto" w:fill="02374f"/>
+            <w:tcBorders>
+              <w:top w:val="single" w:sz="4" w:space="0" w:color="D1D9DC"/>
+              <w:left w:val="single" w:sz="4" w:space="0" w:color="D1D9DC"/>
+              <w:bottom w:val="single" w:sz="4" w:space="0" w:color="D1D9DC"/>
+              <w:right w:val="single" w:sz="4" w:space="0" w:color="D1D9DC"/>
+            </w:tcBorders>
+            <w:tcMar>
+              <w:top w:w="60" w:type="dxa"/>
+              <w:bottom w:w="60" w:type="dxa"/>
+              <w:left w:w="115" w:type="dxa"/>
+              <w:right w:w="115" w:type="dxa"/>
+            </w:tcMar>
+          </w:tcPr>
+          <w:p>
+            <w:pPr>
+              <w:pStyle w:val="Compact"/>
+              <w:spacing w:before="20" w:after="20"/>
+            </w:pPr>
+            <w:r>
+              <w:rPr>
+                <w:rFonts w:ascii="Calibri" w:hAnsi="Calibri"/>
+                <w:b/>
+                <w:color w:val="FFFFFF"/>
+                <w:sz w:val="19"/>
+              </w:rPr>
               <w:t xml:space="preserve">Inner voice</w:t>
             </w:r>
           </w:p>
         </w:tc>
         <w:tc>
-          <w:tcPr/>
-          <w:p>
-            <w:pPr>
-              <w:pStyle w:val="Compact"/>
-            </w:pPr>
-            <w:r>
+          <w:tcPr>
+            <w:shd w:val="clear" w:color="auto" w:fill="02374f"/>
+            <w:tcBorders>
+              <w:top w:val="single" w:sz="4" w:space="0" w:color="D1D9DC"/>
+              <w:left w:val="single" w:sz="4" w:space="0" w:color="D1D9DC"/>
+              <w:bottom w:val="single" w:sz="4" w:space="0" w:color="D1D9DC"/>
+              <w:right w:val="single" w:sz="4" w:space="0" w:color="D1D9DC"/>
+            </w:tcBorders>
+            <w:tcMar>
+              <w:top w:w="60" w:type="dxa"/>
+              <w:bottom w:w="60" w:type="dxa"/>
+              <w:left w:w="115" w:type="dxa"/>
+              <w:right w:w="115" w:type="dxa"/>
+            </w:tcMar>
+          </w:tcPr>
+          <w:p>
+            <w:pPr>
+              <w:pStyle w:val="Compact"/>
+              <w:spacing w:before="20" w:after="20"/>
+            </w:pPr>
+            <w:r>
+              <w:rPr>
+                <w:rFonts w:ascii="Calibri" w:hAnsi="Calibri"/>
+                <w:b/>
+                <w:color w:val="FFFFFF"/>
+                <w:sz w:val="19"/>
+              </w:rPr>
               <w:t xml:space="preserve">Destination</w:t>
             </w:r>
           </w:p>
@@ -318,44 +513,112 @@
       </w:tr>
       <w:tr>
         <w:tc>
-          <w:tcPr/>
-          <w:p>
-            <w:pPr>
-              <w:pStyle w:val="Compact"/>
-            </w:pPr>
-            <w:r>
-              <w:rPr>
+          <w:tcPr>
+            <w:shd w:val="clear" w:color="auto" w:fill="FFFFFF"/>
+            <w:tcBorders>
+              <w:top w:val="single" w:sz="4" w:space="0" w:color="D1D9DC"/>
+              <w:left w:val="single" w:sz="4" w:space="0" w:color="D1D9DC"/>
+              <w:bottom w:val="single" w:sz="4" w:space="0" w:color="D1D9DC"/>
+              <w:right w:val="single" w:sz="4" w:space="0" w:color="D1D9DC"/>
+            </w:tcBorders>
+            <w:tcMar>
+              <w:top w:w="60" w:type="dxa"/>
+              <w:bottom w:w="60" w:type="dxa"/>
+              <w:left w:w="115" w:type="dxa"/>
+              <w:right w:w="115" w:type="dxa"/>
+            </w:tcMar>
+          </w:tcPr>
+          <w:p>
+            <w:pPr>
+              <w:pStyle w:val="Compact"/>
+              <w:spacing w:before="20" w:after="20"/>
+            </w:pPr>
+            <w:r>
+              <w:rPr>
+                <w:rFonts w:ascii="Calibri" w:hAnsi="Calibri"/>
                 <w:b/>
                 <w:bCs/>
+                <w:color w:val="3C3B43"/>
+                <w:sz w:val="19"/>
               </w:rPr>
               <w:t xml:space="preserve">Future members</w:t>
             </w:r>
             <w:r>
+              <w:rPr>
+                <w:rFonts w:ascii="Calibri" w:hAnsi="Calibri"/>
+                <w:color w:val="3C3B43"/>
+                <w:sz w:val="19"/>
+              </w:rPr>
               <w:t xml:space="preserve"> </w:t>
             </w:r>
             <w:r>
+              <w:rPr>
+                <w:rFonts w:ascii="Calibri" w:hAnsi="Calibri"/>
+                <w:color w:val="3C3B43"/>
+                <w:sz w:val="19"/>
+              </w:rPr>
               <w:t xml:space="preserve">(primary)</w:t>
             </w:r>
           </w:p>
         </w:tc>
         <w:tc>
-          <w:tcPr/>
-          <w:p>
-            <w:pPr>
-              <w:pStyle w:val="Compact"/>
-            </w:pPr>
-            <w:r>
+          <w:tcPr>
+            <w:shd w:val="clear" w:color="auto" w:fill="FFFFFF"/>
+            <w:tcBorders>
+              <w:top w:val="single" w:sz="4" w:space="0" w:color="D1D9DC"/>
+              <w:left w:val="single" w:sz="4" w:space="0" w:color="D1D9DC"/>
+              <w:bottom w:val="single" w:sz="4" w:space="0" w:color="D1D9DC"/>
+              <w:right w:val="single" w:sz="4" w:space="0" w:color="D1D9DC"/>
+            </w:tcBorders>
+            <w:tcMar>
+              <w:top w:w="60" w:type="dxa"/>
+              <w:bottom w:w="60" w:type="dxa"/>
+              <w:left w:w="115" w:type="dxa"/>
+              <w:right w:w="115" w:type="dxa"/>
+            </w:tcMar>
+          </w:tcPr>
+          <w:p>
+            <w:pPr>
+              <w:pStyle w:val="Compact"/>
+              <w:spacing w:before="20" w:after="20"/>
+            </w:pPr>
+            <w:r>
+              <w:rPr>
+                <w:rFonts w:ascii="Calibri" w:hAnsi="Calibri"/>
+                <w:color w:val="3C3B43"/>
+                <w:sz w:val="19"/>
+              </w:rPr>
               <w:t xml:space="preserve">“I remember a great teacher. Teachers are running on empty.”</w:t>
             </w:r>
           </w:p>
         </w:tc>
         <w:tc>
-          <w:tcPr/>
-          <w:p>
-            <w:pPr>
-              <w:pStyle w:val="Compact"/>
-            </w:pPr>
-            <w:r>
+          <w:tcPr>
+            <w:shd w:val="clear" w:color="auto" w:fill="FFFFFF"/>
+            <w:tcBorders>
+              <w:top w:val="single" w:sz="4" w:space="0" w:color="D1D9DC"/>
+              <w:left w:val="single" w:sz="4" w:space="0" w:color="D1D9DC"/>
+              <w:bottom w:val="single" w:sz="4" w:space="0" w:color="D1D9DC"/>
+              <w:right w:val="single" w:sz="4" w:space="0" w:color="D1D9DC"/>
+            </w:tcBorders>
+            <w:tcMar>
+              <w:top w:w="60" w:type="dxa"/>
+              <w:bottom w:w="60" w:type="dxa"/>
+              <w:left w:w="115" w:type="dxa"/>
+              <w:right w:w="115" w:type="dxa"/>
+            </w:tcMar>
+          </w:tcPr>
+          <w:p>
+            <w:pPr>
+              <w:pStyle w:val="Compact"/>
+              <w:spacing w:before="20" w:after="20"/>
+            </w:pPr>
+            <w:r>
+              <w:rPr>
+                <w:rFonts w:ascii="Calibri" w:hAnsi="Calibri"/>
+                <w:color w:val="3C3B43"/>
+                <w:sz w:val="19"/>
+              </w:rPr>
               <w:t xml:space="preserve">Join Homeroom — $5/month</w:t>
             </w:r>
           </w:p>
@@ -363,38 +626,96 @@
       </w:tr>
       <w:tr>
         <w:tc>
-          <w:tcPr/>
-          <w:p>
-            <w:pPr>
-              <w:pStyle w:val="Compact"/>
-            </w:pPr>
-            <w:r>
-              <w:rPr>
+          <w:tcPr>
+            <w:shd w:val="clear" w:color="auto" w:fill="E8F1F2"/>
+            <w:tcBorders>
+              <w:top w:val="single" w:sz="4" w:space="0" w:color="D1D9DC"/>
+              <w:left w:val="single" w:sz="4" w:space="0" w:color="D1D9DC"/>
+              <w:bottom w:val="single" w:sz="4" w:space="0" w:color="D1D9DC"/>
+              <w:right w:val="single" w:sz="4" w:space="0" w:color="D1D9DC"/>
+            </w:tcBorders>
+            <w:tcMar>
+              <w:top w:w="60" w:type="dxa"/>
+              <w:bottom w:w="60" w:type="dxa"/>
+              <w:left w:w="115" w:type="dxa"/>
+              <w:right w:w="115" w:type="dxa"/>
+            </w:tcMar>
+          </w:tcPr>
+          <w:p>
+            <w:pPr>
+              <w:pStyle w:val="Compact"/>
+              <w:spacing w:before="20" w:after="20"/>
+            </w:pPr>
+            <w:r>
+              <w:rPr>
+                <w:rFonts w:ascii="Calibri" w:hAnsi="Calibri"/>
                 <w:b/>
                 <w:bCs/>
+                <w:color w:val="3C3B43"/>
+                <w:sz w:val="19"/>
               </w:rPr>
               <w:t xml:space="preserve">School leaders</w:t>
             </w:r>
           </w:p>
         </w:tc>
         <w:tc>
-          <w:tcPr/>
-          <w:p>
-            <w:pPr>
-              <w:pStyle w:val="Compact"/>
-            </w:pPr>
-            <w:r>
+          <w:tcPr>
+            <w:shd w:val="clear" w:color="auto" w:fill="E8F1F2"/>
+            <w:tcBorders>
+              <w:top w:val="single" w:sz="4" w:space="0" w:color="D1D9DC"/>
+              <w:left w:val="single" w:sz="4" w:space="0" w:color="D1D9DC"/>
+              <w:bottom w:val="single" w:sz="4" w:space="0" w:color="D1D9DC"/>
+              <w:right w:val="single" w:sz="4" w:space="0" w:color="D1D9DC"/>
+            </w:tcBorders>
+            <w:tcMar>
+              <w:top w:w="60" w:type="dxa"/>
+              <w:bottom w:w="60" w:type="dxa"/>
+              <w:left w:w="115" w:type="dxa"/>
+              <w:right w:w="115" w:type="dxa"/>
+            </w:tcMar>
+          </w:tcPr>
+          <w:p>
+            <w:pPr>
+              <w:pStyle w:val="Compact"/>
+              <w:spacing w:before="20" w:after="20"/>
+            </w:pPr>
+            <w:r>
+              <w:rPr>
+                <w:rFonts w:ascii="Calibri" w:hAnsi="Calibri"/>
+                <w:color w:val="3C3B43"/>
+                <w:sz w:val="19"/>
+              </w:rPr>
               <w:t xml:space="preserve">“My teachers are struggling. I need outcomes, not fluff.”</w:t>
             </w:r>
           </w:p>
         </w:tc>
         <w:tc>
-          <w:tcPr/>
-          <w:p>
-            <w:pPr>
-              <w:pStyle w:val="Compact"/>
-            </w:pPr>
-            <w:r>
+          <w:tcPr>
+            <w:shd w:val="clear" w:color="auto" w:fill="E8F1F2"/>
+            <w:tcBorders>
+              <w:top w:val="single" w:sz="4" w:space="0" w:color="D1D9DC"/>
+              <w:left w:val="single" w:sz="4" w:space="0" w:color="D1D9DC"/>
+              <w:bottom w:val="single" w:sz="4" w:space="0" w:color="D1D9DC"/>
+              <w:right w:val="single" w:sz="4" w:space="0" w:color="D1D9DC"/>
+            </w:tcBorders>
+            <w:tcMar>
+              <w:top w:w="60" w:type="dxa"/>
+              <w:bottom w:w="60" w:type="dxa"/>
+              <w:left w:w="115" w:type="dxa"/>
+              <w:right w:w="115" w:type="dxa"/>
+            </w:tcMar>
+          </w:tcPr>
+          <w:p>
+            <w:pPr>
+              <w:pStyle w:val="Compact"/>
+              <w:spacing w:before="20" w:after="20"/>
+            </w:pPr>
+            <w:r>
+              <w:rPr>
+                <w:rFonts w:ascii="Calibri" w:hAnsi="Calibri"/>
+                <w:color w:val="3C3B43"/>
+                <w:sz w:val="19"/>
+              </w:rPr>
               <w:t xml:space="preserve">Start the conversation (discovery form)</w:t>
             </w:r>
           </w:p>
@@ -402,38 +723,96 @@
       </w:tr>
       <w:tr>
         <w:tc>
-          <w:tcPr/>
-          <w:p>
-            <w:pPr>
-              <w:pStyle w:val="Compact"/>
-            </w:pPr>
-            <w:r>
-              <w:rPr>
+          <w:tcPr>
+            <w:shd w:val="clear" w:color="auto" w:fill="FFFFFF"/>
+            <w:tcBorders>
+              <w:top w:val="single" w:sz="4" w:space="0" w:color="D1D9DC"/>
+              <w:left w:val="single" w:sz="4" w:space="0" w:color="D1D9DC"/>
+              <w:bottom w:val="single" w:sz="4" w:space="0" w:color="D1D9DC"/>
+              <w:right w:val="single" w:sz="4" w:space="0" w:color="D1D9DC"/>
+            </w:tcBorders>
+            <w:tcMar>
+              <w:top w:w="60" w:type="dxa"/>
+              <w:bottom w:w="60" w:type="dxa"/>
+              <w:left w:w="115" w:type="dxa"/>
+              <w:right w:w="115" w:type="dxa"/>
+            </w:tcMar>
+          </w:tcPr>
+          <w:p>
+            <w:pPr>
+              <w:pStyle w:val="Compact"/>
+              <w:spacing w:before="20" w:after="20"/>
+            </w:pPr>
+            <w:r>
+              <w:rPr>
+                <w:rFonts w:ascii="Calibri" w:hAnsi="Calibri"/>
                 <w:b/>
                 <w:bCs/>
+                <w:color w:val="3C3B43"/>
+                <w:sz w:val="19"/>
               </w:rPr>
               <w:t xml:space="preserve">Educators</w:t>
             </w:r>
           </w:p>
         </w:tc>
         <w:tc>
-          <w:tcPr/>
-          <w:p>
-            <w:pPr>
-              <w:pStyle w:val="Compact"/>
-            </w:pPr>
-            <w:r>
+          <w:tcPr>
+            <w:shd w:val="clear" w:color="auto" w:fill="FFFFFF"/>
+            <w:tcBorders>
+              <w:top w:val="single" w:sz="4" w:space="0" w:color="D1D9DC"/>
+              <w:left w:val="single" w:sz="4" w:space="0" w:color="D1D9DC"/>
+              <w:bottom w:val="single" w:sz="4" w:space="0" w:color="D1D9DC"/>
+              <w:right w:val="single" w:sz="4" w:space="0" w:color="D1D9DC"/>
+            </w:tcBorders>
+            <w:tcMar>
+              <w:top w:w="60" w:type="dxa"/>
+              <w:bottom w:w="60" w:type="dxa"/>
+              <w:left w:w="115" w:type="dxa"/>
+              <w:right w:w="115" w:type="dxa"/>
+            </w:tcMar>
+          </w:tcPr>
+          <w:p>
+            <w:pPr>
+              <w:pStyle w:val="Compact"/>
+              <w:spacing w:before="20" w:after="20"/>
+            </w:pPr>
+            <w:r>
+              <w:rPr>
+                <w:rFonts w:ascii="Calibri" w:hAnsi="Calibri"/>
+                <w:color w:val="3C3B43"/>
+                <w:sz w:val="19"/>
+              </w:rPr>
               <w:t xml:space="preserve">“I’m exhausted. Is this another thing on my plate?”</w:t>
             </w:r>
           </w:p>
         </w:tc>
         <w:tc>
-          <w:tcPr/>
-          <w:p>
-            <w:pPr>
-              <w:pStyle w:val="Compact"/>
-            </w:pPr>
-            <w:r>
+          <w:tcPr>
+            <w:shd w:val="clear" w:color="auto" w:fill="FFFFFF"/>
+            <w:tcBorders>
+              <w:top w:val="single" w:sz="4" w:space="0" w:color="D1D9DC"/>
+              <w:left w:val="single" w:sz="4" w:space="0" w:color="D1D9DC"/>
+              <w:bottom w:val="single" w:sz="4" w:space="0" w:color="D1D9DC"/>
+              <w:right w:val="single" w:sz="4" w:space="0" w:color="D1D9DC"/>
+            </w:tcBorders>
+            <w:tcMar>
+              <w:top w:w="60" w:type="dxa"/>
+              <w:bottom w:w="60" w:type="dxa"/>
+              <w:left w:w="115" w:type="dxa"/>
+              <w:right w:w="115" w:type="dxa"/>
+            </w:tcMar>
+          </w:tcPr>
+          <w:p>
+            <w:pPr>
+              <w:pStyle w:val="Compact"/>
+              <w:spacing w:before="20" w:after="20"/>
+            </w:pPr>
+            <w:r>
+              <w:rPr>
+                <w:rFonts w:ascii="Calibri" w:hAnsi="Calibri"/>
+                <w:color w:val="3C3B43"/>
+                <w:sz w:val="19"/>
+              </w:rPr>
               <w:t xml:space="preserve">Circles &amp; educator pathway</w:t>
             </w:r>
           </w:p>
@@ -482,34 +861,97 @@
           <w:tblHeader w:val="on"/>
         </w:trPr>
         <w:tc>
-          <w:tcPr/>
-          <w:p>
-            <w:pPr>
-              <w:pStyle w:val="Compact"/>
-            </w:pPr>
-            <w:r>
+          <w:tcPr>
+            <w:shd w:val="clear" w:color="auto" w:fill="02374f"/>
+            <w:tcBorders>
+              <w:top w:val="single" w:sz="4" w:space="0" w:color="D1D9DC"/>
+              <w:left w:val="single" w:sz="4" w:space="0" w:color="D1D9DC"/>
+              <w:bottom w:val="single" w:sz="4" w:space="0" w:color="D1D9DC"/>
+              <w:right w:val="single" w:sz="4" w:space="0" w:color="D1D9DC"/>
+            </w:tcBorders>
+            <w:tcMar>
+              <w:top w:w="60" w:type="dxa"/>
+              <w:bottom w:w="60" w:type="dxa"/>
+              <w:left w:w="115" w:type="dxa"/>
+              <w:right w:w="115" w:type="dxa"/>
+            </w:tcMar>
+          </w:tcPr>
+          <w:p>
+            <w:pPr>
+              <w:pStyle w:val="Compact"/>
+              <w:spacing w:before="20" w:after="20"/>
+            </w:pPr>
+            <w:r>
+              <w:rPr>
+                <w:rFonts w:ascii="Calibri" w:hAnsi="Calibri"/>
+                <w:b/>
+                <w:color w:val="FFFFFF"/>
+                <w:sz w:val="19"/>
+              </w:rPr>
               <w:t xml:space="preserve">Step</w:t>
             </w:r>
           </w:p>
         </w:tc>
         <w:tc>
-          <w:tcPr/>
-          <w:p>
-            <w:pPr>
-              <w:pStyle w:val="Compact"/>
-            </w:pPr>
-            <w:r>
+          <w:tcPr>
+            <w:shd w:val="clear" w:color="auto" w:fill="02374f"/>
+            <w:tcBorders>
+              <w:top w:val="single" w:sz="4" w:space="0" w:color="D1D9DC"/>
+              <w:left w:val="single" w:sz="4" w:space="0" w:color="D1D9DC"/>
+              <w:bottom w:val="single" w:sz="4" w:space="0" w:color="D1D9DC"/>
+              <w:right w:val="single" w:sz="4" w:space="0" w:color="D1D9DC"/>
+            </w:tcBorders>
+            <w:tcMar>
+              <w:top w:w="60" w:type="dxa"/>
+              <w:bottom w:w="60" w:type="dxa"/>
+              <w:left w:w="115" w:type="dxa"/>
+              <w:right w:w="115" w:type="dxa"/>
+            </w:tcMar>
+          </w:tcPr>
+          <w:p>
+            <w:pPr>
+              <w:pStyle w:val="Compact"/>
+              <w:spacing w:before="20" w:after="20"/>
+            </w:pPr>
+            <w:r>
+              <w:rPr>
+                <w:rFonts w:ascii="Calibri" w:hAnsi="Calibri"/>
+                <w:b/>
+                <w:color w:val="FFFFFF"/>
+                <w:sz w:val="19"/>
+              </w:rPr>
               <w:t xml:space="preserve">Visitor’s inner voice</w:t>
             </w:r>
           </w:p>
         </w:tc>
         <w:tc>
-          <w:tcPr/>
-          <w:p>
-            <w:pPr>
-              <w:pStyle w:val="Compact"/>
-            </w:pPr>
-            <w:r>
+          <w:tcPr>
+            <w:shd w:val="clear" w:color="auto" w:fill="02374f"/>
+            <w:tcBorders>
+              <w:top w:val="single" w:sz="4" w:space="0" w:color="D1D9DC"/>
+              <w:left w:val="single" w:sz="4" w:space="0" w:color="D1D9DC"/>
+              <w:bottom w:val="single" w:sz="4" w:space="0" w:color="D1D9DC"/>
+              <w:right w:val="single" w:sz="4" w:space="0" w:color="D1D9DC"/>
+            </w:tcBorders>
+            <w:tcMar>
+              <w:top w:w="60" w:type="dxa"/>
+              <w:bottom w:w="60" w:type="dxa"/>
+              <w:left w:w="115" w:type="dxa"/>
+              <w:right w:w="115" w:type="dxa"/>
+            </w:tcMar>
+          </w:tcPr>
+          <w:p>
+            <w:pPr>
+              <w:pStyle w:val="Compact"/>
+              <w:spacing w:before="20" w:after="20"/>
+            </w:pPr>
+            <w:r>
+              <w:rPr>
+                <w:rFonts w:ascii="Calibri" w:hAnsi="Calibri"/>
+                <w:b/>
+                <w:color w:val="FFFFFF"/>
+                <w:sz w:val="19"/>
+              </w:rPr>
               <w:t xml:space="preserve">Key proof at this step</w:t>
             </w:r>
           </w:p>
@@ -517,34 +959,94 @@
       </w:tr>
       <w:tr>
         <w:tc>
-          <w:tcPr/>
-          <w:p>
-            <w:pPr>
-              <w:pStyle w:val="Compact"/>
-            </w:pPr>
-            <w:r>
+          <w:tcPr>
+            <w:shd w:val="clear" w:color="auto" w:fill="FFFFFF"/>
+            <w:tcBorders>
+              <w:top w:val="single" w:sz="4" w:space="0" w:color="D1D9DC"/>
+              <w:left w:val="single" w:sz="4" w:space="0" w:color="D1D9DC"/>
+              <w:bottom w:val="single" w:sz="4" w:space="0" w:color="D1D9DC"/>
+              <w:right w:val="single" w:sz="4" w:space="0" w:color="D1D9DC"/>
+            </w:tcBorders>
+            <w:tcMar>
+              <w:top w:w="60" w:type="dxa"/>
+              <w:bottom w:w="60" w:type="dxa"/>
+              <w:left w:w="115" w:type="dxa"/>
+              <w:right w:w="115" w:type="dxa"/>
+            </w:tcMar>
+          </w:tcPr>
+          <w:p>
+            <w:pPr>
+              <w:pStyle w:val="Compact"/>
+              <w:spacing w:before="20" w:after="20"/>
+            </w:pPr>
+            <w:r>
+              <w:rPr>
+                <w:rFonts w:ascii="Calibri" w:hAnsi="Calibri"/>
+                <w:color w:val="3C3B43"/>
+                <w:sz w:val="19"/>
+              </w:rPr>
               <w:t xml:space="preserve">1</w:t>
             </w:r>
           </w:p>
         </w:tc>
         <w:tc>
-          <w:tcPr/>
-          <w:p>
-            <w:pPr>
-              <w:pStyle w:val="Compact"/>
-            </w:pPr>
-            <w:r>
+          <w:tcPr>
+            <w:shd w:val="clear" w:color="auto" w:fill="FFFFFF"/>
+            <w:tcBorders>
+              <w:top w:val="single" w:sz="4" w:space="0" w:color="D1D9DC"/>
+              <w:left w:val="single" w:sz="4" w:space="0" w:color="D1D9DC"/>
+              <w:bottom w:val="single" w:sz="4" w:space="0" w:color="D1D9DC"/>
+              <w:right w:val="single" w:sz="4" w:space="0" w:color="D1D9DC"/>
+            </w:tcBorders>
+            <w:tcMar>
+              <w:top w:w="60" w:type="dxa"/>
+              <w:bottom w:w="60" w:type="dxa"/>
+              <w:left w:w="115" w:type="dxa"/>
+              <w:right w:w="115" w:type="dxa"/>
+            </w:tcMar>
+          </w:tcPr>
+          <w:p>
+            <w:pPr>
+              <w:pStyle w:val="Compact"/>
+              <w:spacing w:before="20" w:after="20"/>
+            </w:pPr>
+            <w:r>
+              <w:rPr>
+                <w:rFonts w:ascii="Calibri" w:hAnsi="Calibri"/>
+                <w:color w:val="3C3B43"/>
+                <w:sz w:val="19"/>
+              </w:rPr>
               <w:t xml:space="preserve">“One caring teacher changes everything. I remember mine.”</w:t>
             </w:r>
           </w:p>
         </w:tc>
         <w:tc>
-          <w:tcPr/>
-          <w:p>
-            <w:pPr>
-              <w:pStyle w:val="Compact"/>
-            </w:pPr>
-            <w:r>
+          <w:tcPr>
+            <w:shd w:val="clear" w:color="auto" w:fill="FFFFFF"/>
+            <w:tcBorders>
+              <w:top w:val="single" w:sz="4" w:space="0" w:color="D1D9DC"/>
+              <w:left w:val="single" w:sz="4" w:space="0" w:color="D1D9DC"/>
+              <w:bottom w:val="single" w:sz="4" w:space="0" w:color="D1D9DC"/>
+              <w:right w:val="single" w:sz="4" w:space="0" w:color="D1D9DC"/>
+            </w:tcBorders>
+            <w:tcMar>
+              <w:top w:w="60" w:type="dxa"/>
+              <w:bottom w:w="60" w:type="dxa"/>
+              <w:left w:w="115" w:type="dxa"/>
+              <w:right w:w="115" w:type="dxa"/>
+            </w:tcMar>
+          </w:tcPr>
+          <w:p>
+            <w:pPr>
+              <w:pStyle w:val="Compact"/>
+              <w:spacing w:before="20" w:after="20"/>
+            </w:pPr>
+            <w:r>
+              <w:rPr>
+                <w:rFonts w:ascii="Calibri" w:hAnsi="Calibri"/>
+                <w:color w:val="3C3B43"/>
+                <w:sz w:val="19"/>
+              </w:rPr>
               <w:t xml:space="preserve">Emotional hook — begin in their memory, not our mission</w:t>
             </w:r>
           </w:p>
@@ -552,34 +1054,94 @@
       </w:tr>
       <w:tr>
         <w:tc>
-          <w:tcPr/>
-          <w:p>
-            <w:pPr>
-              <w:pStyle w:val="Compact"/>
-            </w:pPr>
-            <w:r>
+          <w:tcPr>
+            <w:shd w:val="clear" w:color="auto" w:fill="E8F1F2"/>
+            <w:tcBorders>
+              <w:top w:val="single" w:sz="4" w:space="0" w:color="D1D9DC"/>
+              <w:left w:val="single" w:sz="4" w:space="0" w:color="D1D9DC"/>
+              <w:bottom w:val="single" w:sz="4" w:space="0" w:color="D1D9DC"/>
+              <w:right w:val="single" w:sz="4" w:space="0" w:color="D1D9DC"/>
+            </w:tcBorders>
+            <w:tcMar>
+              <w:top w:w="60" w:type="dxa"/>
+              <w:bottom w:w="60" w:type="dxa"/>
+              <w:left w:w="115" w:type="dxa"/>
+              <w:right w:w="115" w:type="dxa"/>
+            </w:tcMar>
+          </w:tcPr>
+          <w:p>
+            <w:pPr>
+              <w:pStyle w:val="Compact"/>
+              <w:spacing w:before="20" w:after="20"/>
+            </w:pPr>
+            <w:r>
+              <w:rPr>
+                <w:rFonts w:ascii="Calibri" w:hAnsi="Calibri"/>
+                <w:color w:val="3C3B43"/>
+                <w:sz w:val="19"/>
+              </w:rPr>
               <w:t xml:space="preserve">2</w:t>
             </w:r>
           </w:p>
         </w:tc>
         <w:tc>
-          <w:tcPr/>
-          <w:p>
-            <w:pPr>
-              <w:pStyle w:val="Compact"/>
-            </w:pPr>
-            <w:r>
+          <w:tcPr>
+            <w:shd w:val="clear" w:color="auto" w:fill="E8F1F2"/>
+            <w:tcBorders>
+              <w:top w:val="single" w:sz="4" w:space="0" w:color="D1D9DC"/>
+              <w:left w:val="single" w:sz="4" w:space="0" w:color="D1D9DC"/>
+              <w:bottom w:val="single" w:sz="4" w:space="0" w:color="D1D9DC"/>
+              <w:right w:val="single" w:sz="4" w:space="0" w:color="D1D9DC"/>
+            </w:tcBorders>
+            <w:tcMar>
+              <w:top w:w="60" w:type="dxa"/>
+              <w:bottom w:w="60" w:type="dxa"/>
+              <w:left w:w="115" w:type="dxa"/>
+              <w:right w:w="115" w:type="dxa"/>
+            </w:tcMar>
+          </w:tcPr>
+          <w:p>
+            <w:pPr>
+              <w:pStyle w:val="Compact"/>
+              <w:spacing w:before="20" w:after="20"/>
+            </w:pPr>
+            <w:r>
+              <w:rPr>
+                <w:rFonts w:ascii="Calibri" w:hAnsi="Calibri"/>
+                <w:color w:val="3C3B43"/>
+                <w:sz w:val="19"/>
+              </w:rPr>
               <w:t xml:space="preserve">“Everything I care about is at risk.”</w:t>
             </w:r>
           </w:p>
         </w:tc>
         <w:tc>
-          <w:tcPr/>
-          <w:p>
-            <w:pPr>
-              <w:pStyle w:val="Compact"/>
-            </w:pPr>
-            <w:r>
+          <w:tcPr>
+            <w:shd w:val="clear" w:color="auto" w:fill="E8F1F2"/>
+            <w:tcBorders>
+              <w:top w:val="single" w:sz="4" w:space="0" w:color="D1D9DC"/>
+              <w:left w:val="single" w:sz="4" w:space="0" w:color="D1D9DC"/>
+              <w:bottom w:val="single" w:sz="4" w:space="0" w:color="D1D9DC"/>
+              <w:right w:val="single" w:sz="4" w:space="0" w:color="D1D9DC"/>
+            </w:tcBorders>
+            <w:tcMar>
+              <w:top w:w="60" w:type="dxa"/>
+              <w:bottom w:w="60" w:type="dxa"/>
+              <w:left w:w="115" w:type="dxa"/>
+              <w:right w:w="115" w:type="dxa"/>
+            </w:tcMar>
+          </w:tcPr>
+          <w:p>
+            <w:pPr>
+              <w:pStyle w:val="Compact"/>
+              <w:spacing w:before="20" w:after="20"/>
+            </w:pPr>
+            <w:r>
+              <w:rPr>
+                <w:rFonts w:ascii="Calibri" w:hAnsi="Calibri"/>
+                <w:color w:val="3C3B43"/>
+                <w:sz w:val="19"/>
+              </w:rPr>
               <w:t xml:space="preserve">Burnout is a children problem, a future problem</w:t>
             </w:r>
           </w:p>
@@ -587,34 +1149,94 @@
       </w:tr>
       <w:tr>
         <w:tc>
-          <w:tcPr/>
-          <w:p>
-            <w:pPr>
-              <w:pStyle w:val="Compact"/>
-            </w:pPr>
-            <w:r>
+          <w:tcPr>
+            <w:shd w:val="clear" w:color="auto" w:fill="FFFFFF"/>
+            <w:tcBorders>
+              <w:top w:val="single" w:sz="4" w:space="0" w:color="D1D9DC"/>
+              <w:left w:val="single" w:sz="4" w:space="0" w:color="D1D9DC"/>
+              <w:bottom w:val="single" w:sz="4" w:space="0" w:color="D1D9DC"/>
+              <w:right w:val="single" w:sz="4" w:space="0" w:color="D1D9DC"/>
+            </w:tcBorders>
+            <w:tcMar>
+              <w:top w:w="60" w:type="dxa"/>
+              <w:bottom w:w="60" w:type="dxa"/>
+              <w:left w:w="115" w:type="dxa"/>
+              <w:right w:w="115" w:type="dxa"/>
+            </w:tcMar>
+          </w:tcPr>
+          <w:p>
+            <w:pPr>
+              <w:pStyle w:val="Compact"/>
+              <w:spacing w:before="20" w:after="20"/>
+            </w:pPr>
+            <w:r>
+              <w:rPr>
+                <w:rFonts w:ascii="Calibri" w:hAnsi="Calibri"/>
+                <w:color w:val="3C3B43"/>
+                <w:sz w:val="19"/>
+              </w:rPr>
               <w:t xml:space="preserve">3</w:t>
             </w:r>
           </w:p>
         </w:tc>
         <w:tc>
-          <w:tcPr/>
-          <w:p>
-            <w:pPr>
-              <w:pStyle w:val="Compact"/>
-            </w:pPr>
-            <w:r>
+          <w:tcPr>
+            <w:shd w:val="clear" w:color="auto" w:fill="FFFFFF"/>
+            <w:tcBorders>
+              <w:top w:val="single" w:sz="4" w:space="0" w:color="D1D9DC"/>
+              <w:left w:val="single" w:sz="4" w:space="0" w:color="D1D9DC"/>
+              <w:bottom w:val="single" w:sz="4" w:space="0" w:color="D1D9DC"/>
+              <w:right w:val="single" w:sz="4" w:space="0" w:color="D1D9DC"/>
+            </w:tcBorders>
+            <w:tcMar>
+              <w:top w:w="60" w:type="dxa"/>
+              <w:bottom w:w="60" w:type="dxa"/>
+              <w:left w:w="115" w:type="dxa"/>
+              <w:right w:w="115" w:type="dxa"/>
+            </w:tcMar>
+          </w:tcPr>
+          <w:p>
+            <w:pPr>
+              <w:pStyle w:val="Compact"/>
+              <w:spacing w:before="20" w:after="20"/>
+            </w:pPr>
+            <w:r>
+              <w:rPr>
+                <w:rFonts w:ascii="Calibri" w:hAnsi="Calibri"/>
+                <w:color w:val="3C3B43"/>
+                <w:sz w:val="19"/>
+              </w:rPr>
               <w:t xml:space="preserve">“This is proven, and TCF actually delivers it.”</w:t>
             </w:r>
           </w:p>
         </w:tc>
         <w:tc>
-          <w:tcPr/>
-          <w:p>
-            <w:pPr>
-              <w:pStyle w:val="Compact"/>
-            </w:pPr>
-            <w:r>
+          <w:tcPr>
+            <w:shd w:val="clear" w:color="auto" w:fill="FFFFFF"/>
+            <w:tcBorders>
+              <w:top w:val="single" w:sz="4" w:space="0" w:color="D1D9DC"/>
+              <w:left w:val="single" w:sz="4" w:space="0" w:color="D1D9DC"/>
+              <w:bottom w:val="single" w:sz="4" w:space="0" w:color="D1D9DC"/>
+              <w:right w:val="single" w:sz="4" w:space="0" w:color="D1D9DC"/>
+            </w:tcBorders>
+            <w:tcMar>
+              <w:top w:w="60" w:type="dxa"/>
+              <w:bottom w:w="60" w:type="dxa"/>
+              <w:left w:w="115" w:type="dxa"/>
+              <w:right w:w="115" w:type="dxa"/>
+            </w:tcMar>
+          </w:tcPr>
+          <w:p>
+            <w:pPr>
+              <w:pStyle w:val="Compact"/>
+              <w:spacing w:before="20" w:after="20"/>
+            </w:pPr>
+            <w:r>
+              <w:rPr>
+                <w:rFonts w:ascii="Calibri" w:hAnsi="Calibri"/>
+                <w:color w:val="3C3B43"/>
+                <w:sz w:val="19"/>
+              </w:rPr>
               <w:t xml:space="preserve">Harvard research · 86% · Bhutan national strategy · Hawaiʻi 90% renewal</w:t>
             </w:r>
           </w:p>
@@ -622,34 +1244,94 @@
       </w:tr>
       <w:tr>
         <w:tc>
-          <w:tcPr/>
-          <w:p>
-            <w:pPr>
-              <w:pStyle w:val="Compact"/>
-            </w:pPr>
-            <w:r>
+          <w:tcPr>
+            <w:shd w:val="clear" w:color="auto" w:fill="E8F1F2"/>
+            <w:tcBorders>
+              <w:top w:val="single" w:sz="4" w:space="0" w:color="D1D9DC"/>
+              <w:left w:val="single" w:sz="4" w:space="0" w:color="D1D9DC"/>
+              <w:bottom w:val="single" w:sz="4" w:space="0" w:color="D1D9DC"/>
+              <w:right w:val="single" w:sz="4" w:space="0" w:color="D1D9DC"/>
+            </w:tcBorders>
+            <w:tcMar>
+              <w:top w:w="60" w:type="dxa"/>
+              <w:bottom w:w="60" w:type="dxa"/>
+              <w:left w:w="115" w:type="dxa"/>
+              <w:right w:w="115" w:type="dxa"/>
+            </w:tcMar>
+          </w:tcPr>
+          <w:p>
+            <w:pPr>
+              <w:pStyle w:val="Compact"/>
+              <w:spacing w:before="20" w:after="20"/>
+            </w:pPr>
+            <w:r>
+              <w:rPr>
+                <w:rFonts w:ascii="Calibri" w:hAnsi="Calibri"/>
+                <w:color w:val="3C3B43"/>
+                <w:sz w:val="19"/>
+              </w:rPr>
               <w:t xml:space="preserve">4</w:t>
             </w:r>
           </w:p>
         </w:tc>
         <w:tc>
-          <w:tcPr/>
-          <w:p>
-            <w:pPr>
-              <w:pStyle w:val="Compact"/>
-            </w:pPr>
-            <w:r>
+          <w:tcPr>
+            <w:shd w:val="clear" w:color="auto" w:fill="E8F1F2"/>
+            <w:tcBorders>
+              <w:top w:val="single" w:sz="4" w:space="0" w:color="D1D9DC"/>
+              <w:left w:val="single" w:sz="4" w:space="0" w:color="D1D9DC"/>
+              <w:bottom w:val="single" w:sz="4" w:space="0" w:color="D1D9DC"/>
+              <w:right w:val="single" w:sz="4" w:space="0" w:color="D1D9DC"/>
+            </w:tcBorders>
+            <w:tcMar>
+              <w:top w:w="60" w:type="dxa"/>
+              <w:bottom w:w="60" w:type="dxa"/>
+              <w:left w:w="115" w:type="dxa"/>
+              <w:right w:w="115" w:type="dxa"/>
+            </w:tcMar>
+          </w:tcPr>
+          <w:p>
+            <w:pPr>
+              <w:pStyle w:val="Compact"/>
+              <w:spacing w:before="20" w:after="20"/>
+            </w:pPr>
+            <w:r>
+              <w:rPr>
+                <w:rFonts w:ascii="Calibri" w:hAnsi="Calibri"/>
+                <w:color w:val="3C3B43"/>
+                <w:sz w:val="19"/>
+              </w:rPr>
               <w:t xml:space="preserve">“$5/month is how I show up.”</w:t>
             </w:r>
           </w:p>
         </w:tc>
         <w:tc>
-          <w:tcPr/>
-          <w:p>
-            <w:pPr>
-              <w:pStyle w:val="Compact"/>
-            </w:pPr>
-            <w:r>
+          <w:tcPr>
+            <w:shd w:val="clear" w:color="auto" w:fill="E8F1F2"/>
+            <w:tcBorders>
+              <w:top w:val="single" w:sz="4" w:space="0" w:color="D1D9DC"/>
+              <w:left w:val="single" w:sz="4" w:space="0" w:color="D1D9DC"/>
+              <w:bottom w:val="single" w:sz="4" w:space="0" w:color="D1D9DC"/>
+              <w:right w:val="single" w:sz="4" w:space="0" w:color="D1D9DC"/>
+            </w:tcBorders>
+            <w:tcMar>
+              <w:top w:w="60" w:type="dxa"/>
+              <w:bottom w:w="60" w:type="dxa"/>
+              <w:left w:w="115" w:type="dxa"/>
+              <w:right w:w="115" w:type="dxa"/>
+            </w:tcMar>
+          </w:tcPr>
+          <w:p>
+            <w:pPr>
+              <w:pStyle w:val="Compact"/>
+              <w:spacing w:before="20" w:after="20"/>
+            </w:pPr>
+            <w:r>
+              <w:rPr>
+                <w:rFonts w:ascii="Calibri" w:hAnsi="Calibri"/>
+                <w:color w:val="3C3B43"/>
+                <w:sz w:val="19"/>
+              </w:rPr>
               <w:t xml:space="preserve">Homeroom — a seat for every visitor regardless of wallet</w:t>
             </w:r>
           </w:p>
@@ -657,34 +1339,94 @@
       </w:tr>
       <w:tr>
         <w:tc>
-          <w:tcPr/>
-          <w:p>
-            <w:pPr>
-              <w:pStyle w:val="Compact"/>
-            </w:pPr>
-            <w:r>
+          <w:tcPr>
+            <w:shd w:val="clear" w:color="auto" w:fill="FFFFFF"/>
+            <w:tcBorders>
+              <w:top w:val="single" w:sz="4" w:space="0" w:color="D1D9DC"/>
+              <w:left w:val="single" w:sz="4" w:space="0" w:color="D1D9DC"/>
+              <w:bottom w:val="single" w:sz="4" w:space="0" w:color="D1D9DC"/>
+              <w:right w:val="single" w:sz="4" w:space="0" w:color="D1D9DC"/>
+            </w:tcBorders>
+            <w:tcMar>
+              <w:top w:w="60" w:type="dxa"/>
+              <w:bottom w:w="60" w:type="dxa"/>
+              <w:left w:w="115" w:type="dxa"/>
+              <w:right w:w="115" w:type="dxa"/>
+            </w:tcMar>
+          </w:tcPr>
+          <w:p>
+            <w:pPr>
+              <w:pStyle w:val="Compact"/>
+              <w:spacing w:before="20" w:after="20"/>
+            </w:pPr>
+            <w:r>
+              <w:rPr>
+                <w:rFonts w:ascii="Calibri" w:hAnsi="Calibri"/>
+                <w:color w:val="3C3B43"/>
+                <w:sz w:val="19"/>
+              </w:rPr>
               <w:t xml:space="preserve">5</w:t>
             </w:r>
           </w:p>
         </w:tc>
         <w:tc>
-          <w:tcPr/>
-          <w:p>
-            <w:pPr>
-              <w:pStyle w:val="Compact"/>
-            </w:pPr>
-            <w:r>
+          <w:tcPr>
+            <w:shd w:val="clear" w:color="auto" w:fill="FFFFFF"/>
+            <w:tcBorders>
+              <w:top w:val="single" w:sz="4" w:space="0" w:color="D1D9DC"/>
+              <w:left w:val="single" w:sz="4" w:space="0" w:color="D1D9DC"/>
+              <w:bottom w:val="single" w:sz="4" w:space="0" w:color="D1D9DC"/>
+              <w:right w:val="single" w:sz="4" w:space="0" w:color="D1D9DC"/>
+            </w:tcBorders>
+            <w:tcMar>
+              <w:top w:w="60" w:type="dxa"/>
+              <w:bottom w:w="60" w:type="dxa"/>
+              <w:left w:w="115" w:type="dxa"/>
+              <w:right w:w="115" w:type="dxa"/>
+            </w:tcMar>
+          </w:tcPr>
+          <w:p>
+            <w:pPr>
+              <w:pStyle w:val="Compact"/>
+              <w:spacing w:before="20" w:after="20"/>
+            </w:pPr>
+            <w:r>
+              <w:rPr>
+                <w:rFonts w:ascii="Calibri" w:hAnsi="Calibri"/>
+                <w:color w:val="3C3B43"/>
+                <w:sz w:val="19"/>
+              </w:rPr>
               <w:t xml:space="preserve">“I belong here.”</w:t>
             </w:r>
           </w:p>
         </w:tc>
         <w:tc>
-          <w:tcPr/>
-          <w:p>
-            <w:pPr>
-              <w:pStyle w:val="Compact"/>
-            </w:pPr>
-            <w:r>
+          <w:tcPr>
+            <w:shd w:val="clear" w:color="auto" w:fill="FFFFFF"/>
+            <w:tcBorders>
+              <w:top w:val="single" w:sz="4" w:space="0" w:color="D1D9DC"/>
+              <w:left w:val="single" w:sz="4" w:space="0" w:color="D1D9DC"/>
+              <w:bottom w:val="single" w:sz="4" w:space="0" w:color="D1D9DC"/>
+              <w:right w:val="single" w:sz="4" w:space="0" w:color="D1D9DC"/>
+            </w:tcBorders>
+            <w:tcMar>
+              <w:top w:w="60" w:type="dxa"/>
+              <w:bottom w:w="60" w:type="dxa"/>
+              <w:left w:w="115" w:type="dxa"/>
+              <w:right w:w="115" w:type="dxa"/>
+            </w:tcMar>
+          </w:tcPr>
+          <w:p>
+            <w:pPr>
+              <w:pStyle w:val="Compact"/>
+              <w:spacing w:before="20" w:after="20"/>
+            </w:pPr>
+            <w:r>
+              <w:rPr>
+                <w:rFonts w:ascii="Calibri" w:hAnsi="Calibri"/>
+                <w:color w:val="3C3B43"/>
+                <w:sz w:val="19"/>
+              </w:rPr>
               <w:t xml:space="preserve">Events, stewardship, every email we send</w:t>
             </w:r>
           </w:p>
@@ -726,45 +1468,129 @@
           <w:tblHeader w:val="on"/>
         </w:trPr>
         <w:tc>
-          <w:tcPr/>
-          <w:p>
-            <w:pPr>
-              <w:pStyle w:val="Compact"/>
-            </w:pPr>
-            <w:r>
+          <w:tcPr>
+            <w:shd w:val="clear" w:color="auto" w:fill="02374f"/>
+            <w:tcBorders>
+              <w:top w:val="single" w:sz="4" w:space="0" w:color="D1D9DC"/>
+              <w:left w:val="single" w:sz="4" w:space="0" w:color="D1D9DC"/>
+              <w:bottom w:val="single" w:sz="4" w:space="0" w:color="D1D9DC"/>
+              <w:right w:val="single" w:sz="4" w:space="0" w:color="D1D9DC"/>
+            </w:tcBorders>
+            <w:tcMar>
+              <w:top w:w="60" w:type="dxa"/>
+              <w:bottom w:w="60" w:type="dxa"/>
+              <w:left w:w="115" w:type="dxa"/>
+              <w:right w:w="115" w:type="dxa"/>
+            </w:tcMar>
+          </w:tcPr>
+          <w:p>
+            <w:pPr>
+              <w:pStyle w:val="Compact"/>
+              <w:spacing w:before="20" w:after="20"/>
+            </w:pPr>
+            <w:r>
+              <w:rPr>
+                <w:rFonts w:ascii="Calibri" w:hAnsi="Calibri"/>
+                <w:b/>
+                <w:color w:val="FFFFFF"/>
+                <w:sz w:val="19"/>
+              </w:rPr>
               <w:t xml:space="preserve">Page</w:t>
             </w:r>
           </w:p>
         </w:tc>
         <w:tc>
-          <w:tcPr/>
-          <w:p>
-            <w:pPr>
-              <w:pStyle w:val="Compact"/>
-            </w:pPr>
-            <w:r>
+          <w:tcPr>
+            <w:shd w:val="clear" w:color="auto" w:fill="02374f"/>
+            <w:tcBorders>
+              <w:top w:val="single" w:sz="4" w:space="0" w:color="D1D9DC"/>
+              <w:left w:val="single" w:sz="4" w:space="0" w:color="D1D9DC"/>
+              <w:bottom w:val="single" w:sz="4" w:space="0" w:color="D1D9DC"/>
+              <w:right w:val="single" w:sz="4" w:space="0" w:color="D1D9DC"/>
+            </w:tcBorders>
+            <w:tcMar>
+              <w:top w:w="60" w:type="dxa"/>
+              <w:bottom w:w="60" w:type="dxa"/>
+              <w:left w:w="115" w:type="dxa"/>
+              <w:right w:w="115" w:type="dxa"/>
+            </w:tcMar>
+          </w:tcPr>
+          <w:p>
+            <w:pPr>
+              <w:pStyle w:val="Compact"/>
+              <w:spacing w:before="20" w:after="20"/>
+            </w:pPr>
+            <w:r>
+              <w:rPr>
+                <w:rFonts w:ascii="Calibri" w:hAnsi="Calibri"/>
+                <w:b/>
+                <w:color w:val="FFFFFF"/>
+                <w:sz w:val="19"/>
+              </w:rPr>
               <w:t xml:space="preserve">URL</w:t>
             </w:r>
           </w:p>
         </w:tc>
         <w:tc>
-          <w:tcPr/>
-          <w:p>
-            <w:pPr>
-              <w:pStyle w:val="Compact"/>
-            </w:pPr>
-            <w:r>
+          <w:tcPr>
+            <w:shd w:val="clear" w:color="auto" w:fill="02374f"/>
+            <w:tcBorders>
+              <w:top w:val="single" w:sz="4" w:space="0" w:color="D1D9DC"/>
+              <w:left w:val="single" w:sz="4" w:space="0" w:color="D1D9DC"/>
+              <w:bottom w:val="single" w:sz="4" w:space="0" w:color="D1D9DC"/>
+              <w:right w:val="single" w:sz="4" w:space="0" w:color="D1D9DC"/>
+            </w:tcBorders>
+            <w:tcMar>
+              <w:top w:w="60" w:type="dxa"/>
+              <w:bottom w:w="60" w:type="dxa"/>
+              <w:left w:w="115" w:type="dxa"/>
+              <w:right w:w="115" w:type="dxa"/>
+            </w:tcMar>
+          </w:tcPr>
+          <w:p>
+            <w:pPr>
+              <w:pStyle w:val="Compact"/>
+              <w:spacing w:before="20" w:after="20"/>
+            </w:pPr>
+            <w:r>
+              <w:rPr>
+                <w:rFonts w:ascii="Calibri" w:hAnsi="Calibri"/>
+                <w:b/>
+                <w:color w:val="FFFFFF"/>
+                <w:sz w:val="19"/>
+              </w:rPr>
               <w:t xml:space="preserve">Steps</w:t>
             </w:r>
           </w:p>
         </w:tc>
         <w:tc>
-          <w:tcPr/>
-          <w:p>
-            <w:pPr>
-              <w:pStyle w:val="Compact"/>
-            </w:pPr>
-            <w:r>
+          <w:tcPr>
+            <w:shd w:val="clear" w:color="auto" w:fill="02374f"/>
+            <w:tcBorders>
+              <w:top w:val="single" w:sz="4" w:space="0" w:color="D1D9DC"/>
+              <w:left w:val="single" w:sz="4" w:space="0" w:color="D1D9DC"/>
+              <w:bottom w:val="single" w:sz="4" w:space="0" w:color="D1D9DC"/>
+              <w:right w:val="single" w:sz="4" w:space="0" w:color="D1D9DC"/>
+            </w:tcBorders>
+            <w:tcMar>
+              <w:top w:w="60" w:type="dxa"/>
+              <w:bottom w:w="60" w:type="dxa"/>
+              <w:left w:w="115" w:type="dxa"/>
+              <w:right w:w="115" w:type="dxa"/>
+            </w:tcMar>
+          </w:tcPr>
+          <w:p>
+            <w:pPr>
+              <w:pStyle w:val="Compact"/>
+              <w:spacing w:before="20" w:after="20"/>
+            </w:pPr>
+            <w:r>
+              <w:rPr>
+                <w:rFonts w:ascii="Calibri" w:hAnsi="Calibri"/>
+                <w:b/>
+                <w:color w:val="FFFFFF"/>
+                <w:sz w:val="19"/>
+              </w:rPr>
               <w:t xml:space="preserve">Primary CTA</w:t>
             </w:r>
           </w:p>
@@ -772,48 +1598,126 @@
       </w:tr>
       <w:tr>
         <w:tc>
-          <w:tcPr/>
-          <w:p>
-            <w:pPr>
-              <w:pStyle w:val="Compact"/>
-            </w:pPr>
-            <w:r>
+          <w:tcPr>
+            <w:shd w:val="clear" w:color="auto" w:fill="FFFFFF"/>
+            <w:tcBorders>
+              <w:top w:val="single" w:sz="4" w:space="0" w:color="D1D9DC"/>
+              <w:left w:val="single" w:sz="4" w:space="0" w:color="D1D9DC"/>
+              <w:bottom w:val="single" w:sz="4" w:space="0" w:color="D1D9DC"/>
+              <w:right w:val="single" w:sz="4" w:space="0" w:color="D1D9DC"/>
+            </w:tcBorders>
+            <w:tcMar>
+              <w:top w:w="60" w:type="dxa"/>
+              <w:bottom w:w="60" w:type="dxa"/>
+              <w:left w:w="115" w:type="dxa"/>
+              <w:right w:w="115" w:type="dxa"/>
+            </w:tcMar>
+          </w:tcPr>
+          <w:p>
+            <w:pPr>
+              <w:pStyle w:val="Compact"/>
+              <w:spacing w:before="20" w:after="20"/>
+            </w:pPr>
+            <w:r>
+              <w:rPr>
+                <w:rFonts w:ascii="Calibri" w:hAnsi="Calibri"/>
+                <w:color w:val="3C3B43"/>
+                <w:sz w:val="19"/>
+              </w:rPr>
               <w:t xml:space="preserve">Home</w:t>
             </w:r>
           </w:p>
         </w:tc>
         <w:tc>
-          <w:tcPr/>
-          <w:p>
-            <w:pPr>
-              <w:pStyle w:val="Compact"/>
+          <w:tcPr>
+            <w:shd w:val="clear" w:color="auto" w:fill="FFFFFF"/>
+            <w:tcBorders>
+              <w:top w:val="single" w:sz="4" w:space="0" w:color="D1D9DC"/>
+              <w:left w:val="single" w:sz="4" w:space="0" w:color="D1D9DC"/>
+              <w:bottom w:val="single" w:sz="4" w:space="0" w:color="D1D9DC"/>
+              <w:right w:val="single" w:sz="4" w:space="0" w:color="D1D9DC"/>
+            </w:tcBorders>
+            <w:tcMar>
+              <w:top w:w="60" w:type="dxa"/>
+              <w:bottom w:w="60" w:type="dxa"/>
+              <w:left w:w="115" w:type="dxa"/>
+              <w:right w:w="115" w:type="dxa"/>
+            </w:tcMar>
+          </w:tcPr>
+          <w:p>
+            <w:pPr>
+              <w:pStyle w:val="Compact"/>
+              <w:spacing w:before="20" w:after="20"/>
             </w:pPr>
             <w:r>
               <w:rPr>
                 <w:rStyle w:val="VerbatimChar"/>
+                <w:rFonts w:ascii="Calibri" w:hAnsi="Calibri"/>
+                <w:color w:val="3C3B43"/>
+                <w:sz w:val="19"/>
               </w:rPr>
               <w:t xml:space="preserve">/</w:t>
             </w:r>
           </w:p>
         </w:tc>
         <w:tc>
-          <w:tcPr/>
-          <w:p>
-            <w:pPr>
-              <w:pStyle w:val="Compact"/>
-            </w:pPr>
-            <w:r>
+          <w:tcPr>
+            <w:shd w:val="clear" w:color="auto" w:fill="FFFFFF"/>
+            <w:tcBorders>
+              <w:top w:val="single" w:sz="4" w:space="0" w:color="D1D9DC"/>
+              <w:left w:val="single" w:sz="4" w:space="0" w:color="D1D9DC"/>
+              <w:bottom w:val="single" w:sz="4" w:space="0" w:color="D1D9DC"/>
+              <w:right w:val="single" w:sz="4" w:space="0" w:color="D1D9DC"/>
+            </w:tcBorders>
+            <w:tcMar>
+              <w:top w:w="60" w:type="dxa"/>
+              <w:bottom w:w="60" w:type="dxa"/>
+              <w:left w:w="115" w:type="dxa"/>
+              <w:right w:w="115" w:type="dxa"/>
+            </w:tcMar>
+          </w:tcPr>
+          <w:p>
+            <w:pPr>
+              <w:pStyle w:val="Compact"/>
+              <w:spacing w:before="20" w:after="20"/>
+            </w:pPr>
+            <w:r>
+              <w:rPr>
+                <w:rFonts w:ascii="Calibri" w:hAnsi="Calibri"/>
+                <w:color w:val="3C3B43"/>
+                <w:sz w:val="19"/>
+              </w:rPr>
               <w:t xml:space="preserve">1, 2 (+ preview 3, 4)</w:t>
             </w:r>
           </w:p>
         </w:tc>
         <w:tc>
-          <w:tcPr/>
-          <w:p>
-            <w:pPr>
-              <w:pStyle w:val="Compact"/>
-            </w:pPr>
-            <w:r>
+          <w:tcPr>
+            <w:shd w:val="clear" w:color="auto" w:fill="FFFFFF"/>
+            <w:tcBorders>
+              <w:top w:val="single" w:sz="4" w:space="0" w:color="D1D9DC"/>
+              <w:left w:val="single" w:sz="4" w:space="0" w:color="D1D9DC"/>
+              <w:bottom w:val="single" w:sz="4" w:space="0" w:color="D1D9DC"/>
+              <w:right w:val="single" w:sz="4" w:space="0" w:color="D1D9DC"/>
+            </w:tcBorders>
+            <w:tcMar>
+              <w:top w:w="60" w:type="dxa"/>
+              <w:bottom w:w="60" w:type="dxa"/>
+              <w:left w:w="115" w:type="dxa"/>
+              <w:right w:w="115" w:type="dxa"/>
+            </w:tcMar>
+          </w:tcPr>
+          <w:p>
+            <w:pPr>
+              <w:pStyle w:val="Compact"/>
+              <w:spacing w:before="20" w:after="20"/>
+            </w:pPr>
+            <w:r>
+              <w:rPr>
+                <w:rFonts w:ascii="Calibri" w:hAnsi="Calibri"/>
+                <w:color w:val="3C3B43"/>
+                <w:sz w:val="19"/>
+              </w:rPr>
               <w:t xml:space="preserve">Join Homeroom</w:t>
             </w:r>
           </w:p>
@@ -821,48 +1725,126 @@
       </w:tr>
       <w:tr>
         <w:tc>
-          <w:tcPr/>
-          <w:p>
-            <w:pPr>
-              <w:pStyle w:val="Compact"/>
-            </w:pPr>
-            <w:r>
+          <w:tcPr>
+            <w:shd w:val="clear" w:color="auto" w:fill="E8F1F2"/>
+            <w:tcBorders>
+              <w:top w:val="single" w:sz="4" w:space="0" w:color="D1D9DC"/>
+              <w:left w:val="single" w:sz="4" w:space="0" w:color="D1D9DC"/>
+              <w:bottom w:val="single" w:sz="4" w:space="0" w:color="D1D9DC"/>
+              <w:right w:val="single" w:sz="4" w:space="0" w:color="D1D9DC"/>
+            </w:tcBorders>
+            <w:tcMar>
+              <w:top w:w="60" w:type="dxa"/>
+              <w:bottom w:w="60" w:type="dxa"/>
+              <w:left w:w="115" w:type="dxa"/>
+              <w:right w:w="115" w:type="dxa"/>
+            </w:tcMar>
+          </w:tcPr>
+          <w:p>
+            <w:pPr>
+              <w:pStyle w:val="Compact"/>
+              <w:spacing w:before="20" w:after="20"/>
+            </w:pPr>
+            <w:r>
+              <w:rPr>
+                <w:rFonts w:ascii="Calibri" w:hAnsi="Calibri"/>
+                <w:color w:val="3C3B43"/>
+                <w:sz w:val="19"/>
+              </w:rPr>
               <w:t xml:space="preserve">Why Teacher Wellbeing</w:t>
             </w:r>
           </w:p>
         </w:tc>
         <w:tc>
-          <w:tcPr/>
-          <w:p>
-            <w:pPr>
-              <w:pStyle w:val="Compact"/>
+          <w:tcPr>
+            <w:shd w:val="clear" w:color="auto" w:fill="E8F1F2"/>
+            <w:tcBorders>
+              <w:top w:val="single" w:sz="4" w:space="0" w:color="D1D9DC"/>
+              <w:left w:val="single" w:sz="4" w:space="0" w:color="D1D9DC"/>
+              <w:bottom w:val="single" w:sz="4" w:space="0" w:color="D1D9DC"/>
+              <w:right w:val="single" w:sz="4" w:space="0" w:color="D1D9DC"/>
+            </w:tcBorders>
+            <w:tcMar>
+              <w:top w:w="60" w:type="dxa"/>
+              <w:bottom w:w="60" w:type="dxa"/>
+              <w:left w:w="115" w:type="dxa"/>
+              <w:right w:w="115" w:type="dxa"/>
+            </w:tcMar>
+          </w:tcPr>
+          <w:p>
+            <w:pPr>
+              <w:pStyle w:val="Compact"/>
+              <w:spacing w:before="20" w:after="20"/>
             </w:pPr>
             <w:r>
               <w:rPr>
                 <w:rStyle w:val="VerbatimChar"/>
+                <w:rFonts w:ascii="Calibri" w:hAnsi="Calibri"/>
+                <w:color w:val="3C3B43"/>
+                <w:sz w:val="19"/>
               </w:rPr>
               <w:t xml:space="preserve">/why</w:t>
             </w:r>
           </w:p>
         </w:tc>
         <w:tc>
-          <w:tcPr/>
-          <w:p>
-            <w:pPr>
-              <w:pStyle w:val="Compact"/>
-            </w:pPr>
-            <w:r>
+          <w:tcPr>
+            <w:shd w:val="clear" w:color="auto" w:fill="E8F1F2"/>
+            <w:tcBorders>
+              <w:top w:val="single" w:sz="4" w:space="0" w:color="D1D9DC"/>
+              <w:left w:val="single" w:sz="4" w:space="0" w:color="D1D9DC"/>
+              <w:bottom w:val="single" w:sz="4" w:space="0" w:color="D1D9DC"/>
+              <w:right w:val="single" w:sz="4" w:space="0" w:color="D1D9DC"/>
+            </w:tcBorders>
+            <w:tcMar>
+              <w:top w:w="60" w:type="dxa"/>
+              <w:bottom w:w="60" w:type="dxa"/>
+              <w:left w:w="115" w:type="dxa"/>
+              <w:right w:w="115" w:type="dxa"/>
+            </w:tcMar>
+          </w:tcPr>
+          <w:p>
+            <w:pPr>
+              <w:pStyle w:val="Compact"/>
+              <w:spacing w:before="20" w:after="20"/>
+            </w:pPr>
+            <w:r>
+              <w:rPr>
+                <w:rFonts w:ascii="Calibri" w:hAnsi="Calibri"/>
+                <w:color w:val="3C3B43"/>
+                <w:sz w:val="19"/>
+              </w:rPr>
               <w:t xml:space="preserve">2, 3</w:t>
             </w:r>
           </w:p>
         </w:tc>
         <w:tc>
-          <w:tcPr/>
-          <w:p>
-            <w:pPr>
-              <w:pStyle w:val="Compact"/>
-            </w:pPr>
-            <w:r>
+          <w:tcPr>
+            <w:shd w:val="clear" w:color="auto" w:fill="E8F1F2"/>
+            <w:tcBorders>
+              <w:top w:val="single" w:sz="4" w:space="0" w:color="D1D9DC"/>
+              <w:left w:val="single" w:sz="4" w:space="0" w:color="D1D9DC"/>
+              <w:bottom w:val="single" w:sz="4" w:space="0" w:color="D1D9DC"/>
+              <w:right w:val="single" w:sz="4" w:space="0" w:color="D1D9DC"/>
+            </w:tcBorders>
+            <w:tcMar>
+              <w:top w:w="60" w:type="dxa"/>
+              <w:bottom w:w="60" w:type="dxa"/>
+              <w:left w:w="115" w:type="dxa"/>
+              <w:right w:w="115" w:type="dxa"/>
+            </w:tcMar>
+          </w:tcPr>
+          <w:p>
+            <w:pPr>
+              <w:pStyle w:val="Compact"/>
+              <w:spacing w:before="20" w:after="20"/>
+            </w:pPr>
+            <w:r>
+              <w:rPr>
+                <w:rFonts w:ascii="Calibri" w:hAnsi="Calibri"/>
+                <w:color w:val="3C3B43"/>
+                <w:sz w:val="19"/>
+              </w:rPr>
               <w:t xml:space="preserve">Join Homeroom</w:t>
             </w:r>
           </w:p>
@@ -870,48 +1852,126 @@
       </w:tr>
       <w:tr>
         <w:tc>
-          <w:tcPr/>
-          <w:p>
-            <w:pPr>
-              <w:pStyle w:val="Compact"/>
-            </w:pPr>
-            <w:r>
+          <w:tcPr>
+            <w:shd w:val="clear" w:color="auto" w:fill="FFFFFF"/>
+            <w:tcBorders>
+              <w:top w:val="single" w:sz="4" w:space="0" w:color="D1D9DC"/>
+              <w:left w:val="single" w:sz="4" w:space="0" w:color="D1D9DC"/>
+              <w:bottom w:val="single" w:sz="4" w:space="0" w:color="D1D9DC"/>
+              <w:right w:val="single" w:sz="4" w:space="0" w:color="D1D9DC"/>
+            </w:tcBorders>
+            <w:tcMar>
+              <w:top w:w="60" w:type="dxa"/>
+              <w:bottom w:w="60" w:type="dxa"/>
+              <w:left w:w="115" w:type="dxa"/>
+              <w:right w:w="115" w:type="dxa"/>
+            </w:tcMar>
+          </w:tcPr>
+          <w:p>
+            <w:pPr>
+              <w:pStyle w:val="Compact"/>
+              <w:spacing w:before="20" w:after="20"/>
+            </w:pPr>
+            <w:r>
+              <w:rPr>
+                <w:rFonts w:ascii="Calibri" w:hAnsi="Calibri"/>
+                <w:color w:val="3C3B43"/>
+                <w:sz w:val="19"/>
+              </w:rPr>
               <w:t xml:space="preserve">Educator Stories</w:t>
             </w:r>
           </w:p>
         </w:tc>
         <w:tc>
-          <w:tcPr/>
-          <w:p>
-            <w:pPr>
-              <w:pStyle w:val="Compact"/>
+          <w:tcPr>
+            <w:shd w:val="clear" w:color="auto" w:fill="FFFFFF"/>
+            <w:tcBorders>
+              <w:top w:val="single" w:sz="4" w:space="0" w:color="D1D9DC"/>
+              <w:left w:val="single" w:sz="4" w:space="0" w:color="D1D9DC"/>
+              <w:bottom w:val="single" w:sz="4" w:space="0" w:color="D1D9DC"/>
+              <w:right w:val="single" w:sz="4" w:space="0" w:color="D1D9DC"/>
+            </w:tcBorders>
+            <w:tcMar>
+              <w:top w:w="60" w:type="dxa"/>
+              <w:bottom w:w="60" w:type="dxa"/>
+              <w:left w:w="115" w:type="dxa"/>
+              <w:right w:w="115" w:type="dxa"/>
+            </w:tcMar>
+          </w:tcPr>
+          <w:p>
+            <w:pPr>
+              <w:pStyle w:val="Compact"/>
+              <w:spacing w:before="20" w:after="20"/>
             </w:pPr>
             <w:r>
               <w:rPr>
                 <w:rStyle w:val="VerbatimChar"/>
+                <w:rFonts w:ascii="Calibri" w:hAnsi="Calibri"/>
+                <w:color w:val="3C3B43"/>
+                <w:sz w:val="19"/>
               </w:rPr>
               <w:t xml:space="preserve">/stories</w:t>
             </w:r>
           </w:p>
         </w:tc>
         <w:tc>
-          <w:tcPr/>
-          <w:p>
-            <w:pPr>
-              <w:pStyle w:val="Compact"/>
-            </w:pPr>
-            <w:r>
+          <w:tcPr>
+            <w:shd w:val="clear" w:color="auto" w:fill="FFFFFF"/>
+            <w:tcBorders>
+              <w:top w:val="single" w:sz="4" w:space="0" w:color="D1D9DC"/>
+              <w:left w:val="single" w:sz="4" w:space="0" w:color="D1D9DC"/>
+              <w:bottom w:val="single" w:sz="4" w:space="0" w:color="D1D9DC"/>
+              <w:right w:val="single" w:sz="4" w:space="0" w:color="D1D9DC"/>
+            </w:tcBorders>
+            <w:tcMar>
+              <w:top w:w="60" w:type="dxa"/>
+              <w:bottom w:w="60" w:type="dxa"/>
+              <w:left w:w="115" w:type="dxa"/>
+              <w:right w:w="115" w:type="dxa"/>
+            </w:tcMar>
+          </w:tcPr>
+          <w:p>
+            <w:pPr>
+              <w:pStyle w:val="Compact"/>
+              <w:spacing w:before="20" w:after="20"/>
+            </w:pPr>
+            <w:r>
+              <w:rPr>
+                <w:rFonts w:ascii="Calibri" w:hAnsi="Calibri"/>
+                <w:color w:val="3C3B43"/>
+                <w:sz w:val="19"/>
+              </w:rPr>
               <w:t xml:space="preserve">1, 3</w:t>
             </w:r>
           </w:p>
         </w:tc>
         <w:tc>
-          <w:tcPr/>
-          <w:p>
-            <w:pPr>
-              <w:pStyle w:val="Compact"/>
-            </w:pPr>
-            <w:r>
+          <w:tcPr>
+            <w:shd w:val="clear" w:color="auto" w:fill="FFFFFF"/>
+            <w:tcBorders>
+              <w:top w:val="single" w:sz="4" w:space="0" w:color="D1D9DC"/>
+              <w:left w:val="single" w:sz="4" w:space="0" w:color="D1D9DC"/>
+              <w:bottom w:val="single" w:sz="4" w:space="0" w:color="D1D9DC"/>
+              <w:right w:val="single" w:sz="4" w:space="0" w:color="D1D9DC"/>
+            </w:tcBorders>
+            <w:tcMar>
+              <w:top w:w="60" w:type="dxa"/>
+              <w:bottom w:w="60" w:type="dxa"/>
+              <w:left w:w="115" w:type="dxa"/>
+              <w:right w:w="115" w:type="dxa"/>
+            </w:tcMar>
+          </w:tcPr>
+          <w:p>
+            <w:pPr>
+              <w:pStyle w:val="Compact"/>
+              <w:spacing w:before="20" w:after="20"/>
+            </w:pPr>
+            <w:r>
+              <w:rPr>
+                <w:rFonts w:ascii="Calibri" w:hAnsi="Calibri"/>
+                <w:color w:val="3C3B43"/>
+                <w:sz w:val="19"/>
+              </w:rPr>
               <w:t xml:space="preserve">Join Homeroom</w:t>
             </w:r>
           </w:p>
@@ -919,48 +1979,126 @@
       </w:tr>
       <w:tr>
         <w:tc>
-          <w:tcPr/>
-          <w:p>
-            <w:pPr>
-              <w:pStyle w:val="Compact"/>
-            </w:pPr>
-            <w:r>
+          <w:tcPr>
+            <w:shd w:val="clear" w:color="auto" w:fill="E8F1F2"/>
+            <w:tcBorders>
+              <w:top w:val="single" w:sz="4" w:space="0" w:color="D1D9DC"/>
+              <w:left w:val="single" w:sz="4" w:space="0" w:color="D1D9DC"/>
+              <w:bottom w:val="single" w:sz="4" w:space="0" w:color="D1D9DC"/>
+              <w:right w:val="single" w:sz="4" w:space="0" w:color="D1D9DC"/>
+            </w:tcBorders>
+            <w:tcMar>
+              <w:top w:w="60" w:type="dxa"/>
+              <w:bottom w:w="60" w:type="dxa"/>
+              <w:left w:w="115" w:type="dxa"/>
+              <w:right w:w="115" w:type="dxa"/>
+            </w:tcMar>
+          </w:tcPr>
+          <w:p>
+            <w:pPr>
+              <w:pStyle w:val="Compact"/>
+              <w:spacing w:before="20" w:after="20"/>
+            </w:pPr>
+            <w:r>
+              <w:rPr>
+                <w:rFonts w:ascii="Calibri" w:hAnsi="Calibri"/>
+                <w:color w:val="3C3B43"/>
+                <w:sz w:val="19"/>
+              </w:rPr>
               <w:t xml:space="preserve">For Schools</w:t>
             </w:r>
           </w:p>
         </w:tc>
         <w:tc>
-          <w:tcPr/>
-          <w:p>
-            <w:pPr>
-              <w:pStyle w:val="Compact"/>
+          <w:tcPr>
+            <w:shd w:val="clear" w:color="auto" w:fill="E8F1F2"/>
+            <w:tcBorders>
+              <w:top w:val="single" w:sz="4" w:space="0" w:color="D1D9DC"/>
+              <w:left w:val="single" w:sz="4" w:space="0" w:color="D1D9DC"/>
+              <w:bottom w:val="single" w:sz="4" w:space="0" w:color="D1D9DC"/>
+              <w:right w:val="single" w:sz="4" w:space="0" w:color="D1D9DC"/>
+            </w:tcBorders>
+            <w:tcMar>
+              <w:top w:w="60" w:type="dxa"/>
+              <w:bottom w:w="60" w:type="dxa"/>
+              <w:left w:w="115" w:type="dxa"/>
+              <w:right w:w="115" w:type="dxa"/>
+            </w:tcMar>
+          </w:tcPr>
+          <w:p>
+            <w:pPr>
+              <w:pStyle w:val="Compact"/>
+              <w:spacing w:before="20" w:after="20"/>
             </w:pPr>
             <w:r>
               <w:rPr>
                 <w:rStyle w:val="VerbatimChar"/>
+                <w:rFonts w:ascii="Calibri" w:hAnsi="Calibri"/>
+                <w:color w:val="3C3B43"/>
+                <w:sz w:val="19"/>
               </w:rPr>
               <w:t xml:space="preserve">/schools</w:t>
             </w:r>
           </w:p>
         </w:tc>
         <w:tc>
-          <w:tcPr/>
-          <w:p>
-            <w:pPr>
-              <w:pStyle w:val="Compact"/>
-            </w:pPr>
-            <w:r>
+          <w:tcPr>
+            <w:shd w:val="clear" w:color="auto" w:fill="E8F1F2"/>
+            <w:tcBorders>
+              <w:top w:val="single" w:sz="4" w:space="0" w:color="D1D9DC"/>
+              <w:left w:val="single" w:sz="4" w:space="0" w:color="D1D9DC"/>
+              <w:bottom w:val="single" w:sz="4" w:space="0" w:color="D1D9DC"/>
+              <w:right w:val="single" w:sz="4" w:space="0" w:color="D1D9DC"/>
+            </w:tcBorders>
+            <w:tcMar>
+              <w:top w:w="60" w:type="dxa"/>
+              <w:bottom w:w="60" w:type="dxa"/>
+              <w:left w:w="115" w:type="dxa"/>
+              <w:right w:w="115" w:type="dxa"/>
+            </w:tcMar>
+          </w:tcPr>
+          <w:p>
+            <w:pPr>
+              <w:pStyle w:val="Compact"/>
+              <w:spacing w:before="20" w:after="20"/>
+            </w:pPr>
+            <w:r>
+              <w:rPr>
+                <w:rFonts w:ascii="Calibri" w:hAnsi="Calibri"/>
+                <w:color w:val="3C3B43"/>
+                <w:sz w:val="19"/>
+              </w:rPr>
               <w:t xml:space="preserve">1 → 4 (leader path)</w:t>
             </w:r>
           </w:p>
         </w:tc>
         <w:tc>
-          <w:tcPr/>
-          <w:p>
-            <w:pPr>
-              <w:pStyle w:val="Compact"/>
-            </w:pPr>
-            <w:r>
+          <w:tcPr>
+            <w:shd w:val="clear" w:color="auto" w:fill="E8F1F2"/>
+            <w:tcBorders>
+              <w:top w:val="single" w:sz="4" w:space="0" w:color="D1D9DC"/>
+              <w:left w:val="single" w:sz="4" w:space="0" w:color="D1D9DC"/>
+              <w:bottom w:val="single" w:sz="4" w:space="0" w:color="D1D9DC"/>
+              <w:right w:val="single" w:sz="4" w:space="0" w:color="D1D9DC"/>
+            </w:tcBorders>
+            <w:tcMar>
+              <w:top w:w="60" w:type="dxa"/>
+              <w:bottom w:w="60" w:type="dxa"/>
+              <w:left w:w="115" w:type="dxa"/>
+              <w:right w:w="115" w:type="dxa"/>
+            </w:tcMar>
+          </w:tcPr>
+          <w:p>
+            <w:pPr>
+              <w:pStyle w:val="Compact"/>
+              <w:spacing w:before="20" w:after="20"/>
+            </w:pPr>
+            <w:r>
+              <w:rPr>
+                <w:rFonts w:ascii="Calibri" w:hAnsi="Calibri"/>
+                <w:color w:val="3C3B43"/>
+                <w:sz w:val="19"/>
+              </w:rPr>
               <w:t xml:space="preserve">Start the conversation</w:t>
             </w:r>
           </w:p>
@@ -968,48 +2106,126 @@
       </w:tr>
       <w:tr>
         <w:tc>
-          <w:tcPr/>
-          <w:p>
-            <w:pPr>
-              <w:pStyle w:val="Compact"/>
-            </w:pPr>
-            <w:r>
+          <w:tcPr>
+            <w:shd w:val="clear" w:color="auto" w:fill="FFFFFF"/>
+            <w:tcBorders>
+              <w:top w:val="single" w:sz="4" w:space="0" w:color="D1D9DC"/>
+              <w:left w:val="single" w:sz="4" w:space="0" w:color="D1D9DC"/>
+              <w:bottom w:val="single" w:sz="4" w:space="0" w:color="D1D9DC"/>
+              <w:right w:val="single" w:sz="4" w:space="0" w:color="D1D9DC"/>
+            </w:tcBorders>
+            <w:tcMar>
+              <w:top w:w="60" w:type="dxa"/>
+              <w:bottom w:w="60" w:type="dxa"/>
+              <w:left w:w="115" w:type="dxa"/>
+              <w:right w:w="115" w:type="dxa"/>
+            </w:tcMar>
+          </w:tcPr>
+          <w:p>
+            <w:pPr>
+              <w:pStyle w:val="Compact"/>
+              <w:spacing w:before="20" w:after="20"/>
+            </w:pPr>
+            <w:r>
+              <w:rPr>
+                <w:rFonts w:ascii="Calibri" w:hAnsi="Calibri"/>
+                <w:color w:val="3C3B43"/>
+                <w:sz w:val="19"/>
+              </w:rPr>
               <w:t xml:space="preserve">Get Involved</w:t>
             </w:r>
           </w:p>
         </w:tc>
         <w:tc>
-          <w:tcPr/>
-          <w:p>
-            <w:pPr>
-              <w:pStyle w:val="Compact"/>
+          <w:tcPr>
+            <w:shd w:val="clear" w:color="auto" w:fill="FFFFFF"/>
+            <w:tcBorders>
+              <w:top w:val="single" w:sz="4" w:space="0" w:color="D1D9DC"/>
+              <w:left w:val="single" w:sz="4" w:space="0" w:color="D1D9DC"/>
+              <w:bottom w:val="single" w:sz="4" w:space="0" w:color="D1D9DC"/>
+              <w:right w:val="single" w:sz="4" w:space="0" w:color="D1D9DC"/>
+            </w:tcBorders>
+            <w:tcMar>
+              <w:top w:w="60" w:type="dxa"/>
+              <w:bottom w:w="60" w:type="dxa"/>
+              <w:left w:w="115" w:type="dxa"/>
+              <w:right w:w="115" w:type="dxa"/>
+            </w:tcMar>
+          </w:tcPr>
+          <w:p>
+            <w:pPr>
+              <w:pStyle w:val="Compact"/>
+              <w:spacing w:before="20" w:after="20"/>
             </w:pPr>
             <w:r>
               <w:rPr>
                 <w:rStyle w:val="VerbatimChar"/>
+                <w:rFonts w:ascii="Calibri" w:hAnsi="Calibri"/>
+                <w:color w:val="3C3B43"/>
+                <w:sz w:val="19"/>
               </w:rPr>
               <w:t xml:space="preserve">/give</w:t>
             </w:r>
           </w:p>
         </w:tc>
         <w:tc>
-          <w:tcPr/>
-          <w:p>
-            <w:pPr>
-              <w:pStyle w:val="Compact"/>
-            </w:pPr>
-            <w:r>
+          <w:tcPr>
+            <w:shd w:val="clear" w:color="auto" w:fill="FFFFFF"/>
+            <w:tcBorders>
+              <w:top w:val="single" w:sz="4" w:space="0" w:color="D1D9DC"/>
+              <w:left w:val="single" w:sz="4" w:space="0" w:color="D1D9DC"/>
+              <w:bottom w:val="single" w:sz="4" w:space="0" w:color="D1D9DC"/>
+              <w:right w:val="single" w:sz="4" w:space="0" w:color="D1D9DC"/>
+            </w:tcBorders>
+            <w:tcMar>
+              <w:top w:w="60" w:type="dxa"/>
+              <w:bottom w:w="60" w:type="dxa"/>
+              <w:left w:w="115" w:type="dxa"/>
+              <w:right w:w="115" w:type="dxa"/>
+            </w:tcMar>
+          </w:tcPr>
+          <w:p>
+            <w:pPr>
+              <w:pStyle w:val="Compact"/>
+              <w:spacing w:before="20" w:after="20"/>
+            </w:pPr>
+            <w:r>
+              <w:rPr>
+                <w:rFonts w:ascii="Calibri" w:hAnsi="Calibri"/>
+                <w:color w:val="3C3B43"/>
+                <w:sz w:val="19"/>
+              </w:rPr>
               <w:t xml:space="preserve">4 (all five seats)</w:t>
             </w:r>
           </w:p>
         </w:tc>
         <w:tc>
-          <w:tcPr/>
-          <w:p>
-            <w:pPr>
-              <w:pStyle w:val="Compact"/>
-            </w:pPr>
-            <w:r>
+          <w:tcPr>
+            <w:shd w:val="clear" w:color="auto" w:fill="FFFFFF"/>
+            <w:tcBorders>
+              <w:top w:val="single" w:sz="4" w:space="0" w:color="D1D9DC"/>
+              <w:left w:val="single" w:sz="4" w:space="0" w:color="D1D9DC"/>
+              <w:bottom w:val="single" w:sz="4" w:space="0" w:color="D1D9DC"/>
+              <w:right w:val="single" w:sz="4" w:space="0" w:color="D1D9DC"/>
+            </w:tcBorders>
+            <w:tcMar>
+              <w:top w:w="60" w:type="dxa"/>
+              <w:bottom w:w="60" w:type="dxa"/>
+              <w:left w:w="115" w:type="dxa"/>
+              <w:right w:w="115" w:type="dxa"/>
+            </w:tcMar>
+          </w:tcPr>
+          <w:p>
+            <w:pPr>
+              <w:pStyle w:val="Compact"/>
+              <w:spacing w:before="20" w:after="20"/>
+            </w:pPr>
+            <w:r>
+              <w:rPr>
+                <w:rFonts w:ascii="Calibri" w:hAnsi="Calibri"/>
+                <w:color w:val="3C3B43"/>
+                <w:sz w:val="19"/>
+              </w:rPr>
               <w:t xml:space="preserve">Join Homeroom</w:t>
             </w:r>
           </w:p>
@@ -1017,48 +2233,126 @@
       </w:tr>
       <w:tr>
         <w:tc>
-          <w:tcPr/>
-          <w:p>
-            <w:pPr>
-              <w:pStyle w:val="Compact"/>
-            </w:pPr>
-            <w:r>
+          <w:tcPr>
+            <w:shd w:val="clear" w:color="auto" w:fill="E8F1F2"/>
+            <w:tcBorders>
+              <w:top w:val="single" w:sz="4" w:space="0" w:color="D1D9DC"/>
+              <w:left w:val="single" w:sz="4" w:space="0" w:color="D1D9DC"/>
+              <w:bottom w:val="single" w:sz="4" w:space="0" w:color="D1D9DC"/>
+              <w:right w:val="single" w:sz="4" w:space="0" w:color="D1D9DC"/>
+            </w:tcBorders>
+            <w:tcMar>
+              <w:top w:w="60" w:type="dxa"/>
+              <w:bottom w:w="60" w:type="dxa"/>
+              <w:left w:w="115" w:type="dxa"/>
+              <w:right w:w="115" w:type="dxa"/>
+            </w:tcMar>
+          </w:tcPr>
+          <w:p>
+            <w:pPr>
+              <w:pStyle w:val="Compact"/>
+              <w:spacing w:before="20" w:after="20"/>
+            </w:pPr>
+            <w:r>
+              <w:rPr>
+                <w:rFonts w:ascii="Calibri" w:hAnsi="Calibri"/>
+                <w:color w:val="3C3B43"/>
+                <w:sz w:val="19"/>
+              </w:rPr>
               <w:t xml:space="preserve">Homeroom conversion</w:t>
             </w:r>
           </w:p>
         </w:tc>
         <w:tc>
-          <w:tcPr/>
-          <w:p>
-            <w:pPr>
-              <w:pStyle w:val="Compact"/>
+          <w:tcPr>
+            <w:shd w:val="clear" w:color="auto" w:fill="E8F1F2"/>
+            <w:tcBorders>
+              <w:top w:val="single" w:sz="4" w:space="0" w:color="D1D9DC"/>
+              <w:left w:val="single" w:sz="4" w:space="0" w:color="D1D9DC"/>
+              <w:bottom w:val="single" w:sz="4" w:space="0" w:color="D1D9DC"/>
+              <w:right w:val="single" w:sz="4" w:space="0" w:color="D1D9DC"/>
+            </w:tcBorders>
+            <w:tcMar>
+              <w:top w:w="60" w:type="dxa"/>
+              <w:bottom w:w="60" w:type="dxa"/>
+              <w:left w:w="115" w:type="dxa"/>
+              <w:right w:w="115" w:type="dxa"/>
+            </w:tcMar>
+          </w:tcPr>
+          <w:p>
+            <w:pPr>
+              <w:pStyle w:val="Compact"/>
+              <w:spacing w:before="20" w:after="20"/>
             </w:pPr>
             <w:r>
               <w:rPr>
                 <w:rStyle w:val="VerbatimChar"/>
+                <w:rFonts w:ascii="Calibri" w:hAnsi="Calibri"/>
+                <w:color w:val="3C3B43"/>
+                <w:sz w:val="19"/>
               </w:rPr>
               <w:t xml:space="preserve">/give/monthly</w:t>
             </w:r>
           </w:p>
         </w:tc>
         <w:tc>
-          <w:tcPr/>
-          <w:p>
-            <w:pPr>
-              <w:pStyle w:val="Compact"/>
-            </w:pPr>
-            <w:r>
+          <w:tcPr>
+            <w:shd w:val="clear" w:color="auto" w:fill="E8F1F2"/>
+            <w:tcBorders>
+              <w:top w:val="single" w:sz="4" w:space="0" w:color="D1D9DC"/>
+              <w:left w:val="single" w:sz="4" w:space="0" w:color="D1D9DC"/>
+              <w:bottom w:val="single" w:sz="4" w:space="0" w:color="D1D9DC"/>
+              <w:right w:val="single" w:sz="4" w:space="0" w:color="D1D9DC"/>
+            </w:tcBorders>
+            <w:tcMar>
+              <w:top w:w="60" w:type="dxa"/>
+              <w:bottom w:w="60" w:type="dxa"/>
+              <w:left w:w="115" w:type="dxa"/>
+              <w:right w:w="115" w:type="dxa"/>
+            </w:tcMar>
+          </w:tcPr>
+          <w:p>
+            <w:pPr>
+              <w:pStyle w:val="Compact"/>
+              <w:spacing w:before="20" w:after="20"/>
+            </w:pPr>
+            <w:r>
+              <w:rPr>
+                <w:rFonts w:ascii="Calibri" w:hAnsi="Calibri"/>
+                <w:color w:val="3C3B43"/>
+                <w:sz w:val="19"/>
+              </w:rPr>
               <w:t xml:space="preserve">4 → 5</w:t>
             </w:r>
           </w:p>
         </w:tc>
         <w:tc>
-          <w:tcPr/>
-          <w:p>
-            <w:pPr>
-              <w:pStyle w:val="Compact"/>
-            </w:pPr>
-            <w:r>
+          <w:tcPr>
+            <w:shd w:val="clear" w:color="auto" w:fill="E8F1F2"/>
+            <w:tcBorders>
+              <w:top w:val="single" w:sz="4" w:space="0" w:color="D1D9DC"/>
+              <w:left w:val="single" w:sz="4" w:space="0" w:color="D1D9DC"/>
+              <w:bottom w:val="single" w:sz="4" w:space="0" w:color="D1D9DC"/>
+              <w:right w:val="single" w:sz="4" w:space="0" w:color="D1D9DC"/>
+            </w:tcBorders>
+            <w:tcMar>
+              <w:top w:w="60" w:type="dxa"/>
+              <w:bottom w:w="60" w:type="dxa"/>
+              <w:left w:w="115" w:type="dxa"/>
+              <w:right w:w="115" w:type="dxa"/>
+            </w:tcMar>
+          </w:tcPr>
+          <w:p>
+            <w:pPr>
+              <w:pStyle w:val="Compact"/>
+              <w:spacing w:before="20" w:after="20"/>
+            </w:pPr>
+            <w:r>
+              <w:rPr>
+                <w:rFonts w:ascii="Calibri" w:hAnsi="Calibri"/>
+                <w:color w:val="3C3B43"/>
+                <w:sz w:val="19"/>
+              </w:rPr>
               <w:t xml:space="preserve">Become a Founding Member</w:t>
             </w:r>
           </w:p>
@@ -1066,63 +2360,159 @@
       </w:tr>
       <w:tr>
         <w:tc>
-          <w:tcPr/>
-          <w:p>
-            <w:pPr>
-              <w:pStyle w:val="Compact"/>
-            </w:pPr>
-            <w:r>
+          <w:tcPr>
+            <w:shd w:val="clear" w:color="auto" w:fill="FFFFFF"/>
+            <w:tcBorders>
+              <w:top w:val="single" w:sz="4" w:space="0" w:color="D1D9DC"/>
+              <w:left w:val="single" w:sz="4" w:space="0" w:color="D1D9DC"/>
+              <w:bottom w:val="single" w:sz="4" w:space="0" w:color="D1D9DC"/>
+              <w:right w:val="single" w:sz="4" w:space="0" w:color="D1D9DC"/>
+            </w:tcBorders>
+            <w:tcMar>
+              <w:top w:w="60" w:type="dxa"/>
+              <w:bottom w:w="60" w:type="dxa"/>
+              <w:left w:w="115" w:type="dxa"/>
+              <w:right w:w="115" w:type="dxa"/>
+            </w:tcMar>
+          </w:tcPr>
+          <w:p>
+            <w:pPr>
+              <w:pStyle w:val="Compact"/>
+              <w:spacing w:before="20" w:after="20"/>
+            </w:pPr>
+            <w:r>
+              <w:rPr>
+                <w:rFonts w:ascii="Calibri" w:hAnsi="Calibri"/>
+                <w:color w:val="3C3B43"/>
+                <w:sz w:val="19"/>
+              </w:rPr>
               <w:t xml:space="preserve">Legal</w:t>
             </w:r>
           </w:p>
         </w:tc>
         <w:tc>
-          <w:tcPr/>
-          <w:p>
-            <w:pPr>
-              <w:pStyle w:val="Compact"/>
+          <w:tcPr>
+            <w:shd w:val="clear" w:color="auto" w:fill="FFFFFF"/>
+            <w:tcBorders>
+              <w:top w:val="single" w:sz="4" w:space="0" w:color="D1D9DC"/>
+              <w:left w:val="single" w:sz="4" w:space="0" w:color="D1D9DC"/>
+              <w:bottom w:val="single" w:sz="4" w:space="0" w:color="D1D9DC"/>
+              <w:right w:val="single" w:sz="4" w:space="0" w:color="D1D9DC"/>
+            </w:tcBorders>
+            <w:tcMar>
+              <w:top w:w="60" w:type="dxa"/>
+              <w:bottom w:w="60" w:type="dxa"/>
+              <w:left w:w="115" w:type="dxa"/>
+              <w:right w:w="115" w:type="dxa"/>
+            </w:tcMar>
+          </w:tcPr>
+          <w:p>
+            <w:pPr>
+              <w:pStyle w:val="Compact"/>
+              <w:spacing w:before="20" w:after="20"/>
             </w:pPr>
             <w:r>
               <w:rPr>
                 <w:rStyle w:val="VerbatimChar"/>
+                <w:rFonts w:ascii="Calibri" w:hAnsi="Calibri"/>
+                <w:color w:val="3C3B43"/>
+                <w:sz w:val="19"/>
               </w:rPr>
               <w:t xml:space="preserve">/privacy</w:t>
             </w:r>
             <w:r>
+              <w:rPr>
+                <w:rFonts w:ascii="Calibri" w:hAnsi="Calibri"/>
+                <w:color w:val="3C3B43"/>
+                <w:sz w:val="19"/>
+              </w:rPr>
               <w:t xml:space="preserve"> </w:t>
             </w:r>
             <w:r>
+              <w:rPr>
+                <w:rFonts w:ascii="Calibri" w:hAnsi="Calibri"/>
+                <w:color w:val="3C3B43"/>
+                <w:sz w:val="19"/>
+              </w:rPr>
               <w:t xml:space="preserve">·</w:t>
             </w:r>
             <w:r>
+              <w:rPr>
+                <w:rFonts w:ascii="Calibri" w:hAnsi="Calibri"/>
+                <w:color w:val="3C3B43"/>
+                <w:sz w:val="19"/>
+              </w:rPr>
               <w:t xml:space="preserve"> </w:t>
             </w:r>
             <w:r>
               <w:rPr>
                 <w:rStyle w:val="VerbatimChar"/>
+                <w:rFonts w:ascii="Calibri" w:hAnsi="Calibri"/>
+                <w:color w:val="3C3B43"/>
+                <w:sz w:val="19"/>
               </w:rPr>
               <w:t xml:space="preserve">/terms</w:t>
             </w:r>
           </w:p>
         </w:tc>
         <w:tc>
-          <w:tcPr/>
-          <w:p>
-            <w:pPr>
-              <w:pStyle w:val="Compact"/>
-            </w:pPr>
-            <w:r>
+          <w:tcPr>
+            <w:shd w:val="clear" w:color="auto" w:fill="FFFFFF"/>
+            <w:tcBorders>
+              <w:top w:val="single" w:sz="4" w:space="0" w:color="D1D9DC"/>
+              <w:left w:val="single" w:sz="4" w:space="0" w:color="D1D9DC"/>
+              <w:bottom w:val="single" w:sz="4" w:space="0" w:color="D1D9DC"/>
+              <w:right w:val="single" w:sz="4" w:space="0" w:color="D1D9DC"/>
+            </w:tcBorders>
+            <w:tcMar>
+              <w:top w:w="60" w:type="dxa"/>
+              <w:bottom w:w="60" w:type="dxa"/>
+              <w:left w:w="115" w:type="dxa"/>
+              <w:right w:w="115" w:type="dxa"/>
+            </w:tcMar>
+          </w:tcPr>
+          <w:p>
+            <w:pPr>
+              <w:pStyle w:val="Compact"/>
+              <w:spacing w:before="20" w:after="20"/>
+            </w:pPr>
+            <w:r>
+              <w:rPr>
+                <w:rFonts w:ascii="Calibri" w:hAnsi="Calibri"/>
+                <w:color w:val="3C3B43"/>
+                <w:sz w:val="19"/>
+              </w:rPr>
               <w:t xml:space="preserve">—</w:t>
             </w:r>
           </w:p>
         </w:tc>
         <w:tc>
-          <w:tcPr/>
-          <w:p>
-            <w:pPr>
-              <w:pStyle w:val="Compact"/>
-            </w:pPr>
-            <w:r>
+          <w:tcPr>
+            <w:shd w:val="clear" w:color="auto" w:fill="FFFFFF"/>
+            <w:tcBorders>
+              <w:top w:val="single" w:sz="4" w:space="0" w:color="D1D9DC"/>
+              <w:left w:val="single" w:sz="4" w:space="0" w:color="D1D9DC"/>
+              <w:bottom w:val="single" w:sz="4" w:space="0" w:color="D1D9DC"/>
+              <w:right w:val="single" w:sz="4" w:space="0" w:color="D1D9DC"/>
+            </w:tcBorders>
+            <w:tcMar>
+              <w:top w:w="60" w:type="dxa"/>
+              <w:bottom w:w="60" w:type="dxa"/>
+              <w:left w:w="115" w:type="dxa"/>
+              <w:right w:w="115" w:type="dxa"/>
+            </w:tcMar>
+          </w:tcPr>
+          <w:p>
+            <w:pPr>
+              <w:pStyle w:val="Compact"/>
+              <w:spacing w:before="20" w:after="20"/>
+            </w:pPr>
+            <w:r>
+              <w:rPr>
+                <w:rFonts w:ascii="Calibri" w:hAnsi="Calibri"/>
+                <w:color w:val="3C3B43"/>
+                <w:sz w:val="19"/>
+              </w:rPr>
               <w:t xml:space="preserve">—</w:t>
             </w:r>
           </w:p>
@@ -1204,23 +2594,65 @@
           <w:tblHeader w:val="on"/>
         </w:trPr>
         <w:tc>
-          <w:tcPr/>
-          <w:p>
-            <w:pPr>
-              <w:pStyle w:val="Compact"/>
-            </w:pPr>
-            <w:r>
+          <w:tcPr>
+            <w:shd w:val="clear" w:color="auto" w:fill="02374f"/>
+            <w:tcBorders>
+              <w:top w:val="single" w:sz="4" w:space="0" w:color="D1D9DC"/>
+              <w:left w:val="single" w:sz="4" w:space="0" w:color="D1D9DC"/>
+              <w:bottom w:val="single" w:sz="4" w:space="0" w:color="D1D9DC"/>
+              <w:right w:val="single" w:sz="4" w:space="0" w:color="D1D9DC"/>
+            </w:tcBorders>
+            <w:tcMar>
+              <w:top w:w="60" w:type="dxa"/>
+              <w:bottom w:w="60" w:type="dxa"/>
+              <w:left w:w="115" w:type="dxa"/>
+              <w:right w:w="115" w:type="dxa"/>
+            </w:tcMar>
+          </w:tcPr>
+          <w:p>
+            <w:pPr>
+              <w:pStyle w:val="Compact"/>
+              <w:spacing w:before="20" w:after="20"/>
+            </w:pPr>
+            <w:r>
+              <w:rPr>
+                <w:rFonts w:ascii="Calibri" w:hAnsi="Calibri"/>
+                <w:b/>
+                <w:color w:val="FFFFFF"/>
+                <w:sz w:val="19"/>
+              </w:rPr>
               <w:t xml:space="preserve">Pillar</w:t>
             </w:r>
           </w:p>
         </w:tc>
         <w:tc>
-          <w:tcPr/>
-          <w:p>
-            <w:pPr>
-              <w:pStyle w:val="Compact"/>
-            </w:pPr>
-            <w:r>
+          <w:tcPr>
+            <w:shd w:val="clear" w:color="auto" w:fill="02374f"/>
+            <w:tcBorders>
+              <w:top w:val="single" w:sz="4" w:space="0" w:color="D1D9DC"/>
+              <w:left w:val="single" w:sz="4" w:space="0" w:color="D1D9DC"/>
+              <w:bottom w:val="single" w:sz="4" w:space="0" w:color="D1D9DC"/>
+              <w:right w:val="single" w:sz="4" w:space="0" w:color="D1D9DC"/>
+            </w:tcBorders>
+            <w:tcMar>
+              <w:top w:w="60" w:type="dxa"/>
+              <w:bottom w:w="60" w:type="dxa"/>
+              <w:left w:w="115" w:type="dxa"/>
+              <w:right w:w="115" w:type="dxa"/>
+            </w:tcMar>
+          </w:tcPr>
+          <w:p>
+            <w:pPr>
+              <w:pStyle w:val="Compact"/>
+              <w:spacing w:before="20" w:after="20"/>
+            </w:pPr>
+            <w:r>
+              <w:rPr>
+                <w:rFonts w:ascii="Calibri" w:hAnsi="Calibri"/>
+                <w:b/>
+                <w:color w:val="FFFFFF"/>
+                <w:sz w:val="19"/>
+              </w:rPr>
               <w:t xml:space="preserve">Official definition</w:t>
             </w:r>
           </w:p>
@@ -1228,27 +2660,65 @@
       </w:tr>
       <w:tr>
         <w:tc>
-          <w:tcPr/>
-          <w:p>
-            <w:pPr>
-              <w:pStyle w:val="Compact"/>
-            </w:pPr>
-            <w:r>
-              <w:rPr>
+          <w:tcPr>
+            <w:shd w:val="clear" w:color="auto" w:fill="FFFFFF"/>
+            <w:tcBorders>
+              <w:top w:val="single" w:sz="4" w:space="0" w:color="D1D9DC"/>
+              <w:left w:val="single" w:sz="4" w:space="0" w:color="D1D9DC"/>
+              <w:bottom w:val="single" w:sz="4" w:space="0" w:color="D1D9DC"/>
+              <w:right w:val="single" w:sz="4" w:space="0" w:color="D1D9DC"/>
+            </w:tcBorders>
+            <w:tcMar>
+              <w:top w:w="60" w:type="dxa"/>
+              <w:bottom w:w="60" w:type="dxa"/>
+              <w:left w:w="115" w:type="dxa"/>
+              <w:right w:w="115" w:type="dxa"/>
+            </w:tcMar>
+          </w:tcPr>
+          <w:p>
+            <w:pPr>
+              <w:pStyle w:val="Compact"/>
+              <w:spacing w:before="20" w:after="20"/>
+            </w:pPr>
+            <w:r>
+              <w:rPr>
+                <w:rFonts w:ascii="Calibri" w:hAnsi="Calibri"/>
                 <w:b/>
                 <w:bCs/>
+                <w:color w:val="3C3B43"/>
+                <w:sz w:val="19"/>
               </w:rPr>
               <w:t xml:space="preserve">Mindfulness</w:t>
             </w:r>
           </w:p>
         </w:tc>
         <w:tc>
-          <w:tcPr/>
-          <w:p>
-            <w:pPr>
-              <w:pStyle w:val="Compact"/>
-            </w:pPr>
-            <w:r>
+          <w:tcPr>
+            <w:shd w:val="clear" w:color="auto" w:fill="FFFFFF"/>
+            <w:tcBorders>
+              <w:top w:val="single" w:sz="4" w:space="0" w:color="D1D9DC"/>
+              <w:left w:val="single" w:sz="4" w:space="0" w:color="D1D9DC"/>
+              <w:bottom w:val="single" w:sz="4" w:space="0" w:color="D1D9DC"/>
+              <w:right w:val="single" w:sz="4" w:space="0" w:color="D1D9DC"/>
+            </w:tcBorders>
+            <w:tcMar>
+              <w:top w:w="60" w:type="dxa"/>
+              <w:bottom w:w="60" w:type="dxa"/>
+              <w:left w:w="115" w:type="dxa"/>
+              <w:right w:w="115" w:type="dxa"/>
+            </w:tcMar>
+          </w:tcPr>
+          <w:p>
+            <w:pPr>
+              <w:pStyle w:val="Compact"/>
+              <w:spacing w:before="20" w:after="20"/>
+            </w:pPr>
+            <w:r>
+              <w:rPr>
+                <w:rFonts w:ascii="Calibri" w:hAnsi="Calibri"/>
+                <w:color w:val="3C3B43"/>
+                <w:sz w:val="19"/>
+              </w:rPr>
               <w:t xml:space="preserve">The practice of cultivating focused, nonjudgmental attention to the present moment helps us stay grounded and make thoughtful decisions.</w:t>
             </w:r>
           </w:p>
@@ -1256,27 +2726,65 @@
       </w:tr>
       <w:tr>
         <w:tc>
-          <w:tcPr/>
-          <w:p>
-            <w:pPr>
-              <w:pStyle w:val="Compact"/>
-            </w:pPr>
-            <w:r>
-              <w:rPr>
+          <w:tcPr>
+            <w:shd w:val="clear" w:color="auto" w:fill="E8F1F2"/>
+            <w:tcBorders>
+              <w:top w:val="single" w:sz="4" w:space="0" w:color="D1D9DC"/>
+              <w:left w:val="single" w:sz="4" w:space="0" w:color="D1D9DC"/>
+              <w:bottom w:val="single" w:sz="4" w:space="0" w:color="D1D9DC"/>
+              <w:right w:val="single" w:sz="4" w:space="0" w:color="D1D9DC"/>
+            </w:tcBorders>
+            <w:tcMar>
+              <w:top w:w="60" w:type="dxa"/>
+              <w:bottom w:w="60" w:type="dxa"/>
+              <w:left w:w="115" w:type="dxa"/>
+              <w:right w:w="115" w:type="dxa"/>
+            </w:tcMar>
+          </w:tcPr>
+          <w:p>
+            <w:pPr>
+              <w:pStyle w:val="Compact"/>
+              <w:spacing w:before="20" w:after="20"/>
+            </w:pPr>
+            <w:r>
+              <w:rPr>
+                <w:rFonts w:ascii="Calibri" w:hAnsi="Calibri"/>
                 <w:b/>
                 <w:bCs/>
+                <w:color w:val="3C3B43"/>
+                <w:sz w:val="19"/>
               </w:rPr>
               <w:t xml:space="preserve">Community</w:t>
             </w:r>
           </w:p>
         </w:tc>
         <w:tc>
-          <w:tcPr/>
-          <w:p>
-            <w:pPr>
-              <w:pStyle w:val="Compact"/>
-            </w:pPr>
-            <w:r>
+          <w:tcPr>
+            <w:shd w:val="clear" w:color="auto" w:fill="E8F1F2"/>
+            <w:tcBorders>
+              <w:top w:val="single" w:sz="4" w:space="0" w:color="D1D9DC"/>
+              <w:left w:val="single" w:sz="4" w:space="0" w:color="D1D9DC"/>
+              <w:bottom w:val="single" w:sz="4" w:space="0" w:color="D1D9DC"/>
+              <w:right w:val="single" w:sz="4" w:space="0" w:color="D1D9DC"/>
+            </w:tcBorders>
+            <w:tcMar>
+              <w:top w:w="60" w:type="dxa"/>
+              <w:bottom w:w="60" w:type="dxa"/>
+              <w:left w:w="115" w:type="dxa"/>
+              <w:right w:w="115" w:type="dxa"/>
+            </w:tcMar>
+          </w:tcPr>
+          <w:p>
+            <w:pPr>
+              <w:pStyle w:val="Compact"/>
+              <w:spacing w:before="20" w:after="20"/>
+            </w:pPr>
+            <w:r>
+              <w:rPr>
+                <w:rFonts w:ascii="Calibri" w:hAnsi="Calibri"/>
+                <w:color w:val="3C3B43"/>
+                <w:sz w:val="19"/>
+              </w:rPr>
               <w:t xml:space="preserve">Fostering trust, empathy, compassion, and selfless service brings out the best in ourselves so that we can bring out the best in others.</w:t>
             </w:r>
           </w:p>
@@ -1284,27 +2792,65 @@
       </w:tr>
       <w:tr>
         <w:tc>
-          <w:tcPr/>
-          <w:p>
-            <w:pPr>
-              <w:pStyle w:val="Compact"/>
-            </w:pPr>
-            <w:r>
-              <w:rPr>
+          <w:tcPr>
+            <w:shd w:val="clear" w:color="auto" w:fill="FFFFFF"/>
+            <w:tcBorders>
+              <w:top w:val="single" w:sz="4" w:space="0" w:color="D1D9DC"/>
+              <w:left w:val="single" w:sz="4" w:space="0" w:color="D1D9DC"/>
+              <w:bottom w:val="single" w:sz="4" w:space="0" w:color="D1D9DC"/>
+              <w:right w:val="single" w:sz="4" w:space="0" w:color="D1D9DC"/>
+            </w:tcBorders>
+            <w:tcMar>
+              <w:top w:w="60" w:type="dxa"/>
+              <w:bottom w:w="60" w:type="dxa"/>
+              <w:left w:w="115" w:type="dxa"/>
+              <w:right w:w="115" w:type="dxa"/>
+            </w:tcMar>
+          </w:tcPr>
+          <w:p>
+            <w:pPr>
+              <w:pStyle w:val="Compact"/>
+              <w:spacing w:before="20" w:after="20"/>
+            </w:pPr>
+            <w:r>
+              <w:rPr>
+                <w:rFonts w:ascii="Calibri" w:hAnsi="Calibri"/>
                 <w:b/>
                 <w:bCs/>
+                <w:color w:val="3C3B43"/>
+                <w:sz w:val="19"/>
               </w:rPr>
               <w:t xml:space="preserve">Self-Curiosity</w:t>
             </w:r>
           </w:p>
         </w:tc>
         <w:tc>
-          <w:tcPr/>
-          <w:p>
-            <w:pPr>
-              <w:pStyle w:val="Compact"/>
-            </w:pPr>
-            <w:r>
+          <w:tcPr>
+            <w:shd w:val="clear" w:color="auto" w:fill="FFFFFF"/>
+            <w:tcBorders>
+              <w:top w:val="single" w:sz="4" w:space="0" w:color="D1D9DC"/>
+              <w:left w:val="single" w:sz="4" w:space="0" w:color="D1D9DC"/>
+              <w:bottom w:val="single" w:sz="4" w:space="0" w:color="D1D9DC"/>
+              <w:right w:val="single" w:sz="4" w:space="0" w:color="D1D9DC"/>
+            </w:tcBorders>
+            <w:tcMar>
+              <w:top w:w="60" w:type="dxa"/>
+              <w:bottom w:w="60" w:type="dxa"/>
+              <w:left w:w="115" w:type="dxa"/>
+              <w:right w:w="115" w:type="dxa"/>
+            </w:tcMar>
+          </w:tcPr>
+          <w:p>
+            <w:pPr>
+              <w:pStyle w:val="Compact"/>
+              <w:spacing w:before="20" w:after="20"/>
+            </w:pPr>
+            <w:r>
+              <w:rPr>
+                <w:rFonts w:ascii="Calibri" w:hAnsi="Calibri"/>
+                <w:color w:val="3C3B43"/>
+                <w:sz w:val="19"/>
+              </w:rPr>
               <w:t xml:space="preserve">Encouraging curiosity about our inner world opens the door to self-discovery and a deeper understanding of ourselves and others.</w:t>
             </w:r>
           </w:p>
@@ -1312,27 +2858,65 @@
       </w:tr>
       <w:tr>
         <w:tc>
-          <w:tcPr/>
-          <w:p>
-            <w:pPr>
-              <w:pStyle w:val="Compact"/>
-            </w:pPr>
-            <w:r>
-              <w:rPr>
+          <w:tcPr>
+            <w:shd w:val="clear" w:color="auto" w:fill="E8F1F2"/>
+            <w:tcBorders>
+              <w:top w:val="single" w:sz="4" w:space="0" w:color="D1D9DC"/>
+              <w:left w:val="single" w:sz="4" w:space="0" w:color="D1D9DC"/>
+              <w:bottom w:val="single" w:sz="4" w:space="0" w:color="D1D9DC"/>
+              <w:right w:val="single" w:sz="4" w:space="0" w:color="D1D9DC"/>
+            </w:tcBorders>
+            <w:tcMar>
+              <w:top w:w="60" w:type="dxa"/>
+              <w:bottom w:w="60" w:type="dxa"/>
+              <w:left w:w="115" w:type="dxa"/>
+              <w:right w:w="115" w:type="dxa"/>
+            </w:tcMar>
+          </w:tcPr>
+          <w:p>
+            <w:pPr>
+              <w:pStyle w:val="Compact"/>
+              <w:spacing w:before="20" w:after="20"/>
+            </w:pPr>
+            <w:r>
+              <w:rPr>
+                <w:rFonts w:ascii="Calibri" w:hAnsi="Calibri"/>
                 <w:b/>
                 <w:bCs/>
+                <w:color w:val="3C3B43"/>
+                <w:sz w:val="19"/>
               </w:rPr>
               <w:t xml:space="preserve">Contentment</w:t>
             </w:r>
           </w:p>
         </w:tc>
         <w:tc>
-          <w:tcPr/>
-          <w:p>
-            <w:pPr>
-              <w:pStyle w:val="Compact"/>
-            </w:pPr>
-            <w:r>
+          <w:tcPr>
+            <w:shd w:val="clear" w:color="auto" w:fill="E8F1F2"/>
+            <w:tcBorders>
+              <w:top w:val="single" w:sz="4" w:space="0" w:color="D1D9DC"/>
+              <w:left w:val="single" w:sz="4" w:space="0" w:color="D1D9DC"/>
+              <w:bottom w:val="single" w:sz="4" w:space="0" w:color="D1D9DC"/>
+              <w:right w:val="single" w:sz="4" w:space="0" w:color="D1D9DC"/>
+            </w:tcBorders>
+            <w:tcMar>
+              <w:top w:w="60" w:type="dxa"/>
+              <w:bottom w:w="60" w:type="dxa"/>
+              <w:left w:w="115" w:type="dxa"/>
+              <w:right w:w="115" w:type="dxa"/>
+            </w:tcMar>
+          </w:tcPr>
+          <w:p>
+            <w:pPr>
+              <w:pStyle w:val="Compact"/>
+              <w:spacing w:before="20" w:after="20"/>
+            </w:pPr>
+            <w:r>
+              <w:rPr>
+                <w:rFonts w:ascii="Calibri" w:hAnsi="Calibri"/>
+                <w:color w:val="3C3B43"/>
+                <w:sz w:val="19"/>
+              </w:rPr>
               <w:t xml:space="preserve">Embracing all of life’s experiences with unconditional acceptance allows us to recognize each emotion as a valuable guide.</w:t>
             </w:r>
           </w:p>
@@ -1498,34 +3082,97 @@
           <w:tblHeader w:val="on"/>
         </w:trPr>
         <w:tc>
-          <w:tcPr/>
-          <w:p>
-            <w:pPr>
-              <w:pStyle w:val="Compact"/>
-            </w:pPr>
-            <w:r>
+          <w:tcPr>
+            <w:shd w:val="clear" w:color="auto" w:fill="02374f"/>
+            <w:tcBorders>
+              <w:top w:val="single" w:sz="4" w:space="0" w:color="D1D9DC"/>
+              <w:left w:val="single" w:sz="4" w:space="0" w:color="D1D9DC"/>
+              <w:bottom w:val="single" w:sz="4" w:space="0" w:color="D1D9DC"/>
+              <w:right w:val="single" w:sz="4" w:space="0" w:color="D1D9DC"/>
+            </w:tcBorders>
+            <w:tcMar>
+              <w:top w:w="60" w:type="dxa"/>
+              <w:bottom w:w="60" w:type="dxa"/>
+              <w:left w:w="115" w:type="dxa"/>
+              <w:right w:w="115" w:type="dxa"/>
+            </w:tcMar>
+          </w:tcPr>
+          <w:p>
+            <w:pPr>
+              <w:pStyle w:val="Compact"/>
+              <w:spacing w:before="20" w:after="20"/>
+            </w:pPr>
+            <w:r>
+              <w:rPr>
+                <w:rFonts w:ascii="Calibri" w:hAnsi="Calibri"/>
+                <w:b/>
+                <w:color w:val="FFFFFF"/>
+                <w:sz w:val="19"/>
+              </w:rPr>
               <w:t xml:space="preserve">Layer</w:t>
             </w:r>
           </w:p>
         </w:tc>
         <w:tc>
-          <w:tcPr/>
-          <w:p>
-            <w:pPr>
-              <w:pStyle w:val="Compact"/>
-            </w:pPr>
-            <w:r>
+          <w:tcPr>
+            <w:shd w:val="clear" w:color="auto" w:fill="02374f"/>
+            <w:tcBorders>
+              <w:top w:val="single" w:sz="4" w:space="0" w:color="D1D9DC"/>
+              <w:left w:val="single" w:sz="4" w:space="0" w:color="D1D9DC"/>
+              <w:bottom w:val="single" w:sz="4" w:space="0" w:color="D1D9DC"/>
+              <w:right w:val="single" w:sz="4" w:space="0" w:color="D1D9DC"/>
+            </w:tcBorders>
+            <w:tcMar>
+              <w:top w:w="60" w:type="dxa"/>
+              <w:bottom w:w="60" w:type="dxa"/>
+              <w:left w:w="115" w:type="dxa"/>
+              <w:right w:w="115" w:type="dxa"/>
+            </w:tcMar>
+          </w:tcPr>
+          <w:p>
+            <w:pPr>
+              <w:pStyle w:val="Compact"/>
+              <w:spacing w:before="20" w:after="20"/>
+            </w:pPr>
+            <w:r>
+              <w:rPr>
+                <w:rFonts w:ascii="Calibri" w:hAnsi="Calibri"/>
+                <w:b/>
+                <w:color w:val="FFFFFF"/>
+                <w:sz w:val="19"/>
+              </w:rPr>
               <w:t xml:space="preserve">Tool</w:t>
             </w:r>
           </w:p>
         </w:tc>
         <w:tc>
-          <w:tcPr/>
-          <w:p>
-            <w:pPr>
-              <w:pStyle w:val="Compact"/>
-            </w:pPr>
-            <w:r>
+          <w:tcPr>
+            <w:shd w:val="clear" w:color="auto" w:fill="02374f"/>
+            <w:tcBorders>
+              <w:top w:val="single" w:sz="4" w:space="0" w:color="D1D9DC"/>
+              <w:left w:val="single" w:sz="4" w:space="0" w:color="D1D9DC"/>
+              <w:bottom w:val="single" w:sz="4" w:space="0" w:color="D1D9DC"/>
+              <w:right w:val="single" w:sz="4" w:space="0" w:color="D1D9DC"/>
+            </w:tcBorders>
+            <w:tcMar>
+              <w:top w:w="60" w:type="dxa"/>
+              <w:bottom w:w="60" w:type="dxa"/>
+              <w:left w:w="115" w:type="dxa"/>
+              <w:right w:w="115" w:type="dxa"/>
+            </w:tcMar>
+          </w:tcPr>
+          <w:p>
+            <w:pPr>
+              <w:pStyle w:val="Compact"/>
+              <w:spacing w:before="20" w:after="20"/>
+            </w:pPr>
+            <w:r>
+              <w:rPr>
+                <w:rFonts w:ascii="Calibri" w:hAnsi="Calibri"/>
+                <w:b/>
+                <w:color w:val="FFFFFF"/>
+                <w:sz w:val="19"/>
+              </w:rPr>
               <w:t xml:space="preserve">Status</w:t>
             </w:r>
           </w:p>
@@ -1533,34 +3180,94 @@
       </w:tr>
       <w:tr>
         <w:tc>
-          <w:tcPr/>
-          <w:p>
-            <w:pPr>
-              <w:pStyle w:val="Compact"/>
-            </w:pPr>
-            <w:r>
+          <w:tcPr>
+            <w:shd w:val="clear" w:color="auto" w:fill="FFFFFF"/>
+            <w:tcBorders>
+              <w:top w:val="single" w:sz="4" w:space="0" w:color="D1D9DC"/>
+              <w:left w:val="single" w:sz="4" w:space="0" w:color="D1D9DC"/>
+              <w:bottom w:val="single" w:sz="4" w:space="0" w:color="D1D9DC"/>
+              <w:right w:val="single" w:sz="4" w:space="0" w:color="D1D9DC"/>
+            </w:tcBorders>
+            <w:tcMar>
+              <w:top w:w="60" w:type="dxa"/>
+              <w:bottom w:w="60" w:type="dxa"/>
+              <w:left w:w="115" w:type="dxa"/>
+              <w:right w:w="115" w:type="dxa"/>
+            </w:tcMar>
+          </w:tcPr>
+          <w:p>
+            <w:pPr>
+              <w:pStyle w:val="Compact"/>
+              <w:spacing w:before="20" w:after="20"/>
+            </w:pPr>
+            <w:r>
+              <w:rPr>
+                <w:rFonts w:ascii="Calibri" w:hAnsi="Calibri"/>
+                <w:color w:val="3C3B43"/>
+                <w:sz w:val="19"/>
+              </w:rPr>
               <w:t xml:space="preserve">Build</w:t>
             </w:r>
           </w:p>
         </w:tc>
         <w:tc>
-          <w:tcPr/>
-          <w:p>
-            <w:pPr>
-              <w:pStyle w:val="Compact"/>
-            </w:pPr>
-            <w:r>
+          <w:tcPr>
+            <w:shd w:val="clear" w:color="auto" w:fill="FFFFFF"/>
+            <w:tcBorders>
+              <w:top w:val="single" w:sz="4" w:space="0" w:color="D1D9DC"/>
+              <w:left w:val="single" w:sz="4" w:space="0" w:color="D1D9DC"/>
+              <w:bottom w:val="single" w:sz="4" w:space="0" w:color="D1D9DC"/>
+              <w:right w:val="single" w:sz="4" w:space="0" w:color="D1D9DC"/>
+            </w:tcBorders>
+            <w:tcMar>
+              <w:top w:w="60" w:type="dxa"/>
+              <w:bottom w:w="60" w:type="dxa"/>
+              <w:left w:w="115" w:type="dxa"/>
+              <w:right w:w="115" w:type="dxa"/>
+            </w:tcMar>
+          </w:tcPr>
+          <w:p>
+            <w:pPr>
+              <w:pStyle w:val="Compact"/>
+              <w:spacing w:before="20" w:after="20"/>
+            </w:pPr>
+            <w:r>
+              <w:rPr>
+                <w:rFonts w:ascii="Calibri" w:hAnsi="Calibri"/>
+                <w:color w:val="3C3B43"/>
+                <w:sz w:val="19"/>
+              </w:rPr>
               <w:t xml:space="preserve">Astro 4.x (static output)</w:t>
             </w:r>
           </w:p>
         </w:tc>
         <w:tc>
-          <w:tcPr/>
-          <w:p>
-            <w:pPr>
-              <w:pStyle w:val="Compact"/>
-            </w:pPr>
-            <w:r>
+          <w:tcPr>
+            <w:shd w:val="clear" w:color="auto" w:fill="FFFFFF"/>
+            <w:tcBorders>
+              <w:top w:val="single" w:sz="4" w:space="0" w:color="D1D9DC"/>
+              <w:left w:val="single" w:sz="4" w:space="0" w:color="D1D9DC"/>
+              <w:bottom w:val="single" w:sz="4" w:space="0" w:color="D1D9DC"/>
+              <w:right w:val="single" w:sz="4" w:space="0" w:color="D1D9DC"/>
+            </w:tcBorders>
+            <w:tcMar>
+              <w:top w:w="60" w:type="dxa"/>
+              <w:bottom w:w="60" w:type="dxa"/>
+              <w:left w:w="115" w:type="dxa"/>
+              <w:right w:w="115" w:type="dxa"/>
+            </w:tcMar>
+          </w:tcPr>
+          <w:p>
+            <w:pPr>
+              <w:pStyle w:val="Compact"/>
+              <w:spacing w:before="20" w:after="20"/>
+            </w:pPr>
+            <w:r>
+              <w:rPr>
+                <w:rFonts w:ascii="Calibri" w:hAnsi="Calibri"/>
+                <w:color w:val="3C3B43"/>
+                <w:sz w:val="19"/>
+              </w:rPr>
               <w:t xml:space="preserve">Recommended</w:t>
             </w:r>
           </w:p>
@@ -1568,34 +3275,94 @@
       </w:tr>
       <w:tr>
         <w:tc>
-          <w:tcPr/>
-          <w:p>
-            <w:pPr>
-              <w:pStyle w:val="Compact"/>
-            </w:pPr>
-            <w:r>
+          <w:tcPr>
+            <w:shd w:val="clear" w:color="auto" w:fill="E8F1F2"/>
+            <w:tcBorders>
+              <w:top w:val="single" w:sz="4" w:space="0" w:color="D1D9DC"/>
+              <w:left w:val="single" w:sz="4" w:space="0" w:color="D1D9DC"/>
+              <w:bottom w:val="single" w:sz="4" w:space="0" w:color="D1D9DC"/>
+              <w:right w:val="single" w:sz="4" w:space="0" w:color="D1D9DC"/>
+            </w:tcBorders>
+            <w:tcMar>
+              <w:top w:w="60" w:type="dxa"/>
+              <w:bottom w:w="60" w:type="dxa"/>
+              <w:left w:w="115" w:type="dxa"/>
+              <w:right w:w="115" w:type="dxa"/>
+            </w:tcMar>
+          </w:tcPr>
+          <w:p>
+            <w:pPr>
+              <w:pStyle w:val="Compact"/>
+              <w:spacing w:before="20" w:after="20"/>
+            </w:pPr>
+            <w:r>
+              <w:rPr>
+                <w:rFonts w:ascii="Calibri" w:hAnsi="Calibri"/>
+                <w:color w:val="3C3B43"/>
+                <w:sz w:val="19"/>
+              </w:rPr>
               <w:t xml:space="preserve">Hosting</w:t>
             </w:r>
           </w:p>
         </w:tc>
         <w:tc>
-          <w:tcPr/>
-          <w:p>
-            <w:pPr>
-              <w:pStyle w:val="Compact"/>
-            </w:pPr>
-            <w:r>
+          <w:tcPr>
+            <w:shd w:val="clear" w:color="auto" w:fill="E8F1F2"/>
+            <w:tcBorders>
+              <w:top w:val="single" w:sz="4" w:space="0" w:color="D1D9DC"/>
+              <w:left w:val="single" w:sz="4" w:space="0" w:color="D1D9DC"/>
+              <w:bottom w:val="single" w:sz="4" w:space="0" w:color="D1D9DC"/>
+              <w:right w:val="single" w:sz="4" w:space="0" w:color="D1D9DC"/>
+            </w:tcBorders>
+            <w:tcMar>
+              <w:top w:w="60" w:type="dxa"/>
+              <w:bottom w:w="60" w:type="dxa"/>
+              <w:left w:w="115" w:type="dxa"/>
+              <w:right w:w="115" w:type="dxa"/>
+            </w:tcMar>
+          </w:tcPr>
+          <w:p>
+            <w:pPr>
+              <w:pStyle w:val="Compact"/>
+              <w:spacing w:before="20" w:after="20"/>
+            </w:pPr>
+            <w:r>
+              <w:rPr>
+                <w:rFonts w:ascii="Calibri" w:hAnsi="Calibri"/>
+                <w:color w:val="3C3B43"/>
+                <w:sz w:val="19"/>
+              </w:rPr>
               <w:t xml:space="preserve">Vercel (production)</w:t>
             </w:r>
           </w:p>
         </w:tc>
         <w:tc>
-          <w:tcPr/>
-          <w:p>
-            <w:pPr>
-              <w:pStyle w:val="Compact"/>
-            </w:pPr>
-            <w:r>
+          <w:tcPr>
+            <w:shd w:val="clear" w:color="auto" w:fill="E8F1F2"/>
+            <w:tcBorders>
+              <w:top w:val="single" w:sz="4" w:space="0" w:color="D1D9DC"/>
+              <w:left w:val="single" w:sz="4" w:space="0" w:color="D1D9DC"/>
+              <w:bottom w:val="single" w:sz="4" w:space="0" w:color="D1D9DC"/>
+              <w:right w:val="single" w:sz="4" w:space="0" w:color="D1D9DC"/>
+            </w:tcBorders>
+            <w:tcMar>
+              <w:top w:w="60" w:type="dxa"/>
+              <w:bottom w:w="60" w:type="dxa"/>
+              <w:left w:w="115" w:type="dxa"/>
+              <w:right w:w="115" w:type="dxa"/>
+            </w:tcMar>
+          </w:tcPr>
+          <w:p>
+            <w:pPr>
+              <w:pStyle w:val="Compact"/>
+              <w:spacing w:before="20" w:after="20"/>
+            </w:pPr>
+            <w:r>
+              <w:rPr>
+                <w:rFonts w:ascii="Calibri" w:hAnsi="Calibri"/>
+                <w:color w:val="3C3B43"/>
+                <w:sz w:val="19"/>
+              </w:rPr>
               <w:t xml:space="preserve">Confirmed</w:t>
             </w:r>
           </w:p>
@@ -1603,43 +3370,111 @@
       </w:tr>
       <w:tr>
         <w:tc>
-          <w:tcPr/>
-          <w:p>
-            <w:pPr>
-              <w:pStyle w:val="Compact"/>
-            </w:pPr>
-            <w:r>
+          <w:tcPr>
+            <w:shd w:val="clear" w:color="auto" w:fill="FFFFFF"/>
+            <w:tcBorders>
+              <w:top w:val="single" w:sz="4" w:space="0" w:color="D1D9DC"/>
+              <w:left w:val="single" w:sz="4" w:space="0" w:color="D1D9DC"/>
+              <w:bottom w:val="single" w:sz="4" w:space="0" w:color="D1D9DC"/>
+              <w:right w:val="single" w:sz="4" w:space="0" w:color="D1D9DC"/>
+            </w:tcBorders>
+            <w:tcMar>
+              <w:top w:w="60" w:type="dxa"/>
+              <w:bottom w:w="60" w:type="dxa"/>
+              <w:left w:w="115" w:type="dxa"/>
+              <w:right w:w="115" w:type="dxa"/>
+            </w:tcMar>
+          </w:tcPr>
+          <w:p>
+            <w:pPr>
+              <w:pStyle w:val="Compact"/>
+              <w:spacing w:before="20" w:after="20"/>
+            </w:pPr>
+            <w:r>
+              <w:rPr>
+                <w:rFonts w:ascii="Calibri" w:hAnsi="Calibri"/>
+                <w:color w:val="3C3B43"/>
+                <w:sz w:val="19"/>
+              </w:rPr>
               <w:t xml:space="preserve">Dev preview</w:t>
             </w:r>
           </w:p>
         </w:tc>
         <w:tc>
-          <w:tcPr/>
-          <w:p>
-            <w:pPr>
-              <w:pStyle w:val="Compact"/>
-            </w:pPr>
-            <w:r>
+          <w:tcPr>
+            <w:shd w:val="clear" w:color="auto" w:fill="FFFFFF"/>
+            <w:tcBorders>
+              <w:top w:val="single" w:sz="4" w:space="0" w:color="D1D9DC"/>
+              <w:left w:val="single" w:sz="4" w:space="0" w:color="D1D9DC"/>
+              <w:bottom w:val="single" w:sz="4" w:space="0" w:color="D1D9DC"/>
+              <w:right w:val="single" w:sz="4" w:space="0" w:color="D1D9DC"/>
+            </w:tcBorders>
+            <w:tcMar>
+              <w:top w:w="60" w:type="dxa"/>
+              <w:bottom w:w="60" w:type="dxa"/>
+              <w:left w:w="115" w:type="dxa"/>
+              <w:right w:w="115" w:type="dxa"/>
+            </w:tcMar>
+          </w:tcPr>
+          <w:p>
+            <w:pPr>
+              <w:pStyle w:val="Compact"/>
+              <w:spacing w:before="20" w:after="20"/>
+            </w:pPr>
+            <w:r>
+              <w:rPr>
+                <w:rFonts w:ascii="Calibri" w:hAnsi="Calibri"/>
+                <w:color w:val="3C3B43"/>
+                <w:sz w:val="19"/>
+              </w:rPr>
               <w:t xml:space="preserve">Netlify (interim)</w:t>
             </w:r>
           </w:p>
         </w:tc>
         <w:tc>
-          <w:tcPr/>
-          <w:p>
-            <w:pPr>
-              <w:pStyle w:val="Compact"/>
+          <w:tcPr>
+            <w:shd w:val="clear" w:color="auto" w:fill="FFFFFF"/>
+            <w:tcBorders>
+              <w:top w:val="single" w:sz="4" w:space="0" w:color="D1D9DC"/>
+              <w:left w:val="single" w:sz="4" w:space="0" w:color="D1D9DC"/>
+              <w:bottom w:val="single" w:sz="4" w:space="0" w:color="D1D9DC"/>
+              <w:right w:val="single" w:sz="4" w:space="0" w:color="D1D9DC"/>
+            </w:tcBorders>
+            <w:tcMar>
+              <w:top w:w="60" w:type="dxa"/>
+              <w:bottom w:w="60" w:type="dxa"/>
+              <w:left w:w="115" w:type="dxa"/>
+              <w:right w:w="115" w:type="dxa"/>
+            </w:tcMar>
+          </w:tcPr>
+          <w:p>
+            <w:pPr>
+              <w:pStyle w:val="Compact"/>
+              <w:spacing w:before="20" w:after="20"/>
             </w:pPr>
             <w:r>
               <w:rPr>
                 <w:rStyle w:val="VerbatimChar"/>
+                <w:rFonts w:ascii="Calibri" w:hAnsi="Calibri"/>
+                <w:color w:val="3C3B43"/>
+                <w:sz w:val="19"/>
               </w:rPr>
               <w:t xml:space="preserve">site/</w:t>
             </w:r>
             <w:r>
+              <w:rPr>
+                <w:rFonts w:ascii="Calibri" w:hAnsi="Calibri"/>
+                <w:color w:val="3C3B43"/>
+                <w:sz w:val="19"/>
+              </w:rPr>
               <w:t xml:space="preserve"> </w:t>
             </w:r>
             <w:r>
+              <w:rPr>
+                <w:rFonts w:ascii="Calibri" w:hAnsi="Calibri"/>
+                <w:color w:val="3C3B43"/>
+                <w:sz w:val="19"/>
+              </w:rPr>
               <w:t xml:space="preserve">prototype until Astro on Vercel</w:t>
             </w:r>
           </w:p>
@@ -1647,34 +3482,94 @@
       </w:tr>
       <w:tr>
         <w:tc>
-          <w:tcPr/>
-          <w:p>
-            <w:pPr>
-              <w:pStyle w:val="Compact"/>
-            </w:pPr>
-            <w:r>
+          <w:tcPr>
+            <w:shd w:val="clear" w:color="auto" w:fill="E8F1F2"/>
+            <w:tcBorders>
+              <w:top w:val="single" w:sz="4" w:space="0" w:color="D1D9DC"/>
+              <w:left w:val="single" w:sz="4" w:space="0" w:color="D1D9DC"/>
+              <w:bottom w:val="single" w:sz="4" w:space="0" w:color="D1D9DC"/>
+              <w:right w:val="single" w:sz="4" w:space="0" w:color="D1D9DC"/>
+            </w:tcBorders>
+            <w:tcMar>
+              <w:top w:w="60" w:type="dxa"/>
+              <w:bottom w:w="60" w:type="dxa"/>
+              <w:left w:w="115" w:type="dxa"/>
+              <w:right w:w="115" w:type="dxa"/>
+            </w:tcMar>
+          </w:tcPr>
+          <w:p>
+            <w:pPr>
+              <w:pStyle w:val="Compact"/>
+              <w:spacing w:before="20" w:after="20"/>
+            </w:pPr>
+            <w:r>
+              <w:rPr>
+                <w:rFonts w:ascii="Calibri" w:hAnsi="Calibri"/>
+                <w:color w:val="3C3B43"/>
+                <w:sz w:val="19"/>
+              </w:rPr>
               <w:t xml:space="preserve">Donations</w:t>
             </w:r>
           </w:p>
         </w:tc>
         <w:tc>
-          <w:tcPr/>
-          <w:p>
-            <w:pPr>
-              <w:pStyle w:val="Compact"/>
-            </w:pPr>
-            <w:r>
+          <w:tcPr>
+            <w:shd w:val="clear" w:color="auto" w:fill="E8F1F2"/>
+            <w:tcBorders>
+              <w:top w:val="single" w:sz="4" w:space="0" w:color="D1D9DC"/>
+              <w:left w:val="single" w:sz="4" w:space="0" w:color="D1D9DC"/>
+              <w:bottom w:val="single" w:sz="4" w:space="0" w:color="D1D9DC"/>
+              <w:right w:val="single" w:sz="4" w:space="0" w:color="D1D9DC"/>
+            </w:tcBorders>
+            <w:tcMar>
+              <w:top w:w="60" w:type="dxa"/>
+              <w:bottom w:w="60" w:type="dxa"/>
+              <w:left w:w="115" w:type="dxa"/>
+              <w:right w:w="115" w:type="dxa"/>
+            </w:tcMar>
+          </w:tcPr>
+          <w:p>
+            <w:pPr>
+              <w:pStyle w:val="Compact"/>
+              <w:spacing w:before="20" w:after="20"/>
+            </w:pPr>
+            <w:r>
+              <w:rPr>
+                <w:rFonts w:ascii="Calibri" w:hAnsi="Calibri"/>
+                <w:color w:val="3C3B43"/>
+                <w:sz w:val="19"/>
+              </w:rPr>
               <w:t xml:space="preserve">Keela — redirect to hosted checkout</w:t>
             </w:r>
           </w:p>
         </w:tc>
         <w:tc>
-          <w:tcPr/>
-          <w:p>
-            <w:pPr>
-              <w:pStyle w:val="Compact"/>
-            </w:pPr>
-            <w:r>
+          <w:tcPr>
+            <w:shd w:val="clear" w:color="auto" w:fill="E8F1F2"/>
+            <w:tcBorders>
+              <w:top w:val="single" w:sz="4" w:space="0" w:color="D1D9DC"/>
+              <w:left w:val="single" w:sz="4" w:space="0" w:color="D1D9DC"/>
+              <w:bottom w:val="single" w:sz="4" w:space="0" w:color="D1D9DC"/>
+              <w:right w:val="single" w:sz="4" w:space="0" w:color="D1D9DC"/>
+            </w:tcBorders>
+            <w:tcMar>
+              <w:top w:w="60" w:type="dxa"/>
+              <w:bottom w:w="60" w:type="dxa"/>
+              <w:left w:w="115" w:type="dxa"/>
+              <w:right w:w="115" w:type="dxa"/>
+            </w:tcMar>
+          </w:tcPr>
+          <w:p>
+            <w:pPr>
+              <w:pStyle w:val="Compact"/>
+              <w:spacing w:before="20" w:after="20"/>
+            </w:pPr>
+            <w:r>
+              <w:rPr>
+                <w:rFonts w:ascii="Calibri" w:hAnsi="Calibri"/>
+                <w:color w:val="3C3B43"/>
+                <w:sz w:val="19"/>
+              </w:rPr>
               <w:t xml:space="preserve">Confirmed (existing)</w:t>
             </w:r>
           </w:p>
@@ -1682,34 +3577,94 @@
       </w:tr>
       <w:tr>
         <w:tc>
-          <w:tcPr/>
-          <w:p>
-            <w:pPr>
-              <w:pStyle w:val="Compact"/>
-            </w:pPr>
-            <w:r>
+          <w:tcPr>
+            <w:shd w:val="clear" w:color="auto" w:fill="FFFFFF"/>
+            <w:tcBorders>
+              <w:top w:val="single" w:sz="4" w:space="0" w:color="D1D9DC"/>
+              <w:left w:val="single" w:sz="4" w:space="0" w:color="D1D9DC"/>
+              <w:bottom w:val="single" w:sz="4" w:space="0" w:color="D1D9DC"/>
+              <w:right w:val="single" w:sz="4" w:space="0" w:color="D1D9DC"/>
+            </w:tcBorders>
+            <w:tcMar>
+              <w:top w:w="60" w:type="dxa"/>
+              <w:bottom w:w="60" w:type="dxa"/>
+              <w:left w:w="115" w:type="dxa"/>
+              <w:right w:w="115" w:type="dxa"/>
+            </w:tcMar>
+          </w:tcPr>
+          <w:p>
+            <w:pPr>
+              <w:pStyle w:val="Compact"/>
+              <w:spacing w:before="20" w:after="20"/>
+            </w:pPr>
+            <w:r>
+              <w:rPr>
+                <w:rFonts w:ascii="Calibri" w:hAnsi="Calibri"/>
+                <w:color w:val="3C3B43"/>
+                <w:sz w:val="19"/>
+              </w:rPr>
               <w:t xml:space="preserve">Newsletter</w:t>
             </w:r>
           </w:p>
         </w:tc>
         <w:tc>
-          <w:tcPr/>
-          <w:p>
-            <w:pPr>
-              <w:pStyle w:val="Compact"/>
-            </w:pPr>
-            <w:r>
+          <w:tcPr>
+            <w:shd w:val="clear" w:color="auto" w:fill="FFFFFF"/>
+            <w:tcBorders>
+              <w:top w:val="single" w:sz="4" w:space="0" w:color="D1D9DC"/>
+              <w:left w:val="single" w:sz="4" w:space="0" w:color="D1D9DC"/>
+              <w:bottom w:val="single" w:sz="4" w:space="0" w:color="D1D9DC"/>
+              <w:right w:val="single" w:sz="4" w:space="0" w:color="D1D9DC"/>
+            </w:tcBorders>
+            <w:tcMar>
+              <w:top w:w="60" w:type="dxa"/>
+              <w:bottom w:w="60" w:type="dxa"/>
+              <w:left w:w="115" w:type="dxa"/>
+              <w:right w:w="115" w:type="dxa"/>
+            </w:tcMar>
+          </w:tcPr>
+          <w:p>
+            <w:pPr>
+              <w:pStyle w:val="Compact"/>
+              <w:spacing w:before="20" w:after="20"/>
+            </w:pPr>
+            <w:r>
+              <w:rPr>
+                <w:rFonts w:ascii="Calibri" w:hAnsi="Calibri"/>
+                <w:color w:val="3C3B43"/>
+                <w:sz w:val="19"/>
+              </w:rPr>
               <w:t xml:space="preserve">Flodesk — embed or Vercel API</w:t>
             </w:r>
           </w:p>
         </w:tc>
         <w:tc>
-          <w:tcPr/>
-          <w:p>
-            <w:pPr>
-              <w:pStyle w:val="Compact"/>
-            </w:pPr>
-            <w:r>
+          <w:tcPr>
+            <w:shd w:val="clear" w:color="auto" w:fill="FFFFFF"/>
+            <w:tcBorders>
+              <w:top w:val="single" w:sz="4" w:space="0" w:color="D1D9DC"/>
+              <w:left w:val="single" w:sz="4" w:space="0" w:color="D1D9DC"/>
+              <w:bottom w:val="single" w:sz="4" w:space="0" w:color="D1D9DC"/>
+              <w:right w:val="single" w:sz="4" w:space="0" w:color="D1D9DC"/>
+            </w:tcBorders>
+            <w:tcMar>
+              <w:top w:w="60" w:type="dxa"/>
+              <w:bottom w:w="60" w:type="dxa"/>
+              <w:left w:w="115" w:type="dxa"/>
+              <w:right w:w="115" w:type="dxa"/>
+            </w:tcMar>
+          </w:tcPr>
+          <w:p>
+            <w:pPr>
+              <w:pStyle w:val="Compact"/>
+              <w:spacing w:before="20" w:after="20"/>
+            </w:pPr>
+            <w:r>
+              <w:rPr>
+                <w:rFonts w:ascii="Calibri" w:hAnsi="Calibri"/>
+                <w:color w:val="3C3B43"/>
+                <w:sz w:val="19"/>
+              </w:rPr>
               <w:t xml:space="preserve">Confirmed</w:t>
             </w:r>
           </w:p>
@@ -1717,34 +3672,94 @@
       </w:tr>
       <w:tr>
         <w:tc>
-          <w:tcPr/>
-          <w:p>
-            <w:pPr>
-              <w:pStyle w:val="Compact"/>
-            </w:pPr>
-            <w:r>
+          <w:tcPr>
+            <w:shd w:val="clear" w:color="auto" w:fill="E8F1F2"/>
+            <w:tcBorders>
+              <w:top w:val="single" w:sz="4" w:space="0" w:color="D1D9DC"/>
+              <w:left w:val="single" w:sz="4" w:space="0" w:color="D1D9DC"/>
+              <w:bottom w:val="single" w:sz="4" w:space="0" w:color="D1D9DC"/>
+              <w:right w:val="single" w:sz="4" w:space="0" w:color="D1D9DC"/>
+            </w:tcBorders>
+            <w:tcMar>
+              <w:top w:w="60" w:type="dxa"/>
+              <w:bottom w:w="60" w:type="dxa"/>
+              <w:left w:w="115" w:type="dxa"/>
+              <w:right w:w="115" w:type="dxa"/>
+            </w:tcMar>
+          </w:tcPr>
+          <w:p>
+            <w:pPr>
+              <w:pStyle w:val="Compact"/>
+              <w:spacing w:before="20" w:after="20"/>
+            </w:pPr>
+            <w:r>
+              <w:rPr>
+                <w:rFonts w:ascii="Calibri" w:hAnsi="Calibri"/>
+                <w:color w:val="3C3B43"/>
+                <w:sz w:val="19"/>
+              </w:rPr>
               <w:t xml:space="preserve">Forms</w:t>
             </w:r>
           </w:p>
         </w:tc>
         <w:tc>
-          <w:tcPr/>
-          <w:p>
-            <w:pPr>
-              <w:pStyle w:val="Compact"/>
-            </w:pPr>
-            <w:r>
+          <w:tcPr>
+            <w:shd w:val="clear" w:color="auto" w:fill="E8F1F2"/>
+            <w:tcBorders>
+              <w:top w:val="single" w:sz="4" w:space="0" w:color="D1D9DC"/>
+              <w:left w:val="single" w:sz="4" w:space="0" w:color="D1D9DC"/>
+              <w:bottom w:val="single" w:sz="4" w:space="0" w:color="D1D9DC"/>
+              <w:right w:val="single" w:sz="4" w:space="0" w:color="D1D9DC"/>
+            </w:tcBorders>
+            <w:tcMar>
+              <w:top w:w="60" w:type="dxa"/>
+              <w:bottom w:w="60" w:type="dxa"/>
+              <w:left w:w="115" w:type="dxa"/>
+              <w:right w:w="115" w:type="dxa"/>
+            </w:tcMar>
+          </w:tcPr>
+          <w:p>
+            <w:pPr>
+              <w:pStyle w:val="Compact"/>
+              <w:spacing w:before="20" w:after="20"/>
+            </w:pPr>
+            <w:r>
+              <w:rPr>
+                <w:rFonts w:ascii="Calibri" w:hAnsi="Calibri"/>
+                <w:color w:val="3C3B43"/>
+                <w:sz w:val="19"/>
+              </w:rPr>
               <w:t xml:space="preserve">Flodesk / Keela / Raisely / custom Vercel API</w:t>
             </w:r>
           </w:p>
         </w:tc>
         <w:tc>
-          <w:tcPr/>
-          <w:p>
-            <w:pPr>
-              <w:pStyle w:val="Compact"/>
-            </w:pPr>
-            <w:r>
+          <w:tcPr>
+            <w:shd w:val="clear" w:color="auto" w:fill="E8F1F2"/>
+            <w:tcBorders>
+              <w:top w:val="single" w:sz="4" w:space="0" w:color="D1D9DC"/>
+              <w:left w:val="single" w:sz="4" w:space="0" w:color="D1D9DC"/>
+              <w:bottom w:val="single" w:sz="4" w:space="0" w:color="D1D9DC"/>
+              <w:right w:val="single" w:sz="4" w:space="0" w:color="D1D9DC"/>
+            </w:tcBorders>
+            <w:tcMar>
+              <w:top w:w="60" w:type="dxa"/>
+              <w:bottom w:w="60" w:type="dxa"/>
+              <w:left w:w="115" w:type="dxa"/>
+              <w:right w:w="115" w:type="dxa"/>
+            </w:tcMar>
+          </w:tcPr>
+          <w:p>
+            <w:pPr>
+              <w:pStyle w:val="Compact"/>
+              <w:spacing w:before="20" w:after="20"/>
+            </w:pPr>
+            <w:r>
+              <w:rPr>
+                <w:rFonts w:ascii="Calibri" w:hAnsi="Calibri"/>
+                <w:color w:val="3C3B43"/>
+                <w:sz w:val="19"/>
+              </w:rPr>
               <w:t xml:space="preserve">Flexible per form</w:t>
             </w:r>
           </w:p>
@@ -1752,34 +3767,94 @@
       </w:tr>
       <w:tr>
         <w:tc>
-          <w:tcPr/>
-          <w:p>
-            <w:pPr>
-              <w:pStyle w:val="Compact"/>
-            </w:pPr>
-            <w:r>
+          <w:tcPr>
+            <w:shd w:val="clear" w:color="auto" w:fill="FFFFFF"/>
+            <w:tcBorders>
+              <w:top w:val="single" w:sz="4" w:space="0" w:color="D1D9DC"/>
+              <w:left w:val="single" w:sz="4" w:space="0" w:color="D1D9DC"/>
+              <w:bottom w:val="single" w:sz="4" w:space="0" w:color="D1D9DC"/>
+              <w:right w:val="single" w:sz="4" w:space="0" w:color="D1D9DC"/>
+            </w:tcBorders>
+            <w:tcMar>
+              <w:top w:w="60" w:type="dxa"/>
+              <w:bottom w:w="60" w:type="dxa"/>
+              <w:left w:w="115" w:type="dxa"/>
+              <w:right w:w="115" w:type="dxa"/>
+            </w:tcMar>
+          </w:tcPr>
+          <w:p>
+            <w:pPr>
+              <w:pStyle w:val="Compact"/>
+              <w:spacing w:before="20" w:after="20"/>
+            </w:pPr>
+            <w:r>
+              <w:rPr>
+                <w:rFonts w:ascii="Calibri" w:hAnsi="Calibri"/>
+                <w:color w:val="3C3B43"/>
+                <w:sz w:val="19"/>
+              </w:rPr>
               <w:t xml:space="preserve">Database</w:t>
             </w:r>
           </w:p>
         </w:tc>
         <w:tc>
-          <w:tcPr/>
-          <w:p>
-            <w:pPr>
-              <w:pStyle w:val="Compact"/>
-            </w:pPr>
-            <w:r>
+          <w:tcPr>
+            <w:shd w:val="clear" w:color="auto" w:fill="FFFFFF"/>
+            <w:tcBorders>
+              <w:top w:val="single" w:sz="4" w:space="0" w:color="D1D9DC"/>
+              <w:left w:val="single" w:sz="4" w:space="0" w:color="D1D9DC"/>
+              <w:bottom w:val="single" w:sz="4" w:space="0" w:color="D1D9DC"/>
+              <w:right w:val="single" w:sz="4" w:space="0" w:color="D1D9DC"/>
+            </w:tcBorders>
+            <w:tcMar>
+              <w:top w:w="60" w:type="dxa"/>
+              <w:bottom w:w="60" w:type="dxa"/>
+              <w:left w:w="115" w:type="dxa"/>
+              <w:right w:w="115" w:type="dxa"/>
+            </w:tcMar>
+          </w:tcPr>
+          <w:p>
+            <w:pPr>
+              <w:pStyle w:val="Compact"/>
+              <w:spacing w:before="20" w:after="20"/>
+            </w:pPr>
+            <w:r>
+              <w:rPr>
+                <w:rFonts w:ascii="Calibri" w:hAnsi="Calibri"/>
+                <w:color w:val="3C3B43"/>
+                <w:sz w:val="19"/>
+              </w:rPr>
               <w:t xml:space="preserve">GCP Cloud SQL</w:t>
             </w:r>
           </w:p>
         </w:tc>
         <w:tc>
-          <w:tcPr/>
-          <w:p>
-            <w:pPr>
-              <w:pStyle w:val="Compact"/>
-            </w:pPr>
-            <w:r>
+          <w:tcPr>
+            <w:shd w:val="clear" w:color="auto" w:fill="FFFFFF"/>
+            <w:tcBorders>
+              <w:top w:val="single" w:sz="4" w:space="0" w:color="D1D9DC"/>
+              <w:left w:val="single" w:sz="4" w:space="0" w:color="D1D9DC"/>
+              <w:bottom w:val="single" w:sz="4" w:space="0" w:color="D1D9DC"/>
+              <w:right w:val="single" w:sz="4" w:space="0" w:color="D1D9DC"/>
+            </w:tcBorders>
+            <w:tcMar>
+              <w:top w:w="60" w:type="dxa"/>
+              <w:bottom w:w="60" w:type="dxa"/>
+              <w:left w:w="115" w:type="dxa"/>
+              <w:right w:w="115" w:type="dxa"/>
+            </w:tcMar>
+          </w:tcPr>
+          <w:p>
+            <w:pPr>
+              <w:pStyle w:val="Compact"/>
+              <w:spacing w:before="20" w:after="20"/>
+            </w:pPr>
+            <w:r>
+              <w:rPr>
+                <w:rFonts w:ascii="Calibri" w:hAnsi="Calibri"/>
+                <w:color w:val="3C3B43"/>
+                <w:sz w:val="19"/>
+              </w:rPr>
               <w:t xml:space="preserve">Phase 2+ only if needed</w:t>
             </w:r>
           </w:p>
@@ -1787,34 +3862,94 @@
       </w:tr>
       <w:tr>
         <w:tc>
-          <w:tcPr/>
-          <w:p>
-            <w:pPr>
-              <w:pStyle w:val="Compact"/>
-            </w:pPr>
-            <w:r>
+          <w:tcPr>
+            <w:shd w:val="clear" w:color="auto" w:fill="E8F1F2"/>
+            <w:tcBorders>
+              <w:top w:val="single" w:sz="4" w:space="0" w:color="D1D9DC"/>
+              <w:left w:val="single" w:sz="4" w:space="0" w:color="D1D9DC"/>
+              <w:bottom w:val="single" w:sz="4" w:space="0" w:color="D1D9DC"/>
+              <w:right w:val="single" w:sz="4" w:space="0" w:color="D1D9DC"/>
+            </w:tcBorders>
+            <w:tcMar>
+              <w:top w:w="60" w:type="dxa"/>
+              <w:bottom w:w="60" w:type="dxa"/>
+              <w:left w:w="115" w:type="dxa"/>
+              <w:right w:w="115" w:type="dxa"/>
+            </w:tcMar>
+          </w:tcPr>
+          <w:p>
+            <w:pPr>
+              <w:pStyle w:val="Compact"/>
+              <w:spacing w:before="20" w:after="20"/>
+            </w:pPr>
+            <w:r>
+              <w:rPr>
+                <w:rFonts w:ascii="Calibri" w:hAnsi="Calibri"/>
+                <w:color w:val="3C3B43"/>
+                <w:sz w:val="19"/>
+              </w:rPr>
               <w:t xml:space="preserve">CMS</w:t>
             </w:r>
           </w:p>
         </w:tc>
         <w:tc>
-          <w:tcPr/>
-          <w:p>
-            <w:pPr>
-              <w:pStyle w:val="Compact"/>
-            </w:pPr>
-            <w:r>
+          <w:tcPr>
+            <w:shd w:val="clear" w:color="auto" w:fill="E8F1F2"/>
+            <w:tcBorders>
+              <w:top w:val="single" w:sz="4" w:space="0" w:color="D1D9DC"/>
+              <w:left w:val="single" w:sz="4" w:space="0" w:color="D1D9DC"/>
+              <w:bottom w:val="single" w:sz="4" w:space="0" w:color="D1D9DC"/>
+              <w:right w:val="single" w:sz="4" w:space="0" w:color="D1D9DC"/>
+            </w:tcBorders>
+            <w:tcMar>
+              <w:top w:w="60" w:type="dxa"/>
+              <w:bottom w:w="60" w:type="dxa"/>
+              <w:left w:w="115" w:type="dxa"/>
+              <w:right w:w="115" w:type="dxa"/>
+            </w:tcMar>
+          </w:tcPr>
+          <w:p>
+            <w:pPr>
+              <w:pStyle w:val="Compact"/>
+              <w:spacing w:before="20" w:after="20"/>
+            </w:pPr>
+            <w:r>
+              <w:rPr>
+                <w:rFonts w:ascii="Calibri" w:hAnsi="Calibri"/>
+                <w:color w:val="3C3B43"/>
+                <w:sz w:val="19"/>
+              </w:rPr>
               <w:t xml:space="preserve">Markdown in repo → Sanity at Phase 1.5</w:t>
             </w:r>
           </w:p>
         </w:tc>
         <w:tc>
-          <w:tcPr/>
-          <w:p>
-            <w:pPr>
-              <w:pStyle w:val="Compact"/>
-            </w:pPr>
-            <w:r>
+          <w:tcPr>
+            <w:shd w:val="clear" w:color="auto" w:fill="E8F1F2"/>
+            <w:tcBorders>
+              <w:top w:val="single" w:sz="4" w:space="0" w:color="D1D9DC"/>
+              <w:left w:val="single" w:sz="4" w:space="0" w:color="D1D9DC"/>
+              <w:bottom w:val="single" w:sz="4" w:space="0" w:color="D1D9DC"/>
+              <w:right w:val="single" w:sz="4" w:space="0" w:color="D1D9DC"/>
+            </w:tcBorders>
+            <w:tcMar>
+              <w:top w:w="60" w:type="dxa"/>
+              <w:bottom w:w="60" w:type="dxa"/>
+              <w:left w:w="115" w:type="dxa"/>
+              <w:right w:w="115" w:type="dxa"/>
+            </w:tcMar>
+          </w:tcPr>
+          <w:p>
+            <w:pPr>
+              <w:pStyle w:val="Compact"/>
+              <w:spacing w:before="20" w:after="20"/>
+            </w:pPr>
+            <w:r>
+              <w:rPr>
+                <w:rFonts w:ascii="Calibri" w:hAnsi="Calibri"/>
+                <w:color w:val="3C3B43"/>
+                <w:sz w:val="19"/>
+              </w:rPr>
               <w:t xml:space="preserve">Migrate when editors need self-service</w:t>
             </w:r>
           </w:p>
@@ -1822,42 +3957,110 @@
       </w:tr>
       <w:tr>
         <w:tc>
-          <w:tcPr/>
-          <w:p>
-            <w:pPr>
-              <w:pStyle w:val="Compact"/>
-            </w:pPr>
-            <w:r>
+          <w:tcPr>
+            <w:shd w:val="clear" w:color="auto" w:fill="FFFFFF"/>
+            <w:tcBorders>
+              <w:top w:val="single" w:sz="4" w:space="0" w:color="D1D9DC"/>
+              <w:left w:val="single" w:sz="4" w:space="0" w:color="D1D9DC"/>
+              <w:bottom w:val="single" w:sz="4" w:space="0" w:color="D1D9DC"/>
+              <w:right w:val="single" w:sz="4" w:space="0" w:color="D1D9DC"/>
+            </w:tcBorders>
+            <w:tcMar>
+              <w:top w:w="60" w:type="dxa"/>
+              <w:bottom w:w="60" w:type="dxa"/>
+              <w:left w:w="115" w:type="dxa"/>
+              <w:right w:w="115" w:type="dxa"/>
+            </w:tcMar>
+          </w:tcPr>
+          <w:p>
+            <w:pPr>
+              <w:pStyle w:val="Compact"/>
+              <w:spacing w:before="20" w:after="20"/>
+            </w:pPr>
+            <w:r>
+              <w:rPr>
+                <w:rFonts w:ascii="Calibri" w:hAnsi="Calibri"/>
+                <w:color w:val="3C3B43"/>
+                <w:sz w:val="19"/>
+              </w:rPr>
               <w:t xml:space="preserve">Analytics</w:t>
             </w:r>
           </w:p>
         </w:tc>
         <w:tc>
-          <w:tcPr/>
-          <w:p>
-            <w:pPr>
-              <w:pStyle w:val="Compact"/>
-            </w:pPr>
-            <w:r>
+          <w:tcPr>
+            <w:shd w:val="clear" w:color="auto" w:fill="FFFFFF"/>
+            <w:tcBorders>
+              <w:top w:val="single" w:sz="4" w:space="0" w:color="D1D9DC"/>
+              <w:left w:val="single" w:sz="4" w:space="0" w:color="D1D9DC"/>
+              <w:bottom w:val="single" w:sz="4" w:space="0" w:color="D1D9DC"/>
+              <w:right w:val="single" w:sz="4" w:space="0" w:color="D1D9DC"/>
+            </w:tcBorders>
+            <w:tcMar>
+              <w:top w:w="60" w:type="dxa"/>
+              <w:bottom w:w="60" w:type="dxa"/>
+              <w:left w:w="115" w:type="dxa"/>
+              <w:right w:w="115" w:type="dxa"/>
+            </w:tcMar>
+          </w:tcPr>
+          <w:p>
+            <w:pPr>
+              <w:pStyle w:val="Compact"/>
+              <w:spacing w:before="20" w:after="20"/>
+            </w:pPr>
+            <w:r>
+              <w:rPr>
+                <w:rFonts w:ascii="Calibri" w:hAnsi="Calibri"/>
+                <w:color w:val="3C3B43"/>
+                <w:sz w:val="19"/>
+              </w:rPr>
               <w:t xml:space="preserve">Plausible (recommended)</w:t>
             </w:r>
           </w:p>
         </w:tc>
         <w:tc>
-          <w:tcPr/>
-          <w:p>
-            <w:pPr>
-              <w:pStyle w:val="Compact"/>
-            </w:pPr>
-            <w:r>
+          <w:tcPr>
+            <w:shd w:val="clear" w:color="auto" w:fill="FFFFFF"/>
+            <w:tcBorders>
+              <w:top w:val="single" w:sz="4" w:space="0" w:color="D1D9DC"/>
+              <w:left w:val="single" w:sz="4" w:space="0" w:color="D1D9DC"/>
+              <w:bottom w:val="single" w:sz="4" w:space="0" w:color="D1D9DC"/>
+              <w:right w:val="single" w:sz="4" w:space="0" w:color="D1D9DC"/>
+            </w:tcBorders>
+            <w:tcMar>
+              <w:top w:w="60" w:type="dxa"/>
+              <w:bottom w:w="60" w:type="dxa"/>
+              <w:left w:w="115" w:type="dxa"/>
+              <w:right w:w="115" w:type="dxa"/>
+            </w:tcMar>
+          </w:tcPr>
+          <w:p>
+            <w:pPr>
+              <w:pStyle w:val="Compact"/>
+              <w:spacing w:before="20" w:after="20"/>
+            </w:pPr>
+            <w:r>
+              <w:rPr>
+                <w:rFonts w:ascii="Calibri" w:hAnsi="Calibri"/>
+                <w:color w:val="3C3B43"/>
+                <w:sz w:val="19"/>
+              </w:rPr>
               <w:t xml:space="preserve">GA4 only if paid ads; see</w:t>
             </w:r>
             <w:r>
+              <w:rPr>
+                <w:rFonts w:ascii="Calibri" w:hAnsi="Calibri"/>
+                <w:color w:val="3C3B43"/>
+                <w:sz w:val="19"/>
+              </w:rPr>
               <w:t xml:space="preserve"> </w:t>
             </w:r>
             <w:r>
               <w:rPr>
                 <w:rStyle w:val="VerbatimChar"/>
+                <w:rFonts w:ascii="Calibri" w:hAnsi="Calibri"/>
+                <w:color w:val="3C3B43"/>
+                <w:sz w:val="19"/>
               </w:rPr>
               <w:t xml:space="preserve">planning/DECISIONS.md</w:t>
             </w:r>
@@ -1877,7 +4080,7 @@
     <w:tbl>
       <w:tblPr>
         <w:tblStyle w:val="Table"/>
-        <w:tblW w:type="auto" w:w="0"/>
+        <w:tblW w:type="pct" w:w="5000"/>
         <w:tblLook w:firstRow="1" w:lastRow="0" w:firstColumn="0" w:lastColumn="0" w:noHBand="0" w:noVBand="0" w:val="0020"/>
       </w:tblPr>
       <w:tblGrid>
@@ -1890,34 +4093,97 @@
           <w:tblHeader w:val="on"/>
         </w:trPr>
         <w:tc>
-          <w:tcPr/>
-          <w:p>
-            <w:pPr>
-              <w:pStyle w:val="Compact"/>
-            </w:pPr>
-            <w:r>
+          <w:tcPr>
+            <w:shd w:val="clear" w:color="auto" w:fill="02374f"/>
+            <w:tcBorders>
+              <w:top w:val="single" w:sz="4" w:space="0" w:color="D1D9DC"/>
+              <w:left w:val="single" w:sz="4" w:space="0" w:color="D1D9DC"/>
+              <w:bottom w:val="single" w:sz="4" w:space="0" w:color="D1D9DC"/>
+              <w:right w:val="single" w:sz="4" w:space="0" w:color="D1D9DC"/>
+            </w:tcBorders>
+            <w:tcMar>
+              <w:top w:w="60" w:type="dxa"/>
+              <w:bottom w:w="60" w:type="dxa"/>
+              <w:left w:w="115" w:type="dxa"/>
+              <w:right w:w="115" w:type="dxa"/>
+            </w:tcMar>
+          </w:tcPr>
+          <w:p>
+            <w:pPr>
+              <w:pStyle w:val="Compact"/>
+              <w:spacing w:before="20" w:after="20"/>
+            </w:pPr>
+            <w:r>
+              <w:rPr>
+                <w:rFonts w:ascii="Calibri" w:hAnsi="Calibri"/>
+                <w:b/>
+                <w:color w:val="FFFFFF"/>
+                <w:sz w:val="19"/>
+              </w:rPr>
               <w:t xml:space="preserve">Environment</w:t>
             </w:r>
           </w:p>
         </w:tc>
         <w:tc>
-          <w:tcPr/>
-          <w:p>
-            <w:pPr>
-              <w:pStyle w:val="Compact"/>
-            </w:pPr>
-            <w:r>
+          <w:tcPr>
+            <w:shd w:val="clear" w:color="auto" w:fill="02374f"/>
+            <w:tcBorders>
+              <w:top w:val="single" w:sz="4" w:space="0" w:color="D1D9DC"/>
+              <w:left w:val="single" w:sz="4" w:space="0" w:color="D1D9DC"/>
+              <w:bottom w:val="single" w:sz="4" w:space="0" w:color="D1D9DC"/>
+              <w:right w:val="single" w:sz="4" w:space="0" w:color="D1D9DC"/>
+            </w:tcBorders>
+            <w:tcMar>
+              <w:top w:w="60" w:type="dxa"/>
+              <w:bottom w:w="60" w:type="dxa"/>
+              <w:left w:w="115" w:type="dxa"/>
+              <w:right w:w="115" w:type="dxa"/>
+            </w:tcMar>
+          </w:tcPr>
+          <w:p>
+            <w:pPr>
+              <w:pStyle w:val="Compact"/>
+              <w:spacing w:before="20" w:after="20"/>
+            </w:pPr>
+            <w:r>
+              <w:rPr>
+                <w:rFonts w:ascii="Calibri" w:hAnsi="Calibri"/>
+                <w:b/>
+                <w:color w:val="FFFFFF"/>
+                <w:sz w:val="19"/>
+              </w:rPr>
               <w:t xml:space="preserve">Host</w:t>
             </w:r>
           </w:p>
         </w:tc>
         <w:tc>
-          <w:tcPr/>
-          <w:p>
-            <w:pPr>
-              <w:pStyle w:val="Compact"/>
-            </w:pPr>
-            <w:r>
+          <w:tcPr>
+            <w:shd w:val="clear" w:color="auto" w:fill="02374f"/>
+            <w:tcBorders>
+              <w:top w:val="single" w:sz="4" w:space="0" w:color="D1D9DC"/>
+              <w:left w:val="single" w:sz="4" w:space="0" w:color="D1D9DC"/>
+              <w:bottom w:val="single" w:sz="4" w:space="0" w:color="D1D9DC"/>
+              <w:right w:val="single" w:sz="4" w:space="0" w:color="D1D9DC"/>
+            </w:tcBorders>
+            <w:tcMar>
+              <w:top w:w="60" w:type="dxa"/>
+              <w:bottom w:w="60" w:type="dxa"/>
+              <w:left w:w="115" w:type="dxa"/>
+              <w:right w:w="115" w:type="dxa"/>
+            </w:tcMar>
+          </w:tcPr>
+          <w:p>
+            <w:pPr>
+              <w:pStyle w:val="Compact"/>
+              <w:spacing w:before="20" w:after="20"/>
+            </w:pPr>
+            <w:r>
+              <w:rPr>
+                <w:rFonts w:ascii="Calibri" w:hAnsi="Calibri"/>
+                <w:b/>
+                <w:color w:val="FFFFFF"/>
+                <w:sz w:val="19"/>
+              </w:rPr>
               <w:t xml:space="preserve">URL</w:t>
             </w:r>
           </w:p>
@@ -1925,34 +4191,94 @@
       </w:tr>
       <w:tr>
         <w:tc>
-          <w:tcPr/>
-          <w:p>
-            <w:pPr>
-              <w:pStyle w:val="Compact"/>
-            </w:pPr>
-            <w:r>
+          <w:tcPr>
+            <w:shd w:val="clear" w:color="auto" w:fill="FFFFFF"/>
+            <w:tcBorders>
+              <w:top w:val="single" w:sz="4" w:space="0" w:color="D1D9DC"/>
+              <w:left w:val="single" w:sz="4" w:space="0" w:color="D1D9DC"/>
+              <w:bottom w:val="single" w:sz="4" w:space="0" w:color="D1D9DC"/>
+              <w:right w:val="single" w:sz="4" w:space="0" w:color="D1D9DC"/>
+            </w:tcBorders>
+            <w:tcMar>
+              <w:top w:w="60" w:type="dxa"/>
+              <w:bottom w:w="60" w:type="dxa"/>
+              <w:left w:w="115" w:type="dxa"/>
+              <w:right w:w="115" w:type="dxa"/>
+            </w:tcMar>
+          </w:tcPr>
+          <w:p>
+            <w:pPr>
+              <w:pStyle w:val="Compact"/>
+              <w:spacing w:before="20" w:after="20"/>
+            </w:pPr>
+            <w:r>
+              <w:rPr>
+                <w:rFonts w:ascii="Calibri" w:hAnsi="Calibri"/>
+                <w:color w:val="3C3B43"/>
+                <w:sz w:val="19"/>
+              </w:rPr>
               <w:t xml:space="preserve">Prototype preview (now)</w:t>
             </w:r>
           </w:p>
         </w:tc>
         <w:tc>
-          <w:tcPr/>
-          <w:p>
-            <w:pPr>
-              <w:pStyle w:val="Compact"/>
-            </w:pPr>
-            <w:r>
+          <w:tcPr>
+            <w:shd w:val="clear" w:color="auto" w:fill="FFFFFF"/>
+            <w:tcBorders>
+              <w:top w:val="single" w:sz="4" w:space="0" w:color="D1D9DC"/>
+              <w:left w:val="single" w:sz="4" w:space="0" w:color="D1D9DC"/>
+              <w:bottom w:val="single" w:sz="4" w:space="0" w:color="D1D9DC"/>
+              <w:right w:val="single" w:sz="4" w:space="0" w:color="D1D9DC"/>
+            </w:tcBorders>
+            <w:tcMar>
+              <w:top w:w="60" w:type="dxa"/>
+              <w:bottom w:w="60" w:type="dxa"/>
+              <w:left w:w="115" w:type="dxa"/>
+              <w:right w:w="115" w:type="dxa"/>
+            </w:tcMar>
+          </w:tcPr>
+          <w:p>
+            <w:pPr>
+              <w:pStyle w:val="Compact"/>
+              <w:spacing w:before="20" w:after="20"/>
+            </w:pPr>
+            <w:r>
+              <w:rPr>
+                <w:rFonts w:ascii="Calibri" w:hAnsi="Calibri"/>
+                <w:color w:val="3C3B43"/>
+                <w:sz w:val="19"/>
+              </w:rPr>
               <w:t xml:space="preserve">Netlify</w:t>
             </w:r>
           </w:p>
         </w:tc>
         <w:tc>
-          <w:tcPr/>
-          <w:p>
-            <w:pPr>
-              <w:pStyle w:val="Compact"/>
-            </w:pPr>
-            <w:r>
+          <w:tcPr>
+            <w:shd w:val="clear" w:color="auto" w:fill="FFFFFF"/>
+            <w:tcBorders>
+              <w:top w:val="single" w:sz="4" w:space="0" w:color="D1D9DC"/>
+              <w:left w:val="single" w:sz="4" w:space="0" w:color="D1D9DC"/>
+              <w:bottom w:val="single" w:sz="4" w:space="0" w:color="D1D9DC"/>
+              <w:right w:val="single" w:sz="4" w:space="0" w:color="D1D9DC"/>
+            </w:tcBorders>
+            <w:tcMar>
+              <w:top w:w="60" w:type="dxa"/>
+              <w:bottom w:w="60" w:type="dxa"/>
+              <w:left w:w="115" w:type="dxa"/>
+              <w:right w:w="115" w:type="dxa"/>
+            </w:tcMar>
+          </w:tcPr>
+          <w:p>
+            <w:pPr>
+              <w:pStyle w:val="Compact"/>
+              <w:spacing w:before="20" w:after="20"/>
+            </w:pPr>
+            <w:r>
+              <w:rPr>
+                <w:rFonts w:ascii="Calibri" w:hAnsi="Calibri"/>
+                <w:color w:val="3C3B43"/>
+                <w:sz w:val="19"/>
+              </w:rPr>
               <w:t xml:space="preserve">contentmentweb2.netlify.app</w:t>
             </w:r>
           </w:p>
@@ -1960,34 +4286,94 @@
       </w:tr>
       <w:tr>
         <w:tc>
-          <w:tcPr/>
-          <w:p>
-            <w:pPr>
-              <w:pStyle w:val="Compact"/>
-            </w:pPr>
-            <w:r>
+          <w:tcPr>
+            <w:shd w:val="clear" w:color="auto" w:fill="E8F1F2"/>
+            <w:tcBorders>
+              <w:top w:val="single" w:sz="4" w:space="0" w:color="D1D9DC"/>
+              <w:left w:val="single" w:sz="4" w:space="0" w:color="D1D9DC"/>
+              <w:bottom w:val="single" w:sz="4" w:space="0" w:color="D1D9DC"/>
+              <w:right w:val="single" w:sz="4" w:space="0" w:color="D1D9DC"/>
+            </w:tcBorders>
+            <w:tcMar>
+              <w:top w:w="60" w:type="dxa"/>
+              <w:bottom w:w="60" w:type="dxa"/>
+              <w:left w:w="115" w:type="dxa"/>
+              <w:right w:w="115" w:type="dxa"/>
+            </w:tcMar>
+          </w:tcPr>
+          <w:p>
+            <w:pPr>
+              <w:pStyle w:val="Compact"/>
+              <w:spacing w:before="20" w:after="20"/>
+            </w:pPr>
+            <w:r>
+              <w:rPr>
+                <w:rFonts w:ascii="Calibri" w:hAnsi="Calibri"/>
+                <w:color w:val="3C3B43"/>
+                <w:sz w:val="19"/>
+              </w:rPr>
               <w:t xml:space="preserve">Production</w:t>
             </w:r>
           </w:p>
         </w:tc>
         <w:tc>
-          <w:tcPr/>
-          <w:p>
-            <w:pPr>
-              <w:pStyle w:val="Compact"/>
-            </w:pPr>
-            <w:r>
+          <w:tcPr>
+            <w:shd w:val="clear" w:color="auto" w:fill="E8F1F2"/>
+            <w:tcBorders>
+              <w:top w:val="single" w:sz="4" w:space="0" w:color="D1D9DC"/>
+              <w:left w:val="single" w:sz="4" w:space="0" w:color="D1D9DC"/>
+              <w:bottom w:val="single" w:sz="4" w:space="0" w:color="D1D9DC"/>
+              <w:right w:val="single" w:sz="4" w:space="0" w:color="D1D9DC"/>
+            </w:tcBorders>
+            <w:tcMar>
+              <w:top w:w="60" w:type="dxa"/>
+              <w:bottom w:w="60" w:type="dxa"/>
+              <w:left w:w="115" w:type="dxa"/>
+              <w:right w:w="115" w:type="dxa"/>
+            </w:tcMar>
+          </w:tcPr>
+          <w:p>
+            <w:pPr>
+              <w:pStyle w:val="Compact"/>
+              <w:spacing w:before="20" w:after="20"/>
+            </w:pPr>
+            <w:r>
+              <w:rPr>
+                <w:rFonts w:ascii="Calibri" w:hAnsi="Calibri"/>
+                <w:color w:val="3C3B43"/>
+                <w:sz w:val="19"/>
+              </w:rPr>
               <w:t xml:space="preserve">Vercel</w:t>
             </w:r>
           </w:p>
         </w:tc>
         <w:tc>
-          <w:tcPr/>
-          <w:p>
-            <w:pPr>
-              <w:pStyle w:val="Compact"/>
-            </w:pPr>
-            <w:r>
+          <w:tcPr>
+            <w:shd w:val="clear" w:color="auto" w:fill="E8F1F2"/>
+            <w:tcBorders>
+              <w:top w:val="single" w:sz="4" w:space="0" w:color="D1D9DC"/>
+              <w:left w:val="single" w:sz="4" w:space="0" w:color="D1D9DC"/>
+              <w:bottom w:val="single" w:sz="4" w:space="0" w:color="D1D9DC"/>
+              <w:right w:val="single" w:sz="4" w:space="0" w:color="D1D9DC"/>
+            </w:tcBorders>
+            <w:tcMar>
+              <w:top w:w="60" w:type="dxa"/>
+              <w:bottom w:w="60" w:type="dxa"/>
+              <w:left w:w="115" w:type="dxa"/>
+              <w:right w:w="115" w:type="dxa"/>
+            </w:tcMar>
+          </w:tcPr>
+          <w:p>
+            <w:pPr>
+              <w:pStyle w:val="Compact"/>
+              <w:spacing w:before="20" w:after="20"/>
+            </w:pPr>
+            <w:r>
+              <w:rPr>
+                <w:rFonts w:ascii="Calibri" w:hAnsi="Calibri"/>
+                <w:color w:val="3C3B43"/>
+                <w:sz w:val="19"/>
+              </w:rPr>
               <w:t xml:space="preserve">contentment.org</w:t>
             </w:r>
           </w:p>
@@ -1995,36 +4381,94 @@
       </w:tr>
       <w:tr>
         <w:tc>
-          <w:tcPr/>
-          <w:p>
-            <w:pPr>
-              <w:pStyle w:val="Compact"/>
-            </w:pPr>
-            <w:r>
+          <w:tcPr>
+            <w:shd w:val="clear" w:color="auto" w:fill="FFFFFF"/>
+            <w:tcBorders>
+              <w:top w:val="single" w:sz="4" w:space="0" w:color="D1D9DC"/>
+              <w:left w:val="single" w:sz="4" w:space="0" w:color="D1D9DC"/>
+              <w:bottom w:val="single" w:sz="4" w:space="0" w:color="D1D9DC"/>
+              <w:right w:val="single" w:sz="4" w:space="0" w:color="D1D9DC"/>
+            </w:tcBorders>
+            <w:tcMar>
+              <w:top w:w="60" w:type="dxa"/>
+              <w:bottom w:w="60" w:type="dxa"/>
+              <w:left w:w="115" w:type="dxa"/>
+              <w:right w:w="115" w:type="dxa"/>
+            </w:tcMar>
+          </w:tcPr>
+          <w:p>
+            <w:pPr>
+              <w:pStyle w:val="Compact"/>
+              <w:spacing w:before="20" w:after="20"/>
+            </w:pPr>
+            <w:r>
+              <w:rPr>
+                <w:rFonts w:ascii="Calibri" w:hAnsi="Calibri"/>
+                <w:color w:val="3C3B43"/>
+                <w:sz w:val="19"/>
+              </w:rPr>
               <w:t xml:space="preserve">PR previews</w:t>
             </w:r>
           </w:p>
         </w:tc>
         <w:tc>
-          <w:tcPr/>
-          <w:p>
-            <w:pPr>
-              <w:pStyle w:val="Compact"/>
-            </w:pPr>
-            <w:r>
+          <w:tcPr>
+            <w:shd w:val="clear" w:color="auto" w:fill="FFFFFF"/>
+            <w:tcBorders>
+              <w:top w:val="single" w:sz="4" w:space="0" w:color="D1D9DC"/>
+              <w:left w:val="single" w:sz="4" w:space="0" w:color="D1D9DC"/>
+              <w:bottom w:val="single" w:sz="4" w:space="0" w:color="D1D9DC"/>
+              <w:right w:val="single" w:sz="4" w:space="0" w:color="D1D9DC"/>
+            </w:tcBorders>
+            <w:tcMar>
+              <w:top w:w="60" w:type="dxa"/>
+              <w:bottom w:w="60" w:type="dxa"/>
+              <w:left w:w="115" w:type="dxa"/>
+              <w:right w:w="115" w:type="dxa"/>
+            </w:tcMar>
+          </w:tcPr>
+          <w:p>
+            <w:pPr>
+              <w:pStyle w:val="Compact"/>
+              <w:spacing w:before="20" w:after="20"/>
+            </w:pPr>
+            <w:r>
+              <w:rPr>
+                <w:rFonts w:ascii="Calibri" w:hAnsi="Calibri"/>
+                <w:color w:val="3C3B43"/>
+                <w:sz w:val="19"/>
+              </w:rPr>
               <w:t xml:space="preserve">Vercel</w:t>
             </w:r>
           </w:p>
         </w:tc>
         <w:tc>
-          <w:tcPr/>
-          <w:p>
-            <w:pPr>
-              <w:pStyle w:val="Compact"/>
+          <w:tcPr>
+            <w:shd w:val="clear" w:color="auto" w:fill="FFFFFF"/>
+            <w:tcBorders>
+              <w:top w:val="single" w:sz="4" w:space="0" w:color="D1D9DC"/>
+              <w:left w:val="single" w:sz="4" w:space="0" w:color="D1D9DC"/>
+              <w:bottom w:val="single" w:sz="4" w:space="0" w:color="D1D9DC"/>
+              <w:right w:val="single" w:sz="4" w:space="0" w:color="D1D9DC"/>
+            </w:tcBorders>
+            <w:tcMar>
+              <w:top w:w="60" w:type="dxa"/>
+              <w:bottom w:w="60" w:type="dxa"/>
+              <w:left w:w="115" w:type="dxa"/>
+              <w:right w:w="115" w:type="dxa"/>
+            </w:tcMar>
+          </w:tcPr>
+          <w:p>
+            <w:pPr>
+              <w:pStyle w:val="Compact"/>
+              <w:spacing w:before="20" w:after="20"/>
             </w:pPr>
             <w:r>
               <w:rPr>
                 <w:rStyle w:val="VerbatimChar"/>
+                <w:rFonts w:ascii="Calibri" w:hAnsi="Calibri"/>
+                <w:color w:val="3C3B43"/>
+                <w:sz w:val="19"/>
               </w:rPr>
               <w:t xml:space="preserve">*.vercel.app</w:t>
             </w:r>
@@ -2053,154 +4497,320 @@
     <w:p>
       <w:pPr>
         <w:pStyle w:val="SourceCode"/>
+        <w:spacing w:before="20" w:after="20"/>
+        <w:ind w:left="283"/>
       </w:pPr>
       <w:r>
         <w:rPr>
           <w:rStyle w:val="VerbatimChar"/>
+          <w:rFonts w:ascii="Courier New" w:hAnsi="Courier New"/>
+          <w:b w:val="0"/>
+          <w:color w:val="7DD3FC"/>
+          <w:sz w:val="17"/>
         </w:rPr>
         <w:t xml:space="preserve">001 Layout extraction</w:t>
       </w:r>
       <w:r>
+        <w:rPr>
+          <w:rFonts w:ascii="Courier New" w:hAnsi="Courier New"/>
+          <w:b w:val="0"/>
+          <w:color w:val="7DD3FC"/>
+          <w:sz w:val="17"/>
+        </w:rPr>
         <w:br/>
       </w:r>
       <w:r>
         <w:rPr>
           <w:rStyle w:val="VerbatimChar"/>
+          <w:rFonts w:ascii="Courier New" w:hAnsi="Courier New"/>
+          <w:b w:val="0"/>
+          <w:color w:val="7DD3FC"/>
+          <w:sz w:val="17"/>
         </w:rPr>
         <w:t xml:space="preserve">  → 002 Routing scaffold</w:t>
       </w:r>
       <w:r>
+        <w:rPr>
+          <w:rFonts w:ascii="Courier New" w:hAnsi="Courier New"/>
+          <w:b w:val="0"/>
+          <w:color w:val="7DD3FC"/>
+          <w:sz w:val="17"/>
+        </w:rPr>
         <w:br/>
       </w:r>
       <w:r>
         <w:rPr>
           <w:rStyle w:val="VerbatimChar"/>
+          <w:rFonts w:ascii="Courier New" w:hAnsi="Courier New"/>
+          <w:b w:val="0"/>
+          <w:color w:val="7DD3FC"/>
+          <w:sz w:val="17"/>
         </w:rPr>
         <w:t xml:space="preserve">    → 003 Mobile nav drawer</w:t>
       </w:r>
       <w:r>
+        <w:rPr>
+          <w:rFonts w:ascii="Courier New" w:hAnsi="Courier New"/>
+          <w:b w:val="0"/>
+          <w:color w:val="7DD3FC"/>
+          <w:sz w:val="17"/>
+        </w:rPr>
         <w:br/>
       </w:r>
       <w:r>
         <w:rPr>
           <w:rStyle w:val="VerbatimChar"/>
+          <w:rFonts w:ascii="Courier New" w:hAnsi="Courier New"/>
+          <w:b w:val="0"/>
+          <w:color w:val="7DD3FC"/>
+          <w:sz w:val="17"/>
         </w:rPr>
         <w:t xml:space="preserve">    → 010 Homepage migration</w:t>
       </w:r>
       <w:r>
+        <w:rPr>
+          <w:rFonts w:ascii="Courier New" w:hAnsi="Courier New"/>
+          <w:b w:val="0"/>
+          <w:color w:val="7DD3FC"/>
+          <w:sz w:val="17"/>
+        </w:rPr>
         <w:br/>
       </w:r>
       <w:r>
         <w:rPr>
           <w:rStyle w:val="VerbatimChar"/>
+          <w:rFonts w:ascii="Courier New" w:hAnsi="Courier New"/>
+          <w:b w:val="0"/>
+          <w:color w:val="7DD3FC"/>
+          <w:sz w:val="17"/>
         </w:rPr>
         <w:t xml:space="preserve">      → 004 Wire nav/footer links</w:t>
       </w:r>
       <w:r>
+        <w:rPr>
+          <w:rFonts w:ascii="Courier New" w:hAnsi="Courier New"/>
+          <w:b w:val="0"/>
+          <w:color w:val="7DD3FC"/>
+          <w:sz w:val="17"/>
+        </w:rPr>
         <w:br/>
       </w:r>
       <w:r>
         <w:rPr>
           <w:rStyle w:val="VerbatimChar"/>
+          <w:rFonts w:ascii="Courier New" w:hAnsi="Courier New"/>
+          <w:b w:val="0"/>
+          <w:color w:val="7DD3FC"/>
+          <w:sz w:val="17"/>
         </w:rPr>
         <w:t xml:space="preserve">      → 020 /why page</w:t>
       </w:r>
       <w:r>
+        <w:rPr>
+          <w:rFonts w:ascii="Courier New" w:hAnsi="Courier New"/>
+          <w:b w:val="0"/>
+          <w:color w:val="7DD3FC"/>
+          <w:sz w:val="17"/>
+        </w:rPr>
         <w:br/>
       </w:r>
       <w:r>
         <w:rPr>
           <w:rStyle w:val="VerbatimChar"/>
+          <w:rFonts w:ascii="Courier New" w:hAnsi="Courier New"/>
+          <w:b w:val="0"/>
+          <w:color w:val="7DD3FC"/>
+          <w:sz w:val="17"/>
         </w:rPr>
         <w:t xml:space="preserve">      → 030 Stories data + JSON  ← needs comms content</w:t>
       </w:r>
       <w:r>
+        <w:rPr>
+          <w:rFonts w:ascii="Courier New" w:hAnsi="Courier New"/>
+          <w:b w:val="0"/>
+          <w:color w:val="7DD3FC"/>
+          <w:sz w:val="17"/>
+        </w:rPr>
         <w:br/>
       </w:r>
       <w:r>
         <w:rPr>
           <w:rStyle w:val="VerbatimChar"/>
+          <w:rFonts w:ascii="Courier New" w:hAnsi="Courier New"/>
+          <w:b w:val="0"/>
+          <w:color w:val="7DD3FC"/>
+          <w:sz w:val="17"/>
         </w:rPr>
         <w:t xml:space="preserve">        → 031 /stories index</w:t>
       </w:r>
       <w:r>
+        <w:rPr>
+          <w:rFonts w:ascii="Courier New" w:hAnsi="Courier New"/>
+          <w:b w:val="0"/>
+          <w:color w:val="7DD3FC"/>
+          <w:sz w:val="17"/>
+        </w:rPr>
         <w:br/>
       </w:r>
       <w:r>
         <w:rPr>
           <w:rStyle w:val="VerbatimChar"/>
+          <w:rFonts w:ascii="Courier New" w:hAnsi="Courier New"/>
+          <w:b w:val="0"/>
+          <w:color w:val="7DD3FC"/>
+          <w:sz w:val="17"/>
         </w:rPr>
         <w:t xml:space="preserve">      → 040 /schools page</w:t>
       </w:r>
       <w:r>
+        <w:rPr>
+          <w:rFonts w:ascii="Courier New" w:hAnsi="Courier New"/>
+          <w:b w:val="0"/>
+          <w:color w:val="7DD3FC"/>
+          <w:sz w:val="17"/>
+        </w:rPr>
         <w:br/>
       </w:r>
       <w:r>
         <w:rPr>
           <w:rStyle w:val="VerbatimChar"/>
+          <w:rFonts w:ascii="Courier New" w:hAnsi="Courier New"/>
+          <w:b w:val="0"/>
+          <w:color w:val="7DD3FC"/>
+          <w:sz w:val="17"/>
         </w:rPr>
         <w:t xml:space="preserve">      → 050 /give gateway</w:t>
       </w:r>
       <w:r>
+        <w:rPr>
+          <w:rFonts w:ascii="Courier New" w:hAnsi="Courier New"/>
+          <w:b w:val="0"/>
+          <w:color w:val="7DD3FC"/>
+          <w:sz w:val="17"/>
+        </w:rPr>
         <w:br/>
       </w:r>
       <w:r>
         <w:rPr>
           <w:rStyle w:val="VerbatimChar"/>
+          <w:rFonts w:ascii="Courier New" w:hAnsi="Courier New"/>
+          <w:b w:val="0"/>
+          <w:color w:val="7DD3FC"/>
+          <w:sz w:val="17"/>
         </w:rPr>
         <w:t xml:space="preserve">        → 060 Keela integration  ← needs Keela URLs from finance</w:t>
       </w:r>
       <w:r>
+        <w:rPr>
+          <w:rFonts w:ascii="Courier New" w:hAnsi="Courier New"/>
+          <w:b w:val="0"/>
+          <w:color w:val="7DD3FC"/>
+          <w:sz w:val="17"/>
+        </w:rPr>
         <w:br/>
       </w:r>
       <w:r>
         <w:rPr>
           <w:rStyle w:val="VerbatimChar"/>
+          <w:rFonts w:ascii="Courier New" w:hAnsi="Courier New"/>
+          <w:b w:val="0"/>
+          <w:color w:val="7DD3FC"/>
+          <w:sz w:val="17"/>
         </w:rPr>
         <w:t xml:space="preserve">          → 051 /give/monthly (Homeroom conversion)</w:t>
       </w:r>
       <w:r>
+        <w:rPr>
+          <w:rFonts w:ascii="Courier New" w:hAnsi="Courier New"/>
+          <w:b w:val="0"/>
+          <w:color w:val="7DD3FC"/>
+          <w:sz w:val="17"/>
+        </w:rPr>
         <w:br/>
       </w:r>
       <w:r>
         <w:rPr>
           <w:rStyle w:val="VerbatimChar"/>
+          <w:rFonts w:ascii="Courier New" w:hAnsi="Courier New"/>
+          <w:b w:val="0"/>
+          <w:color w:val="7DD3FC"/>
+          <w:sz w:val="17"/>
         </w:rPr>
         <w:t xml:space="preserve">      → 070 Newsletter integration</w:t>
       </w:r>
       <w:r>
+        <w:rPr>
+          <w:rFonts w:ascii="Courier New" w:hAnsi="Courier New"/>
+          <w:b w:val="0"/>
+          <w:color w:val="7DD3FC"/>
+          <w:sz w:val="17"/>
+        </w:rPr>
         <w:br/>
       </w:r>
       <w:r>
         <w:rPr>
           <w:rStyle w:val="VerbatimChar"/>
+          <w:rFonts w:ascii="Courier New" w:hAnsi="Courier New"/>
+          <w:b w:val="0"/>
+          <w:color w:val="7DD3FC"/>
+          <w:sz w:val="17"/>
         </w:rPr>
         <w:t xml:space="preserve">      → 071 /privacy + /terms</w:t>
       </w:r>
       <w:r>
+        <w:rPr>
+          <w:rFonts w:ascii="Courier New" w:hAnsi="Courier New"/>
+          <w:b w:val="0"/>
+          <w:color w:val="7DD3FC"/>
+          <w:sz w:val="17"/>
+        </w:rPr>
         <w:br/>
       </w:r>
       <w:r>
         <w:rPr>
           <w:rStyle w:val="VerbatimChar"/>
+          <w:rFonts w:ascii="Courier New" w:hAnsi="Courier New"/>
+          <w:b w:val="0"/>
+          <w:color w:val="7DD3FC"/>
+          <w:sz w:val="17"/>
         </w:rPr>
         <w:t xml:space="preserve">      → 080 Analytics</w:t>
       </w:r>
       <w:r>
+        <w:rPr>
+          <w:rFonts w:ascii="Courier New" w:hAnsi="Courier New"/>
+          <w:b w:val="0"/>
+          <w:color w:val="7DD3FC"/>
+          <w:sz w:val="17"/>
+        </w:rPr>
         <w:br/>
       </w:r>
       <w:r>
         <w:rPr>
           <w:rStyle w:val="VerbatimChar"/>
+          <w:rFonts w:ascii="Courier New" w:hAnsi="Courier New"/>
+          <w:b w:val="0"/>
+          <w:color w:val="7DD3FC"/>
+          <w:sz w:val="17"/>
         </w:rPr>
         <w:t xml:space="preserve">        → 100 Pre-launch QA</w:t>
       </w:r>
       <w:r>
+        <w:rPr>
+          <w:rFonts w:ascii="Courier New" w:hAnsi="Courier New"/>
+          <w:b w:val="0"/>
+          <w:color w:val="7DD3FC"/>
+          <w:sz w:val="17"/>
+        </w:rPr>
         <w:br/>
       </w:r>
       <w:r>
         <w:rPr>
           <w:rStyle w:val="VerbatimChar"/>
+          <w:rFonts w:ascii="Courier New" w:hAnsi="Courier New"/>
+          <w:b w:val="0"/>
+          <w:color w:val="7DD3FC"/>
+          <w:sz w:val="17"/>
         </w:rPr>
         <w:t xml:space="preserve">          → 101 Production deploy + DNS</w:t>
       </w:r>
@@ -2240,45 +4850,129 @@
           <w:tblHeader w:val="on"/>
         </w:trPr>
         <w:tc>
-          <w:tcPr/>
-          <w:p>
-            <w:pPr>
-              <w:pStyle w:val="Compact"/>
-            </w:pPr>
-            <w:r>
+          <w:tcPr>
+            <w:shd w:val="clear" w:color="auto" w:fill="02374f"/>
+            <w:tcBorders>
+              <w:top w:val="single" w:sz="4" w:space="0" w:color="D1D9DC"/>
+              <w:left w:val="single" w:sz="4" w:space="0" w:color="D1D9DC"/>
+              <w:bottom w:val="single" w:sz="4" w:space="0" w:color="D1D9DC"/>
+              <w:right w:val="single" w:sz="4" w:space="0" w:color="D1D9DC"/>
+            </w:tcBorders>
+            <w:tcMar>
+              <w:top w:w="60" w:type="dxa"/>
+              <w:bottom w:w="60" w:type="dxa"/>
+              <w:left w:w="115" w:type="dxa"/>
+              <w:right w:w="115" w:type="dxa"/>
+            </w:tcMar>
+          </w:tcPr>
+          <w:p>
+            <w:pPr>
+              <w:pStyle w:val="Compact"/>
+              <w:spacing w:before="20" w:after="20"/>
+            </w:pPr>
+            <w:r>
+              <w:rPr>
+                <w:rFonts w:ascii="Calibri" w:hAnsi="Calibri"/>
+                <w:b/>
+                <w:color w:val="FFFFFF"/>
+                <w:sz w:val="19"/>
+              </w:rPr>
               <w:t xml:space="preserve">#</w:t>
             </w:r>
           </w:p>
         </w:tc>
         <w:tc>
-          <w:tcPr/>
-          <w:p>
-            <w:pPr>
-              <w:pStyle w:val="Compact"/>
-            </w:pPr>
-            <w:r>
+          <w:tcPr>
+            <w:shd w:val="clear" w:color="auto" w:fill="02374f"/>
+            <w:tcBorders>
+              <w:top w:val="single" w:sz="4" w:space="0" w:color="D1D9DC"/>
+              <w:left w:val="single" w:sz="4" w:space="0" w:color="D1D9DC"/>
+              <w:bottom w:val="single" w:sz="4" w:space="0" w:color="D1D9DC"/>
+              <w:right w:val="single" w:sz="4" w:space="0" w:color="D1D9DC"/>
+            </w:tcBorders>
+            <w:tcMar>
+              <w:top w:w="60" w:type="dxa"/>
+              <w:bottom w:w="60" w:type="dxa"/>
+              <w:left w:w="115" w:type="dxa"/>
+              <w:right w:w="115" w:type="dxa"/>
+            </w:tcMar>
+          </w:tcPr>
+          <w:p>
+            <w:pPr>
+              <w:pStyle w:val="Compact"/>
+              <w:spacing w:before="20" w:after="20"/>
+            </w:pPr>
+            <w:r>
+              <w:rPr>
+                <w:rFonts w:ascii="Calibri" w:hAnsi="Calibri"/>
+                <w:b/>
+                <w:color w:val="FFFFFF"/>
+                <w:sz w:val="19"/>
+              </w:rPr>
               <w:t xml:space="preserve">Decision</w:t>
             </w:r>
           </w:p>
         </w:tc>
         <w:tc>
-          <w:tcPr/>
-          <w:p>
-            <w:pPr>
-              <w:pStyle w:val="Compact"/>
-            </w:pPr>
-            <w:r>
+          <w:tcPr>
+            <w:shd w:val="clear" w:color="auto" w:fill="02374f"/>
+            <w:tcBorders>
+              <w:top w:val="single" w:sz="4" w:space="0" w:color="D1D9DC"/>
+              <w:left w:val="single" w:sz="4" w:space="0" w:color="D1D9DC"/>
+              <w:bottom w:val="single" w:sz="4" w:space="0" w:color="D1D9DC"/>
+              <w:right w:val="single" w:sz="4" w:space="0" w:color="D1D9DC"/>
+            </w:tcBorders>
+            <w:tcMar>
+              <w:top w:w="60" w:type="dxa"/>
+              <w:bottom w:w="60" w:type="dxa"/>
+              <w:left w:w="115" w:type="dxa"/>
+              <w:right w:w="115" w:type="dxa"/>
+            </w:tcMar>
+          </w:tcPr>
+          <w:p>
+            <w:pPr>
+              <w:pStyle w:val="Compact"/>
+              <w:spacing w:before="20" w:after="20"/>
+            </w:pPr>
+            <w:r>
+              <w:rPr>
+                <w:rFonts w:ascii="Calibri" w:hAnsi="Calibri"/>
+                <w:b/>
+                <w:color w:val="FFFFFF"/>
+                <w:sz w:val="19"/>
+              </w:rPr>
               <w:t xml:space="preserve">Owner</w:t>
             </w:r>
           </w:p>
         </w:tc>
         <w:tc>
-          <w:tcPr/>
-          <w:p>
-            <w:pPr>
-              <w:pStyle w:val="Compact"/>
-            </w:pPr>
-            <w:r>
+          <w:tcPr>
+            <w:shd w:val="clear" w:color="auto" w:fill="02374f"/>
+            <w:tcBorders>
+              <w:top w:val="single" w:sz="4" w:space="0" w:color="D1D9DC"/>
+              <w:left w:val="single" w:sz="4" w:space="0" w:color="D1D9DC"/>
+              <w:bottom w:val="single" w:sz="4" w:space="0" w:color="D1D9DC"/>
+              <w:right w:val="single" w:sz="4" w:space="0" w:color="D1D9DC"/>
+            </w:tcBorders>
+            <w:tcMar>
+              <w:top w:w="60" w:type="dxa"/>
+              <w:bottom w:w="60" w:type="dxa"/>
+              <w:left w:w="115" w:type="dxa"/>
+              <w:right w:w="115" w:type="dxa"/>
+            </w:tcMar>
+          </w:tcPr>
+          <w:p>
+            <w:pPr>
+              <w:pStyle w:val="Compact"/>
+              <w:spacing w:before="20" w:after="20"/>
+            </w:pPr>
+            <w:r>
+              <w:rPr>
+                <w:rFonts w:ascii="Calibri" w:hAnsi="Calibri"/>
+                <w:b/>
+                <w:color w:val="FFFFFF"/>
+                <w:sz w:val="19"/>
+              </w:rPr>
               <w:t xml:space="preserve">Risk if delayed</w:t>
             </w:r>
           </w:p>
@@ -2286,55 +4980,143 @@
       </w:tr>
       <w:tr>
         <w:tc>
-          <w:tcPr/>
-          <w:p>
-            <w:pPr>
-              <w:pStyle w:val="Compact"/>
-            </w:pPr>
-            <w:r>
+          <w:tcPr>
+            <w:shd w:val="clear" w:color="auto" w:fill="FFFFFF"/>
+            <w:tcBorders>
+              <w:top w:val="single" w:sz="4" w:space="0" w:color="D1D9DC"/>
+              <w:left w:val="single" w:sz="4" w:space="0" w:color="D1D9DC"/>
+              <w:bottom w:val="single" w:sz="4" w:space="0" w:color="D1D9DC"/>
+              <w:right w:val="single" w:sz="4" w:space="0" w:color="D1D9DC"/>
+            </w:tcBorders>
+            <w:tcMar>
+              <w:top w:w="60" w:type="dxa"/>
+              <w:bottom w:w="60" w:type="dxa"/>
+              <w:left w:w="115" w:type="dxa"/>
+              <w:right w:w="115" w:type="dxa"/>
+            </w:tcMar>
+          </w:tcPr>
+          <w:p>
+            <w:pPr>
+              <w:pStyle w:val="Compact"/>
+              <w:spacing w:before="20" w:after="20"/>
+            </w:pPr>
+            <w:r>
+              <w:rPr>
+                <w:rFonts w:ascii="Calibri" w:hAnsi="Calibri"/>
+                <w:color w:val="3C3B43"/>
+                <w:sz w:val="19"/>
+              </w:rPr>
               <w:t xml:space="preserve">1</w:t>
             </w:r>
           </w:p>
         </w:tc>
         <w:tc>
-          <w:tcPr/>
-          <w:p>
-            <w:pPr>
-              <w:pStyle w:val="Compact"/>
-            </w:pPr>
-            <w:r>
-              <w:rPr>
+          <w:tcPr>
+            <w:shd w:val="clear" w:color="auto" w:fill="FFFFFF"/>
+            <w:tcBorders>
+              <w:top w:val="single" w:sz="4" w:space="0" w:color="D1D9DC"/>
+              <w:left w:val="single" w:sz="4" w:space="0" w:color="D1D9DC"/>
+              <w:bottom w:val="single" w:sz="4" w:space="0" w:color="D1D9DC"/>
+              <w:right w:val="single" w:sz="4" w:space="0" w:color="D1D9DC"/>
+            </w:tcBorders>
+            <w:tcMar>
+              <w:top w:w="60" w:type="dxa"/>
+              <w:bottom w:w="60" w:type="dxa"/>
+              <w:left w:w="115" w:type="dxa"/>
+              <w:right w:w="115" w:type="dxa"/>
+            </w:tcMar>
+          </w:tcPr>
+          <w:p>
+            <w:pPr>
+              <w:pStyle w:val="Compact"/>
+              <w:spacing w:before="20" w:after="20"/>
+            </w:pPr>
+            <w:r>
+              <w:rPr>
+                <w:rFonts w:ascii="Calibri" w:hAnsi="Calibri"/>
                 <w:b/>
                 <w:bCs/>
+                <w:color w:val="3C3B43"/>
+                <w:sz w:val="19"/>
               </w:rPr>
               <w:t xml:space="preserve">Homeroom tier amounts</w:t>
             </w:r>
             <w:r>
+              <w:rPr>
+                <w:rFonts w:ascii="Calibri" w:hAnsi="Calibri"/>
+                <w:color w:val="3C3B43"/>
+                <w:sz w:val="19"/>
+              </w:rPr>
               <w:t xml:space="preserve"> </w:t>
             </w:r>
             <w:r>
+              <w:rPr>
+                <w:rFonts w:ascii="Calibri" w:hAnsi="Calibri"/>
+                <w:color w:val="3C3B43"/>
+                <w:sz w:val="19"/>
+              </w:rPr>
               <w:t xml:space="preserve">— $5/$25/$100 vs $25/$50/$100</w:t>
             </w:r>
           </w:p>
         </w:tc>
         <w:tc>
-          <w:tcPr/>
-          <w:p>
-            <w:pPr>
-              <w:pStyle w:val="Compact"/>
-            </w:pPr>
-            <w:r>
+          <w:tcPr>
+            <w:shd w:val="clear" w:color="auto" w:fill="FFFFFF"/>
+            <w:tcBorders>
+              <w:top w:val="single" w:sz="4" w:space="0" w:color="D1D9DC"/>
+              <w:left w:val="single" w:sz="4" w:space="0" w:color="D1D9DC"/>
+              <w:bottom w:val="single" w:sz="4" w:space="0" w:color="D1D9DC"/>
+              <w:right w:val="single" w:sz="4" w:space="0" w:color="D1D9DC"/>
+            </w:tcBorders>
+            <w:tcMar>
+              <w:top w:w="60" w:type="dxa"/>
+              <w:bottom w:w="60" w:type="dxa"/>
+              <w:left w:w="115" w:type="dxa"/>
+              <w:right w:w="115" w:type="dxa"/>
+            </w:tcMar>
+          </w:tcPr>
+          <w:p>
+            <w:pPr>
+              <w:pStyle w:val="Compact"/>
+              <w:spacing w:before="20" w:after="20"/>
+            </w:pPr>
+            <w:r>
+              <w:rPr>
+                <w:rFonts w:ascii="Calibri" w:hAnsi="Calibri"/>
+                <w:color w:val="3C3B43"/>
+                <w:sz w:val="19"/>
+              </w:rPr>
               <w:t xml:space="preserve">Leadership + Finance</w:t>
             </w:r>
           </w:p>
         </w:tc>
         <w:tc>
-          <w:tcPr/>
-          <w:p>
-            <w:pPr>
-              <w:pStyle w:val="Compact"/>
-            </w:pPr>
-            <w:r>
+          <w:tcPr>
+            <w:shd w:val="clear" w:color="auto" w:fill="FFFFFF"/>
+            <w:tcBorders>
+              <w:top w:val="single" w:sz="4" w:space="0" w:color="D1D9DC"/>
+              <w:left w:val="single" w:sz="4" w:space="0" w:color="D1D9DC"/>
+              <w:bottom w:val="single" w:sz="4" w:space="0" w:color="D1D9DC"/>
+              <w:right w:val="single" w:sz="4" w:space="0" w:color="D1D9DC"/>
+            </w:tcBorders>
+            <w:tcMar>
+              <w:top w:w="60" w:type="dxa"/>
+              <w:bottom w:w="60" w:type="dxa"/>
+              <w:left w:w="115" w:type="dxa"/>
+              <w:right w:w="115" w:type="dxa"/>
+            </w:tcMar>
+          </w:tcPr>
+          <w:p>
+            <w:pPr>
+              <w:pStyle w:val="Compact"/>
+              <w:spacing w:before="20" w:after="20"/>
+            </w:pPr>
+            <w:r>
+              <w:rPr>
+                <w:rFonts w:ascii="Calibri" w:hAnsi="Calibri"/>
+                <w:color w:val="3C3B43"/>
+                <w:sz w:val="19"/>
+              </w:rPr>
               <w:t xml:space="preserve">Blocks Keela product setup and all Homeroom copy</w:t>
             </w:r>
           </w:p>
@@ -2342,49 +5124,127 @@
       </w:tr>
       <w:tr>
         <w:tc>
-          <w:tcPr/>
-          <w:p>
-            <w:pPr>
-              <w:pStyle w:val="Compact"/>
-            </w:pPr>
-            <w:r>
+          <w:tcPr>
+            <w:shd w:val="clear" w:color="auto" w:fill="E8F1F2"/>
+            <w:tcBorders>
+              <w:top w:val="single" w:sz="4" w:space="0" w:color="D1D9DC"/>
+              <w:left w:val="single" w:sz="4" w:space="0" w:color="D1D9DC"/>
+              <w:bottom w:val="single" w:sz="4" w:space="0" w:color="D1D9DC"/>
+              <w:right w:val="single" w:sz="4" w:space="0" w:color="D1D9DC"/>
+            </w:tcBorders>
+            <w:tcMar>
+              <w:top w:w="60" w:type="dxa"/>
+              <w:bottom w:w="60" w:type="dxa"/>
+              <w:left w:w="115" w:type="dxa"/>
+              <w:right w:w="115" w:type="dxa"/>
+            </w:tcMar>
+          </w:tcPr>
+          <w:p>
+            <w:pPr>
+              <w:pStyle w:val="Compact"/>
+              <w:spacing w:before="20" w:after="20"/>
+            </w:pPr>
+            <w:r>
+              <w:rPr>
+                <w:rFonts w:ascii="Calibri" w:hAnsi="Calibri"/>
+                <w:color w:val="3C3B43"/>
+                <w:sz w:val="19"/>
+              </w:rPr>
               <w:t xml:space="preserve">2</w:t>
             </w:r>
           </w:p>
         </w:tc>
         <w:tc>
-          <w:tcPr/>
-          <w:p>
-            <w:pPr>
-              <w:pStyle w:val="Compact"/>
-            </w:pPr>
-            <w:r>
-              <w:rPr>
+          <w:tcPr>
+            <w:shd w:val="clear" w:color="auto" w:fill="E8F1F2"/>
+            <w:tcBorders>
+              <w:top w:val="single" w:sz="4" w:space="0" w:color="D1D9DC"/>
+              <w:left w:val="single" w:sz="4" w:space="0" w:color="D1D9DC"/>
+              <w:bottom w:val="single" w:sz="4" w:space="0" w:color="D1D9DC"/>
+              <w:right w:val="single" w:sz="4" w:space="0" w:color="D1D9DC"/>
+            </w:tcBorders>
+            <w:tcMar>
+              <w:top w:w="60" w:type="dxa"/>
+              <w:bottom w:w="60" w:type="dxa"/>
+              <w:left w:w="115" w:type="dxa"/>
+              <w:right w:w="115" w:type="dxa"/>
+            </w:tcMar>
+          </w:tcPr>
+          <w:p>
+            <w:pPr>
+              <w:pStyle w:val="Compact"/>
+              <w:spacing w:before="20" w:after="20"/>
+            </w:pPr>
+            <w:r>
+              <w:rPr>
+                <w:rFonts w:ascii="Calibri" w:hAnsi="Calibri"/>
                 <w:b/>
                 <w:bCs/>
+                <w:color w:val="3C3B43"/>
+                <w:sz w:val="19"/>
               </w:rPr>
               <w:t xml:space="preserve">Keela donation URLs</w:t>
             </w:r>
           </w:p>
         </w:tc>
         <w:tc>
-          <w:tcPr/>
-          <w:p>
-            <w:pPr>
-              <w:pStyle w:val="Compact"/>
-            </w:pPr>
-            <w:r>
+          <w:tcPr>
+            <w:shd w:val="clear" w:color="auto" w:fill="E8F1F2"/>
+            <w:tcBorders>
+              <w:top w:val="single" w:sz="4" w:space="0" w:color="D1D9DC"/>
+              <w:left w:val="single" w:sz="4" w:space="0" w:color="D1D9DC"/>
+              <w:bottom w:val="single" w:sz="4" w:space="0" w:color="D1D9DC"/>
+              <w:right w:val="single" w:sz="4" w:space="0" w:color="D1D9DC"/>
+            </w:tcBorders>
+            <w:tcMar>
+              <w:top w:w="60" w:type="dxa"/>
+              <w:bottom w:w="60" w:type="dxa"/>
+              <w:left w:w="115" w:type="dxa"/>
+              <w:right w:w="115" w:type="dxa"/>
+            </w:tcMar>
+          </w:tcPr>
+          <w:p>
+            <w:pPr>
+              <w:pStyle w:val="Compact"/>
+              <w:spacing w:before="20" w:after="20"/>
+            </w:pPr>
+            <w:r>
+              <w:rPr>
+                <w:rFonts w:ascii="Calibri" w:hAnsi="Calibri"/>
+                <w:color w:val="3C3B43"/>
+                <w:sz w:val="19"/>
+              </w:rPr>
               <w:t xml:space="preserve">Finance / Ops</w:t>
             </w:r>
           </w:p>
         </w:tc>
         <w:tc>
-          <w:tcPr/>
-          <w:p>
-            <w:pPr>
-              <w:pStyle w:val="Compact"/>
-            </w:pPr>
-            <w:r>
+          <w:tcPr>
+            <w:shd w:val="clear" w:color="auto" w:fill="E8F1F2"/>
+            <w:tcBorders>
+              <w:top w:val="single" w:sz="4" w:space="0" w:color="D1D9DC"/>
+              <w:left w:val="single" w:sz="4" w:space="0" w:color="D1D9DC"/>
+              <w:bottom w:val="single" w:sz="4" w:space="0" w:color="D1D9DC"/>
+              <w:right w:val="single" w:sz="4" w:space="0" w:color="D1D9DC"/>
+            </w:tcBorders>
+            <w:tcMar>
+              <w:top w:w="60" w:type="dxa"/>
+              <w:bottom w:w="60" w:type="dxa"/>
+              <w:left w:w="115" w:type="dxa"/>
+              <w:right w:w="115" w:type="dxa"/>
+            </w:tcMar>
+          </w:tcPr>
+          <w:p>
+            <w:pPr>
+              <w:pStyle w:val="Compact"/>
+              <w:spacing w:before="20" w:after="20"/>
+            </w:pPr>
+            <w:r>
+              <w:rPr>
+                <w:rFonts w:ascii="Calibri" w:hAnsi="Calibri"/>
+                <w:color w:val="3C3B43"/>
+                <w:sz w:val="19"/>
+              </w:rPr>
               <w:t xml:space="preserve">Blocks entire Homeroom conversion path (critical chain)</w:t>
             </w:r>
           </w:p>
@@ -2392,70 +5252,176 @@
       </w:tr>
       <w:tr>
         <w:tc>
-          <w:tcPr/>
-          <w:p>
-            <w:pPr>
-              <w:pStyle w:val="Compact"/>
-            </w:pPr>
-            <w:r>
+          <w:tcPr>
+            <w:shd w:val="clear" w:color="auto" w:fill="FFFFFF"/>
+            <w:tcBorders>
+              <w:top w:val="single" w:sz="4" w:space="0" w:color="D1D9DC"/>
+              <w:left w:val="single" w:sz="4" w:space="0" w:color="D1D9DC"/>
+              <w:bottom w:val="single" w:sz="4" w:space="0" w:color="D1D9DC"/>
+              <w:right w:val="single" w:sz="4" w:space="0" w:color="D1D9DC"/>
+            </w:tcBorders>
+            <w:tcMar>
+              <w:top w:w="60" w:type="dxa"/>
+              <w:bottom w:w="60" w:type="dxa"/>
+              <w:left w:w="115" w:type="dxa"/>
+              <w:right w:w="115" w:type="dxa"/>
+            </w:tcMar>
+          </w:tcPr>
+          <w:p>
+            <w:pPr>
+              <w:pStyle w:val="Compact"/>
+              <w:spacing w:before="20" w:after="20"/>
+            </w:pPr>
+            <w:r>
+              <w:rPr>
+                <w:rFonts w:ascii="Calibri" w:hAnsi="Calibri"/>
+                <w:color w:val="3C3B43"/>
+                <w:sz w:val="19"/>
+              </w:rPr>
               <w:t xml:space="preserve">3</w:t>
             </w:r>
           </w:p>
         </w:tc>
         <w:tc>
-          <w:tcPr/>
-          <w:p>
-            <w:pPr>
-              <w:pStyle w:val="Compact"/>
-            </w:pPr>
-            <w:r>
-              <w:rPr>
+          <w:tcPr>
+            <w:shd w:val="clear" w:color="auto" w:fill="FFFFFF"/>
+            <w:tcBorders>
+              <w:top w:val="single" w:sz="4" w:space="0" w:color="D1D9DC"/>
+              <w:left w:val="single" w:sz="4" w:space="0" w:color="D1D9DC"/>
+              <w:bottom w:val="single" w:sz="4" w:space="0" w:color="D1D9DC"/>
+              <w:right w:val="single" w:sz="4" w:space="0" w:color="D1D9DC"/>
+            </w:tcBorders>
+            <w:tcMar>
+              <w:top w:w="60" w:type="dxa"/>
+              <w:bottom w:w="60" w:type="dxa"/>
+              <w:left w:w="115" w:type="dxa"/>
+              <w:right w:w="115" w:type="dxa"/>
+            </w:tcMar>
+          </w:tcPr>
+          <w:p>
+            <w:pPr>
+              <w:pStyle w:val="Compact"/>
+              <w:spacing w:before="20" w:after="20"/>
+            </w:pPr>
+            <w:r>
+              <w:rPr>
+                <w:rFonts w:ascii="Calibri" w:hAnsi="Calibri"/>
                 <w:b/>
                 <w:bCs/>
+                <w:color w:val="3C3B43"/>
+                <w:sz w:val="19"/>
               </w:rPr>
               <w:t xml:space="preserve">EIN</w:t>
             </w:r>
             <w:r>
+              <w:rPr>
+                <w:rFonts w:ascii="Calibri" w:hAnsi="Calibri"/>
+                <w:color w:val="3C3B43"/>
+                <w:sz w:val="19"/>
+              </w:rPr>
               <w:t xml:space="preserve"> </w:t>
             </w:r>
             <w:r>
+              <w:rPr>
+                <w:rFonts w:ascii="Calibri" w:hAnsi="Calibri"/>
+                <w:color w:val="3C3B43"/>
+                <w:sz w:val="19"/>
+              </w:rPr>
               <w:t xml:space="preserve">for Homeroom FAQ</w:t>
             </w:r>
           </w:p>
         </w:tc>
         <w:tc>
-          <w:tcPr/>
-          <w:p>
-            <w:pPr>
-              <w:pStyle w:val="Compact"/>
-            </w:pPr>
-            <w:r>
+          <w:tcPr>
+            <w:shd w:val="clear" w:color="auto" w:fill="FFFFFF"/>
+            <w:tcBorders>
+              <w:top w:val="single" w:sz="4" w:space="0" w:color="D1D9DC"/>
+              <w:left w:val="single" w:sz="4" w:space="0" w:color="D1D9DC"/>
+              <w:bottom w:val="single" w:sz="4" w:space="0" w:color="D1D9DC"/>
+              <w:right w:val="single" w:sz="4" w:space="0" w:color="D1D9DC"/>
+            </w:tcBorders>
+            <w:tcMar>
+              <w:top w:w="60" w:type="dxa"/>
+              <w:bottom w:w="60" w:type="dxa"/>
+              <w:left w:w="115" w:type="dxa"/>
+              <w:right w:w="115" w:type="dxa"/>
+            </w:tcMar>
+          </w:tcPr>
+          <w:p>
+            <w:pPr>
+              <w:pStyle w:val="Compact"/>
+              <w:spacing w:before="20" w:after="20"/>
+            </w:pPr>
+            <w:r>
+              <w:rPr>
+                <w:rFonts w:ascii="Calibri" w:hAnsi="Calibri"/>
+                <w:color w:val="3C3B43"/>
+                <w:sz w:val="19"/>
+              </w:rPr>
               <w:t xml:space="preserve">Finance</w:t>
             </w:r>
           </w:p>
         </w:tc>
         <w:tc>
-          <w:tcPr/>
-          <w:p>
-            <w:pPr>
-              <w:pStyle w:val="Compact"/>
-            </w:pPr>
-            <w:r>
+          <w:tcPr>
+            <w:shd w:val="clear" w:color="auto" w:fill="FFFFFF"/>
+            <w:tcBorders>
+              <w:top w:val="single" w:sz="4" w:space="0" w:color="D1D9DC"/>
+              <w:left w:val="single" w:sz="4" w:space="0" w:color="D1D9DC"/>
+              <w:bottom w:val="single" w:sz="4" w:space="0" w:color="D1D9DC"/>
+              <w:right w:val="single" w:sz="4" w:space="0" w:color="D1D9DC"/>
+            </w:tcBorders>
+            <w:tcMar>
+              <w:top w:w="60" w:type="dxa"/>
+              <w:bottom w:w="60" w:type="dxa"/>
+              <w:left w:w="115" w:type="dxa"/>
+              <w:right w:w="115" w:type="dxa"/>
+            </w:tcMar>
+          </w:tcPr>
+          <w:p>
+            <w:pPr>
+              <w:pStyle w:val="Compact"/>
+              <w:spacing w:before="20" w:after="20"/>
+            </w:pPr>
+            <w:r>
+              <w:rPr>
+                <w:rFonts w:ascii="Calibri" w:hAnsi="Calibri"/>
+                <w:color w:val="3C3B43"/>
+                <w:sz w:val="19"/>
+              </w:rPr>
               <w:t xml:space="preserve">Blocks</w:t>
             </w:r>
             <w:r>
+              <w:rPr>
+                <w:rFonts w:ascii="Calibri" w:hAnsi="Calibri"/>
+                <w:color w:val="3C3B43"/>
+                <w:sz w:val="19"/>
+              </w:rPr>
               <w:t xml:space="preserve"> </w:t>
             </w:r>
             <w:r>
               <w:rPr>
                 <w:rStyle w:val="VerbatimChar"/>
+                <w:rFonts w:ascii="Calibri" w:hAnsi="Calibri"/>
+                <w:color w:val="3C3B43"/>
+                <w:sz w:val="19"/>
               </w:rPr>
               <w:t xml:space="preserve">/give/monthly</w:t>
             </w:r>
             <w:r>
+              <w:rPr>
+                <w:rFonts w:ascii="Calibri" w:hAnsi="Calibri"/>
+                <w:color w:val="3C3B43"/>
+                <w:sz w:val="19"/>
+              </w:rPr>
               <w:t xml:space="preserve"> </w:t>
             </w:r>
             <w:r>
+              <w:rPr>
+                <w:rFonts w:ascii="Calibri" w:hAnsi="Calibri"/>
+                <w:color w:val="3C3B43"/>
+                <w:sz w:val="19"/>
+              </w:rPr>
               <w:t xml:space="preserve">from shipping complete</w:t>
             </w:r>
           </w:p>
@@ -2463,64 +5429,160 @@
       </w:tr>
       <w:tr>
         <w:tc>
-          <w:tcPr/>
-          <w:p>
-            <w:pPr>
-              <w:pStyle w:val="Compact"/>
-            </w:pPr>
-            <w:r>
+          <w:tcPr>
+            <w:shd w:val="clear" w:color="auto" w:fill="E8F1F2"/>
+            <w:tcBorders>
+              <w:top w:val="single" w:sz="4" w:space="0" w:color="D1D9DC"/>
+              <w:left w:val="single" w:sz="4" w:space="0" w:color="D1D9DC"/>
+              <w:bottom w:val="single" w:sz="4" w:space="0" w:color="D1D9DC"/>
+              <w:right w:val="single" w:sz="4" w:space="0" w:color="D1D9DC"/>
+            </w:tcBorders>
+            <w:tcMar>
+              <w:top w:w="60" w:type="dxa"/>
+              <w:bottom w:w="60" w:type="dxa"/>
+              <w:left w:w="115" w:type="dxa"/>
+              <w:right w:w="115" w:type="dxa"/>
+            </w:tcMar>
+          </w:tcPr>
+          <w:p>
+            <w:pPr>
+              <w:pStyle w:val="Compact"/>
+              <w:spacing w:before="20" w:after="20"/>
+            </w:pPr>
+            <w:r>
+              <w:rPr>
+                <w:rFonts w:ascii="Calibri" w:hAnsi="Calibri"/>
+                <w:color w:val="3C3B43"/>
+                <w:sz w:val="19"/>
+              </w:rPr>
               <w:t xml:space="preserve">4</w:t>
             </w:r>
           </w:p>
         </w:tc>
         <w:tc>
-          <w:tcPr/>
-          <w:p>
-            <w:pPr>
-              <w:pStyle w:val="Compact"/>
-            </w:pPr>
-            <w:r>
-              <w:rPr>
+          <w:tcPr>
+            <w:shd w:val="clear" w:color="auto" w:fill="E8F1F2"/>
+            <w:tcBorders>
+              <w:top w:val="single" w:sz="4" w:space="0" w:color="D1D9DC"/>
+              <w:left w:val="single" w:sz="4" w:space="0" w:color="D1D9DC"/>
+              <w:bottom w:val="single" w:sz="4" w:space="0" w:color="D1D9DC"/>
+              <w:right w:val="single" w:sz="4" w:space="0" w:color="D1D9DC"/>
+            </w:tcBorders>
+            <w:tcMar>
+              <w:top w:w="60" w:type="dxa"/>
+              <w:bottom w:w="60" w:type="dxa"/>
+              <w:left w:w="115" w:type="dxa"/>
+              <w:right w:w="115" w:type="dxa"/>
+            </w:tcMar>
+          </w:tcPr>
+          <w:p>
+            <w:pPr>
+              <w:pStyle w:val="Compact"/>
+              <w:spacing w:before="20" w:after="20"/>
+            </w:pPr>
+            <w:r>
+              <w:rPr>
+                <w:rFonts w:ascii="Calibri" w:hAnsi="Calibri"/>
                 <w:b/>
                 <w:bCs/>
+                <w:color w:val="3C3B43"/>
+                <w:sz w:val="19"/>
               </w:rPr>
               <w:t xml:space="preserve">Story content + photos</w:t>
             </w:r>
             <w:r>
+              <w:rPr>
+                <w:rFonts w:ascii="Calibri" w:hAnsi="Calibri"/>
+                <w:color w:val="3C3B43"/>
+                <w:sz w:val="19"/>
+              </w:rPr>
               <w:t xml:space="preserve"> </w:t>
             </w:r>
             <w:r>
+              <w:rPr>
+                <w:rFonts w:ascii="Calibri" w:hAnsi="Calibri"/>
+                <w:color w:val="3C3B43"/>
+                <w:sz w:val="19"/>
+              </w:rPr>
               <w:t xml:space="preserve">— minimum 3 stories</w:t>
             </w:r>
           </w:p>
         </w:tc>
         <w:tc>
-          <w:tcPr/>
-          <w:p>
-            <w:pPr>
-              <w:pStyle w:val="Compact"/>
-            </w:pPr>
-            <w:r>
+          <w:tcPr>
+            <w:shd w:val="clear" w:color="auto" w:fill="E8F1F2"/>
+            <w:tcBorders>
+              <w:top w:val="single" w:sz="4" w:space="0" w:color="D1D9DC"/>
+              <w:left w:val="single" w:sz="4" w:space="0" w:color="D1D9DC"/>
+              <w:bottom w:val="single" w:sz="4" w:space="0" w:color="D1D9DC"/>
+              <w:right w:val="single" w:sz="4" w:space="0" w:color="D1D9DC"/>
+            </w:tcBorders>
+            <w:tcMar>
+              <w:top w:w="60" w:type="dxa"/>
+              <w:bottom w:w="60" w:type="dxa"/>
+              <w:left w:w="115" w:type="dxa"/>
+              <w:right w:w="115" w:type="dxa"/>
+            </w:tcMar>
+          </w:tcPr>
+          <w:p>
+            <w:pPr>
+              <w:pStyle w:val="Compact"/>
+              <w:spacing w:before="20" w:after="20"/>
+            </w:pPr>
+            <w:r>
+              <w:rPr>
+                <w:rFonts w:ascii="Calibri" w:hAnsi="Calibri"/>
+                <w:color w:val="3C3B43"/>
+                <w:sz w:val="19"/>
+              </w:rPr>
               <w:t xml:space="preserve">Programs / Comms</w:t>
             </w:r>
           </w:p>
         </w:tc>
         <w:tc>
-          <w:tcPr/>
-          <w:p>
-            <w:pPr>
-              <w:pStyle w:val="Compact"/>
+          <w:tcPr>
+            <w:shd w:val="clear" w:color="auto" w:fill="E8F1F2"/>
+            <w:tcBorders>
+              <w:top w:val="single" w:sz="4" w:space="0" w:color="D1D9DC"/>
+              <w:left w:val="single" w:sz="4" w:space="0" w:color="D1D9DC"/>
+              <w:bottom w:val="single" w:sz="4" w:space="0" w:color="D1D9DC"/>
+              <w:right w:val="single" w:sz="4" w:space="0" w:color="D1D9DC"/>
+            </w:tcBorders>
+            <w:tcMar>
+              <w:top w:w="60" w:type="dxa"/>
+              <w:bottom w:w="60" w:type="dxa"/>
+              <w:left w:w="115" w:type="dxa"/>
+              <w:right w:w="115" w:type="dxa"/>
+            </w:tcMar>
+          </w:tcPr>
+          <w:p>
+            <w:pPr>
+              <w:pStyle w:val="Compact"/>
+              <w:spacing w:before="20" w:after="20"/>
             </w:pPr>
             <w:r>
               <w:rPr>
                 <w:rStyle w:val="VerbatimChar"/>
+                <w:rFonts w:ascii="Calibri" w:hAnsi="Calibri"/>
+                <w:color w:val="3C3B43"/>
+                <w:sz w:val="19"/>
               </w:rPr>
               <w:t xml:space="preserve">/stories</w:t>
             </w:r>
             <w:r>
+              <w:rPr>
+                <w:rFonts w:ascii="Calibri" w:hAnsi="Calibri"/>
+                <w:color w:val="3C3B43"/>
+                <w:sz w:val="19"/>
+              </w:rPr>
               <w:t xml:space="preserve"> </w:t>
             </w:r>
             <w:r>
+              <w:rPr>
+                <w:rFonts w:ascii="Calibri" w:hAnsi="Calibri"/>
+                <w:color w:val="3C3B43"/>
+                <w:sz w:val="19"/>
+              </w:rPr>
               <w:t xml:space="preserve">ships as stub if late; assign editorial deadline 3 weeks before launch</w:t>
             </w:r>
           </w:p>
@@ -2528,64 +5590,160 @@
       </w:tr>
       <w:tr>
         <w:tc>
-          <w:tcPr/>
-          <w:p>
-            <w:pPr>
-              <w:pStyle w:val="Compact"/>
-            </w:pPr>
-            <w:r>
+          <w:tcPr>
+            <w:shd w:val="clear" w:color="auto" w:fill="FFFFFF"/>
+            <w:tcBorders>
+              <w:top w:val="single" w:sz="4" w:space="0" w:color="D1D9DC"/>
+              <w:left w:val="single" w:sz="4" w:space="0" w:color="D1D9DC"/>
+              <w:bottom w:val="single" w:sz="4" w:space="0" w:color="D1D9DC"/>
+              <w:right w:val="single" w:sz="4" w:space="0" w:color="D1D9DC"/>
+            </w:tcBorders>
+            <w:tcMar>
+              <w:top w:w="60" w:type="dxa"/>
+              <w:bottom w:w="60" w:type="dxa"/>
+              <w:left w:w="115" w:type="dxa"/>
+              <w:right w:w="115" w:type="dxa"/>
+            </w:tcMar>
+          </w:tcPr>
+          <w:p>
+            <w:pPr>
+              <w:pStyle w:val="Compact"/>
+              <w:spacing w:before="20" w:after="20"/>
+            </w:pPr>
+            <w:r>
+              <w:rPr>
+                <w:rFonts w:ascii="Calibri" w:hAnsi="Calibri"/>
+                <w:color w:val="3C3B43"/>
+                <w:sz w:val="19"/>
+              </w:rPr>
               <w:t xml:space="preserve">5</w:t>
             </w:r>
           </w:p>
         </w:tc>
         <w:tc>
-          <w:tcPr/>
-          <w:p>
-            <w:pPr>
-              <w:pStyle w:val="Compact"/>
-            </w:pPr>
-            <w:r>
-              <w:rPr>
+          <w:tcPr>
+            <w:shd w:val="clear" w:color="auto" w:fill="FFFFFF"/>
+            <w:tcBorders>
+              <w:top w:val="single" w:sz="4" w:space="0" w:color="D1D9DC"/>
+              <w:left w:val="single" w:sz="4" w:space="0" w:color="D1D9DC"/>
+              <w:bottom w:val="single" w:sz="4" w:space="0" w:color="D1D9DC"/>
+              <w:right w:val="single" w:sz="4" w:space="0" w:color="D1D9DC"/>
+            </w:tcBorders>
+            <w:tcMar>
+              <w:top w:w="60" w:type="dxa"/>
+              <w:bottom w:w="60" w:type="dxa"/>
+              <w:left w:w="115" w:type="dxa"/>
+              <w:right w:w="115" w:type="dxa"/>
+            </w:tcMar>
+          </w:tcPr>
+          <w:p>
+            <w:pPr>
+              <w:pStyle w:val="Compact"/>
+              <w:spacing w:before="20" w:after="20"/>
+            </w:pPr>
+            <w:r>
+              <w:rPr>
+                <w:rFonts w:ascii="Calibri" w:hAnsi="Calibri"/>
                 <w:b/>
                 <w:bCs/>
+                <w:color w:val="3C3B43"/>
+                <w:sz w:val="19"/>
               </w:rPr>
               <w:t xml:space="preserve">Event calendar 2026 dates</w:t>
             </w:r>
           </w:p>
         </w:tc>
         <w:tc>
-          <w:tcPr/>
-          <w:p>
-            <w:pPr>
-              <w:pStyle w:val="Compact"/>
-            </w:pPr>
-            <w:r>
+          <w:tcPr>
+            <w:shd w:val="clear" w:color="auto" w:fill="FFFFFF"/>
+            <w:tcBorders>
+              <w:top w:val="single" w:sz="4" w:space="0" w:color="D1D9DC"/>
+              <w:left w:val="single" w:sz="4" w:space="0" w:color="D1D9DC"/>
+              <w:bottom w:val="single" w:sz="4" w:space="0" w:color="D1D9DC"/>
+              <w:right w:val="single" w:sz="4" w:space="0" w:color="D1D9DC"/>
+            </w:tcBorders>
+            <w:tcMar>
+              <w:top w:w="60" w:type="dxa"/>
+              <w:bottom w:w="60" w:type="dxa"/>
+              <w:left w:w="115" w:type="dxa"/>
+              <w:right w:w="115" w:type="dxa"/>
+            </w:tcMar>
+          </w:tcPr>
+          <w:p>
+            <w:pPr>
+              <w:pStyle w:val="Compact"/>
+              <w:spacing w:before="20" w:after="20"/>
+            </w:pPr>
+            <w:r>
+              <w:rPr>
+                <w:rFonts w:ascii="Calibri" w:hAnsi="Calibri"/>
+                <w:color w:val="3C3B43"/>
+                <w:sz w:val="19"/>
+              </w:rPr>
               <w:t xml:space="preserve">Events</w:t>
             </w:r>
           </w:p>
         </w:tc>
         <w:tc>
-          <w:tcPr/>
-          <w:p>
-            <w:pPr>
-              <w:pStyle w:val="Compact"/>
-            </w:pPr>
-            <w:r>
+          <w:tcPr>
+            <w:shd w:val="clear" w:color="auto" w:fill="FFFFFF"/>
+            <w:tcBorders>
+              <w:top w:val="single" w:sz="4" w:space="0" w:color="D1D9DC"/>
+              <w:left w:val="single" w:sz="4" w:space="0" w:color="D1D9DC"/>
+              <w:bottom w:val="single" w:sz="4" w:space="0" w:color="D1D9DC"/>
+              <w:right w:val="single" w:sz="4" w:space="0" w:color="D1D9DC"/>
+            </w:tcBorders>
+            <w:tcMar>
+              <w:top w:w="60" w:type="dxa"/>
+              <w:bottom w:w="60" w:type="dxa"/>
+              <w:left w:w="115" w:type="dxa"/>
+              <w:right w:w="115" w:type="dxa"/>
+            </w:tcMar>
+          </w:tcPr>
+          <w:p>
+            <w:pPr>
+              <w:pStyle w:val="Compact"/>
+              <w:spacing w:before="20" w:after="20"/>
+            </w:pPr>
+            <w:r>
+              <w:rPr>
+                <w:rFonts w:ascii="Calibri" w:hAnsi="Calibri"/>
+                <w:color w:val="3C3B43"/>
+                <w:sz w:val="19"/>
+              </w:rPr>
               <w:t xml:space="preserve">Blocks</w:t>
             </w:r>
             <w:r>
+              <w:rPr>
+                <w:rFonts w:ascii="Calibri" w:hAnsi="Calibri"/>
+                <w:color w:val="3C3B43"/>
+                <w:sz w:val="19"/>
+              </w:rPr>
               <w:t xml:space="preserve"> </w:t>
             </w:r>
             <w:r>
               <w:rPr>
                 <w:rStyle w:val="VerbatimChar"/>
+                <w:rFonts w:ascii="Calibri" w:hAnsi="Calibri"/>
+                <w:color w:val="3C3B43"/>
+                <w:sz w:val="19"/>
               </w:rPr>
               <w:t xml:space="preserve">/events</w:t>
             </w:r>
             <w:r>
+              <w:rPr>
+                <w:rFonts w:ascii="Calibri" w:hAnsi="Calibri"/>
+                <w:color w:val="3C3B43"/>
+                <w:sz w:val="19"/>
+              </w:rPr>
               <w:t xml:space="preserve"> </w:t>
             </w:r>
             <w:r>
+              <w:rPr>
+                <w:rFonts w:ascii="Calibri" w:hAnsi="Calibri"/>
+                <w:color w:val="3C3B43"/>
+                <w:sz w:val="19"/>
+              </w:rPr>
               <w:t xml:space="preserve">page; this page is core to member retention</w:t>
             </w:r>
           </w:p>
@@ -2593,49 +5751,127 @@
       </w:tr>
       <w:tr>
         <w:tc>
-          <w:tcPr/>
-          <w:p>
-            <w:pPr>
-              <w:pStyle w:val="Compact"/>
-            </w:pPr>
-            <w:r>
+          <w:tcPr>
+            <w:shd w:val="clear" w:color="auto" w:fill="E8F1F2"/>
+            <w:tcBorders>
+              <w:top w:val="single" w:sz="4" w:space="0" w:color="D1D9DC"/>
+              <w:left w:val="single" w:sz="4" w:space="0" w:color="D1D9DC"/>
+              <w:bottom w:val="single" w:sz="4" w:space="0" w:color="D1D9DC"/>
+              <w:right w:val="single" w:sz="4" w:space="0" w:color="D1D9DC"/>
+            </w:tcBorders>
+            <w:tcMar>
+              <w:top w:w="60" w:type="dxa"/>
+              <w:bottom w:w="60" w:type="dxa"/>
+              <w:left w:w="115" w:type="dxa"/>
+              <w:right w:w="115" w:type="dxa"/>
+            </w:tcMar>
+          </w:tcPr>
+          <w:p>
+            <w:pPr>
+              <w:pStyle w:val="Compact"/>
+              <w:spacing w:before="20" w:after="20"/>
+            </w:pPr>
+            <w:r>
+              <w:rPr>
+                <w:rFonts w:ascii="Calibri" w:hAnsi="Calibri"/>
+                <w:color w:val="3C3B43"/>
+                <w:sz w:val="19"/>
+              </w:rPr>
               <w:t xml:space="preserve">6</w:t>
             </w:r>
           </w:p>
         </w:tc>
         <w:tc>
-          <w:tcPr/>
-          <w:p>
-            <w:pPr>
-              <w:pStyle w:val="Compact"/>
-            </w:pPr>
-            <w:r>
-              <w:rPr>
+          <w:tcPr>
+            <w:shd w:val="clear" w:color="auto" w:fill="E8F1F2"/>
+            <w:tcBorders>
+              <w:top w:val="single" w:sz="4" w:space="0" w:color="D1D9DC"/>
+              <w:left w:val="single" w:sz="4" w:space="0" w:color="D1D9DC"/>
+              <w:bottom w:val="single" w:sz="4" w:space="0" w:color="D1D9DC"/>
+              <w:right w:val="single" w:sz="4" w:space="0" w:color="D1D9DC"/>
+            </w:tcBorders>
+            <w:tcMar>
+              <w:top w:w="60" w:type="dxa"/>
+              <w:bottom w:w="60" w:type="dxa"/>
+              <w:left w:w="115" w:type="dxa"/>
+              <w:right w:w="115" w:type="dxa"/>
+            </w:tcMar>
+          </w:tcPr>
+          <w:p>
+            <w:pPr>
+              <w:pStyle w:val="Compact"/>
+              <w:spacing w:before="20" w:after="20"/>
+            </w:pPr>
+            <w:r>
+              <w:rPr>
+                <w:rFonts w:ascii="Calibri" w:hAnsi="Calibri"/>
                 <w:b/>
                 <w:bCs/>
+                <w:color w:val="3C3B43"/>
+                <w:sz w:val="19"/>
               </w:rPr>
               <w:t xml:space="preserve">Final URL slugs</w:t>
             </w:r>
           </w:p>
         </w:tc>
         <w:tc>
-          <w:tcPr/>
-          <w:p>
-            <w:pPr>
-              <w:pStyle w:val="Compact"/>
-            </w:pPr>
-            <w:r>
+          <w:tcPr>
+            <w:shd w:val="clear" w:color="auto" w:fill="E8F1F2"/>
+            <w:tcBorders>
+              <w:top w:val="single" w:sz="4" w:space="0" w:color="D1D9DC"/>
+              <w:left w:val="single" w:sz="4" w:space="0" w:color="D1D9DC"/>
+              <w:bottom w:val="single" w:sz="4" w:space="0" w:color="D1D9DC"/>
+              <w:right w:val="single" w:sz="4" w:space="0" w:color="D1D9DC"/>
+            </w:tcBorders>
+            <w:tcMar>
+              <w:top w:w="60" w:type="dxa"/>
+              <w:bottom w:w="60" w:type="dxa"/>
+              <w:left w:w="115" w:type="dxa"/>
+              <w:right w:w="115" w:type="dxa"/>
+            </w:tcMar>
+          </w:tcPr>
+          <w:p>
+            <w:pPr>
+              <w:pStyle w:val="Compact"/>
+              <w:spacing w:before="20" w:after="20"/>
+            </w:pPr>
+            <w:r>
+              <w:rPr>
+                <w:rFonts w:ascii="Calibri" w:hAnsi="Calibri"/>
+                <w:color w:val="3C3B43"/>
+                <w:sz w:val="19"/>
+              </w:rPr>
               <w:t xml:space="preserve">Team sign-off</w:t>
             </w:r>
           </w:p>
         </w:tc>
         <w:tc>
-          <w:tcPr/>
-          <w:p>
-            <w:pPr>
-              <w:pStyle w:val="Compact"/>
-            </w:pPr>
-            <w:r>
+          <w:tcPr>
+            <w:shd w:val="clear" w:color="auto" w:fill="E8F1F2"/>
+            <w:tcBorders>
+              <w:top w:val="single" w:sz="4" w:space="0" w:color="D1D9DC"/>
+              <w:left w:val="single" w:sz="4" w:space="0" w:color="D1D9DC"/>
+              <w:bottom w:val="single" w:sz="4" w:space="0" w:color="D1D9DC"/>
+              <w:right w:val="single" w:sz="4" w:space="0" w:color="D1D9DC"/>
+            </w:tcBorders>
+            <w:tcMar>
+              <w:top w:w="60" w:type="dxa"/>
+              <w:bottom w:w="60" w:type="dxa"/>
+              <w:left w:w="115" w:type="dxa"/>
+              <w:right w:w="115" w:type="dxa"/>
+            </w:tcMar>
+          </w:tcPr>
+          <w:p>
+            <w:pPr>
+              <w:pStyle w:val="Compact"/>
+              <w:spacing w:before="20" w:after="20"/>
+            </w:pPr>
+            <w:r>
+              <w:rPr>
+                <w:rFonts w:ascii="Calibri" w:hAnsi="Calibri"/>
+                <w:color w:val="3C3B43"/>
+                <w:sz w:val="19"/>
+              </w:rPr>
               <w:t xml:space="preserve">Blocks routing and redirect planning</w:t>
             </w:r>
           </w:p>
@@ -2643,70 +5879,176 @@
       </w:tr>
       <w:tr>
         <w:tc>
-          <w:tcPr/>
-          <w:p>
-            <w:pPr>
-              <w:pStyle w:val="Compact"/>
-            </w:pPr>
-            <w:r>
+          <w:tcPr>
+            <w:shd w:val="clear" w:color="auto" w:fill="FFFFFF"/>
+            <w:tcBorders>
+              <w:top w:val="single" w:sz="4" w:space="0" w:color="D1D9DC"/>
+              <w:left w:val="single" w:sz="4" w:space="0" w:color="D1D9DC"/>
+              <w:bottom w:val="single" w:sz="4" w:space="0" w:color="D1D9DC"/>
+              <w:right w:val="single" w:sz="4" w:space="0" w:color="D1D9DC"/>
+            </w:tcBorders>
+            <w:tcMar>
+              <w:top w:w="60" w:type="dxa"/>
+              <w:bottom w:w="60" w:type="dxa"/>
+              <w:left w:w="115" w:type="dxa"/>
+              <w:right w:w="115" w:type="dxa"/>
+            </w:tcMar>
+          </w:tcPr>
+          <w:p>
+            <w:pPr>
+              <w:pStyle w:val="Compact"/>
+              <w:spacing w:before="20" w:after="20"/>
+            </w:pPr>
+            <w:r>
+              <w:rPr>
+                <w:rFonts w:ascii="Calibri" w:hAnsi="Calibri"/>
+                <w:color w:val="3C3B43"/>
+                <w:sz w:val="19"/>
+              </w:rPr>
               <w:t xml:space="preserve">7</w:t>
             </w:r>
           </w:p>
         </w:tc>
         <w:tc>
-          <w:tcPr/>
-          <w:p>
-            <w:pPr>
-              <w:pStyle w:val="Compact"/>
-            </w:pPr>
-            <w:r>
-              <w:rPr>
+          <w:tcPr>
+            <w:shd w:val="clear" w:color="auto" w:fill="FFFFFF"/>
+            <w:tcBorders>
+              <w:top w:val="single" w:sz="4" w:space="0" w:color="D1D9DC"/>
+              <w:left w:val="single" w:sz="4" w:space="0" w:color="D1D9DC"/>
+              <w:bottom w:val="single" w:sz="4" w:space="0" w:color="D1D9DC"/>
+              <w:right w:val="single" w:sz="4" w:space="0" w:color="D1D9DC"/>
+            </w:tcBorders>
+            <w:tcMar>
+              <w:top w:w="60" w:type="dxa"/>
+              <w:bottom w:w="60" w:type="dxa"/>
+              <w:left w:w="115" w:type="dxa"/>
+              <w:right w:w="115" w:type="dxa"/>
+            </w:tcMar>
+          </w:tcPr>
+          <w:p>
+            <w:pPr>
+              <w:pStyle w:val="Compact"/>
+              <w:spacing w:before="20" w:after="20"/>
+            </w:pPr>
+            <w:r>
+              <w:rPr>
+                <w:rFonts w:ascii="Calibri" w:hAnsi="Calibri"/>
                 <w:b/>
                 <w:bCs/>
+                <w:color w:val="3C3B43"/>
+                <w:sz w:val="19"/>
               </w:rPr>
               <w:t xml:space="preserve">Annual report format</w:t>
             </w:r>
             <w:r>
+              <w:rPr>
+                <w:rFonts w:ascii="Calibri" w:hAnsi="Calibri"/>
+                <w:color w:val="3C3B43"/>
+                <w:sz w:val="19"/>
+              </w:rPr>
               <w:t xml:space="preserve"> </w:t>
             </w:r>
             <w:r>
+              <w:rPr>
+                <w:rFonts w:ascii="Calibri" w:hAnsi="Calibri"/>
+                <w:color w:val="3C3B43"/>
+                <w:sz w:val="19"/>
+              </w:rPr>
               <w:t xml:space="preserve">— embedded vs PDF</w:t>
             </w:r>
           </w:p>
         </w:tc>
         <w:tc>
-          <w:tcPr/>
-          <w:p>
-            <w:pPr>
-              <w:pStyle w:val="Compact"/>
-            </w:pPr>
-            <w:r>
+          <w:tcPr>
+            <w:shd w:val="clear" w:color="auto" w:fill="FFFFFF"/>
+            <w:tcBorders>
+              <w:top w:val="single" w:sz="4" w:space="0" w:color="D1D9DC"/>
+              <w:left w:val="single" w:sz="4" w:space="0" w:color="D1D9DC"/>
+              <w:bottom w:val="single" w:sz="4" w:space="0" w:color="D1D9DC"/>
+              <w:right w:val="single" w:sz="4" w:space="0" w:color="D1D9DC"/>
+            </w:tcBorders>
+            <w:tcMar>
+              <w:top w:w="60" w:type="dxa"/>
+              <w:bottom w:w="60" w:type="dxa"/>
+              <w:left w:w="115" w:type="dxa"/>
+              <w:right w:w="115" w:type="dxa"/>
+            </w:tcMar>
+          </w:tcPr>
+          <w:p>
+            <w:pPr>
+              <w:pStyle w:val="Compact"/>
+              <w:spacing w:before="20" w:after="20"/>
+            </w:pPr>
+            <w:r>
+              <w:rPr>
+                <w:rFonts w:ascii="Calibri" w:hAnsi="Calibri"/>
+                <w:color w:val="3C3B43"/>
+                <w:sz w:val="19"/>
+              </w:rPr>
               <w:t xml:space="preserve">Leadership</w:t>
             </w:r>
           </w:p>
         </w:tc>
         <w:tc>
-          <w:tcPr/>
-          <w:p>
-            <w:pPr>
-              <w:pStyle w:val="Compact"/>
-            </w:pPr>
-            <w:r>
+          <w:tcPr>
+            <w:shd w:val="clear" w:color="auto" w:fill="FFFFFF"/>
+            <w:tcBorders>
+              <w:top w:val="single" w:sz="4" w:space="0" w:color="D1D9DC"/>
+              <w:left w:val="single" w:sz="4" w:space="0" w:color="D1D9DC"/>
+              <w:bottom w:val="single" w:sz="4" w:space="0" w:color="D1D9DC"/>
+              <w:right w:val="single" w:sz="4" w:space="0" w:color="D1D9DC"/>
+            </w:tcBorders>
+            <w:tcMar>
+              <w:top w:w="60" w:type="dxa"/>
+              <w:bottom w:w="60" w:type="dxa"/>
+              <w:left w:w="115" w:type="dxa"/>
+              <w:right w:w="115" w:type="dxa"/>
+            </w:tcMar>
+          </w:tcPr>
+          <w:p>
+            <w:pPr>
+              <w:pStyle w:val="Compact"/>
+              <w:spacing w:before="20" w:after="20"/>
+            </w:pPr>
+            <w:r>
+              <w:rPr>
+                <w:rFonts w:ascii="Calibri" w:hAnsi="Calibri"/>
+                <w:color w:val="3C3B43"/>
+                <w:sz w:val="19"/>
+              </w:rPr>
               <w:t xml:space="preserve">Affects</w:t>
             </w:r>
             <w:r>
+              <w:rPr>
+                <w:rFonts w:ascii="Calibri" w:hAnsi="Calibri"/>
+                <w:color w:val="3C3B43"/>
+                <w:sz w:val="19"/>
+              </w:rPr>
               <w:t xml:space="preserve"> </w:t>
             </w:r>
             <w:r>
               <w:rPr>
                 <w:rStyle w:val="VerbatimChar"/>
+                <w:rFonts w:ascii="Calibri" w:hAnsi="Calibri"/>
+                <w:color w:val="3C3B43"/>
+                <w:sz w:val="19"/>
               </w:rPr>
               <w:t xml:space="preserve">/about/impact</w:t>
             </w:r>
             <w:r>
+              <w:rPr>
+                <w:rFonts w:ascii="Calibri" w:hAnsi="Calibri"/>
+                <w:color w:val="3C3B43"/>
+                <w:sz w:val="19"/>
+              </w:rPr>
               <w:t xml:space="preserve"> </w:t>
             </w:r>
             <w:r>
+              <w:rPr>
+                <w:rFonts w:ascii="Calibri" w:hAnsi="Calibri"/>
+                <w:color w:val="3C3B43"/>
+                <w:sz w:val="19"/>
+              </w:rPr>
               <w:t xml:space="preserve">content brief</w:t>
             </w:r>
           </w:p>
@@ -2733,7 +6075,7 @@
     <w:tbl>
       <w:tblPr>
         <w:tblStyle w:val="Table"/>
-        <w:tblW w:type="auto" w:w="0"/>
+        <w:tblW w:type="pct" w:w="5000"/>
         <w:tblLook w:firstRow="1" w:lastRow="0" w:firstColumn="0" w:lastColumn="0" w:noHBand="0" w:noVBand="0" w:val="0020"/>
       </w:tblPr>
       <w:tblGrid>
@@ -2745,23 +6087,65 @@
           <w:tblHeader w:val="on"/>
         </w:trPr>
         <w:tc>
-          <w:tcPr/>
-          <w:p>
-            <w:pPr>
-              <w:pStyle w:val="Compact"/>
-            </w:pPr>
-            <w:r>
+          <w:tcPr>
+            <w:shd w:val="clear" w:color="auto" w:fill="02374f"/>
+            <w:tcBorders>
+              <w:top w:val="single" w:sz="4" w:space="0" w:color="D1D9DC"/>
+              <w:left w:val="single" w:sz="4" w:space="0" w:color="D1D9DC"/>
+              <w:bottom w:val="single" w:sz="4" w:space="0" w:color="D1D9DC"/>
+              <w:right w:val="single" w:sz="4" w:space="0" w:color="D1D9DC"/>
+            </w:tcBorders>
+            <w:tcMar>
+              <w:top w:w="60" w:type="dxa"/>
+              <w:bottom w:w="60" w:type="dxa"/>
+              <w:left w:w="115" w:type="dxa"/>
+              <w:right w:w="115" w:type="dxa"/>
+            </w:tcMar>
+          </w:tcPr>
+          <w:p>
+            <w:pPr>
+              <w:pStyle w:val="Compact"/>
+              <w:spacing w:before="20" w:after="20"/>
+            </w:pPr>
+            <w:r>
+              <w:rPr>
+                <w:rFonts w:ascii="Calibri" w:hAnsi="Calibri"/>
+                <w:b/>
+                <w:color w:val="FFFFFF"/>
+                <w:sz w:val="19"/>
+              </w:rPr>
               <w:t xml:space="preserve">Metric</w:t>
             </w:r>
           </w:p>
         </w:tc>
         <w:tc>
-          <w:tcPr/>
-          <w:p>
-            <w:pPr>
-              <w:pStyle w:val="Compact"/>
-            </w:pPr>
-            <w:r>
+          <w:tcPr>
+            <w:shd w:val="clear" w:color="auto" w:fill="02374f"/>
+            <w:tcBorders>
+              <w:top w:val="single" w:sz="4" w:space="0" w:color="D1D9DC"/>
+              <w:left w:val="single" w:sz="4" w:space="0" w:color="D1D9DC"/>
+              <w:bottom w:val="single" w:sz="4" w:space="0" w:color="D1D9DC"/>
+              <w:right w:val="single" w:sz="4" w:space="0" w:color="D1D9DC"/>
+            </w:tcBorders>
+            <w:tcMar>
+              <w:top w:w="60" w:type="dxa"/>
+              <w:bottom w:w="60" w:type="dxa"/>
+              <w:left w:w="115" w:type="dxa"/>
+              <w:right w:w="115" w:type="dxa"/>
+            </w:tcMar>
+          </w:tcPr>
+          <w:p>
+            <w:pPr>
+              <w:pStyle w:val="Compact"/>
+              <w:spacing w:before="20" w:after="20"/>
+            </w:pPr>
+            <w:r>
+              <w:rPr>
+                <w:rFonts w:ascii="Calibri" w:hAnsi="Calibri"/>
+                <w:b/>
+                <w:color w:val="FFFFFF"/>
+                <w:sz w:val="19"/>
+              </w:rPr>
               <w:t xml:space="preserve">Target</w:t>
             </w:r>
           </w:p>
@@ -2769,23 +6153,63 @@
       </w:tr>
       <w:tr>
         <w:tc>
-          <w:tcPr/>
-          <w:p>
-            <w:pPr>
-              <w:pStyle w:val="Compact"/>
-            </w:pPr>
-            <w:r>
+          <w:tcPr>
+            <w:shd w:val="clear" w:color="auto" w:fill="FFFFFF"/>
+            <w:tcBorders>
+              <w:top w:val="single" w:sz="4" w:space="0" w:color="D1D9DC"/>
+              <w:left w:val="single" w:sz="4" w:space="0" w:color="D1D9DC"/>
+              <w:bottom w:val="single" w:sz="4" w:space="0" w:color="D1D9DC"/>
+              <w:right w:val="single" w:sz="4" w:space="0" w:color="D1D9DC"/>
+            </w:tcBorders>
+            <w:tcMar>
+              <w:top w:w="60" w:type="dxa"/>
+              <w:bottom w:w="60" w:type="dxa"/>
+              <w:left w:w="115" w:type="dxa"/>
+              <w:right w:w="115" w:type="dxa"/>
+            </w:tcMar>
+          </w:tcPr>
+          <w:p>
+            <w:pPr>
+              <w:pStyle w:val="Compact"/>
+              <w:spacing w:before="20" w:after="20"/>
+            </w:pPr>
+            <w:r>
+              <w:rPr>
+                <w:rFonts w:ascii="Calibri" w:hAnsi="Calibri"/>
+                <w:color w:val="3C3B43"/>
+                <w:sz w:val="19"/>
+              </w:rPr>
               <w:t xml:space="preserve">Homeroom conversion rate</w:t>
             </w:r>
           </w:p>
         </w:tc>
         <w:tc>
-          <w:tcPr/>
-          <w:p>
-            <w:pPr>
-              <w:pStyle w:val="Compact"/>
-            </w:pPr>
-            <w:r>
+          <w:tcPr>
+            <w:shd w:val="clear" w:color="auto" w:fill="FFFFFF"/>
+            <w:tcBorders>
+              <w:top w:val="single" w:sz="4" w:space="0" w:color="D1D9DC"/>
+              <w:left w:val="single" w:sz="4" w:space="0" w:color="D1D9DC"/>
+              <w:bottom w:val="single" w:sz="4" w:space="0" w:color="D1D9DC"/>
+              <w:right w:val="single" w:sz="4" w:space="0" w:color="D1D9DC"/>
+            </w:tcBorders>
+            <w:tcMar>
+              <w:top w:w="60" w:type="dxa"/>
+              <w:bottom w:w="60" w:type="dxa"/>
+              <w:left w:w="115" w:type="dxa"/>
+              <w:right w:w="115" w:type="dxa"/>
+            </w:tcMar>
+          </w:tcPr>
+          <w:p>
+            <w:pPr>
+              <w:pStyle w:val="Compact"/>
+              <w:spacing w:before="20" w:after="20"/>
+            </w:pPr>
+            <w:r>
+              <w:rPr>
+                <w:rFonts w:ascii="Calibri" w:hAnsi="Calibri"/>
+                <w:color w:val="3C3B43"/>
+                <w:sz w:val="19"/>
+              </w:rPr>
               <w:t xml:space="preserve">Establish baseline; +20% vs old site</w:t>
             </w:r>
           </w:p>
@@ -2793,32 +6217,80 @@
       </w:tr>
       <w:tr>
         <w:tc>
-          <w:tcPr/>
-          <w:p>
-            <w:pPr>
-              <w:pStyle w:val="Compact"/>
+          <w:tcPr>
+            <w:shd w:val="clear" w:color="auto" w:fill="E8F1F2"/>
+            <w:tcBorders>
+              <w:top w:val="single" w:sz="4" w:space="0" w:color="D1D9DC"/>
+              <w:left w:val="single" w:sz="4" w:space="0" w:color="D1D9DC"/>
+              <w:bottom w:val="single" w:sz="4" w:space="0" w:color="D1D9DC"/>
+              <w:right w:val="single" w:sz="4" w:space="0" w:color="D1D9DC"/>
+            </w:tcBorders>
+            <w:tcMar>
+              <w:top w:w="60" w:type="dxa"/>
+              <w:bottom w:w="60" w:type="dxa"/>
+              <w:left w:w="115" w:type="dxa"/>
+              <w:right w:w="115" w:type="dxa"/>
+            </w:tcMar>
+          </w:tcPr>
+          <w:p>
+            <w:pPr>
+              <w:pStyle w:val="Compact"/>
+              <w:spacing w:before="20" w:after="20"/>
             </w:pPr>
             <w:r>
               <w:rPr>
                 <w:rStyle w:val="VerbatimChar"/>
+                <w:rFonts w:ascii="Calibri" w:hAnsi="Calibri"/>
+                <w:color w:val="3C3B43"/>
+                <w:sz w:val="19"/>
               </w:rPr>
               <w:t xml:space="preserve">/why</w:t>
             </w:r>
             <w:r>
+              <w:rPr>
+                <w:rFonts w:ascii="Calibri" w:hAnsi="Calibri"/>
+                <w:color w:val="3C3B43"/>
+                <w:sz w:val="19"/>
+              </w:rPr>
               <w:t xml:space="preserve"> </w:t>
             </w:r>
             <w:r>
+              <w:rPr>
+                <w:rFonts w:ascii="Calibri" w:hAnsi="Calibri"/>
+                <w:color w:val="3C3B43"/>
+                <w:sz w:val="19"/>
+              </w:rPr>
               <w:t xml:space="preserve">share rate</w:t>
             </w:r>
           </w:p>
         </w:tc>
         <w:tc>
-          <w:tcPr/>
-          <w:p>
-            <w:pPr>
-              <w:pStyle w:val="Compact"/>
-            </w:pPr>
-            <w:r>
+          <w:tcPr>
+            <w:shd w:val="clear" w:color="auto" w:fill="E8F1F2"/>
+            <w:tcBorders>
+              <w:top w:val="single" w:sz="4" w:space="0" w:color="D1D9DC"/>
+              <w:left w:val="single" w:sz="4" w:space="0" w:color="D1D9DC"/>
+              <w:bottom w:val="single" w:sz="4" w:space="0" w:color="D1D9DC"/>
+              <w:right w:val="single" w:sz="4" w:space="0" w:color="D1D9DC"/>
+            </w:tcBorders>
+            <w:tcMar>
+              <w:top w:w="60" w:type="dxa"/>
+              <w:bottom w:w="60" w:type="dxa"/>
+              <w:left w:w="115" w:type="dxa"/>
+              <w:right w:w="115" w:type="dxa"/>
+            </w:tcMar>
+          </w:tcPr>
+          <w:p>
+            <w:pPr>
+              <w:pStyle w:val="Compact"/>
+              <w:spacing w:before="20" w:after="20"/>
+            </w:pPr>
+            <w:r>
+              <w:rPr>
+                <w:rFonts w:ascii="Calibri" w:hAnsi="Calibri"/>
+                <w:color w:val="3C3B43"/>
+                <w:sz w:val="19"/>
+              </w:rPr>
               <w:t xml:space="preserve">≥ 5% of sessions use Share CTA</w:t>
             </w:r>
           </w:p>
@@ -2826,23 +6298,63 @@
       </w:tr>
       <w:tr>
         <w:tc>
-          <w:tcPr/>
-          <w:p>
-            <w:pPr>
-              <w:pStyle w:val="Compact"/>
-            </w:pPr>
-            <w:r>
+          <w:tcPr>
+            <w:shd w:val="clear" w:color="auto" w:fill="FFFFFF"/>
+            <w:tcBorders>
+              <w:top w:val="single" w:sz="4" w:space="0" w:color="D1D9DC"/>
+              <w:left w:val="single" w:sz="4" w:space="0" w:color="D1D9DC"/>
+              <w:bottom w:val="single" w:sz="4" w:space="0" w:color="D1D9DC"/>
+              <w:right w:val="single" w:sz="4" w:space="0" w:color="D1D9DC"/>
+            </w:tcBorders>
+            <w:tcMar>
+              <w:top w:w="60" w:type="dxa"/>
+              <w:bottom w:w="60" w:type="dxa"/>
+              <w:left w:w="115" w:type="dxa"/>
+              <w:right w:w="115" w:type="dxa"/>
+            </w:tcMar>
+          </w:tcPr>
+          <w:p>
+            <w:pPr>
+              <w:pStyle w:val="Compact"/>
+              <w:spacing w:before="20" w:after="20"/>
+            </w:pPr>
+            <w:r>
+              <w:rPr>
+                <w:rFonts w:ascii="Calibri" w:hAnsi="Calibri"/>
+                <w:color w:val="3C3B43"/>
+                <w:sz w:val="19"/>
+              </w:rPr>
               <w:t xml:space="preserve">School form submissions</w:t>
             </w:r>
           </w:p>
         </w:tc>
         <w:tc>
-          <w:tcPr/>
-          <w:p>
-            <w:pPr>
-              <w:pStyle w:val="Compact"/>
-            </w:pPr>
-            <w:r>
+          <w:tcPr>
+            <w:shd w:val="clear" w:color="auto" w:fill="FFFFFF"/>
+            <w:tcBorders>
+              <w:top w:val="single" w:sz="4" w:space="0" w:color="D1D9DC"/>
+              <w:left w:val="single" w:sz="4" w:space="0" w:color="D1D9DC"/>
+              <w:bottom w:val="single" w:sz="4" w:space="0" w:color="D1D9DC"/>
+              <w:right w:val="single" w:sz="4" w:space="0" w:color="D1D9DC"/>
+            </w:tcBorders>
+            <w:tcMar>
+              <w:top w:w="60" w:type="dxa"/>
+              <w:bottom w:w="60" w:type="dxa"/>
+              <w:left w:w="115" w:type="dxa"/>
+              <w:right w:w="115" w:type="dxa"/>
+            </w:tcMar>
+          </w:tcPr>
+          <w:p>
+            <w:pPr>
+              <w:pStyle w:val="Compact"/>
+              <w:spacing w:before="20" w:after="20"/>
+            </w:pPr>
+            <w:r>
+              <w:rPr>
+                <w:rFonts w:ascii="Calibri" w:hAnsi="Calibri"/>
+                <w:color w:val="3C3B43"/>
+                <w:sz w:val="19"/>
+              </w:rPr>
               <w:t xml:space="preserve">≥ 10 qualified leads / month</w:t>
             </w:r>
           </w:p>
@@ -2850,23 +6362,63 @@
       </w:tr>
       <w:tr>
         <w:tc>
-          <w:tcPr/>
-          <w:p>
-            <w:pPr>
-              <w:pStyle w:val="Compact"/>
-            </w:pPr>
-            <w:r>
+          <w:tcPr>
+            <w:shd w:val="clear" w:color="auto" w:fill="E8F1F2"/>
+            <w:tcBorders>
+              <w:top w:val="single" w:sz="4" w:space="0" w:color="D1D9DC"/>
+              <w:left w:val="single" w:sz="4" w:space="0" w:color="D1D9DC"/>
+              <w:bottom w:val="single" w:sz="4" w:space="0" w:color="D1D9DC"/>
+              <w:right w:val="single" w:sz="4" w:space="0" w:color="D1D9DC"/>
+            </w:tcBorders>
+            <w:tcMar>
+              <w:top w:w="60" w:type="dxa"/>
+              <w:bottom w:w="60" w:type="dxa"/>
+              <w:left w:w="115" w:type="dxa"/>
+              <w:right w:w="115" w:type="dxa"/>
+            </w:tcMar>
+          </w:tcPr>
+          <w:p>
+            <w:pPr>
+              <w:pStyle w:val="Compact"/>
+              <w:spacing w:before="20" w:after="20"/>
+            </w:pPr>
+            <w:r>
+              <w:rPr>
+                <w:rFonts w:ascii="Calibri" w:hAnsi="Calibri"/>
+                <w:color w:val="3C3B43"/>
+                <w:sz w:val="19"/>
+              </w:rPr>
               <w:t xml:space="preserve">Newsletter signups</w:t>
             </w:r>
           </w:p>
         </w:tc>
         <w:tc>
-          <w:tcPr/>
-          <w:p>
-            <w:pPr>
-              <w:pStyle w:val="Compact"/>
-            </w:pPr>
-            <w:r>
+          <w:tcPr>
+            <w:shd w:val="clear" w:color="auto" w:fill="E8F1F2"/>
+            <w:tcBorders>
+              <w:top w:val="single" w:sz="4" w:space="0" w:color="D1D9DC"/>
+              <w:left w:val="single" w:sz="4" w:space="0" w:color="D1D9DC"/>
+              <w:bottom w:val="single" w:sz="4" w:space="0" w:color="D1D9DC"/>
+              <w:right w:val="single" w:sz="4" w:space="0" w:color="D1D9DC"/>
+            </w:tcBorders>
+            <w:tcMar>
+              <w:top w:w="60" w:type="dxa"/>
+              <w:bottom w:w="60" w:type="dxa"/>
+              <w:left w:w="115" w:type="dxa"/>
+              <w:right w:w="115" w:type="dxa"/>
+            </w:tcMar>
+          </w:tcPr>
+          <w:p>
+            <w:pPr>
+              <w:pStyle w:val="Compact"/>
+              <w:spacing w:before="20" w:after="20"/>
+            </w:pPr>
+            <w:r>
+              <w:rPr>
+                <w:rFonts w:ascii="Calibri" w:hAnsi="Calibri"/>
+                <w:color w:val="3C3B43"/>
+                <w:sz w:val="19"/>
+              </w:rPr>
               <w:t xml:space="preserve">≥ 200 / month from site</w:t>
             </w:r>
           </w:p>
@@ -2874,23 +6426,63 @@
       </w:tr>
       <w:tr>
         <w:tc>
-          <w:tcPr/>
-          <w:p>
-            <w:pPr>
-              <w:pStyle w:val="Compact"/>
-            </w:pPr>
-            <w:r>
+          <w:tcPr>
+            <w:shd w:val="clear" w:color="auto" w:fill="FFFFFF"/>
+            <w:tcBorders>
+              <w:top w:val="single" w:sz="4" w:space="0" w:color="D1D9DC"/>
+              <w:left w:val="single" w:sz="4" w:space="0" w:color="D1D9DC"/>
+              <w:bottom w:val="single" w:sz="4" w:space="0" w:color="D1D9DC"/>
+              <w:right w:val="single" w:sz="4" w:space="0" w:color="D1D9DC"/>
+            </w:tcBorders>
+            <w:tcMar>
+              <w:top w:w="60" w:type="dxa"/>
+              <w:bottom w:w="60" w:type="dxa"/>
+              <w:left w:w="115" w:type="dxa"/>
+              <w:right w:w="115" w:type="dxa"/>
+            </w:tcMar>
+          </w:tcPr>
+          <w:p>
+            <w:pPr>
+              <w:pStyle w:val="Compact"/>
+              <w:spacing w:before="20" w:after="20"/>
+            </w:pPr>
+            <w:r>
+              <w:rPr>
+                <w:rFonts w:ascii="Calibri" w:hAnsi="Calibri"/>
+                <w:color w:val="3C3B43"/>
+                <w:sz w:val="19"/>
+              </w:rPr>
               <w:t xml:space="preserve">Homepage bounce rate</w:t>
             </w:r>
           </w:p>
         </w:tc>
         <w:tc>
-          <w:tcPr/>
-          <w:p>
-            <w:pPr>
-              <w:pStyle w:val="Compact"/>
-            </w:pPr>
-            <w:r>
+          <w:tcPr>
+            <w:shd w:val="clear" w:color="auto" w:fill="FFFFFF"/>
+            <w:tcBorders>
+              <w:top w:val="single" w:sz="4" w:space="0" w:color="D1D9DC"/>
+              <w:left w:val="single" w:sz="4" w:space="0" w:color="D1D9DC"/>
+              <w:bottom w:val="single" w:sz="4" w:space="0" w:color="D1D9DC"/>
+              <w:right w:val="single" w:sz="4" w:space="0" w:color="D1D9DC"/>
+            </w:tcBorders>
+            <w:tcMar>
+              <w:top w:w="60" w:type="dxa"/>
+              <w:bottom w:w="60" w:type="dxa"/>
+              <w:left w:w="115" w:type="dxa"/>
+              <w:right w:w="115" w:type="dxa"/>
+            </w:tcMar>
+          </w:tcPr>
+          <w:p>
+            <w:pPr>
+              <w:pStyle w:val="Compact"/>
+              <w:spacing w:before="20" w:after="20"/>
+            </w:pPr>
+            <w:r>
+              <w:rPr>
+                <w:rFonts w:ascii="Calibri" w:hAnsi="Calibri"/>
+                <w:color w:val="3C3B43"/>
+                <w:sz w:val="19"/>
+              </w:rPr>
               <w:t xml:space="preserve">&lt; 55%</w:t>
             </w:r>
           </w:p>
@@ -2898,23 +6490,63 @@
       </w:tr>
       <w:tr>
         <w:tc>
-          <w:tcPr/>
-          <w:p>
-            <w:pPr>
-              <w:pStyle w:val="Compact"/>
-            </w:pPr>
-            <w:r>
+          <w:tcPr>
+            <w:shd w:val="clear" w:color="auto" w:fill="E8F1F2"/>
+            <w:tcBorders>
+              <w:top w:val="single" w:sz="4" w:space="0" w:color="D1D9DC"/>
+              <w:left w:val="single" w:sz="4" w:space="0" w:color="D1D9DC"/>
+              <w:bottom w:val="single" w:sz="4" w:space="0" w:color="D1D9DC"/>
+              <w:right w:val="single" w:sz="4" w:space="0" w:color="D1D9DC"/>
+            </w:tcBorders>
+            <w:tcMar>
+              <w:top w:w="60" w:type="dxa"/>
+              <w:bottom w:w="60" w:type="dxa"/>
+              <w:left w:w="115" w:type="dxa"/>
+              <w:right w:w="115" w:type="dxa"/>
+            </w:tcMar>
+          </w:tcPr>
+          <w:p>
+            <w:pPr>
+              <w:pStyle w:val="Compact"/>
+              <w:spacing w:before="20" w:after="20"/>
+            </w:pPr>
+            <w:r>
+              <w:rPr>
+                <w:rFonts w:ascii="Calibri" w:hAnsi="Calibri"/>
+                <w:color w:val="3C3B43"/>
+                <w:sz w:val="19"/>
+              </w:rPr>
               <w:t xml:space="preserve">LCP on 4G</w:t>
             </w:r>
           </w:p>
         </w:tc>
         <w:tc>
-          <w:tcPr/>
-          <w:p>
-            <w:pPr>
-              <w:pStyle w:val="Compact"/>
-            </w:pPr>
-            <w:r>
+          <w:tcPr>
+            <w:shd w:val="clear" w:color="auto" w:fill="E8F1F2"/>
+            <w:tcBorders>
+              <w:top w:val="single" w:sz="4" w:space="0" w:color="D1D9DC"/>
+              <w:left w:val="single" w:sz="4" w:space="0" w:color="D1D9DC"/>
+              <w:bottom w:val="single" w:sz="4" w:space="0" w:color="D1D9DC"/>
+              <w:right w:val="single" w:sz="4" w:space="0" w:color="D1D9DC"/>
+            </w:tcBorders>
+            <w:tcMar>
+              <w:top w:w="60" w:type="dxa"/>
+              <w:bottom w:w="60" w:type="dxa"/>
+              <w:left w:w="115" w:type="dxa"/>
+              <w:right w:w="115" w:type="dxa"/>
+            </w:tcMar>
+          </w:tcPr>
+          <w:p>
+            <w:pPr>
+              <w:pStyle w:val="Compact"/>
+              <w:spacing w:before="20" w:after="20"/>
+            </w:pPr>
+            <w:r>
+              <w:rPr>
+                <w:rFonts w:ascii="Calibri" w:hAnsi="Calibri"/>
+                <w:color w:val="3C3B43"/>
+                <w:sz w:val="19"/>
+              </w:rPr>
               <w:t xml:space="preserve">&lt; 2.5 s</w:t>
             </w:r>
           </w:p>
@@ -2922,23 +6554,63 @@
       </w:tr>
       <w:tr>
         <w:tc>
-          <w:tcPr/>
-          <w:p>
-            <w:pPr>
-              <w:pStyle w:val="Compact"/>
-            </w:pPr>
-            <w:r>
+          <w:tcPr>
+            <w:shd w:val="clear" w:color="auto" w:fill="FFFFFF"/>
+            <w:tcBorders>
+              <w:top w:val="single" w:sz="4" w:space="0" w:color="D1D9DC"/>
+              <w:left w:val="single" w:sz="4" w:space="0" w:color="D1D9DC"/>
+              <w:bottom w:val="single" w:sz="4" w:space="0" w:color="D1D9DC"/>
+              <w:right w:val="single" w:sz="4" w:space="0" w:color="D1D9DC"/>
+            </w:tcBorders>
+            <w:tcMar>
+              <w:top w:w="60" w:type="dxa"/>
+              <w:bottom w:w="60" w:type="dxa"/>
+              <w:left w:w="115" w:type="dxa"/>
+              <w:right w:w="115" w:type="dxa"/>
+            </w:tcMar>
+          </w:tcPr>
+          <w:p>
+            <w:pPr>
+              <w:pStyle w:val="Compact"/>
+              <w:spacing w:before="20" w:after="20"/>
+            </w:pPr>
+            <w:r>
+              <w:rPr>
+                <w:rFonts w:ascii="Calibri" w:hAnsi="Calibri"/>
+                <w:color w:val="3C3B43"/>
+                <w:sz w:val="19"/>
+              </w:rPr>
               <w:t xml:space="preserve">Accessibility</w:t>
             </w:r>
           </w:p>
         </w:tc>
         <w:tc>
-          <w:tcPr/>
-          <w:p>
-            <w:pPr>
-              <w:pStyle w:val="Compact"/>
-            </w:pPr>
-            <w:r>
+          <w:tcPr>
+            <w:shd w:val="clear" w:color="auto" w:fill="FFFFFF"/>
+            <w:tcBorders>
+              <w:top w:val="single" w:sz="4" w:space="0" w:color="D1D9DC"/>
+              <w:left w:val="single" w:sz="4" w:space="0" w:color="D1D9DC"/>
+              <w:bottom w:val="single" w:sz="4" w:space="0" w:color="D1D9DC"/>
+              <w:right w:val="single" w:sz="4" w:space="0" w:color="D1D9DC"/>
+            </w:tcBorders>
+            <w:tcMar>
+              <w:top w:w="60" w:type="dxa"/>
+              <w:bottom w:w="60" w:type="dxa"/>
+              <w:left w:w="115" w:type="dxa"/>
+              <w:right w:w="115" w:type="dxa"/>
+            </w:tcMar>
+          </w:tcPr>
+          <w:p>
+            <w:pPr>
+              <w:pStyle w:val="Compact"/>
+              <w:spacing w:before="20" w:after="20"/>
+            </w:pPr>
+            <w:r>
+              <w:rPr>
+                <w:rFonts w:ascii="Calibri" w:hAnsi="Calibri"/>
+                <w:color w:val="3C3B43"/>
+                <w:sz w:val="19"/>
+              </w:rPr>
               <w:t xml:space="preserve">Zero critical issues in audit</w:t>
             </w:r>
           </w:p>
@@ -2978,23 +6650,65 @@
           <w:tblHeader w:val="on"/>
         </w:trPr>
         <w:tc>
-          <w:tcPr/>
-          <w:p>
-            <w:pPr>
-              <w:pStyle w:val="Compact"/>
-            </w:pPr>
-            <w:r>
+          <w:tcPr>
+            <w:shd w:val="clear" w:color="auto" w:fill="02374f"/>
+            <w:tcBorders>
+              <w:top w:val="single" w:sz="4" w:space="0" w:color="D1D9DC"/>
+              <w:left w:val="single" w:sz="4" w:space="0" w:color="D1D9DC"/>
+              <w:bottom w:val="single" w:sz="4" w:space="0" w:color="D1D9DC"/>
+              <w:right w:val="single" w:sz="4" w:space="0" w:color="D1D9DC"/>
+            </w:tcBorders>
+            <w:tcMar>
+              <w:top w:w="60" w:type="dxa"/>
+              <w:bottom w:w="60" w:type="dxa"/>
+              <w:left w:w="115" w:type="dxa"/>
+              <w:right w:w="115" w:type="dxa"/>
+            </w:tcMar>
+          </w:tcPr>
+          <w:p>
+            <w:pPr>
+              <w:pStyle w:val="Compact"/>
+              <w:spacing w:before="20" w:after="20"/>
+            </w:pPr>
+            <w:r>
+              <w:rPr>
+                <w:rFonts w:ascii="Calibri" w:hAnsi="Calibri"/>
+                <w:b/>
+                <w:color w:val="FFFFFF"/>
+                <w:sz w:val="19"/>
+              </w:rPr>
               <w:t xml:space="preserve">Need</w:t>
             </w:r>
           </w:p>
         </w:tc>
         <w:tc>
-          <w:tcPr/>
-          <w:p>
-            <w:pPr>
-              <w:pStyle w:val="Compact"/>
-            </w:pPr>
-            <w:r>
+          <w:tcPr>
+            <w:shd w:val="clear" w:color="auto" w:fill="02374f"/>
+            <w:tcBorders>
+              <w:top w:val="single" w:sz="4" w:space="0" w:color="D1D9DC"/>
+              <w:left w:val="single" w:sz="4" w:space="0" w:color="D1D9DC"/>
+              <w:bottom w:val="single" w:sz="4" w:space="0" w:color="D1D9DC"/>
+              <w:right w:val="single" w:sz="4" w:space="0" w:color="D1D9DC"/>
+            </w:tcBorders>
+            <w:tcMar>
+              <w:top w:w="60" w:type="dxa"/>
+              <w:bottom w:w="60" w:type="dxa"/>
+              <w:left w:w="115" w:type="dxa"/>
+              <w:right w:w="115" w:type="dxa"/>
+            </w:tcMar>
+          </w:tcPr>
+          <w:p>
+            <w:pPr>
+              <w:pStyle w:val="Compact"/>
+              <w:spacing w:before="20" w:after="20"/>
+            </w:pPr>
+            <w:r>
+              <w:rPr>
+                <w:rFonts w:ascii="Calibri" w:hAnsi="Calibri"/>
+                <w:b/>
+                <w:color w:val="FFFFFF"/>
+                <w:sz w:val="19"/>
+              </w:rPr>
               <w:t xml:space="preserve">Document</w:t>
             </w:r>
           </w:p>
@@ -3002,32 +6716,80 @@
       </w:tr>
       <w:tr>
         <w:tc>
-          <w:tcPr/>
-          <w:p>
-            <w:pPr>
-              <w:pStyle w:val="Compact"/>
-            </w:pPr>
-            <w:r>
+          <w:tcPr>
+            <w:shd w:val="clear" w:color="auto" w:fill="FFFFFF"/>
+            <w:tcBorders>
+              <w:top w:val="single" w:sz="4" w:space="0" w:color="D1D9DC"/>
+              <w:left w:val="single" w:sz="4" w:space="0" w:color="D1D9DC"/>
+              <w:bottom w:val="single" w:sz="4" w:space="0" w:color="D1D9DC"/>
+              <w:right w:val="single" w:sz="4" w:space="0" w:color="D1D9DC"/>
+            </w:tcBorders>
+            <w:tcMar>
+              <w:top w:w="60" w:type="dxa"/>
+              <w:bottom w:w="60" w:type="dxa"/>
+              <w:left w:w="115" w:type="dxa"/>
+              <w:right w:w="115" w:type="dxa"/>
+            </w:tcMar>
+          </w:tcPr>
+          <w:p>
+            <w:pPr>
+              <w:pStyle w:val="Compact"/>
+              <w:spacing w:before="20" w:after="20"/>
+            </w:pPr>
+            <w:r>
+              <w:rPr>
+                <w:rFonts w:ascii="Calibri" w:hAnsi="Calibri"/>
+                <w:color w:val="3C3B43"/>
+                <w:sz w:val="19"/>
+              </w:rPr>
               <w:t xml:space="preserve">What to say, taglines, CTAs, banned words</w:t>
             </w:r>
           </w:p>
         </w:tc>
         <w:tc>
-          <w:tcPr/>
-          <w:p>
-            <w:pPr>
-              <w:pStyle w:val="Compact"/>
+          <w:tcPr>
+            <w:shd w:val="clear" w:color="auto" w:fill="FFFFFF"/>
+            <w:tcBorders>
+              <w:top w:val="single" w:sz="4" w:space="0" w:color="D1D9DC"/>
+              <w:left w:val="single" w:sz="4" w:space="0" w:color="D1D9DC"/>
+              <w:bottom w:val="single" w:sz="4" w:space="0" w:color="D1D9DC"/>
+              <w:right w:val="single" w:sz="4" w:space="0" w:color="D1D9DC"/>
+            </w:tcBorders>
+            <w:tcMar>
+              <w:top w:w="60" w:type="dxa"/>
+              <w:bottom w:w="60" w:type="dxa"/>
+              <w:left w:w="115" w:type="dxa"/>
+              <w:right w:w="115" w:type="dxa"/>
+            </w:tcMar>
+          </w:tcPr>
+          <w:p>
+            <w:pPr>
+              <w:pStyle w:val="Compact"/>
+              <w:spacing w:before="20" w:after="20"/>
             </w:pPr>
             <w:r>
               <w:rPr>
                 <w:rStyle w:val="VerbatimChar"/>
+                <w:rFonts w:ascii="Calibri" w:hAnsi="Calibri"/>
+                <w:color w:val="3C3B43"/>
+                <w:sz w:val="19"/>
               </w:rPr>
               <w:t xml:space="preserve">docs/MESSAGING-AND-COPY.md</w:t>
             </w:r>
             <w:r>
+              <w:rPr>
+                <w:rFonts w:ascii="Calibri" w:hAnsi="Calibri"/>
+                <w:color w:val="3C3B43"/>
+                <w:sz w:val="19"/>
+              </w:rPr>
               <w:t xml:space="preserve"> </w:t>
             </w:r>
             <w:r>
+              <w:rPr>
+                <w:rFonts w:ascii="Calibri" w:hAnsi="Calibri"/>
+                <w:color w:val="3C3B43"/>
+                <w:sz w:val="19"/>
+              </w:rPr>
               <w:t xml:space="preserve">— wins on any copy conflict</w:t>
             </w:r>
           </w:p>
@@ -3035,25 +6797,63 @@
       </w:tr>
       <w:tr>
         <w:tc>
-          <w:tcPr/>
-          <w:p>
-            <w:pPr>
-              <w:pStyle w:val="Compact"/>
-            </w:pPr>
-            <w:r>
+          <w:tcPr>
+            <w:shd w:val="clear" w:color="auto" w:fill="E8F1F2"/>
+            <w:tcBorders>
+              <w:top w:val="single" w:sz="4" w:space="0" w:color="D1D9DC"/>
+              <w:left w:val="single" w:sz="4" w:space="0" w:color="D1D9DC"/>
+              <w:bottom w:val="single" w:sz="4" w:space="0" w:color="D1D9DC"/>
+              <w:right w:val="single" w:sz="4" w:space="0" w:color="D1D9DC"/>
+            </w:tcBorders>
+            <w:tcMar>
+              <w:top w:w="60" w:type="dxa"/>
+              <w:bottom w:w="60" w:type="dxa"/>
+              <w:left w:w="115" w:type="dxa"/>
+              <w:right w:w="115" w:type="dxa"/>
+            </w:tcMar>
+          </w:tcPr>
+          <w:p>
+            <w:pPr>
+              <w:pStyle w:val="Compact"/>
+              <w:spacing w:before="20" w:after="20"/>
+            </w:pPr>
+            <w:r>
+              <w:rPr>
+                <w:rFonts w:ascii="Calibri" w:hAnsi="Calibri"/>
+                <w:color w:val="3C3B43"/>
+                <w:sz w:val="19"/>
+              </w:rPr>
               <w:t xml:space="preserve">Who we sound like, writing craft</w:t>
             </w:r>
           </w:p>
         </w:tc>
         <w:tc>
-          <w:tcPr/>
-          <w:p>
-            <w:pPr>
-              <w:pStyle w:val="Compact"/>
+          <w:tcPr>
+            <w:shd w:val="clear" w:color="auto" w:fill="E8F1F2"/>
+            <w:tcBorders>
+              <w:top w:val="single" w:sz="4" w:space="0" w:color="D1D9DC"/>
+              <w:left w:val="single" w:sz="4" w:space="0" w:color="D1D9DC"/>
+              <w:bottom w:val="single" w:sz="4" w:space="0" w:color="D1D9DC"/>
+              <w:right w:val="single" w:sz="4" w:space="0" w:color="D1D9DC"/>
+            </w:tcBorders>
+            <w:tcMar>
+              <w:top w:w="60" w:type="dxa"/>
+              <w:bottom w:w="60" w:type="dxa"/>
+              <w:left w:w="115" w:type="dxa"/>
+              <w:right w:w="115" w:type="dxa"/>
+            </w:tcMar>
+          </w:tcPr>
+          <w:p>
+            <w:pPr>
+              <w:pStyle w:val="Compact"/>
+              <w:spacing w:before="20" w:after="20"/>
             </w:pPr>
             <w:r>
               <w:rPr>
                 <w:rStyle w:val="VerbatimChar"/>
+                <w:rFonts w:ascii="Calibri" w:hAnsi="Calibri"/>
+                <w:color w:val="3C3B43"/>
+                <w:sz w:val="19"/>
               </w:rPr>
               <w:t xml:space="preserve">docs/VOICE-AND-TONE.md</w:t>
             </w:r>
@@ -3062,25 +6862,63 @@
       </w:tr>
       <w:tr>
         <w:tc>
-          <w:tcPr/>
-          <w:p>
-            <w:pPr>
-              <w:pStyle w:val="Compact"/>
-            </w:pPr>
-            <w:r>
+          <w:tcPr>
+            <w:shd w:val="clear" w:color="auto" w:fill="FFFFFF"/>
+            <w:tcBorders>
+              <w:top w:val="single" w:sz="4" w:space="0" w:color="D1D9DC"/>
+              <w:left w:val="single" w:sz="4" w:space="0" w:color="D1D9DC"/>
+              <w:bottom w:val="single" w:sz="4" w:space="0" w:color="D1D9DC"/>
+              <w:right w:val="single" w:sz="4" w:space="0" w:color="D1D9DC"/>
+            </w:tcBorders>
+            <w:tcMar>
+              <w:top w:w="60" w:type="dxa"/>
+              <w:bottom w:w="60" w:type="dxa"/>
+              <w:left w:w="115" w:type="dxa"/>
+              <w:right w:w="115" w:type="dxa"/>
+            </w:tcMar>
+          </w:tcPr>
+          <w:p>
+            <w:pPr>
+              <w:pStyle w:val="Compact"/>
+              <w:spacing w:before="20" w:after="20"/>
+            </w:pPr>
+            <w:r>
+              <w:rPr>
+                <w:rFonts w:ascii="Calibri" w:hAnsi="Calibri"/>
+                <w:color w:val="3C3B43"/>
+                <w:sz w:val="19"/>
+              </w:rPr>
               <w:t xml:space="preserve">Citations, DOIs, ready-to-use copy lines</w:t>
             </w:r>
           </w:p>
         </w:tc>
         <w:tc>
-          <w:tcPr/>
-          <w:p>
-            <w:pPr>
-              <w:pStyle w:val="Compact"/>
+          <w:tcPr>
+            <w:shd w:val="clear" w:color="auto" w:fill="FFFFFF"/>
+            <w:tcBorders>
+              <w:top w:val="single" w:sz="4" w:space="0" w:color="D1D9DC"/>
+              <w:left w:val="single" w:sz="4" w:space="0" w:color="D1D9DC"/>
+              <w:bottom w:val="single" w:sz="4" w:space="0" w:color="D1D9DC"/>
+              <w:right w:val="single" w:sz="4" w:space="0" w:color="D1D9DC"/>
+            </w:tcBorders>
+            <w:tcMar>
+              <w:top w:w="60" w:type="dxa"/>
+              <w:bottom w:w="60" w:type="dxa"/>
+              <w:left w:w="115" w:type="dxa"/>
+              <w:right w:w="115" w:type="dxa"/>
+            </w:tcMar>
+          </w:tcPr>
+          <w:p>
+            <w:pPr>
+              <w:pStyle w:val="Compact"/>
+              <w:spacing w:before="20" w:after="20"/>
             </w:pPr>
             <w:r>
               <w:rPr>
                 <w:rStyle w:val="VerbatimChar"/>
+                <w:rFonts w:ascii="Calibri" w:hAnsi="Calibri"/>
+                <w:color w:val="3C3B43"/>
+                <w:sz w:val="19"/>
               </w:rPr>
               <w:t xml:space="preserve">docs/EVIDENCE-AND-RESEARCH.md</w:t>
             </w:r>
@@ -3089,34 +6927,80 @@
       </w:tr>
       <w:tr>
         <w:tc>
-          <w:tcPr/>
-          <w:p>
-            <w:pPr>
-              <w:pStyle w:val="Compact"/>
-            </w:pPr>
-            <w:r>
+          <w:tcPr>
+            <w:shd w:val="clear" w:color="auto" w:fill="E8F1F2"/>
+            <w:tcBorders>
+              <w:top w:val="single" w:sz="4" w:space="0" w:color="D1D9DC"/>
+              <w:left w:val="single" w:sz="4" w:space="0" w:color="D1D9DC"/>
+              <w:bottom w:val="single" w:sz="4" w:space="0" w:color="D1D9DC"/>
+              <w:right w:val="single" w:sz="4" w:space="0" w:color="D1D9DC"/>
+            </w:tcBorders>
+            <w:tcMar>
+              <w:top w:w="60" w:type="dxa"/>
+              <w:bottom w:w="60" w:type="dxa"/>
+              <w:left w:w="115" w:type="dxa"/>
+              <w:right w:w="115" w:type="dxa"/>
+            </w:tcMar>
+          </w:tcPr>
+          <w:p>
+            <w:pPr>
+              <w:pStyle w:val="Compact"/>
+              <w:spacing w:before="20" w:after="20"/>
+            </w:pPr>
+            <w:r>
+              <w:rPr>
+                <w:rFonts w:ascii="Calibri" w:hAnsi="Calibri"/>
+                <w:color w:val="3C3B43"/>
+                <w:sz w:val="19"/>
+              </w:rPr>
               <w:t xml:space="preserve">Sitemap, URLs, campaign pages,</w:t>
             </w:r>
             <w:r>
+              <w:rPr>
+                <w:rFonts w:ascii="Calibri" w:hAnsi="Calibri"/>
+                <w:color w:val="3C3B43"/>
+                <w:sz w:val="19"/>
+              </w:rPr>
               <w:t xml:space="preserve"> </w:t>
             </w:r>
             <w:r>
               <w:rPr>
                 <w:rStyle w:val="VerbatimChar"/>
+                <w:rFonts w:ascii="Calibri" w:hAnsi="Calibri"/>
+                <w:color w:val="3C3B43"/>
+                <w:sz w:val="19"/>
               </w:rPr>
               <w:t xml:space="preserve">/events</w:t>
             </w:r>
           </w:p>
         </w:tc>
         <w:tc>
-          <w:tcPr/>
-          <w:p>
-            <w:pPr>
-              <w:pStyle w:val="Compact"/>
+          <w:tcPr>
+            <w:shd w:val="clear" w:color="auto" w:fill="E8F1F2"/>
+            <w:tcBorders>
+              <w:top w:val="single" w:sz="4" w:space="0" w:color="D1D9DC"/>
+              <w:left w:val="single" w:sz="4" w:space="0" w:color="D1D9DC"/>
+              <w:bottom w:val="single" w:sz="4" w:space="0" w:color="D1D9DC"/>
+              <w:right w:val="single" w:sz="4" w:space="0" w:color="D1D9DC"/>
+            </w:tcBorders>
+            <w:tcMar>
+              <w:top w:w="60" w:type="dxa"/>
+              <w:bottom w:w="60" w:type="dxa"/>
+              <w:left w:w="115" w:type="dxa"/>
+              <w:right w:w="115" w:type="dxa"/>
+            </w:tcMar>
+          </w:tcPr>
+          <w:p>
+            <w:pPr>
+              <w:pStyle w:val="Compact"/>
+              <w:spacing w:before="20" w:after="20"/>
             </w:pPr>
             <w:r>
               <w:rPr>
                 <w:rStyle w:val="VerbatimChar"/>
+                <w:rFonts w:ascii="Calibri" w:hAnsi="Calibri"/>
+                <w:color w:val="3C3B43"/>
+                <w:sz w:val="19"/>
               </w:rPr>
               <w:t xml:space="preserve">docs/WEBSITE-ARCHITECTURE.md</w:t>
             </w:r>
@@ -3125,25 +7009,63 @@
       </w:tr>
       <w:tr>
         <w:tc>
-          <w:tcPr/>
-          <w:p>
-            <w:pPr>
-              <w:pStyle w:val="Compact"/>
-            </w:pPr>
-            <w:r>
+          <w:tcPr>
+            <w:shd w:val="clear" w:color="auto" w:fill="FFFFFF"/>
+            <w:tcBorders>
+              <w:top w:val="single" w:sz="4" w:space="0" w:color="D1D9DC"/>
+              <w:left w:val="single" w:sz="4" w:space="0" w:color="D1D9DC"/>
+              <w:bottom w:val="single" w:sz="4" w:space="0" w:color="D1D9DC"/>
+              <w:right w:val="single" w:sz="4" w:space="0" w:color="D1D9DC"/>
+            </w:tcBorders>
+            <w:tcMar>
+              <w:top w:w="60" w:type="dxa"/>
+              <w:bottom w:w="60" w:type="dxa"/>
+              <w:left w:w="115" w:type="dxa"/>
+              <w:right w:w="115" w:type="dxa"/>
+            </w:tcMar>
+          </w:tcPr>
+          <w:p>
+            <w:pPr>
+              <w:pStyle w:val="Compact"/>
+              <w:spacing w:before="20" w:after="20"/>
+            </w:pPr>
+            <w:r>
+              <w:rPr>
+                <w:rFonts w:ascii="Calibri" w:hAnsi="Calibri"/>
+                <w:color w:val="3C3B43"/>
+                <w:sz w:val="19"/>
+              </w:rPr>
               <w:t xml:space="preserve">Open technical decisions</w:t>
             </w:r>
           </w:p>
         </w:tc>
         <w:tc>
-          <w:tcPr/>
-          <w:p>
-            <w:pPr>
-              <w:pStyle w:val="Compact"/>
+          <w:tcPr>
+            <w:shd w:val="clear" w:color="auto" w:fill="FFFFFF"/>
+            <w:tcBorders>
+              <w:top w:val="single" w:sz="4" w:space="0" w:color="D1D9DC"/>
+              <w:left w:val="single" w:sz="4" w:space="0" w:color="D1D9DC"/>
+              <w:bottom w:val="single" w:sz="4" w:space="0" w:color="D1D9DC"/>
+              <w:right w:val="single" w:sz="4" w:space="0" w:color="D1D9DC"/>
+            </w:tcBorders>
+            <w:tcMar>
+              <w:top w:w="60" w:type="dxa"/>
+              <w:bottom w:w="60" w:type="dxa"/>
+              <w:left w:w="115" w:type="dxa"/>
+              <w:right w:w="115" w:type="dxa"/>
+            </w:tcMar>
+          </w:tcPr>
+          <w:p>
+            <w:pPr>
+              <w:pStyle w:val="Compact"/>
+              <w:spacing w:before="20" w:after="20"/>
             </w:pPr>
             <w:r>
               <w:rPr>
                 <w:rStyle w:val="VerbatimChar"/>
+                <w:rFonts w:ascii="Calibri" w:hAnsi="Calibri"/>
+                <w:color w:val="3C3B43"/>
+                <w:sz w:val="19"/>
               </w:rPr>
               <w:t xml:space="preserve">docs/planning/DECISIONS.md</w:t>
             </w:r>
@@ -3152,25 +7074,63 @@
       </w:tr>
       <w:tr>
         <w:tc>
-          <w:tcPr/>
-          <w:p>
-            <w:pPr>
-              <w:pStyle w:val="Compact"/>
-            </w:pPr>
-            <w:r>
+          <w:tcPr>
+            <w:shd w:val="clear" w:color="auto" w:fill="E8F1F2"/>
+            <w:tcBorders>
+              <w:top w:val="single" w:sz="4" w:space="0" w:color="D1D9DC"/>
+              <w:left w:val="single" w:sz="4" w:space="0" w:color="D1D9DC"/>
+              <w:bottom w:val="single" w:sz="4" w:space="0" w:color="D1D9DC"/>
+              <w:right w:val="single" w:sz="4" w:space="0" w:color="D1D9DC"/>
+            </w:tcBorders>
+            <w:tcMar>
+              <w:top w:w="60" w:type="dxa"/>
+              <w:bottom w:w="60" w:type="dxa"/>
+              <w:left w:w="115" w:type="dxa"/>
+              <w:right w:w="115" w:type="dxa"/>
+            </w:tcMar>
+          </w:tcPr>
+          <w:p>
+            <w:pPr>
+              <w:pStyle w:val="Compact"/>
+              <w:spacing w:before="20" w:after="20"/>
+            </w:pPr>
+            <w:r>
+              <w:rPr>
+                <w:rFonts w:ascii="Calibri" w:hAnsi="Calibri"/>
+                <w:color w:val="3C3B43"/>
+                <w:sz w:val="19"/>
+              </w:rPr>
               <w:t xml:space="preserve">Full product requirements</w:t>
             </w:r>
           </w:p>
         </w:tc>
         <w:tc>
-          <w:tcPr/>
-          <w:p>
-            <w:pPr>
-              <w:pStyle w:val="Compact"/>
+          <w:tcPr>
+            <w:shd w:val="clear" w:color="auto" w:fill="E8F1F2"/>
+            <w:tcBorders>
+              <w:top w:val="single" w:sz="4" w:space="0" w:color="D1D9DC"/>
+              <w:left w:val="single" w:sz="4" w:space="0" w:color="D1D9DC"/>
+              <w:bottom w:val="single" w:sz="4" w:space="0" w:color="D1D9DC"/>
+              <w:right w:val="single" w:sz="4" w:space="0" w:color="D1D9DC"/>
+            </w:tcBorders>
+            <w:tcMar>
+              <w:top w:w="60" w:type="dxa"/>
+              <w:bottom w:w="60" w:type="dxa"/>
+              <w:left w:w="115" w:type="dxa"/>
+              <w:right w:w="115" w:type="dxa"/>
+            </w:tcMar>
+          </w:tcPr>
+          <w:p>
+            <w:pPr>
+              <w:pStyle w:val="Compact"/>
+              <w:spacing w:before="20" w:after="20"/>
             </w:pPr>
             <w:r>
               <w:rPr>
                 <w:rStyle w:val="VerbatimChar"/>
+                <w:rFonts w:ascii="Calibri" w:hAnsi="Calibri"/>
+                <w:color w:val="3C3B43"/>
+                <w:sz w:val="19"/>
               </w:rPr>
               <w:t xml:space="preserve">docs/planning/PRD.md</w:t>
             </w:r>
@@ -3179,25 +7139,63 @@
       </w:tr>
       <w:tr>
         <w:tc>
-          <w:tcPr/>
-          <w:p>
-            <w:pPr>
-              <w:pStyle w:val="Compact"/>
-            </w:pPr>
-            <w:r>
+          <w:tcPr>
+            <w:shd w:val="clear" w:color="auto" w:fill="FFFFFF"/>
+            <w:tcBorders>
+              <w:top w:val="single" w:sz="4" w:space="0" w:color="D1D9DC"/>
+              <w:left w:val="single" w:sz="4" w:space="0" w:color="D1D9DC"/>
+              <w:bottom w:val="single" w:sz="4" w:space="0" w:color="D1D9DC"/>
+              <w:right w:val="single" w:sz="4" w:space="0" w:color="D1D9DC"/>
+            </w:tcBorders>
+            <w:tcMar>
+              <w:top w:w="60" w:type="dxa"/>
+              <w:bottom w:w="60" w:type="dxa"/>
+              <w:left w:w="115" w:type="dxa"/>
+              <w:right w:w="115" w:type="dxa"/>
+            </w:tcMar>
+          </w:tcPr>
+          <w:p>
+            <w:pPr>
+              <w:pStyle w:val="Compact"/>
+              <w:spacing w:before="20" w:after="20"/>
+            </w:pPr>
+            <w:r>
+              <w:rPr>
+                <w:rFonts w:ascii="Calibri" w:hAnsi="Calibri"/>
+                <w:color w:val="3C3B43"/>
+                <w:sz w:val="19"/>
+              </w:rPr>
               <w:t xml:space="preserve">Tech stack, data model, env vars</w:t>
             </w:r>
           </w:p>
         </w:tc>
         <w:tc>
-          <w:tcPr/>
-          <w:p>
-            <w:pPr>
-              <w:pStyle w:val="Compact"/>
+          <w:tcPr>
+            <w:shd w:val="clear" w:color="auto" w:fill="FFFFFF"/>
+            <w:tcBorders>
+              <w:top w:val="single" w:sz="4" w:space="0" w:color="D1D9DC"/>
+              <w:left w:val="single" w:sz="4" w:space="0" w:color="D1D9DC"/>
+              <w:bottom w:val="single" w:sz="4" w:space="0" w:color="D1D9DC"/>
+              <w:right w:val="single" w:sz="4" w:space="0" w:color="D1D9DC"/>
+            </w:tcBorders>
+            <w:tcMar>
+              <w:top w:w="60" w:type="dxa"/>
+              <w:bottom w:w="60" w:type="dxa"/>
+              <w:left w:w="115" w:type="dxa"/>
+              <w:right w:w="115" w:type="dxa"/>
+            </w:tcMar>
+          </w:tcPr>
+          <w:p>
+            <w:pPr>
+              <w:pStyle w:val="Compact"/>
+              <w:spacing w:before="20" w:after="20"/>
             </w:pPr>
             <w:r>
               <w:rPr>
                 <w:rStyle w:val="VerbatimChar"/>
+                <w:rFonts w:ascii="Calibri" w:hAnsi="Calibri"/>
+                <w:color w:val="3C3B43"/>
+                <w:sz w:val="19"/>
               </w:rPr>
               <w:t xml:space="preserve">docs/planning/TECHNICAL-ARCHITECTURE.md</w:t>
             </w:r>
@@ -3206,25 +7204,63 @@
       </w:tr>
       <w:tr>
         <w:tc>
-          <w:tcPr/>
-          <w:p>
-            <w:pPr>
-              <w:pStyle w:val="Compact"/>
-            </w:pPr>
-            <w:r>
+          <w:tcPr>
+            <w:shd w:val="clear" w:color="auto" w:fill="E8F1F2"/>
+            <w:tcBorders>
+              <w:top w:val="single" w:sz="4" w:space="0" w:color="D1D9DC"/>
+              <w:left w:val="single" w:sz="4" w:space="0" w:color="D1D9DC"/>
+              <w:bottom w:val="single" w:sz="4" w:space="0" w:color="D1D9DC"/>
+              <w:right w:val="single" w:sz="4" w:space="0" w:color="D1D9DC"/>
+            </w:tcBorders>
+            <w:tcMar>
+              <w:top w:w="60" w:type="dxa"/>
+              <w:bottom w:w="60" w:type="dxa"/>
+              <w:left w:w="115" w:type="dxa"/>
+              <w:right w:w="115" w:type="dxa"/>
+            </w:tcMar>
+          </w:tcPr>
+          <w:p>
+            <w:pPr>
+              <w:pStyle w:val="Compact"/>
+              <w:spacing w:before="20" w:after="20"/>
+            </w:pPr>
+            <w:r>
+              <w:rPr>
+                <w:rFonts w:ascii="Calibri" w:hAnsi="Calibri"/>
+                <w:color w:val="3C3B43"/>
+                <w:sz w:val="19"/>
+              </w:rPr>
               <w:t xml:space="preserve">Design system, components, integrations</w:t>
             </w:r>
           </w:p>
         </w:tc>
         <w:tc>
-          <w:tcPr/>
-          <w:p>
-            <w:pPr>
-              <w:pStyle w:val="Compact"/>
+          <w:tcPr>
+            <w:shd w:val="clear" w:color="auto" w:fill="E8F1F2"/>
+            <w:tcBorders>
+              <w:top w:val="single" w:sz="4" w:space="0" w:color="D1D9DC"/>
+              <w:left w:val="single" w:sz="4" w:space="0" w:color="D1D9DC"/>
+              <w:bottom w:val="single" w:sz="4" w:space="0" w:color="D1D9DC"/>
+              <w:right w:val="single" w:sz="4" w:space="0" w:color="D1D9DC"/>
+            </w:tcBorders>
+            <w:tcMar>
+              <w:top w:w="60" w:type="dxa"/>
+              <w:bottom w:w="60" w:type="dxa"/>
+              <w:left w:w="115" w:type="dxa"/>
+              <w:right w:w="115" w:type="dxa"/>
+            </w:tcMar>
+          </w:tcPr>
+          <w:p>
+            <w:pPr>
+              <w:pStyle w:val="Compact"/>
+              <w:spacing w:before="20" w:after="20"/>
             </w:pPr>
             <w:r>
               <w:rPr>
                 <w:rStyle w:val="VerbatimChar"/>
+                <w:rFonts w:ascii="Calibri" w:hAnsi="Calibri"/>
+                <w:color w:val="3C3B43"/>
+                <w:sz w:val="19"/>
               </w:rPr>
               <w:t xml:space="preserve">docs/planning/FRONTEND-SPECIFICATION.md</w:t>
             </w:r>
@@ -3233,25 +7269,63 @@
       </w:tr>
       <w:tr>
         <w:tc>
-          <w:tcPr/>
-          <w:p>
-            <w:pPr>
-              <w:pStyle w:val="Compact"/>
-            </w:pPr>
-            <w:r>
+          <w:tcPr>
+            <w:shd w:val="clear" w:color="auto" w:fill="FFFFFF"/>
+            <w:tcBorders>
+              <w:top w:val="single" w:sz="4" w:space="0" w:color="D1D9DC"/>
+              <w:left w:val="single" w:sz="4" w:space="0" w:color="D1D9DC"/>
+              <w:bottom w:val="single" w:sz="4" w:space="0" w:color="D1D9DC"/>
+              <w:right w:val="single" w:sz="4" w:space="0" w:color="D1D9DC"/>
+            </w:tcBorders>
+            <w:tcMar>
+              <w:top w:w="60" w:type="dxa"/>
+              <w:bottom w:w="60" w:type="dxa"/>
+              <w:left w:w="115" w:type="dxa"/>
+              <w:right w:w="115" w:type="dxa"/>
+            </w:tcMar>
+          </w:tcPr>
+          <w:p>
+            <w:pPr>
+              <w:pStyle w:val="Compact"/>
+              <w:spacing w:before="20" w:after="20"/>
+            </w:pPr>
+            <w:r>
+              <w:rPr>
+                <w:rFonts w:ascii="Calibri" w:hAnsi="Calibri"/>
+                <w:color w:val="3C3B43"/>
+                <w:sz w:val="19"/>
+              </w:rPr>
               <w:t xml:space="preserve">Auth, data privacy, error handling, edge cases</w:t>
             </w:r>
           </w:p>
         </w:tc>
         <w:tc>
-          <w:tcPr/>
-          <w:p>
-            <w:pPr>
-              <w:pStyle w:val="Compact"/>
+          <w:tcPr>
+            <w:shd w:val="clear" w:color="auto" w:fill="FFFFFF"/>
+            <w:tcBorders>
+              <w:top w:val="single" w:sz="4" w:space="0" w:color="D1D9DC"/>
+              <w:left w:val="single" w:sz="4" w:space="0" w:color="D1D9DC"/>
+              <w:bottom w:val="single" w:sz="4" w:space="0" w:color="D1D9DC"/>
+              <w:right w:val="single" w:sz="4" w:space="0" w:color="D1D9DC"/>
+            </w:tcBorders>
+            <w:tcMar>
+              <w:top w:w="60" w:type="dxa"/>
+              <w:bottom w:w="60" w:type="dxa"/>
+              <w:left w:w="115" w:type="dxa"/>
+              <w:right w:w="115" w:type="dxa"/>
+            </w:tcMar>
+          </w:tcPr>
+          <w:p>
+            <w:pPr>
+              <w:pStyle w:val="Compact"/>
+              <w:spacing w:before="20" w:after="20"/>
             </w:pPr>
             <w:r>
               <w:rPr>
                 <w:rStyle w:val="VerbatimChar"/>
+                <w:rFonts w:ascii="Calibri" w:hAnsi="Calibri"/>
+                <w:color w:val="3C3B43"/>
+                <w:sz w:val="19"/>
               </w:rPr>
               <w:t xml:space="preserve">docs/planning/SECURITY-AND-ACCESS.md</w:t>
             </w:r>
@@ -3260,25 +7334,63 @@
       </w:tr>
       <w:tr>
         <w:tc>
-          <w:tcPr/>
-          <w:p>
-            <w:pPr>
-              <w:pStyle w:val="Compact"/>
-            </w:pPr>
-            <w:r>
+          <w:tcPr>
+            <w:shd w:val="clear" w:color="auto" w:fill="E8F1F2"/>
+            <w:tcBorders>
+              <w:top w:val="single" w:sz="4" w:space="0" w:color="D1D9DC"/>
+              <w:left w:val="single" w:sz="4" w:space="0" w:color="D1D9DC"/>
+              <w:bottom w:val="single" w:sz="4" w:space="0" w:color="D1D9DC"/>
+              <w:right w:val="single" w:sz="4" w:space="0" w:color="D1D9DC"/>
+            </w:tcBorders>
+            <w:tcMar>
+              <w:top w:w="60" w:type="dxa"/>
+              <w:bottom w:w="60" w:type="dxa"/>
+              <w:left w:w="115" w:type="dxa"/>
+              <w:right w:w="115" w:type="dxa"/>
+            </w:tcMar>
+          </w:tcPr>
+          <w:p>
+            <w:pPr>
+              <w:pStyle w:val="Compact"/>
+              <w:spacing w:before="20" w:after="20"/>
+            </w:pPr>
+            <w:r>
+              <w:rPr>
+                <w:rFonts w:ascii="Calibri" w:hAnsi="Calibri"/>
+                <w:color w:val="3C3B43"/>
+                <w:sz w:val="19"/>
+              </w:rPr>
               <w:t xml:space="preserve">Every build ticket with acceptance criteria</w:t>
             </w:r>
           </w:p>
         </w:tc>
         <w:tc>
-          <w:tcPr/>
-          <w:p>
-            <w:pPr>
-              <w:pStyle w:val="Compact"/>
+          <w:tcPr>
+            <w:shd w:val="clear" w:color="auto" w:fill="E8F1F2"/>
+            <w:tcBorders>
+              <w:top w:val="single" w:sz="4" w:space="0" w:color="D1D9DC"/>
+              <w:left w:val="single" w:sz="4" w:space="0" w:color="D1D9DC"/>
+              <w:bottom w:val="single" w:sz="4" w:space="0" w:color="D1D9DC"/>
+              <w:right w:val="single" w:sz="4" w:space="0" w:color="D1D9DC"/>
+            </w:tcBorders>
+            <w:tcMar>
+              <w:top w:w="60" w:type="dxa"/>
+              <w:bottom w:w="60" w:type="dxa"/>
+              <w:left w:w="115" w:type="dxa"/>
+              <w:right w:w="115" w:type="dxa"/>
+            </w:tcMar>
+          </w:tcPr>
+          <w:p>
+            <w:pPr>
+              <w:pStyle w:val="Compact"/>
+              <w:spacing w:before="20" w:after="20"/>
             </w:pPr>
             <w:r>
               <w:rPr>
                 <w:rStyle w:val="VerbatimChar"/>
+                <w:rFonts w:ascii="Calibri" w:hAnsi="Calibri"/>
+                <w:color w:val="3C3B43"/>
+                <w:sz w:val="19"/>
               </w:rPr>
               <w:t xml:space="preserve">docs/planning/FEATURE-TICKETS.md</w:t>
             </w:r>
@@ -3292,6 +7404,8 @@
       <w:footnotePr>
         <w:numRestart w:val="eachSect"/>
       </w:footnotePr>
+      <w:pgSz w:h="16838" w:w="11906"/>
+      <w:pgMar w:bottom="1134" w:left="1247" w:right="1247" w:top="1134"/>
     </w:sectPr>
   </w:body>
 </w:document>
@@ -3425,6 +7539,14 @@
   <w:style w:default="1" w:styleId="Normal" w:type="paragraph">
     <w:name w:val="Normal"/>
     <w:qFormat/>
+    <w:pPr>
+      <w:spacing w:after="120" w:before="0" w:line="280" w:lineRule="exact"/>
+    </w:pPr>
+    <w:rPr>
+      <w:rFonts w:ascii="Calibri" w:hAnsi="Calibri"/>
+      <w:color w:val="3C3B43"/>
+      <w:sz w:val="21"/>
+    </w:rPr>
   </w:style>
   <w:style w:styleId="BodyText" w:type="paragraph">
     <w:name w:val="Body Text"/>
@@ -3593,13 +7715,18 @@
     <w:pPr>
       <w:keepNext/>
       <w:keepLines/>
-      <w:spacing w:after="80" w:before="360"/>
+      <w:spacing w:after="160" w:before="480"/>
       <w:outlineLvl w:val="0"/>
+      <w:pBdr>
+        <w:bottom w:color="024E70" w:space="4" w:sz="8" w:val="single"/>
+      </w:pBdr>
     </w:pPr>
     <w:rPr>
-      <w:rFonts w:asciiTheme="majorHAnsi" w:cstheme="majorBidi" w:eastAsiaTheme="majorEastAsia" w:hAnsiTheme="majorHAnsi"/>
-      <w:color w:themeColor="accent1" w:themeShade="BF" w:val="0F4761"/>
-      <w:sz w:val="40"/>
+      <w:rFonts w:ascii="Calibri" w:asciiTheme="majorHAnsi" w:cstheme="majorBidi" w:eastAsiaTheme="majorEastAsia" w:hAnsi="Calibri" w:hAnsiTheme="majorHAnsi"/>
+      <w:b/>
+      <w:i w:val="0"/>
+      <w:color w:val="024E70"/>
+      <w:sz w:val="44"/>
       <w:szCs w:val="40"/>
     </w:rPr>
   </w:style>
@@ -3616,12 +7743,14 @@
     <w:pPr>
       <w:keepNext/>
       <w:keepLines/>
-      <w:spacing w:after="80" w:before="160"/>
+      <w:spacing w:after="120" w:before="360"/>
       <w:outlineLvl w:val="1"/>
     </w:pPr>
     <w:rPr>
-      <w:rFonts w:asciiTheme="majorHAnsi" w:cstheme="majorBidi" w:eastAsiaTheme="majorEastAsia" w:hAnsiTheme="majorHAnsi"/>
-      <w:color w:themeColor="accent1" w:themeShade="BF" w:val="0F4761"/>
+      <w:rFonts w:ascii="Calibri" w:asciiTheme="majorHAnsi" w:cstheme="majorBidi" w:eastAsiaTheme="majorEastAsia" w:hAnsi="Calibri" w:hAnsiTheme="majorHAnsi"/>
+      <w:b/>
+      <w:i w:val="0"/>
+      <w:color w:val="0080B0"/>
       <w:sz w:val="32"/>
       <w:szCs w:val="32"/>
     </w:rPr>
@@ -3639,13 +7768,15 @@
     <w:pPr>
       <w:keepNext/>
       <w:keepLines/>
-      <w:spacing w:after="80" w:before="160"/>
+      <w:spacing w:after="80" w:before="280"/>
       <w:outlineLvl w:val="2"/>
     </w:pPr>
     <w:rPr>
-      <w:rFonts w:cstheme="majorBidi" w:eastAsiaTheme="majorEastAsia"/>
-      <w:color w:themeColor="accent1" w:themeShade="BF" w:val="0F4761"/>
-      <w:sz w:val="28"/>
+      <w:rFonts w:ascii="Calibri" w:cstheme="majorBidi" w:eastAsiaTheme="majorEastAsia" w:hAnsi="Calibri"/>
+      <w:b/>
+      <w:i w:val="0"/>
+      <w:color w:val="1FAFC0"/>
+      <w:sz w:val="26"/>
       <w:szCs w:val="28"/>
     </w:rPr>
   </w:style>
@@ -3662,14 +7793,16 @@
     <w:pPr>
       <w:keepNext/>
       <w:keepLines/>
-      <w:spacing w:after="40" w:before="80"/>
+      <w:spacing w:after="60" w:before="200"/>
       <w:outlineLvl w:val="3"/>
     </w:pPr>
     <w:rPr>
-      <w:rFonts w:cstheme="majorBidi" w:eastAsiaTheme="majorEastAsia"/>
-      <w:i/>
+      <w:rFonts w:ascii="Calibri" w:cstheme="majorBidi" w:eastAsiaTheme="majorEastAsia" w:hAnsi="Calibri"/>
+      <w:b/>
+      <w:i w:val="0"/>
       <w:iCs/>
-      <w:color w:themeColor="accent1" w:themeShade="BF" w:val="0F4761"/>
+      <w:color w:val="4FA98C"/>
+      <w:sz w:val="22"/>
     </w:rPr>
   </w:style>
   <w:style w:styleId="Heading5" w:type="paragraph">
@@ -3902,15 +8035,21 @@
   </w:style>
   <w:style w:styleId="BlockText" w:type="paragraph">
     <w:name w:val="Block Text"/>
-    <w:basedOn w:val="BodyText"/>
+    <w:basedOn w:val="Normal"/>
     <w:next w:val="BodyText"/>
     <w:uiPriority w:val="9"/>
     <w:unhideWhenUsed/>
     <w:qFormat/>
     <w:pPr>
-      <w:spacing w:after="100" w:before="100"/>
-      <w:ind w:firstLine="0" w:left="480" w:right="480"/>
+      <w:spacing w:after="120" w:before="120"/>
+      <w:ind w:firstLine="0" w:left="510" w:right="510"/>
     </w:pPr>
+    <w:rPr>
+      <w:rFonts w:ascii="Calibri" w:hAnsi="Calibri"/>
+      <w:i/>
+      <w:color w:val="0080B0"/>
+      <w:sz w:val="20"/>
+    </w:rPr>
   </w:style>
   <w:style w:styleId="FootnoteText" w:type="paragraph">
     <w:name w:val="Footnote Text"/>
@@ -4060,13 +8199,30 @@
       <w:color w:themeColor="accent1" w:themeShade="BF" w:val="365F91"/>
     </w:rPr>
   </w:style>
-  <w:style w:type="paragraph" w:customStyle="1" w:styleId="SourceCode">
+  <w:style w:customStyle="1" w:styleId="Verbatim" w:type="paragraph">
+    <w:name w:val="Verbatim"/>
+    <w:basedOn w:val="Normal"/>
+    <w:pPr>
+      <w:spacing w:after="0" w:before="0"/>
+    </w:pPr>
+    <w:rPr>
+      <w:rFonts w:ascii="Courier New" w:hAnsi="Courier New"/>
+      <w:color w:val="1FAFC0"/>
+      <w:sz w:val="18"/>
+    </w:rPr>
+  </w:style>
+  <w:style w:customStyle="1" w:styleId="SourceCode" w:type="paragraph">
     <w:name w:val="Source Code"/>
     <w:basedOn w:val="Normal"/>
-    <w:link w:val="VerbatimChar"/>
     <w:pPr>
-      <w:wordWrap w:val="off"/>
+      <w:spacing w:after="40" w:before="40"/>
+      <w:ind w:left="283"/>
     </w:pPr>
+    <w:rPr>
+      <w:rFonts w:ascii="Courier New" w:hAnsi="Courier New"/>
+      <w:color w:val="7DD3FC"/>
+      <w:sz w:val="17"/>
+    </w:rPr>
   </w:style>
   <w:style w:type="character" w:customStyle="1" w:styleId="KeywordTok">
     <w:name w:val="KeywordTok"/>

--- a/docs/TEAM-BRIEF.docx
+++ b/docs/TEAM-BRIEF.docx
@@ -4,8 +4,20 @@
   <w:body>
     <w:p>
       <w:pPr>
-        <w:spacing w:before="80" w:after="240"/>
-        <w:shd w:val="clear" w:color="auto" w:fill="02374f"/>
+        <w:spacing w:before="0" w:after="0"/>
+        <w:pBdr>
+          <w:bottom w:val="single" w:sz="16" w:space="4" w:color="1FAFC0"/>
+        </w:pBdr>
+        <w:shd w:val="clear" w:color="auto" w:fill="FFFFFF"/>
+      </w:pPr>
+      <w:r>
+        <w:t/>
+      </w:r>
+    </w:p>
+    <w:p>
+      <w:pPr>
+        <w:spacing w:before="40" w:after="280"/>
+        <w:shd w:val="clear" w:color="auto" w:fill="FFFFFF"/>
       </w:pPr>
       <w:r>
         <w:rPr>
@@ -20,15 +32,15 @@
     </w:p>
     <w:p>
       <w:pPr>
-        <w:spacing w:before="40" w:after="40"/>
-        <w:shd w:val="clear" w:color="auto" w:fill="02374f"/>
+        <w:spacing w:before="40" w:after="80"/>
+        <w:shd w:val="clear" w:color="auto" w:fill="FFFFFF"/>
       </w:pPr>
       <w:r>
         <w:rPr>
           <w:rFonts w:ascii="Calibri" w:hAnsi="Calibri"/>
           <w:sz w:val="18"/>
           <w:szCs w:val="18"/>
-          <w:color w:val="FFFFFF"/>
+          <w:color w:val="3C3B43"/>
         </w:rPr>
         <w:t xml:space="preserve">Prepared by: Somesh Bhardwaj · Sr. System Admin, Full Stack AI Engineer</w:t>
       </w:r>
@@ -36,14 +48,14 @@
     <w:p>
       <w:pPr>
         <w:spacing w:before="40" w:after="80"/>
-        <w:shd w:val="clear" w:color="auto" w:fill="02374f"/>
+        <w:shd w:val="clear" w:color="auto" w:fill="FFFFFF"/>
       </w:pPr>
       <w:r>
         <w:rPr>
           <w:rFonts w:ascii="Calibri" w:hAnsi="Calibri"/>
           <w:sz w:val="22"/>
           <w:szCs w:val="22"/>
-          <w:color w:val="BFEEF5"/>
+          <w:color w:val="0080B0"/>
           <w:i/>
         </w:rPr>
         <w:t xml:space="preserve">Q2 2026 · For All Team Members</w:t>
@@ -51,15 +63,15 @@
     </w:p>
     <w:p>
       <w:pPr>
-        <w:spacing w:before="280" w:after="80"/>
-        <w:shd w:val="clear" w:color="auto" w:fill="02374f"/>
+        <w:spacing w:before="320" w:after="80"/>
+        <w:shd w:val="clear" w:color="auto" w:fill="FFFFFF"/>
       </w:pPr>
       <w:r>
         <w:rPr>
           <w:rFonts w:ascii="Calibri" w:hAnsi="Calibri"/>
-          <w:sz w:val="40"/>
-          <w:szCs w:val="40"/>
-          <w:color w:val="FFFFFF"/>
+          <w:sz w:val="44"/>
+          <w:szCs w:val="44"/>
+          <w:color w:val="024E70"/>
           <w:b/>
         </w:rPr>
         <w:t xml:space="preserve">Team Brief — contentment.org</w:t>
@@ -68,14 +80,14 @@
     <w:p>
       <w:pPr>
         <w:spacing w:before="0" w:after="0"/>
-        <w:shd w:val="clear" w:color="auto" w:fill="02374f"/>
+        <w:shd w:val="clear" w:color="auto" w:fill="FFFFFF"/>
       </w:pPr>
       <w:r>
         <w:rPr>
           <w:rFonts w:ascii="Calibri" w:hAnsi="Calibri"/>
           <w:sz w:val="12"/>
           <w:szCs w:val="12"/>
-          <w:color w:val="FFFFFF"/>
+          <w:color w:val="3C3B43"/>
         </w:rPr>
         <w:t xml:space="preserve"/>
       </w:r>
@@ -416,12 +428,12 @@
         </w:trPr>
         <w:tc>
           <w:tcPr>
-            <w:shd w:val="clear" w:color="auto" w:fill="02374f"/>
-            <w:tcBorders>
-              <w:top w:val="single" w:sz="4" w:space="0" w:color="D1D9DC"/>
-              <w:left w:val="single" w:sz="4" w:space="0" w:color="D1D9DC"/>
-              <w:bottom w:val="single" w:sz="4" w:space="0" w:color="D1D9DC"/>
-              <w:right w:val="single" w:sz="4" w:space="0" w:color="D1D9DC"/>
+            <w:shd w:val="clear" w:color="auto" w:fill="D6EFF2"/>
+            <w:tcBorders>
+              <w:top w:val="single" w:sz="4" w:space="0" w:color="C0D6DC"/>
+              <w:left w:val="single" w:sz="4" w:space="0" w:color="C0D6DC"/>
+              <w:bottom w:val="single" w:sz="4" w:space="0" w:color="C0D6DC"/>
+              <w:right w:val="single" w:sz="4" w:space="0" w:color="C0D6DC"/>
             </w:tcBorders>
             <w:tcMar>
               <w:top w:w="60" w:type="dxa"/>
@@ -439,7 +451,7 @@
               <w:rPr>
                 <w:rFonts w:ascii="Calibri" w:hAnsi="Calibri"/>
                 <w:b/>
-                <w:color w:val="FFFFFF"/>
+                <w:color w:val="024E70"/>
                 <w:sz w:val="19"/>
               </w:rPr>
               <w:t xml:space="preserve">Audience</w:t>
@@ -448,12 +460,12 @@
         </w:tc>
         <w:tc>
           <w:tcPr>
-            <w:shd w:val="clear" w:color="auto" w:fill="02374f"/>
-            <w:tcBorders>
-              <w:top w:val="single" w:sz="4" w:space="0" w:color="D1D9DC"/>
-              <w:left w:val="single" w:sz="4" w:space="0" w:color="D1D9DC"/>
-              <w:bottom w:val="single" w:sz="4" w:space="0" w:color="D1D9DC"/>
-              <w:right w:val="single" w:sz="4" w:space="0" w:color="D1D9DC"/>
+            <w:shd w:val="clear" w:color="auto" w:fill="D6EFF2"/>
+            <w:tcBorders>
+              <w:top w:val="single" w:sz="4" w:space="0" w:color="C0D6DC"/>
+              <w:left w:val="single" w:sz="4" w:space="0" w:color="C0D6DC"/>
+              <w:bottom w:val="single" w:sz="4" w:space="0" w:color="C0D6DC"/>
+              <w:right w:val="single" w:sz="4" w:space="0" w:color="C0D6DC"/>
             </w:tcBorders>
             <w:tcMar>
               <w:top w:w="60" w:type="dxa"/>
@@ -471,7 +483,7 @@
               <w:rPr>
                 <w:rFonts w:ascii="Calibri" w:hAnsi="Calibri"/>
                 <w:b/>
-                <w:color w:val="FFFFFF"/>
+                <w:color w:val="024E70"/>
                 <w:sz w:val="19"/>
               </w:rPr>
               <w:t xml:space="preserve">Inner voice</w:t>
@@ -480,12 +492,12 @@
         </w:tc>
         <w:tc>
           <w:tcPr>
-            <w:shd w:val="clear" w:color="auto" w:fill="02374f"/>
-            <w:tcBorders>
-              <w:top w:val="single" w:sz="4" w:space="0" w:color="D1D9DC"/>
-              <w:left w:val="single" w:sz="4" w:space="0" w:color="D1D9DC"/>
-              <w:bottom w:val="single" w:sz="4" w:space="0" w:color="D1D9DC"/>
-              <w:right w:val="single" w:sz="4" w:space="0" w:color="D1D9DC"/>
+            <w:shd w:val="clear" w:color="auto" w:fill="D6EFF2"/>
+            <w:tcBorders>
+              <w:top w:val="single" w:sz="4" w:space="0" w:color="C0D6DC"/>
+              <w:left w:val="single" w:sz="4" w:space="0" w:color="C0D6DC"/>
+              <w:bottom w:val="single" w:sz="4" w:space="0" w:color="C0D6DC"/>
+              <w:right w:val="single" w:sz="4" w:space="0" w:color="C0D6DC"/>
             </w:tcBorders>
             <w:tcMar>
               <w:top w:w="60" w:type="dxa"/>
@@ -503,7 +515,7 @@
               <w:rPr>
                 <w:rFonts w:ascii="Calibri" w:hAnsi="Calibri"/>
                 <w:b/>
-                <w:color w:val="FFFFFF"/>
+                <w:color w:val="024E70"/>
                 <w:sz w:val="19"/>
               </w:rPr>
               <w:t xml:space="preserve">Destination</w:t>
@@ -516,10 +528,10 @@
           <w:tcPr>
             <w:shd w:val="clear" w:color="auto" w:fill="FFFFFF"/>
             <w:tcBorders>
-              <w:top w:val="single" w:sz="4" w:space="0" w:color="D1D9DC"/>
-              <w:left w:val="single" w:sz="4" w:space="0" w:color="D1D9DC"/>
-              <w:bottom w:val="single" w:sz="4" w:space="0" w:color="D1D9DC"/>
-              <w:right w:val="single" w:sz="4" w:space="0" w:color="D1D9DC"/>
+              <w:top w:val="single" w:sz="4" w:space="0" w:color="C0D6DC"/>
+              <w:left w:val="single" w:sz="4" w:space="0" w:color="C0D6DC"/>
+              <w:bottom w:val="single" w:sz="4" w:space="0" w:color="C0D6DC"/>
+              <w:right w:val="single" w:sz="4" w:space="0" w:color="C0D6DC"/>
             </w:tcBorders>
             <w:tcMar>
               <w:top w:w="60" w:type="dxa"/>
@@ -565,10 +577,10 @@
           <w:tcPr>
             <w:shd w:val="clear" w:color="auto" w:fill="FFFFFF"/>
             <w:tcBorders>
-              <w:top w:val="single" w:sz="4" w:space="0" w:color="D1D9DC"/>
-              <w:left w:val="single" w:sz="4" w:space="0" w:color="D1D9DC"/>
-              <w:bottom w:val="single" w:sz="4" w:space="0" w:color="D1D9DC"/>
-              <w:right w:val="single" w:sz="4" w:space="0" w:color="D1D9DC"/>
+              <w:top w:val="single" w:sz="4" w:space="0" w:color="C0D6DC"/>
+              <w:left w:val="single" w:sz="4" w:space="0" w:color="C0D6DC"/>
+              <w:bottom w:val="single" w:sz="4" w:space="0" w:color="C0D6DC"/>
+              <w:right w:val="single" w:sz="4" w:space="0" w:color="C0D6DC"/>
             </w:tcBorders>
             <w:tcMar>
               <w:top w:w="60" w:type="dxa"/>
@@ -596,10 +608,10 @@
           <w:tcPr>
             <w:shd w:val="clear" w:color="auto" w:fill="FFFFFF"/>
             <w:tcBorders>
-              <w:top w:val="single" w:sz="4" w:space="0" w:color="D1D9DC"/>
-              <w:left w:val="single" w:sz="4" w:space="0" w:color="D1D9DC"/>
-              <w:bottom w:val="single" w:sz="4" w:space="0" w:color="D1D9DC"/>
-              <w:right w:val="single" w:sz="4" w:space="0" w:color="D1D9DC"/>
+              <w:top w:val="single" w:sz="4" w:space="0" w:color="C0D6DC"/>
+              <w:left w:val="single" w:sz="4" w:space="0" w:color="C0D6DC"/>
+              <w:bottom w:val="single" w:sz="4" w:space="0" w:color="C0D6DC"/>
+              <w:right w:val="single" w:sz="4" w:space="0" w:color="C0D6DC"/>
             </w:tcBorders>
             <w:tcMar>
               <w:top w:w="60" w:type="dxa"/>
@@ -627,12 +639,12 @@
       <w:tr>
         <w:tc>
           <w:tcPr>
-            <w:shd w:val="clear" w:color="auto" w:fill="E8F1F2"/>
-            <w:tcBorders>
-              <w:top w:val="single" w:sz="4" w:space="0" w:color="D1D9DC"/>
-              <w:left w:val="single" w:sz="4" w:space="0" w:color="D1D9DC"/>
-              <w:bottom w:val="single" w:sz="4" w:space="0" w:color="D1D9DC"/>
-              <w:right w:val="single" w:sz="4" w:space="0" w:color="D1D9DC"/>
+            <w:shd w:val="clear" w:color="auto" w:fill="F7FAFB"/>
+            <w:tcBorders>
+              <w:top w:val="single" w:sz="4" w:space="0" w:color="C0D6DC"/>
+              <w:left w:val="single" w:sz="4" w:space="0" w:color="C0D6DC"/>
+              <w:bottom w:val="single" w:sz="4" w:space="0" w:color="C0D6DC"/>
+              <w:right w:val="single" w:sz="4" w:space="0" w:color="C0D6DC"/>
             </w:tcBorders>
             <w:tcMar>
               <w:top w:w="60" w:type="dxa"/>
@@ -660,12 +672,12 @@
         </w:tc>
         <w:tc>
           <w:tcPr>
-            <w:shd w:val="clear" w:color="auto" w:fill="E8F1F2"/>
-            <w:tcBorders>
-              <w:top w:val="single" w:sz="4" w:space="0" w:color="D1D9DC"/>
-              <w:left w:val="single" w:sz="4" w:space="0" w:color="D1D9DC"/>
-              <w:bottom w:val="single" w:sz="4" w:space="0" w:color="D1D9DC"/>
-              <w:right w:val="single" w:sz="4" w:space="0" w:color="D1D9DC"/>
+            <w:shd w:val="clear" w:color="auto" w:fill="F7FAFB"/>
+            <w:tcBorders>
+              <w:top w:val="single" w:sz="4" w:space="0" w:color="C0D6DC"/>
+              <w:left w:val="single" w:sz="4" w:space="0" w:color="C0D6DC"/>
+              <w:bottom w:val="single" w:sz="4" w:space="0" w:color="C0D6DC"/>
+              <w:right w:val="single" w:sz="4" w:space="0" w:color="C0D6DC"/>
             </w:tcBorders>
             <w:tcMar>
               <w:top w:w="60" w:type="dxa"/>
@@ -691,12 +703,12 @@
         </w:tc>
         <w:tc>
           <w:tcPr>
-            <w:shd w:val="clear" w:color="auto" w:fill="E8F1F2"/>
-            <w:tcBorders>
-              <w:top w:val="single" w:sz="4" w:space="0" w:color="D1D9DC"/>
-              <w:left w:val="single" w:sz="4" w:space="0" w:color="D1D9DC"/>
-              <w:bottom w:val="single" w:sz="4" w:space="0" w:color="D1D9DC"/>
-              <w:right w:val="single" w:sz="4" w:space="0" w:color="D1D9DC"/>
+            <w:shd w:val="clear" w:color="auto" w:fill="F7FAFB"/>
+            <w:tcBorders>
+              <w:top w:val="single" w:sz="4" w:space="0" w:color="C0D6DC"/>
+              <w:left w:val="single" w:sz="4" w:space="0" w:color="C0D6DC"/>
+              <w:bottom w:val="single" w:sz="4" w:space="0" w:color="C0D6DC"/>
+              <w:right w:val="single" w:sz="4" w:space="0" w:color="C0D6DC"/>
             </w:tcBorders>
             <w:tcMar>
               <w:top w:w="60" w:type="dxa"/>
@@ -726,10 +738,10 @@
           <w:tcPr>
             <w:shd w:val="clear" w:color="auto" w:fill="FFFFFF"/>
             <w:tcBorders>
-              <w:top w:val="single" w:sz="4" w:space="0" w:color="D1D9DC"/>
-              <w:left w:val="single" w:sz="4" w:space="0" w:color="D1D9DC"/>
-              <w:bottom w:val="single" w:sz="4" w:space="0" w:color="D1D9DC"/>
-              <w:right w:val="single" w:sz="4" w:space="0" w:color="D1D9DC"/>
+              <w:top w:val="single" w:sz="4" w:space="0" w:color="C0D6DC"/>
+              <w:left w:val="single" w:sz="4" w:space="0" w:color="C0D6DC"/>
+              <w:bottom w:val="single" w:sz="4" w:space="0" w:color="C0D6DC"/>
+              <w:right w:val="single" w:sz="4" w:space="0" w:color="C0D6DC"/>
             </w:tcBorders>
             <w:tcMar>
               <w:top w:w="60" w:type="dxa"/>
@@ -759,10 +771,10 @@
           <w:tcPr>
             <w:shd w:val="clear" w:color="auto" w:fill="FFFFFF"/>
             <w:tcBorders>
-              <w:top w:val="single" w:sz="4" w:space="0" w:color="D1D9DC"/>
-              <w:left w:val="single" w:sz="4" w:space="0" w:color="D1D9DC"/>
-              <w:bottom w:val="single" w:sz="4" w:space="0" w:color="D1D9DC"/>
-              <w:right w:val="single" w:sz="4" w:space="0" w:color="D1D9DC"/>
+              <w:top w:val="single" w:sz="4" w:space="0" w:color="C0D6DC"/>
+              <w:left w:val="single" w:sz="4" w:space="0" w:color="C0D6DC"/>
+              <w:bottom w:val="single" w:sz="4" w:space="0" w:color="C0D6DC"/>
+              <w:right w:val="single" w:sz="4" w:space="0" w:color="C0D6DC"/>
             </w:tcBorders>
             <w:tcMar>
               <w:top w:w="60" w:type="dxa"/>
@@ -790,10 +802,10 @@
           <w:tcPr>
             <w:shd w:val="clear" w:color="auto" w:fill="FFFFFF"/>
             <w:tcBorders>
-              <w:top w:val="single" w:sz="4" w:space="0" w:color="D1D9DC"/>
-              <w:left w:val="single" w:sz="4" w:space="0" w:color="D1D9DC"/>
-              <w:bottom w:val="single" w:sz="4" w:space="0" w:color="D1D9DC"/>
-              <w:right w:val="single" w:sz="4" w:space="0" w:color="D1D9DC"/>
+              <w:top w:val="single" w:sz="4" w:space="0" w:color="C0D6DC"/>
+              <w:left w:val="single" w:sz="4" w:space="0" w:color="C0D6DC"/>
+              <w:bottom w:val="single" w:sz="4" w:space="0" w:color="C0D6DC"/>
+              <w:right w:val="single" w:sz="4" w:space="0" w:color="C0D6DC"/>
             </w:tcBorders>
             <w:tcMar>
               <w:top w:w="60" w:type="dxa"/>
@@ -862,12 +874,12 @@
         </w:trPr>
         <w:tc>
           <w:tcPr>
-            <w:shd w:val="clear" w:color="auto" w:fill="02374f"/>
-            <w:tcBorders>
-              <w:top w:val="single" w:sz="4" w:space="0" w:color="D1D9DC"/>
-              <w:left w:val="single" w:sz="4" w:space="0" w:color="D1D9DC"/>
-              <w:bottom w:val="single" w:sz="4" w:space="0" w:color="D1D9DC"/>
-              <w:right w:val="single" w:sz="4" w:space="0" w:color="D1D9DC"/>
+            <w:shd w:val="clear" w:color="auto" w:fill="D6EFF2"/>
+            <w:tcBorders>
+              <w:top w:val="single" w:sz="4" w:space="0" w:color="C0D6DC"/>
+              <w:left w:val="single" w:sz="4" w:space="0" w:color="C0D6DC"/>
+              <w:bottom w:val="single" w:sz="4" w:space="0" w:color="C0D6DC"/>
+              <w:right w:val="single" w:sz="4" w:space="0" w:color="C0D6DC"/>
             </w:tcBorders>
             <w:tcMar>
               <w:top w:w="60" w:type="dxa"/>
@@ -885,7 +897,7 @@
               <w:rPr>
                 <w:rFonts w:ascii="Calibri" w:hAnsi="Calibri"/>
                 <w:b/>
-                <w:color w:val="FFFFFF"/>
+                <w:color w:val="024E70"/>
                 <w:sz w:val="19"/>
               </w:rPr>
               <w:t xml:space="preserve">Step</w:t>
@@ -894,12 +906,12 @@
         </w:tc>
         <w:tc>
           <w:tcPr>
-            <w:shd w:val="clear" w:color="auto" w:fill="02374f"/>
-            <w:tcBorders>
-              <w:top w:val="single" w:sz="4" w:space="0" w:color="D1D9DC"/>
-              <w:left w:val="single" w:sz="4" w:space="0" w:color="D1D9DC"/>
-              <w:bottom w:val="single" w:sz="4" w:space="0" w:color="D1D9DC"/>
-              <w:right w:val="single" w:sz="4" w:space="0" w:color="D1D9DC"/>
+            <w:shd w:val="clear" w:color="auto" w:fill="D6EFF2"/>
+            <w:tcBorders>
+              <w:top w:val="single" w:sz="4" w:space="0" w:color="C0D6DC"/>
+              <w:left w:val="single" w:sz="4" w:space="0" w:color="C0D6DC"/>
+              <w:bottom w:val="single" w:sz="4" w:space="0" w:color="C0D6DC"/>
+              <w:right w:val="single" w:sz="4" w:space="0" w:color="C0D6DC"/>
             </w:tcBorders>
             <w:tcMar>
               <w:top w:w="60" w:type="dxa"/>
@@ -917,7 +929,7 @@
               <w:rPr>
                 <w:rFonts w:ascii="Calibri" w:hAnsi="Calibri"/>
                 <w:b/>
-                <w:color w:val="FFFFFF"/>
+                <w:color w:val="024E70"/>
                 <w:sz w:val="19"/>
               </w:rPr>
               <w:t xml:space="preserve">Visitor’s inner voice</w:t>
@@ -926,12 +938,12 @@
         </w:tc>
         <w:tc>
           <w:tcPr>
-            <w:shd w:val="clear" w:color="auto" w:fill="02374f"/>
-            <w:tcBorders>
-              <w:top w:val="single" w:sz="4" w:space="0" w:color="D1D9DC"/>
-              <w:left w:val="single" w:sz="4" w:space="0" w:color="D1D9DC"/>
-              <w:bottom w:val="single" w:sz="4" w:space="0" w:color="D1D9DC"/>
-              <w:right w:val="single" w:sz="4" w:space="0" w:color="D1D9DC"/>
+            <w:shd w:val="clear" w:color="auto" w:fill="D6EFF2"/>
+            <w:tcBorders>
+              <w:top w:val="single" w:sz="4" w:space="0" w:color="C0D6DC"/>
+              <w:left w:val="single" w:sz="4" w:space="0" w:color="C0D6DC"/>
+              <w:bottom w:val="single" w:sz="4" w:space="0" w:color="C0D6DC"/>
+              <w:right w:val="single" w:sz="4" w:space="0" w:color="C0D6DC"/>
             </w:tcBorders>
             <w:tcMar>
               <w:top w:w="60" w:type="dxa"/>
@@ -949,7 +961,7 @@
               <w:rPr>
                 <w:rFonts w:ascii="Calibri" w:hAnsi="Calibri"/>
                 <w:b/>
-                <w:color w:val="FFFFFF"/>
+                <w:color w:val="024E70"/>
                 <w:sz w:val="19"/>
               </w:rPr>
               <w:t xml:space="preserve">Key proof at this step</w:t>
@@ -962,10 +974,10 @@
           <w:tcPr>
             <w:shd w:val="clear" w:color="auto" w:fill="FFFFFF"/>
             <w:tcBorders>
-              <w:top w:val="single" w:sz="4" w:space="0" w:color="D1D9DC"/>
-              <w:left w:val="single" w:sz="4" w:space="0" w:color="D1D9DC"/>
-              <w:bottom w:val="single" w:sz="4" w:space="0" w:color="D1D9DC"/>
-              <w:right w:val="single" w:sz="4" w:space="0" w:color="D1D9DC"/>
+              <w:top w:val="single" w:sz="4" w:space="0" w:color="C0D6DC"/>
+              <w:left w:val="single" w:sz="4" w:space="0" w:color="C0D6DC"/>
+              <w:bottom w:val="single" w:sz="4" w:space="0" w:color="C0D6DC"/>
+              <w:right w:val="single" w:sz="4" w:space="0" w:color="C0D6DC"/>
             </w:tcBorders>
             <w:tcMar>
               <w:top w:w="60" w:type="dxa"/>
@@ -993,10 +1005,10 @@
           <w:tcPr>
             <w:shd w:val="clear" w:color="auto" w:fill="FFFFFF"/>
             <w:tcBorders>
-              <w:top w:val="single" w:sz="4" w:space="0" w:color="D1D9DC"/>
-              <w:left w:val="single" w:sz="4" w:space="0" w:color="D1D9DC"/>
-              <w:bottom w:val="single" w:sz="4" w:space="0" w:color="D1D9DC"/>
-              <w:right w:val="single" w:sz="4" w:space="0" w:color="D1D9DC"/>
+              <w:top w:val="single" w:sz="4" w:space="0" w:color="C0D6DC"/>
+              <w:left w:val="single" w:sz="4" w:space="0" w:color="C0D6DC"/>
+              <w:bottom w:val="single" w:sz="4" w:space="0" w:color="C0D6DC"/>
+              <w:right w:val="single" w:sz="4" w:space="0" w:color="C0D6DC"/>
             </w:tcBorders>
             <w:tcMar>
               <w:top w:w="60" w:type="dxa"/>
@@ -1024,10 +1036,10 @@
           <w:tcPr>
             <w:shd w:val="clear" w:color="auto" w:fill="FFFFFF"/>
             <w:tcBorders>
-              <w:top w:val="single" w:sz="4" w:space="0" w:color="D1D9DC"/>
-              <w:left w:val="single" w:sz="4" w:space="0" w:color="D1D9DC"/>
-              <w:bottom w:val="single" w:sz="4" w:space="0" w:color="D1D9DC"/>
-              <w:right w:val="single" w:sz="4" w:space="0" w:color="D1D9DC"/>
+              <w:top w:val="single" w:sz="4" w:space="0" w:color="C0D6DC"/>
+              <w:left w:val="single" w:sz="4" w:space="0" w:color="C0D6DC"/>
+              <w:bottom w:val="single" w:sz="4" w:space="0" w:color="C0D6DC"/>
+              <w:right w:val="single" w:sz="4" w:space="0" w:color="C0D6DC"/>
             </w:tcBorders>
             <w:tcMar>
               <w:top w:w="60" w:type="dxa"/>
@@ -1055,12 +1067,12 @@
       <w:tr>
         <w:tc>
           <w:tcPr>
-            <w:shd w:val="clear" w:color="auto" w:fill="E8F1F2"/>
-            <w:tcBorders>
-              <w:top w:val="single" w:sz="4" w:space="0" w:color="D1D9DC"/>
-              <w:left w:val="single" w:sz="4" w:space="0" w:color="D1D9DC"/>
-              <w:bottom w:val="single" w:sz="4" w:space="0" w:color="D1D9DC"/>
-              <w:right w:val="single" w:sz="4" w:space="0" w:color="D1D9DC"/>
+            <w:shd w:val="clear" w:color="auto" w:fill="F7FAFB"/>
+            <w:tcBorders>
+              <w:top w:val="single" w:sz="4" w:space="0" w:color="C0D6DC"/>
+              <w:left w:val="single" w:sz="4" w:space="0" w:color="C0D6DC"/>
+              <w:bottom w:val="single" w:sz="4" w:space="0" w:color="C0D6DC"/>
+              <w:right w:val="single" w:sz="4" w:space="0" w:color="C0D6DC"/>
             </w:tcBorders>
             <w:tcMar>
               <w:top w:w="60" w:type="dxa"/>
@@ -1086,12 +1098,12 @@
         </w:tc>
         <w:tc>
           <w:tcPr>
-            <w:shd w:val="clear" w:color="auto" w:fill="E8F1F2"/>
-            <w:tcBorders>
-              <w:top w:val="single" w:sz="4" w:space="0" w:color="D1D9DC"/>
-              <w:left w:val="single" w:sz="4" w:space="0" w:color="D1D9DC"/>
-              <w:bottom w:val="single" w:sz="4" w:space="0" w:color="D1D9DC"/>
-              <w:right w:val="single" w:sz="4" w:space="0" w:color="D1D9DC"/>
+            <w:shd w:val="clear" w:color="auto" w:fill="F7FAFB"/>
+            <w:tcBorders>
+              <w:top w:val="single" w:sz="4" w:space="0" w:color="C0D6DC"/>
+              <w:left w:val="single" w:sz="4" w:space="0" w:color="C0D6DC"/>
+              <w:bottom w:val="single" w:sz="4" w:space="0" w:color="C0D6DC"/>
+              <w:right w:val="single" w:sz="4" w:space="0" w:color="C0D6DC"/>
             </w:tcBorders>
             <w:tcMar>
               <w:top w:w="60" w:type="dxa"/>
@@ -1117,12 +1129,12 @@
         </w:tc>
         <w:tc>
           <w:tcPr>
-            <w:shd w:val="clear" w:color="auto" w:fill="E8F1F2"/>
-            <w:tcBorders>
-              <w:top w:val="single" w:sz="4" w:space="0" w:color="D1D9DC"/>
-              <w:left w:val="single" w:sz="4" w:space="0" w:color="D1D9DC"/>
-              <w:bottom w:val="single" w:sz="4" w:space="0" w:color="D1D9DC"/>
-              <w:right w:val="single" w:sz="4" w:space="0" w:color="D1D9DC"/>
+            <w:shd w:val="clear" w:color="auto" w:fill="F7FAFB"/>
+            <w:tcBorders>
+              <w:top w:val="single" w:sz="4" w:space="0" w:color="C0D6DC"/>
+              <w:left w:val="single" w:sz="4" w:space="0" w:color="C0D6DC"/>
+              <w:bottom w:val="single" w:sz="4" w:space="0" w:color="C0D6DC"/>
+              <w:right w:val="single" w:sz="4" w:space="0" w:color="C0D6DC"/>
             </w:tcBorders>
             <w:tcMar>
               <w:top w:w="60" w:type="dxa"/>
@@ -1152,10 +1164,10 @@
           <w:tcPr>
             <w:shd w:val="clear" w:color="auto" w:fill="FFFFFF"/>
             <w:tcBorders>
-              <w:top w:val="single" w:sz="4" w:space="0" w:color="D1D9DC"/>
-              <w:left w:val="single" w:sz="4" w:space="0" w:color="D1D9DC"/>
-              <w:bottom w:val="single" w:sz="4" w:space="0" w:color="D1D9DC"/>
-              <w:right w:val="single" w:sz="4" w:space="0" w:color="D1D9DC"/>
+              <w:top w:val="single" w:sz="4" w:space="0" w:color="C0D6DC"/>
+              <w:left w:val="single" w:sz="4" w:space="0" w:color="C0D6DC"/>
+              <w:bottom w:val="single" w:sz="4" w:space="0" w:color="C0D6DC"/>
+              <w:right w:val="single" w:sz="4" w:space="0" w:color="C0D6DC"/>
             </w:tcBorders>
             <w:tcMar>
               <w:top w:w="60" w:type="dxa"/>
@@ -1183,10 +1195,10 @@
           <w:tcPr>
             <w:shd w:val="clear" w:color="auto" w:fill="FFFFFF"/>
             <w:tcBorders>
-              <w:top w:val="single" w:sz="4" w:space="0" w:color="D1D9DC"/>
-              <w:left w:val="single" w:sz="4" w:space="0" w:color="D1D9DC"/>
-              <w:bottom w:val="single" w:sz="4" w:space="0" w:color="D1D9DC"/>
-              <w:right w:val="single" w:sz="4" w:space="0" w:color="D1D9DC"/>
+              <w:top w:val="single" w:sz="4" w:space="0" w:color="C0D6DC"/>
+              <w:left w:val="single" w:sz="4" w:space="0" w:color="C0D6DC"/>
+              <w:bottom w:val="single" w:sz="4" w:space="0" w:color="C0D6DC"/>
+              <w:right w:val="single" w:sz="4" w:space="0" w:color="C0D6DC"/>
             </w:tcBorders>
             <w:tcMar>
               <w:top w:w="60" w:type="dxa"/>
@@ -1214,10 +1226,10 @@
           <w:tcPr>
             <w:shd w:val="clear" w:color="auto" w:fill="FFFFFF"/>
             <w:tcBorders>
-              <w:top w:val="single" w:sz="4" w:space="0" w:color="D1D9DC"/>
-              <w:left w:val="single" w:sz="4" w:space="0" w:color="D1D9DC"/>
-              <w:bottom w:val="single" w:sz="4" w:space="0" w:color="D1D9DC"/>
-              <w:right w:val="single" w:sz="4" w:space="0" w:color="D1D9DC"/>
+              <w:top w:val="single" w:sz="4" w:space="0" w:color="C0D6DC"/>
+              <w:left w:val="single" w:sz="4" w:space="0" w:color="C0D6DC"/>
+              <w:bottom w:val="single" w:sz="4" w:space="0" w:color="C0D6DC"/>
+              <w:right w:val="single" w:sz="4" w:space="0" w:color="C0D6DC"/>
             </w:tcBorders>
             <w:tcMar>
               <w:top w:w="60" w:type="dxa"/>
@@ -1245,12 +1257,12 @@
       <w:tr>
         <w:tc>
           <w:tcPr>
-            <w:shd w:val="clear" w:color="auto" w:fill="E8F1F2"/>
-            <w:tcBorders>
-              <w:top w:val="single" w:sz="4" w:space="0" w:color="D1D9DC"/>
-              <w:left w:val="single" w:sz="4" w:space="0" w:color="D1D9DC"/>
-              <w:bottom w:val="single" w:sz="4" w:space="0" w:color="D1D9DC"/>
-              <w:right w:val="single" w:sz="4" w:space="0" w:color="D1D9DC"/>
+            <w:shd w:val="clear" w:color="auto" w:fill="F7FAFB"/>
+            <w:tcBorders>
+              <w:top w:val="single" w:sz="4" w:space="0" w:color="C0D6DC"/>
+              <w:left w:val="single" w:sz="4" w:space="0" w:color="C0D6DC"/>
+              <w:bottom w:val="single" w:sz="4" w:space="0" w:color="C0D6DC"/>
+              <w:right w:val="single" w:sz="4" w:space="0" w:color="C0D6DC"/>
             </w:tcBorders>
             <w:tcMar>
               <w:top w:w="60" w:type="dxa"/>
@@ -1276,12 +1288,12 @@
         </w:tc>
         <w:tc>
           <w:tcPr>
-            <w:shd w:val="clear" w:color="auto" w:fill="E8F1F2"/>
-            <w:tcBorders>
-              <w:top w:val="single" w:sz="4" w:space="0" w:color="D1D9DC"/>
-              <w:left w:val="single" w:sz="4" w:space="0" w:color="D1D9DC"/>
-              <w:bottom w:val="single" w:sz="4" w:space="0" w:color="D1D9DC"/>
-              <w:right w:val="single" w:sz="4" w:space="0" w:color="D1D9DC"/>
+            <w:shd w:val="clear" w:color="auto" w:fill="F7FAFB"/>
+            <w:tcBorders>
+              <w:top w:val="single" w:sz="4" w:space="0" w:color="C0D6DC"/>
+              <w:left w:val="single" w:sz="4" w:space="0" w:color="C0D6DC"/>
+              <w:bottom w:val="single" w:sz="4" w:space="0" w:color="C0D6DC"/>
+              <w:right w:val="single" w:sz="4" w:space="0" w:color="C0D6DC"/>
             </w:tcBorders>
             <w:tcMar>
               <w:top w:w="60" w:type="dxa"/>
@@ -1307,12 +1319,12 @@
         </w:tc>
         <w:tc>
           <w:tcPr>
-            <w:shd w:val="clear" w:color="auto" w:fill="E8F1F2"/>
-            <w:tcBorders>
-              <w:top w:val="single" w:sz="4" w:space="0" w:color="D1D9DC"/>
-              <w:left w:val="single" w:sz="4" w:space="0" w:color="D1D9DC"/>
-              <w:bottom w:val="single" w:sz="4" w:space="0" w:color="D1D9DC"/>
-              <w:right w:val="single" w:sz="4" w:space="0" w:color="D1D9DC"/>
+            <w:shd w:val="clear" w:color="auto" w:fill="F7FAFB"/>
+            <w:tcBorders>
+              <w:top w:val="single" w:sz="4" w:space="0" w:color="C0D6DC"/>
+              <w:left w:val="single" w:sz="4" w:space="0" w:color="C0D6DC"/>
+              <w:bottom w:val="single" w:sz="4" w:space="0" w:color="C0D6DC"/>
+              <w:right w:val="single" w:sz="4" w:space="0" w:color="C0D6DC"/>
             </w:tcBorders>
             <w:tcMar>
               <w:top w:w="60" w:type="dxa"/>
@@ -1342,10 +1354,10 @@
           <w:tcPr>
             <w:shd w:val="clear" w:color="auto" w:fill="FFFFFF"/>
             <w:tcBorders>
-              <w:top w:val="single" w:sz="4" w:space="0" w:color="D1D9DC"/>
-              <w:left w:val="single" w:sz="4" w:space="0" w:color="D1D9DC"/>
-              <w:bottom w:val="single" w:sz="4" w:space="0" w:color="D1D9DC"/>
-              <w:right w:val="single" w:sz="4" w:space="0" w:color="D1D9DC"/>
+              <w:top w:val="single" w:sz="4" w:space="0" w:color="C0D6DC"/>
+              <w:left w:val="single" w:sz="4" w:space="0" w:color="C0D6DC"/>
+              <w:bottom w:val="single" w:sz="4" w:space="0" w:color="C0D6DC"/>
+              <w:right w:val="single" w:sz="4" w:space="0" w:color="C0D6DC"/>
             </w:tcBorders>
             <w:tcMar>
               <w:top w:w="60" w:type="dxa"/>
@@ -1373,10 +1385,10 @@
           <w:tcPr>
             <w:shd w:val="clear" w:color="auto" w:fill="FFFFFF"/>
             <w:tcBorders>
-              <w:top w:val="single" w:sz="4" w:space="0" w:color="D1D9DC"/>
-              <w:left w:val="single" w:sz="4" w:space="0" w:color="D1D9DC"/>
-              <w:bottom w:val="single" w:sz="4" w:space="0" w:color="D1D9DC"/>
-              <w:right w:val="single" w:sz="4" w:space="0" w:color="D1D9DC"/>
+              <w:top w:val="single" w:sz="4" w:space="0" w:color="C0D6DC"/>
+              <w:left w:val="single" w:sz="4" w:space="0" w:color="C0D6DC"/>
+              <w:bottom w:val="single" w:sz="4" w:space="0" w:color="C0D6DC"/>
+              <w:right w:val="single" w:sz="4" w:space="0" w:color="C0D6DC"/>
             </w:tcBorders>
             <w:tcMar>
               <w:top w:w="60" w:type="dxa"/>
@@ -1404,10 +1416,10 @@
           <w:tcPr>
             <w:shd w:val="clear" w:color="auto" w:fill="FFFFFF"/>
             <w:tcBorders>
-              <w:top w:val="single" w:sz="4" w:space="0" w:color="D1D9DC"/>
-              <w:left w:val="single" w:sz="4" w:space="0" w:color="D1D9DC"/>
-              <w:bottom w:val="single" w:sz="4" w:space="0" w:color="D1D9DC"/>
-              <w:right w:val="single" w:sz="4" w:space="0" w:color="D1D9DC"/>
+              <w:top w:val="single" w:sz="4" w:space="0" w:color="C0D6DC"/>
+              <w:left w:val="single" w:sz="4" w:space="0" w:color="C0D6DC"/>
+              <w:bottom w:val="single" w:sz="4" w:space="0" w:color="C0D6DC"/>
+              <w:right w:val="single" w:sz="4" w:space="0" w:color="C0D6DC"/>
             </w:tcBorders>
             <w:tcMar>
               <w:top w:w="60" w:type="dxa"/>
@@ -1469,12 +1481,12 @@
         </w:trPr>
         <w:tc>
           <w:tcPr>
-            <w:shd w:val="clear" w:color="auto" w:fill="02374f"/>
-            <w:tcBorders>
-              <w:top w:val="single" w:sz="4" w:space="0" w:color="D1D9DC"/>
-              <w:left w:val="single" w:sz="4" w:space="0" w:color="D1D9DC"/>
-              <w:bottom w:val="single" w:sz="4" w:space="0" w:color="D1D9DC"/>
-              <w:right w:val="single" w:sz="4" w:space="0" w:color="D1D9DC"/>
+            <w:shd w:val="clear" w:color="auto" w:fill="D6EFF2"/>
+            <w:tcBorders>
+              <w:top w:val="single" w:sz="4" w:space="0" w:color="C0D6DC"/>
+              <w:left w:val="single" w:sz="4" w:space="0" w:color="C0D6DC"/>
+              <w:bottom w:val="single" w:sz="4" w:space="0" w:color="C0D6DC"/>
+              <w:right w:val="single" w:sz="4" w:space="0" w:color="C0D6DC"/>
             </w:tcBorders>
             <w:tcMar>
               <w:top w:w="60" w:type="dxa"/>
@@ -1492,7 +1504,7 @@
               <w:rPr>
                 <w:rFonts w:ascii="Calibri" w:hAnsi="Calibri"/>
                 <w:b/>
-                <w:color w:val="FFFFFF"/>
+                <w:color w:val="024E70"/>
                 <w:sz w:val="19"/>
               </w:rPr>
               <w:t xml:space="preserve">Page</w:t>
@@ -1501,12 +1513,12 @@
         </w:tc>
         <w:tc>
           <w:tcPr>
-            <w:shd w:val="clear" w:color="auto" w:fill="02374f"/>
-            <w:tcBorders>
-              <w:top w:val="single" w:sz="4" w:space="0" w:color="D1D9DC"/>
-              <w:left w:val="single" w:sz="4" w:space="0" w:color="D1D9DC"/>
-              <w:bottom w:val="single" w:sz="4" w:space="0" w:color="D1D9DC"/>
-              <w:right w:val="single" w:sz="4" w:space="0" w:color="D1D9DC"/>
+            <w:shd w:val="clear" w:color="auto" w:fill="D6EFF2"/>
+            <w:tcBorders>
+              <w:top w:val="single" w:sz="4" w:space="0" w:color="C0D6DC"/>
+              <w:left w:val="single" w:sz="4" w:space="0" w:color="C0D6DC"/>
+              <w:bottom w:val="single" w:sz="4" w:space="0" w:color="C0D6DC"/>
+              <w:right w:val="single" w:sz="4" w:space="0" w:color="C0D6DC"/>
             </w:tcBorders>
             <w:tcMar>
               <w:top w:w="60" w:type="dxa"/>
@@ -1524,7 +1536,7 @@
               <w:rPr>
                 <w:rFonts w:ascii="Calibri" w:hAnsi="Calibri"/>
                 <w:b/>
-                <w:color w:val="FFFFFF"/>
+                <w:color w:val="024E70"/>
                 <w:sz w:val="19"/>
               </w:rPr>
               <w:t xml:space="preserve">URL</w:t>
@@ -1533,12 +1545,12 @@
         </w:tc>
         <w:tc>
           <w:tcPr>
-            <w:shd w:val="clear" w:color="auto" w:fill="02374f"/>
-            <w:tcBorders>
-              <w:top w:val="single" w:sz="4" w:space="0" w:color="D1D9DC"/>
-              <w:left w:val="single" w:sz="4" w:space="0" w:color="D1D9DC"/>
-              <w:bottom w:val="single" w:sz="4" w:space="0" w:color="D1D9DC"/>
-              <w:right w:val="single" w:sz="4" w:space="0" w:color="D1D9DC"/>
+            <w:shd w:val="clear" w:color="auto" w:fill="D6EFF2"/>
+            <w:tcBorders>
+              <w:top w:val="single" w:sz="4" w:space="0" w:color="C0D6DC"/>
+              <w:left w:val="single" w:sz="4" w:space="0" w:color="C0D6DC"/>
+              <w:bottom w:val="single" w:sz="4" w:space="0" w:color="C0D6DC"/>
+              <w:right w:val="single" w:sz="4" w:space="0" w:color="C0D6DC"/>
             </w:tcBorders>
             <w:tcMar>
               <w:top w:w="60" w:type="dxa"/>
@@ -1556,7 +1568,7 @@
               <w:rPr>
                 <w:rFonts w:ascii="Calibri" w:hAnsi="Calibri"/>
                 <w:b/>
-                <w:color w:val="FFFFFF"/>
+                <w:color w:val="024E70"/>
                 <w:sz w:val="19"/>
               </w:rPr>
               <w:t xml:space="preserve">Steps</w:t>
@@ -1565,12 +1577,12 @@
         </w:tc>
         <w:tc>
           <w:tcPr>
-            <w:shd w:val="clear" w:color="auto" w:fill="02374f"/>
-            <w:tcBorders>
-              <w:top w:val="single" w:sz="4" w:space="0" w:color="D1D9DC"/>
-              <w:left w:val="single" w:sz="4" w:space="0" w:color="D1D9DC"/>
-              <w:bottom w:val="single" w:sz="4" w:space="0" w:color="D1D9DC"/>
-              <w:right w:val="single" w:sz="4" w:space="0" w:color="D1D9DC"/>
+            <w:shd w:val="clear" w:color="auto" w:fill="D6EFF2"/>
+            <w:tcBorders>
+              <w:top w:val="single" w:sz="4" w:space="0" w:color="C0D6DC"/>
+              <w:left w:val="single" w:sz="4" w:space="0" w:color="C0D6DC"/>
+              <w:bottom w:val="single" w:sz="4" w:space="0" w:color="C0D6DC"/>
+              <w:right w:val="single" w:sz="4" w:space="0" w:color="C0D6DC"/>
             </w:tcBorders>
             <w:tcMar>
               <w:top w:w="60" w:type="dxa"/>
@@ -1588,7 +1600,7 @@
               <w:rPr>
                 <w:rFonts w:ascii="Calibri" w:hAnsi="Calibri"/>
                 <w:b/>
-                <w:color w:val="FFFFFF"/>
+                <w:color w:val="024E70"/>
                 <w:sz w:val="19"/>
               </w:rPr>
               <w:t xml:space="preserve">Primary CTA</w:t>
@@ -1601,10 +1613,10 @@
           <w:tcPr>
             <w:shd w:val="clear" w:color="auto" w:fill="FFFFFF"/>
             <w:tcBorders>
-              <w:top w:val="single" w:sz="4" w:space="0" w:color="D1D9DC"/>
-              <w:left w:val="single" w:sz="4" w:space="0" w:color="D1D9DC"/>
-              <w:bottom w:val="single" w:sz="4" w:space="0" w:color="D1D9DC"/>
-              <w:right w:val="single" w:sz="4" w:space="0" w:color="D1D9DC"/>
+              <w:top w:val="single" w:sz="4" w:space="0" w:color="C0D6DC"/>
+              <w:left w:val="single" w:sz="4" w:space="0" w:color="C0D6DC"/>
+              <w:bottom w:val="single" w:sz="4" w:space="0" w:color="C0D6DC"/>
+              <w:right w:val="single" w:sz="4" w:space="0" w:color="C0D6DC"/>
             </w:tcBorders>
             <w:tcMar>
               <w:top w:w="60" w:type="dxa"/>
@@ -1632,10 +1644,10 @@
           <w:tcPr>
             <w:shd w:val="clear" w:color="auto" w:fill="FFFFFF"/>
             <w:tcBorders>
-              <w:top w:val="single" w:sz="4" w:space="0" w:color="D1D9DC"/>
-              <w:left w:val="single" w:sz="4" w:space="0" w:color="D1D9DC"/>
-              <w:bottom w:val="single" w:sz="4" w:space="0" w:color="D1D9DC"/>
-              <w:right w:val="single" w:sz="4" w:space="0" w:color="D1D9DC"/>
+              <w:top w:val="single" w:sz="4" w:space="0" w:color="C0D6DC"/>
+              <w:left w:val="single" w:sz="4" w:space="0" w:color="C0D6DC"/>
+              <w:bottom w:val="single" w:sz="4" w:space="0" w:color="C0D6DC"/>
+              <w:right w:val="single" w:sz="4" w:space="0" w:color="C0D6DC"/>
             </w:tcBorders>
             <w:tcMar>
               <w:top w:w="60" w:type="dxa"/>
@@ -1664,10 +1676,10 @@
           <w:tcPr>
             <w:shd w:val="clear" w:color="auto" w:fill="FFFFFF"/>
             <w:tcBorders>
-              <w:top w:val="single" w:sz="4" w:space="0" w:color="D1D9DC"/>
-              <w:left w:val="single" w:sz="4" w:space="0" w:color="D1D9DC"/>
-              <w:bottom w:val="single" w:sz="4" w:space="0" w:color="D1D9DC"/>
-              <w:right w:val="single" w:sz="4" w:space="0" w:color="D1D9DC"/>
+              <w:top w:val="single" w:sz="4" w:space="0" w:color="C0D6DC"/>
+              <w:left w:val="single" w:sz="4" w:space="0" w:color="C0D6DC"/>
+              <w:bottom w:val="single" w:sz="4" w:space="0" w:color="C0D6DC"/>
+              <w:right w:val="single" w:sz="4" w:space="0" w:color="C0D6DC"/>
             </w:tcBorders>
             <w:tcMar>
               <w:top w:w="60" w:type="dxa"/>
@@ -1695,10 +1707,10 @@
           <w:tcPr>
             <w:shd w:val="clear" w:color="auto" w:fill="FFFFFF"/>
             <w:tcBorders>
-              <w:top w:val="single" w:sz="4" w:space="0" w:color="D1D9DC"/>
-              <w:left w:val="single" w:sz="4" w:space="0" w:color="D1D9DC"/>
-              <w:bottom w:val="single" w:sz="4" w:space="0" w:color="D1D9DC"/>
-              <w:right w:val="single" w:sz="4" w:space="0" w:color="D1D9DC"/>
+              <w:top w:val="single" w:sz="4" w:space="0" w:color="C0D6DC"/>
+              <w:left w:val="single" w:sz="4" w:space="0" w:color="C0D6DC"/>
+              <w:bottom w:val="single" w:sz="4" w:space="0" w:color="C0D6DC"/>
+              <w:right w:val="single" w:sz="4" w:space="0" w:color="C0D6DC"/>
             </w:tcBorders>
             <w:tcMar>
               <w:top w:w="60" w:type="dxa"/>
@@ -1726,12 +1738,12 @@
       <w:tr>
         <w:tc>
           <w:tcPr>
-            <w:shd w:val="clear" w:color="auto" w:fill="E8F1F2"/>
-            <w:tcBorders>
-              <w:top w:val="single" w:sz="4" w:space="0" w:color="D1D9DC"/>
-              <w:left w:val="single" w:sz="4" w:space="0" w:color="D1D9DC"/>
-              <w:bottom w:val="single" w:sz="4" w:space="0" w:color="D1D9DC"/>
-              <w:right w:val="single" w:sz="4" w:space="0" w:color="D1D9DC"/>
+            <w:shd w:val="clear" w:color="auto" w:fill="F7FAFB"/>
+            <w:tcBorders>
+              <w:top w:val="single" w:sz="4" w:space="0" w:color="C0D6DC"/>
+              <w:left w:val="single" w:sz="4" w:space="0" w:color="C0D6DC"/>
+              <w:bottom w:val="single" w:sz="4" w:space="0" w:color="C0D6DC"/>
+              <w:right w:val="single" w:sz="4" w:space="0" w:color="C0D6DC"/>
             </w:tcBorders>
             <w:tcMar>
               <w:top w:w="60" w:type="dxa"/>
@@ -1757,12 +1769,12 @@
         </w:tc>
         <w:tc>
           <w:tcPr>
-            <w:shd w:val="clear" w:color="auto" w:fill="E8F1F2"/>
-            <w:tcBorders>
-              <w:top w:val="single" w:sz="4" w:space="0" w:color="D1D9DC"/>
-              <w:left w:val="single" w:sz="4" w:space="0" w:color="D1D9DC"/>
-              <w:bottom w:val="single" w:sz="4" w:space="0" w:color="D1D9DC"/>
-              <w:right w:val="single" w:sz="4" w:space="0" w:color="D1D9DC"/>
+            <w:shd w:val="clear" w:color="auto" w:fill="F7FAFB"/>
+            <w:tcBorders>
+              <w:top w:val="single" w:sz="4" w:space="0" w:color="C0D6DC"/>
+              <w:left w:val="single" w:sz="4" w:space="0" w:color="C0D6DC"/>
+              <w:bottom w:val="single" w:sz="4" w:space="0" w:color="C0D6DC"/>
+              <w:right w:val="single" w:sz="4" w:space="0" w:color="C0D6DC"/>
             </w:tcBorders>
             <w:tcMar>
               <w:top w:w="60" w:type="dxa"/>
@@ -1789,12 +1801,12 @@
         </w:tc>
         <w:tc>
           <w:tcPr>
-            <w:shd w:val="clear" w:color="auto" w:fill="E8F1F2"/>
-            <w:tcBorders>
-              <w:top w:val="single" w:sz="4" w:space="0" w:color="D1D9DC"/>
-              <w:left w:val="single" w:sz="4" w:space="0" w:color="D1D9DC"/>
-              <w:bottom w:val="single" w:sz="4" w:space="0" w:color="D1D9DC"/>
-              <w:right w:val="single" w:sz="4" w:space="0" w:color="D1D9DC"/>
+            <w:shd w:val="clear" w:color="auto" w:fill="F7FAFB"/>
+            <w:tcBorders>
+              <w:top w:val="single" w:sz="4" w:space="0" w:color="C0D6DC"/>
+              <w:left w:val="single" w:sz="4" w:space="0" w:color="C0D6DC"/>
+              <w:bottom w:val="single" w:sz="4" w:space="0" w:color="C0D6DC"/>
+              <w:right w:val="single" w:sz="4" w:space="0" w:color="C0D6DC"/>
             </w:tcBorders>
             <w:tcMar>
               <w:top w:w="60" w:type="dxa"/>
@@ -1820,12 +1832,12 @@
         </w:tc>
         <w:tc>
           <w:tcPr>
-            <w:shd w:val="clear" w:color="auto" w:fill="E8F1F2"/>
-            <w:tcBorders>
-              <w:top w:val="single" w:sz="4" w:space="0" w:color="D1D9DC"/>
-              <w:left w:val="single" w:sz="4" w:space="0" w:color="D1D9DC"/>
-              <w:bottom w:val="single" w:sz="4" w:space="0" w:color="D1D9DC"/>
-              <w:right w:val="single" w:sz="4" w:space="0" w:color="D1D9DC"/>
+            <w:shd w:val="clear" w:color="auto" w:fill="F7FAFB"/>
+            <w:tcBorders>
+              <w:top w:val="single" w:sz="4" w:space="0" w:color="C0D6DC"/>
+              <w:left w:val="single" w:sz="4" w:space="0" w:color="C0D6DC"/>
+              <w:bottom w:val="single" w:sz="4" w:space="0" w:color="C0D6DC"/>
+              <w:right w:val="single" w:sz="4" w:space="0" w:color="C0D6DC"/>
             </w:tcBorders>
             <w:tcMar>
               <w:top w:w="60" w:type="dxa"/>
@@ -1855,10 +1867,10 @@
           <w:tcPr>
             <w:shd w:val="clear" w:color="auto" w:fill="FFFFFF"/>
             <w:tcBorders>
-              <w:top w:val="single" w:sz="4" w:space="0" w:color="D1D9DC"/>
-              <w:left w:val="single" w:sz="4" w:space="0" w:color="D1D9DC"/>
-              <w:bottom w:val="single" w:sz="4" w:space="0" w:color="D1D9DC"/>
-              <w:right w:val="single" w:sz="4" w:space="0" w:color="D1D9DC"/>
+              <w:top w:val="single" w:sz="4" w:space="0" w:color="C0D6DC"/>
+              <w:left w:val="single" w:sz="4" w:space="0" w:color="C0D6DC"/>
+              <w:bottom w:val="single" w:sz="4" w:space="0" w:color="C0D6DC"/>
+              <w:right w:val="single" w:sz="4" w:space="0" w:color="C0D6DC"/>
             </w:tcBorders>
             <w:tcMar>
               <w:top w:w="60" w:type="dxa"/>
@@ -1886,10 +1898,10 @@
           <w:tcPr>
             <w:shd w:val="clear" w:color="auto" w:fill="FFFFFF"/>
             <w:tcBorders>
-              <w:top w:val="single" w:sz="4" w:space="0" w:color="D1D9DC"/>
-              <w:left w:val="single" w:sz="4" w:space="0" w:color="D1D9DC"/>
-              <w:bottom w:val="single" w:sz="4" w:space="0" w:color="D1D9DC"/>
-              <w:right w:val="single" w:sz="4" w:space="0" w:color="D1D9DC"/>
+              <w:top w:val="single" w:sz="4" w:space="0" w:color="C0D6DC"/>
+              <w:left w:val="single" w:sz="4" w:space="0" w:color="C0D6DC"/>
+              <w:bottom w:val="single" w:sz="4" w:space="0" w:color="C0D6DC"/>
+              <w:right w:val="single" w:sz="4" w:space="0" w:color="C0D6DC"/>
             </w:tcBorders>
             <w:tcMar>
               <w:top w:w="60" w:type="dxa"/>
@@ -1918,10 +1930,10 @@
           <w:tcPr>
             <w:shd w:val="clear" w:color="auto" w:fill="FFFFFF"/>
             <w:tcBorders>
-              <w:top w:val="single" w:sz="4" w:space="0" w:color="D1D9DC"/>
-              <w:left w:val="single" w:sz="4" w:space="0" w:color="D1D9DC"/>
-              <w:bottom w:val="single" w:sz="4" w:space="0" w:color="D1D9DC"/>
-              <w:right w:val="single" w:sz="4" w:space="0" w:color="D1D9DC"/>
+              <w:top w:val="single" w:sz="4" w:space="0" w:color="C0D6DC"/>
+              <w:left w:val="single" w:sz="4" w:space="0" w:color="C0D6DC"/>
+              <w:bottom w:val="single" w:sz="4" w:space="0" w:color="C0D6DC"/>
+              <w:right w:val="single" w:sz="4" w:space="0" w:color="C0D6DC"/>
             </w:tcBorders>
             <w:tcMar>
               <w:top w:w="60" w:type="dxa"/>
@@ -1949,10 +1961,10 @@
           <w:tcPr>
             <w:shd w:val="clear" w:color="auto" w:fill="FFFFFF"/>
             <w:tcBorders>
-              <w:top w:val="single" w:sz="4" w:space="0" w:color="D1D9DC"/>
-              <w:left w:val="single" w:sz="4" w:space="0" w:color="D1D9DC"/>
-              <w:bottom w:val="single" w:sz="4" w:space="0" w:color="D1D9DC"/>
-              <w:right w:val="single" w:sz="4" w:space="0" w:color="D1D9DC"/>
+              <w:top w:val="single" w:sz="4" w:space="0" w:color="C0D6DC"/>
+              <w:left w:val="single" w:sz="4" w:space="0" w:color="C0D6DC"/>
+              <w:bottom w:val="single" w:sz="4" w:space="0" w:color="C0D6DC"/>
+              <w:right w:val="single" w:sz="4" w:space="0" w:color="C0D6DC"/>
             </w:tcBorders>
             <w:tcMar>
               <w:top w:w="60" w:type="dxa"/>
@@ -1980,12 +1992,12 @@
       <w:tr>
         <w:tc>
           <w:tcPr>
-            <w:shd w:val="clear" w:color="auto" w:fill="E8F1F2"/>
-            <w:tcBorders>
-              <w:top w:val="single" w:sz="4" w:space="0" w:color="D1D9DC"/>
-              <w:left w:val="single" w:sz="4" w:space="0" w:color="D1D9DC"/>
-              <w:bottom w:val="single" w:sz="4" w:space="0" w:color="D1D9DC"/>
-              <w:right w:val="single" w:sz="4" w:space="0" w:color="D1D9DC"/>
+            <w:shd w:val="clear" w:color="auto" w:fill="F7FAFB"/>
+            <w:tcBorders>
+              <w:top w:val="single" w:sz="4" w:space="0" w:color="C0D6DC"/>
+              <w:left w:val="single" w:sz="4" w:space="0" w:color="C0D6DC"/>
+              <w:bottom w:val="single" w:sz="4" w:space="0" w:color="C0D6DC"/>
+              <w:right w:val="single" w:sz="4" w:space="0" w:color="C0D6DC"/>
             </w:tcBorders>
             <w:tcMar>
               <w:top w:w="60" w:type="dxa"/>
@@ -2011,12 +2023,12 @@
         </w:tc>
         <w:tc>
           <w:tcPr>
-            <w:shd w:val="clear" w:color="auto" w:fill="E8F1F2"/>
-            <w:tcBorders>
-              <w:top w:val="single" w:sz="4" w:space="0" w:color="D1D9DC"/>
-              <w:left w:val="single" w:sz="4" w:space="0" w:color="D1D9DC"/>
-              <w:bottom w:val="single" w:sz="4" w:space="0" w:color="D1D9DC"/>
-              <w:right w:val="single" w:sz="4" w:space="0" w:color="D1D9DC"/>
+            <w:shd w:val="clear" w:color="auto" w:fill="F7FAFB"/>
+            <w:tcBorders>
+              <w:top w:val="single" w:sz="4" w:space="0" w:color="C0D6DC"/>
+              <w:left w:val="single" w:sz="4" w:space="0" w:color="C0D6DC"/>
+              <w:bottom w:val="single" w:sz="4" w:space="0" w:color="C0D6DC"/>
+              <w:right w:val="single" w:sz="4" w:space="0" w:color="C0D6DC"/>
             </w:tcBorders>
             <w:tcMar>
               <w:top w:w="60" w:type="dxa"/>
@@ -2043,12 +2055,12 @@
         </w:tc>
         <w:tc>
           <w:tcPr>
-            <w:shd w:val="clear" w:color="auto" w:fill="E8F1F2"/>
-            <w:tcBorders>
-              <w:top w:val="single" w:sz="4" w:space="0" w:color="D1D9DC"/>
-              <w:left w:val="single" w:sz="4" w:space="0" w:color="D1D9DC"/>
-              <w:bottom w:val="single" w:sz="4" w:space="0" w:color="D1D9DC"/>
-              <w:right w:val="single" w:sz="4" w:space="0" w:color="D1D9DC"/>
+            <w:shd w:val="clear" w:color="auto" w:fill="F7FAFB"/>
+            <w:tcBorders>
+              <w:top w:val="single" w:sz="4" w:space="0" w:color="C0D6DC"/>
+              <w:left w:val="single" w:sz="4" w:space="0" w:color="C0D6DC"/>
+              <w:bottom w:val="single" w:sz="4" w:space="0" w:color="C0D6DC"/>
+              <w:right w:val="single" w:sz="4" w:space="0" w:color="C0D6DC"/>
             </w:tcBorders>
             <w:tcMar>
               <w:top w:w="60" w:type="dxa"/>
@@ -2074,12 +2086,12 @@
         </w:tc>
         <w:tc>
           <w:tcPr>
-            <w:shd w:val="clear" w:color="auto" w:fill="E8F1F2"/>
-            <w:tcBorders>
-              <w:top w:val="single" w:sz="4" w:space="0" w:color="D1D9DC"/>
-              <w:left w:val="single" w:sz="4" w:space="0" w:color="D1D9DC"/>
-              <w:bottom w:val="single" w:sz="4" w:space="0" w:color="D1D9DC"/>
-              <w:right w:val="single" w:sz="4" w:space="0" w:color="D1D9DC"/>
+            <w:shd w:val="clear" w:color="auto" w:fill="F7FAFB"/>
+            <w:tcBorders>
+              <w:top w:val="single" w:sz="4" w:space="0" w:color="C0D6DC"/>
+              <w:left w:val="single" w:sz="4" w:space="0" w:color="C0D6DC"/>
+              <w:bottom w:val="single" w:sz="4" w:space="0" w:color="C0D6DC"/>
+              <w:right w:val="single" w:sz="4" w:space="0" w:color="C0D6DC"/>
             </w:tcBorders>
             <w:tcMar>
               <w:top w:w="60" w:type="dxa"/>
@@ -2109,10 +2121,10 @@
           <w:tcPr>
             <w:shd w:val="clear" w:color="auto" w:fill="FFFFFF"/>
             <w:tcBorders>
-              <w:top w:val="single" w:sz="4" w:space="0" w:color="D1D9DC"/>
-              <w:left w:val="single" w:sz="4" w:space="0" w:color="D1D9DC"/>
-              <w:bottom w:val="single" w:sz="4" w:space="0" w:color="D1D9DC"/>
-              <w:right w:val="single" w:sz="4" w:space="0" w:color="D1D9DC"/>
+              <w:top w:val="single" w:sz="4" w:space="0" w:color="C0D6DC"/>
+              <w:left w:val="single" w:sz="4" w:space="0" w:color="C0D6DC"/>
+              <w:bottom w:val="single" w:sz="4" w:space="0" w:color="C0D6DC"/>
+              <w:right w:val="single" w:sz="4" w:space="0" w:color="C0D6DC"/>
             </w:tcBorders>
             <w:tcMar>
               <w:top w:w="60" w:type="dxa"/>
@@ -2140,10 +2152,10 @@
           <w:tcPr>
             <w:shd w:val="clear" w:color="auto" w:fill="FFFFFF"/>
             <w:tcBorders>
-              <w:top w:val="single" w:sz="4" w:space="0" w:color="D1D9DC"/>
-              <w:left w:val="single" w:sz="4" w:space="0" w:color="D1D9DC"/>
-              <w:bottom w:val="single" w:sz="4" w:space="0" w:color="D1D9DC"/>
-              <w:right w:val="single" w:sz="4" w:space="0" w:color="D1D9DC"/>
+              <w:top w:val="single" w:sz="4" w:space="0" w:color="C0D6DC"/>
+              <w:left w:val="single" w:sz="4" w:space="0" w:color="C0D6DC"/>
+              <w:bottom w:val="single" w:sz="4" w:space="0" w:color="C0D6DC"/>
+              <w:right w:val="single" w:sz="4" w:space="0" w:color="C0D6DC"/>
             </w:tcBorders>
             <w:tcMar>
               <w:top w:w="60" w:type="dxa"/>
@@ -2172,10 +2184,10 @@
           <w:tcPr>
             <w:shd w:val="clear" w:color="auto" w:fill="FFFFFF"/>
             <w:tcBorders>
-              <w:top w:val="single" w:sz="4" w:space="0" w:color="D1D9DC"/>
-              <w:left w:val="single" w:sz="4" w:space="0" w:color="D1D9DC"/>
-              <w:bottom w:val="single" w:sz="4" w:space="0" w:color="D1D9DC"/>
-              <w:right w:val="single" w:sz="4" w:space="0" w:color="D1D9DC"/>
+              <w:top w:val="single" w:sz="4" w:space="0" w:color="C0D6DC"/>
+              <w:left w:val="single" w:sz="4" w:space="0" w:color="C0D6DC"/>
+              <w:bottom w:val="single" w:sz="4" w:space="0" w:color="C0D6DC"/>
+              <w:right w:val="single" w:sz="4" w:space="0" w:color="C0D6DC"/>
             </w:tcBorders>
             <w:tcMar>
               <w:top w:w="60" w:type="dxa"/>
@@ -2203,10 +2215,10 @@
           <w:tcPr>
             <w:shd w:val="clear" w:color="auto" w:fill="FFFFFF"/>
             <w:tcBorders>
-              <w:top w:val="single" w:sz="4" w:space="0" w:color="D1D9DC"/>
-              <w:left w:val="single" w:sz="4" w:space="0" w:color="D1D9DC"/>
-              <w:bottom w:val="single" w:sz="4" w:space="0" w:color="D1D9DC"/>
-              <w:right w:val="single" w:sz="4" w:space="0" w:color="D1D9DC"/>
+              <w:top w:val="single" w:sz="4" w:space="0" w:color="C0D6DC"/>
+              <w:left w:val="single" w:sz="4" w:space="0" w:color="C0D6DC"/>
+              <w:bottom w:val="single" w:sz="4" w:space="0" w:color="C0D6DC"/>
+              <w:right w:val="single" w:sz="4" w:space="0" w:color="C0D6DC"/>
             </w:tcBorders>
             <w:tcMar>
               <w:top w:w="60" w:type="dxa"/>
@@ -2234,12 +2246,12 @@
       <w:tr>
         <w:tc>
           <w:tcPr>
-            <w:shd w:val="clear" w:color="auto" w:fill="E8F1F2"/>
-            <w:tcBorders>
-              <w:top w:val="single" w:sz="4" w:space="0" w:color="D1D9DC"/>
-              <w:left w:val="single" w:sz="4" w:space="0" w:color="D1D9DC"/>
-              <w:bottom w:val="single" w:sz="4" w:space="0" w:color="D1D9DC"/>
-              <w:right w:val="single" w:sz="4" w:space="0" w:color="D1D9DC"/>
+            <w:shd w:val="clear" w:color="auto" w:fill="F7FAFB"/>
+            <w:tcBorders>
+              <w:top w:val="single" w:sz="4" w:space="0" w:color="C0D6DC"/>
+              <w:left w:val="single" w:sz="4" w:space="0" w:color="C0D6DC"/>
+              <w:bottom w:val="single" w:sz="4" w:space="0" w:color="C0D6DC"/>
+              <w:right w:val="single" w:sz="4" w:space="0" w:color="C0D6DC"/>
             </w:tcBorders>
             <w:tcMar>
               <w:top w:w="60" w:type="dxa"/>
@@ -2265,12 +2277,12 @@
         </w:tc>
         <w:tc>
           <w:tcPr>
-            <w:shd w:val="clear" w:color="auto" w:fill="E8F1F2"/>
-            <w:tcBorders>
-              <w:top w:val="single" w:sz="4" w:space="0" w:color="D1D9DC"/>
-              <w:left w:val="single" w:sz="4" w:space="0" w:color="D1D9DC"/>
-              <w:bottom w:val="single" w:sz="4" w:space="0" w:color="D1D9DC"/>
-              <w:right w:val="single" w:sz="4" w:space="0" w:color="D1D9DC"/>
+            <w:shd w:val="clear" w:color="auto" w:fill="F7FAFB"/>
+            <w:tcBorders>
+              <w:top w:val="single" w:sz="4" w:space="0" w:color="C0D6DC"/>
+              <w:left w:val="single" w:sz="4" w:space="0" w:color="C0D6DC"/>
+              <w:bottom w:val="single" w:sz="4" w:space="0" w:color="C0D6DC"/>
+              <w:right w:val="single" w:sz="4" w:space="0" w:color="C0D6DC"/>
             </w:tcBorders>
             <w:tcMar>
               <w:top w:w="60" w:type="dxa"/>
@@ -2297,12 +2309,12 @@
         </w:tc>
         <w:tc>
           <w:tcPr>
-            <w:shd w:val="clear" w:color="auto" w:fill="E8F1F2"/>
-            <w:tcBorders>
-              <w:top w:val="single" w:sz="4" w:space="0" w:color="D1D9DC"/>
-              <w:left w:val="single" w:sz="4" w:space="0" w:color="D1D9DC"/>
-              <w:bottom w:val="single" w:sz="4" w:space="0" w:color="D1D9DC"/>
-              <w:right w:val="single" w:sz="4" w:space="0" w:color="D1D9DC"/>
+            <w:shd w:val="clear" w:color="auto" w:fill="F7FAFB"/>
+            <w:tcBorders>
+              <w:top w:val="single" w:sz="4" w:space="0" w:color="C0D6DC"/>
+              <w:left w:val="single" w:sz="4" w:space="0" w:color="C0D6DC"/>
+              <w:bottom w:val="single" w:sz="4" w:space="0" w:color="C0D6DC"/>
+              <w:right w:val="single" w:sz="4" w:space="0" w:color="C0D6DC"/>
             </w:tcBorders>
             <w:tcMar>
               <w:top w:w="60" w:type="dxa"/>
@@ -2328,12 +2340,12 @@
         </w:tc>
         <w:tc>
           <w:tcPr>
-            <w:shd w:val="clear" w:color="auto" w:fill="E8F1F2"/>
-            <w:tcBorders>
-              <w:top w:val="single" w:sz="4" w:space="0" w:color="D1D9DC"/>
-              <w:left w:val="single" w:sz="4" w:space="0" w:color="D1D9DC"/>
-              <w:bottom w:val="single" w:sz="4" w:space="0" w:color="D1D9DC"/>
-              <w:right w:val="single" w:sz="4" w:space="0" w:color="D1D9DC"/>
+            <w:shd w:val="clear" w:color="auto" w:fill="F7FAFB"/>
+            <w:tcBorders>
+              <w:top w:val="single" w:sz="4" w:space="0" w:color="C0D6DC"/>
+              <w:left w:val="single" w:sz="4" w:space="0" w:color="C0D6DC"/>
+              <w:bottom w:val="single" w:sz="4" w:space="0" w:color="C0D6DC"/>
+              <w:right w:val="single" w:sz="4" w:space="0" w:color="C0D6DC"/>
             </w:tcBorders>
             <w:tcMar>
               <w:top w:w="60" w:type="dxa"/>
@@ -2363,10 +2375,10 @@
           <w:tcPr>
             <w:shd w:val="clear" w:color="auto" w:fill="FFFFFF"/>
             <w:tcBorders>
-              <w:top w:val="single" w:sz="4" w:space="0" w:color="D1D9DC"/>
-              <w:left w:val="single" w:sz="4" w:space="0" w:color="D1D9DC"/>
-              <w:bottom w:val="single" w:sz="4" w:space="0" w:color="D1D9DC"/>
-              <w:right w:val="single" w:sz="4" w:space="0" w:color="D1D9DC"/>
+              <w:top w:val="single" w:sz="4" w:space="0" w:color="C0D6DC"/>
+              <w:left w:val="single" w:sz="4" w:space="0" w:color="C0D6DC"/>
+              <w:bottom w:val="single" w:sz="4" w:space="0" w:color="C0D6DC"/>
+              <w:right w:val="single" w:sz="4" w:space="0" w:color="C0D6DC"/>
             </w:tcBorders>
             <w:tcMar>
               <w:top w:w="60" w:type="dxa"/>
@@ -2394,10 +2406,10 @@
           <w:tcPr>
             <w:shd w:val="clear" w:color="auto" w:fill="FFFFFF"/>
             <w:tcBorders>
-              <w:top w:val="single" w:sz="4" w:space="0" w:color="D1D9DC"/>
-              <w:left w:val="single" w:sz="4" w:space="0" w:color="D1D9DC"/>
-              <w:bottom w:val="single" w:sz="4" w:space="0" w:color="D1D9DC"/>
-              <w:right w:val="single" w:sz="4" w:space="0" w:color="D1D9DC"/>
+              <w:top w:val="single" w:sz="4" w:space="0" w:color="C0D6DC"/>
+              <w:left w:val="single" w:sz="4" w:space="0" w:color="C0D6DC"/>
+              <w:bottom w:val="single" w:sz="4" w:space="0" w:color="C0D6DC"/>
+              <w:right w:val="single" w:sz="4" w:space="0" w:color="C0D6DC"/>
             </w:tcBorders>
             <w:tcMar>
               <w:top w:w="60" w:type="dxa"/>
@@ -2459,10 +2471,10 @@
           <w:tcPr>
             <w:shd w:val="clear" w:color="auto" w:fill="FFFFFF"/>
             <w:tcBorders>
-              <w:top w:val="single" w:sz="4" w:space="0" w:color="D1D9DC"/>
-              <w:left w:val="single" w:sz="4" w:space="0" w:color="D1D9DC"/>
-              <w:bottom w:val="single" w:sz="4" w:space="0" w:color="D1D9DC"/>
-              <w:right w:val="single" w:sz="4" w:space="0" w:color="D1D9DC"/>
+              <w:top w:val="single" w:sz="4" w:space="0" w:color="C0D6DC"/>
+              <w:left w:val="single" w:sz="4" w:space="0" w:color="C0D6DC"/>
+              <w:bottom w:val="single" w:sz="4" w:space="0" w:color="C0D6DC"/>
+              <w:right w:val="single" w:sz="4" w:space="0" w:color="C0D6DC"/>
             </w:tcBorders>
             <w:tcMar>
               <w:top w:w="60" w:type="dxa"/>
@@ -2490,10 +2502,10 @@
           <w:tcPr>
             <w:shd w:val="clear" w:color="auto" w:fill="FFFFFF"/>
             <w:tcBorders>
-              <w:top w:val="single" w:sz="4" w:space="0" w:color="D1D9DC"/>
-              <w:left w:val="single" w:sz="4" w:space="0" w:color="D1D9DC"/>
-              <w:bottom w:val="single" w:sz="4" w:space="0" w:color="D1D9DC"/>
-              <w:right w:val="single" w:sz="4" w:space="0" w:color="D1D9DC"/>
+              <w:top w:val="single" w:sz="4" w:space="0" w:color="C0D6DC"/>
+              <w:left w:val="single" w:sz="4" w:space="0" w:color="C0D6DC"/>
+              <w:bottom w:val="single" w:sz="4" w:space="0" w:color="C0D6DC"/>
+              <w:right w:val="single" w:sz="4" w:space="0" w:color="C0D6DC"/>
             </w:tcBorders>
             <w:tcMar>
               <w:top w:w="60" w:type="dxa"/>
@@ -2595,12 +2607,12 @@
         </w:trPr>
         <w:tc>
           <w:tcPr>
-            <w:shd w:val="clear" w:color="auto" w:fill="02374f"/>
-            <w:tcBorders>
-              <w:top w:val="single" w:sz="4" w:space="0" w:color="D1D9DC"/>
-              <w:left w:val="single" w:sz="4" w:space="0" w:color="D1D9DC"/>
-              <w:bottom w:val="single" w:sz="4" w:space="0" w:color="D1D9DC"/>
-              <w:right w:val="single" w:sz="4" w:space="0" w:color="D1D9DC"/>
+            <w:shd w:val="clear" w:color="auto" w:fill="D6EFF2"/>
+            <w:tcBorders>
+              <w:top w:val="single" w:sz="4" w:space="0" w:color="C0D6DC"/>
+              <w:left w:val="single" w:sz="4" w:space="0" w:color="C0D6DC"/>
+              <w:bottom w:val="single" w:sz="4" w:space="0" w:color="C0D6DC"/>
+              <w:right w:val="single" w:sz="4" w:space="0" w:color="C0D6DC"/>
             </w:tcBorders>
             <w:tcMar>
               <w:top w:w="60" w:type="dxa"/>
@@ -2618,7 +2630,7 @@
               <w:rPr>
                 <w:rFonts w:ascii="Calibri" w:hAnsi="Calibri"/>
                 <w:b/>
-                <w:color w:val="FFFFFF"/>
+                <w:color w:val="024E70"/>
                 <w:sz w:val="19"/>
               </w:rPr>
               <w:t xml:space="preserve">Pillar</w:t>
@@ -2627,12 +2639,12 @@
         </w:tc>
         <w:tc>
           <w:tcPr>
-            <w:shd w:val="clear" w:color="auto" w:fill="02374f"/>
-            <w:tcBorders>
-              <w:top w:val="single" w:sz="4" w:space="0" w:color="D1D9DC"/>
-              <w:left w:val="single" w:sz="4" w:space="0" w:color="D1D9DC"/>
-              <w:bottom w:val="single" w:sz="4" w:space="0" w:color="D1D9DC"/>
-              <w:right w:val="single" w:sz="4" w:space="0" w:color="D1D9DC"/>
+            <w:shd w:val="clear" w:color="auto" w:fill="D6EFF2"/>
+            <w:tcBorders>
+              <w:top w:val="single" w:sz="4" w:space="0" w:color="C0D6DC"/>
+              <w:left w:val="single" w:sz="4" w:space="0" w:color="C0D6DC"/>
+              <w:bottom w:val="single" w:sz="4" w:space="0" w:color="C0D6DC"/>
+              <w:right w:val="single" w:sz="4" w:space="0" w:color="C0D6DC"/>
             </w:tcBorders>
             <w:tcMar>
               <w:top w:w="60" w:type="dxa"/>
@@ -2650,7 +2662,7 @@
               <w:rPr>
                 <w:rFonts w:ascii="Calibri" w:hAnsi="Calibri"/>
                 <w:b/>
-                <w:color w:val="FFFFFF"/>
+                <w:color w:val="024E70"/>
                 <w:sz w:val="19"/>
               </w:rPr>
               <w:t xml:space="preserve">Official definition</w:t>
@@ -2663,10 +2675,10 @@
           <w:tcPr>
             <w:shd w:val="clear" w:color="auto" w:fill="FFFFFF"/>
             <w:tcBorders>
-              <w:top w:val="single" w:sz="4" w:space="0" w:color="D1D9DC"/>
-              <w:left w:val="single" w:sz="4" w:space="0" w:color="D1D9DC"/>
-              <w:bottom w:val="single" w:sz="4" w:space="0" w:color="D1D9DC"/>
-              <w:right w:val="single" w:sz="4" w:space="0" w:color="D1D9DC"/>
+              <w:top w:val="single" w:sz="4" w:space="0" w:color="C0D6DC"/>
+              <w:left w:val="single" w:sz="4" w:space="0" w:color="C0D6DC"/>
+              <w:bottom w:val="single" w:sz="4" w:space="0" w:color="C0D6DC"/>
+              <w:right w:val="single" w:sz="4" w:space="0" w:color="C0D6DC"/>
             </w:tcBorders>
             <w:tcMar>
               <w:top w:w="60" w:type="dxa"/>
@@ -2696,10 +2708,10 @@
           <w:tcPr>
             <w:shd w:val="clear" w:color="auto" w:fill="FFFFFF"/>
             <w:tcBorders>
-              <w:top w:val="single" w:sz="4" w:space="0" w:color="D1D9DC"/>
-              <w:left w:val="single" w:sz="4" w:space="0" w:color="D1D9DC"/>
-              <w:bottom w:val="single" w:sz="4" w:space="0" w:color="D1D9DC"/>
-              <w:right w:val="single" w:sz="4" w:space="0" w:color="D1D9DC"/>
+              <w:top w:val="single" w:sz="4" w:space="0" w:color="C0D6DC"/>
+              <w:left w:val="single" w:sz="4" w:space="0" w:color="C0D6DC"/>
+              <w:bottom w:val="single" w:sz="4" w:space="0" w:color="C0D6DC"/>
+              <w:right w:val="single" w:sz="4" w:space="0" w:color="C0D6DC"/>
             </w:tcBorders>
             <w:tcMar>
               <w:top w:w="60" w:type="dxa"/>
@@ -2727,12 +2739,12 @@
       <w:tr>
         <w:tc>
           <w:tcPr>
-            <w:shd w:val="clear" w:color="auto" w:fill="E8F1F2"/>
-            <w:tcBorders>
-              <w:top w:val="single" w:sz="4" w:space="0" w:color="D1D9DC"/>
-              <w:left w:val="single" w:sz="4" w:space="0" w:color="D1D9DC"/>
-              <w:bottom w:val="single" w:sz="4" w:space="0" w:color="D1D9DC"/>
-              <w:right w:val="single" w:sz="4" w:space="0" w:color="D1D9DC"/>
+            <w:shd w:val="clear" w:color="auto" w:fill="F7FAFB"/>
+            <w:tcBorders>
+              <w:top w:val="single" w:sz="4" w:space="0" w:color="C0D6DC"/>
+              <w:left w:val="single" w:sz="4" w:space="0" w:color="C0D6DC"/>
+              <w:bottom w:val="single" w:sz="4" w:space="0" w:color="C0D6DC"/>
+              <w:right w:val="single" w:sz="4" w:space="0" w:color="C0D6DC"/>
             </w:tcBorders>
             <w:tcMar>
               <w:top w:w="60" w:type="dxa"/>
@@ -2760,12 +2772,12 @@
         </w:tc>
         <w:tc>
           <w:tcPr>
-            <w:shd w:val="clear" w:color="auto" w:fill="E8F1F2"/>
-            <w:tcBorders>
-              <w:top w:val="single" w:sz="4" w:space="0" w:color="D1D9DC"/>
-              <w:left w:val="single" w:sz="4" w:space="0" w:color="D1D9DC"/>
-              <w:bottom w:val="single" w:sz="4" w:space="0" w:color="D1D9DC"/>
-              <w:right w:val="single" w:sz="4" w:space="0" w:color="D1D9DC"/>
+            <w:shd w:val="clear" w:color="auto" w:fill="F7FAFB"/>
+            <w:tcBorders>
+              <w:top w:val="single" w:sz="4" w:space="0" w:color="C0D6DC"/>
+              <w:left w:val="single" w:sz="4" w:space="0" w:color="C0D6DC"/>
+              <w:bottom w:val="single" w:sz="4" w:space="0" w:color="C0D6DC"/>
+              <w:right w:val="single" w:sz="4" w:space="0" w:color="C0D6DC"/>
             </w:tcBorders>
             <w:tcMar>
               <w:top w:w="60" w:type="dxa"/>
@@ -2795,10 +2807,10 @@
           <w:tcPr>
             <w:shd w:val="clear" w:color="auto" w:fill="FFFFFF"/>
             <w:tcBorders>
-              <w:top w:val="single" w:sz="4" w:space="0" w:color="D1D9DC"/>
-              <w:left w:val="single" w:sz="4" w:space="0" w:color="D1D9DC"/>
-              <w:bottom w:val="single" w:sz="4" w:space="0" w:color="D1D9DC"/>
-              <w:right w:val="single" w:sz="4" w:space="0" w:color="D1D9DC"/>
+              <w:top w:val="single" w:sz="4" w:space="0" w:color="C0D6DC"/>
+              <w:left w:val="single" w:sz="4" w:space="0" w:color="C0D6DC"/>
+              <w:bottom w:val="single" w:sz="4" w:space="0" w:color="C0D6DC"/>
+              <w:right w:val="single" w:sz="4" w:space="0" w:color="C0D6DC"/>
             </w:tcBorders>
             <w:tcMar>
               <w:top w:w="60" w:type="dxa"/>
@@ -2828,10 +2840,10 @@
           <w:tcPr>
             <w:shd w:val="clear" w:color="auto" w:fill="FFFFFF"/>
             <w:tcBorders>
-              <w:top w:val="single" w:sz="4" w:space="0" w:color="D1D9DC"/>
-              <w:left w:val="single" w:sz="4" w:space="0" w:color="D1D9DC"/>
-              <w:bottom w:val="single" w:sz="4" w:space="0" w:color="D1D9DC"/>
-              <w:right w:val="single" w:sz="4" w:space="0" w:color="D1D9DC"/>
+              <w:top w:val="single" w:sz="4" w:space="0" w:color="C0D6DC"/>
+              <w:left w:val="single" w:sz="4" w:space="0" w:color="C0D6DC"/>
+              <w:bottom w:val="single" w:sz="4" w:space="0" w:color="C0D6DC"/>
+              <w:right w:val="single" w:sz="4" w:space="0" w:color="C0D6DC"/>
             </w:tcBorders>
             <w:tcMar>
               <w:top w:w="60" w:type="dxa"/>
@@ -2859,12 +2871,12 @@
       <w:tr>
         <w:tc>
           <w:tcPr>
-            <w:shd w:val="clear" w:color="auto" w:fill="E8F1F2"/>
-            <w:tcBorders>
-              <w:top w:val="single" w:sz="4" w:space="0" w:color="D1D9DC"/>
-              <w:left w:val="single" w:sz="4" w:space="0" w:color="D1D9DC"/>
-              <w:bottom w:val="single" w:sz="4" w:space="0" w:color="D1D9DC"/>
-              <w:right w:val="single" w:sz="4" w:space="0" w:color="D1D9DC"/>
+            <w:shd w:val="clear" w:color="auto" w:fill="F7FAFB"/>
+            <w:tcBorders>
+              <w:top w:val="single" w:sz="4" w:space="0" w:color="C0D6DC"/>
+              <w:left w:val="single" w:sz="4" w:space="0" w:color="C0D6DC"/>
+              <w:bottom w:val="single" w:sz="4" w:space="0" w:color="C0D6DC"/>
+              <w:right w:val="single" w:sz="4" w:space="0" w:color="C0D6DC"/>
             </w:tcBorders>
             <w:tcMar>
               <w:top w:w="60" w:type="dxa"/>
@@ -2892,12 +2904,12 @@
         </w:tc>
         <w:tc>
           <w:tcPr>
-            <w:shd w:val="clear" w:color="auto" w:fill="E8F1F2"/>
-            <w:tcBorders>
-              <w:top w:val="single" w:sz="4" w:space="0" w:color="D1D9DC"/>
-              <w:left w:val="single" w:sz="4" w:space="0" w:color="D1D9DC"/>
-              <w:bottom w:val="single" w:sz="4" w:space="0" w:color="D1D9DC"/>
-              <w:right w:val="single" w:sz="4" w:space="0" w:color="D1D9DC"/>
+            <w:shd w:val="clear" w:color="auto" w:fill="F7FAFB"/>
+            <w:tcBorders>
+              <w:top w:val="single" w:sz="4" w:space="0" w:color="C0D6DC"/>
+              <w:left w:val="single" w:sz="4" w:space="0" w:color="C0D6DC"/>
+              <w:bottom w:val="single" w:sz="4" w:space="0" w:color="C0D6DC"/>
+              <w:right w:val="single" w:sz="4" w:space="0" w:color="C0D6DC"/>
             </w:tcBorders>
             <w:tcMar>
               <w:top w:w="60" w:type="dxa"/>
@@ -3083,12 +3095,12 @@
         </w:trPr>
         <w:tc>
           <w:tcPr>
-            <w:shd w:val="clear" w:color="auto" w:fill="02374f"/>
-            <w:tcBorders>
-              <w:top w:val="single" w:sz="4" w:space="0" w:color="D1D9DC"/>
-              <w:left w:val="single" w:sz="4" w:space="0" w:color="D1D9DC"/>
-              <w:bottom w:val="single" w:sz="4" w:space="0" w:color="D1D9DC"/>
-              <w:right w:val="single" w:sz="4" w:space="0" w:color="D1D9DC"/>
+            <w:shd w:val="clear" w:color="auto" w:fill="D6EFF2"/>
+            <w:tcBorders>
+              <w:top w:val="single" w:sz="4" w:space="0" w:color="C0D6DC"/>
+              <w:left w:val="single" w:sz="4" w:space="0" w:color="C0D6DC"/>
+              <w:bottom w:val="single" w:sz="4" w:space="0" w:color="C0D6DC"/>
+              <w:right w:val="single" w:sz="4" w:space="0" w:color="C0D6DC"/>
             </w:tcBorders>
             <w:tcMar>
               <w:top w:w="60" w:type="dxa"/>
@@ -3106,7 +3118,7 @@
               <w:rPr>
                 <w:rFonts w:ascii="Calibri" w:hAnsi="Calibri"/>
                 <w:b/>
-                <w:color w:val="FFFFFF"/>
+                <w:color w:val="024E70"/>
                 <w:sz w:val="19"/>
               </w:rPr>
               <w:t xml:space="preserve">Layer</w:t>
@@ -3115,12 +3127,12 @@
         </w:tc>
         <w:tc>
           <w:tcPr>
-            <w:shd w:val="clear" w:color="auto" w:fill="02374f"/>
-            <w:tcBorders>
-              <w:top w:val="single" w:sz="4" w:space="0" w:color="D1D9DC"/>
-              <w:left w:val="single" w:sz="4" w:space="0" w:color="D1D9DC"/>
-              <w:bottom w:val="single" w:sz="4" w:space="0" w:color="D1D9DC"/>
-              <w:right w:val="single" w:sz="4" w:space="0" w:color="D1D9DC"/>
+            <w:shd w:val="clear" w:color="auto" w:fill="D6EFF2"/>
+            <w:tcBorders>
+              <w:top w:val="single" w:sz="4" w:space="0" w:color="C0D6DC"/>
+              <w:left w:val="single" w:sz="4" w:space="0" w:color="C0D6DC"/>
+              <w:bottom w:val="single" w:sz="4" w:space="0" w:color="C0D6DC"/>
+              <w:right w:val="single" w:sz="4" w:space="0" w:color="C0D6DC"/>
             </w:tcBorders>
             <w:tcMar>
               <w:top w:w="60" w:type="dxa"/>
@@ -3138,7 +3150,7 @@
               <w:rPr>
                 <w:rFonts w:ascii="Calibri" w:hAnsi="Calibri"/>
                 <w:b/>
-                <w:color w:val="FFFFFF"/>
+                <w:color w:val="024E70"/>
                 <w:sz w:val="19"/>
               </w:rPr>
               <w:t xml:space="preserve">Tool</w:t>
@@ -3147,12 +3159,12 @@
         </w:tc>
         <w:tc>
           <w:tcPr>
-            <w:shd w:val="clear" w:color="auto" w:fill="02374f"/>
-            <w:tcBorders>
-              <w:top w:val="single" w:sz="4" w:space="0" w:color="D1D9DC"/>
-              <w:left w:val="single" w:sz="4" w:space="0" w:color="D1D9DC"/>
-              <w:bottom w:val="single" w:sz="4" w:space="0" w:color="D1D9DC"/>
-              <w:right w:val="single" w:sz="4" w:space="0" w:color="D1D9DC"/>
+            <w:shd w:val="clear" w:color="auto" w:fill="D6EFF2"/>
+            <w:tcBorders>
+              <w:top w:val="single" w:sz="4" w:space="0" w:color="C0D6DC"/>
+              <w:left w:val="single" w:sz="4" w:space="0" w:color="C0D6DC"/>
+              <w:bottom w:val="single" w:sz="4" w:space="0" w:color="C0D6DC"/>
+              <w:right w:val="single" w:sz="4" w:space="0" w:color="C0D6DC"/>
             </w:tcBorders>
             <w:tcMar>
               <w:top w:w="60" w:type="dxa"/>
@@ -3170,7 +3182,7 @@
               <w:rPr>
                 <w:rFonts w:ascii="Calibri" w:hAnsi="Calibri"/>
                 <w:b/>
-                <w:color w:val="FFFFFF"/>
+                <w:color w:val="024E70"/>
                 <w:sz w:val="19"/>
               </w:rPr>
               <w:t xml:space="preserve">Status</w:t>
@@ -3183,10 +3195,10 @@
           <w:tcPr>
             <w:shd w:val="clear" w:color="auto" w:fill="FFFFFF"/>
             <w:tcBorders>
-              <w:top w:val="single" w:sz="4" w:space="0" w:color="D1D9DC"/>
-              <w:left w:val="single" w:sz="4" w:space="0" w:color="D1D9DC"/>
-              <w:bottom w:val="single" w:sz="4" w:space="0" w:color="D1D9DC"/>
-              <w:right w:val="single" w:sz="4" w:space="0" w:color="D1D9DC"/>
+              <w:top w:val="single" w:sz="4" w:space="0" w:color="C0D6DC"/>
+              <w:left w:val="single" w:sz="4" w:space="0" w:color="C0D6DC"/>
+              <w:bottom w:val="single" w:sz="4" w:space="0" w:color="C0D6DC"/>
+              <w:right w:val="single" w:sz="4" w:space="0" w:color="C0D6DC"/>
             </w:tcBorders>
             <w:tcMar>
               <w:top w:w="60" w:type="dxa"/>
@@ -3214,10 +3226,10 @@
           <w:tcPr>
             <w:shd w:val="clear" w:color="auto" w:fill="FFFFFF"/>
             <w:tcBorders>
-              <w:top w:val="single" w:sz="4" w:space="0" w:color="D1D9DC"/>
-              <w:left w:val="single" w:sz="4" w:space="0" w:color="D1D9DC"/>
-              <w:bottom w:val="single" w:sz="4" w:space="0" w:color="D1D9DC"/>
-              <w:right w:val="single" w:sz="4" w:space="0" w:color="D1D9DC"/>
+              <w:top w:val="single" w:sz="4" w:space="0" w:color="C0D6DC"/>
+              <w:left w:val="single" w:sz="4" w:space="0" w:color="C0D6DC"/>
+              <w:bottom w:val="single" w:sz="4" w:space="0" w:color="C0D6DC"/>
+              <w:right w:val="single" w:sz="4" w:space="0" w:color="C0D6DC"/>
             </w:tcBorders>
             <w:tcMar>
               <w:top w:w="60" w:type="dxa"/>
@@ -3245,10 +3257,10 @@
           <w:tcPr>
             <w:shd w:val="clear" w:color="auto" w:fill="FFFFFF"/>
             <w:tcBorders>
-              <w:top w:val="single" w:sz="4" w:space="0" w:color="D1D9DC"/>
-              <w:left w:val="single" w:sz="4" w:space="0" w:color="D1D9DC"/>
-              <w:bottom w:val="single" w:sz="4" w:space="0" w:color="D1D9DC"/>
-              <w:right w:val="single" w:sz="4" w:space="0" w:color="D1D9DC"/>
+              <w:top w:val="single" w:sz="4" w:space="0" w:color="C0D6DC"/>
+              <w:left w:val="single" w:sz="4" w:space="0" w:color="C0D6DC"/>
+              <w:bottom w:val="single" w:sz="4" w:space="0" w:color="C0D6DC"/>
+              <w:right w:val="single" w:sz="4" w:space="0" w:color="C0D6DC"/>
             </w:tcBorders>
             <w:tcMar>
               <w:top w:w="60" w:type="dxa"/>
@@ -3276,12 +3288,12 @@
       <w:tr>
         <w:tc>
           <w:tcPr>
-            <w:shd w:val="clear" w:color="auto" w:fill="E8F1F2"/>
-            <w:tcBorders>
-              <w:top w:val="single" w:sz="4" w:space="0" w:color="D1D9DC"/>
-              <w:left w:val="single" w:sz="4" w:space="0" w:color="D1D9DC"/>
-              <w:bottom w:val="single" w:sz="4" w:space="0" w:color="D1D9DC"/>
-              <w:right w:val="single" w:sz="4" w:space="0" w:color="D1D9DC"/>
+            <w:shd w:val="clear" w:color="auto" w:fill="F7FAFB"/>
+            <w:tcBorders>
+              <w:top w:val="single" w:sz="4" w:space="0" w:color="C0D6DC"/>
+              <w:left w:val="single" w:sz="4" w:space="0" w:color="C0D6DC"/>
+              <w:bottom w:val="single" w:sz="4" w:space="0" w:color="C0D6DC"/>
+              <w:right w:val="single" w:sz="4" w:space="0" w:color="C0D6DC"/>
             </w:tcBorders>
             <w:tcMar>
               <w:top w:w="60" w:type="dxa"/>
@@ -3307,12 +3319,12 @@
         </w:tc>
         <w:tc>
           <w:tcPr>
-            <w:shd w:val="clear" w:color="auto" w:fill="E8F1F2"/>
-            <w:tcBorders>
-              <w:top w:val="single" w:sz="4" w:space="0" w:color="D1D9DC"/>
-              <w:left w:val="single" w:sz="4" w:space="0" w:color="D1D9DC"/>
-              <w:bottom w:val="single" w:sz="4" w:space="0" w:color="D1D9DC"/>
-              <w:right w:val="single" w:sz="4" w:space="0" w:color="D1D9DC"/>
+            <w:shd w:val="clear" w:color="auto" w:fill="F7FAFB"/>
+            <w:tcBorders>
+              <w:top w:val="single" w:sz="4" w:space="0" w:color="C0D6DC"/>
+              <w:left w:val="single" w:sz="4" w:space="0" w:color="C0D6DC"/>
+              <w:bottom w:val="single" w:sz="4" w:space="0" w:color="C0D6DC"/>
+              <w:right w:val="single" w:sz="4" w:space="0" w:color="C0D6DC"/>
             </w:tcBorders>
             <w:tcMar>
               <w:top w:w="60" w:type="dxa"/>
@@ -3338,12 +3350,12 @@
         </w:tc>
         <w:tc>
           <w:tcPr>
-            <w:shd w:val="clear" w:color="auto" w:fill="E8F1F2"/>
-            <w:tcBorders>
-              <w:top w:val="single" w:sz="4" w:space="0" w:color="D1D9DC"/>
-              <w:left w:val="single" w:sz="4" w:space="0" w:color="D1D9DC"/>
-              <w:bottom w:val="single" w:sz="4" w:space="0" w:color="D1D9DC"/>
-              <w:right w:val="single" w:sz="4" w:space="0" w:color="D1D9DC"/>
+            <w:shd w:val="clear" w:color="auto" w:fill="F7FAFB"/>
+            <w:tcBorders>
+              <w:top w:val="single" w:sz="4" w:space="0" w:color="C0D6DC"/>
+              <w:left w:val="single" w:sz="4" w:space="0" w:color="C0D6DC"/>
+              <w:bottom w:val="single" w:sz="4" w:space="0" w:color="C0D6DC"/>
+              <w:right w:val="single" w:sz="4" w:space="0" w:color="C0D6DC"/>
             </w:tcBorders>
             <w:tcMar>
               <w:top w:w="60" w:type="dxa"/>
@@ -3373,10 +3385,10 @@
           <w:tcPr>
             <w:shd w:val="clear" w:color="auto" w:fill="FFFFFF"/>
             <w:tcBorders>
-              <w:top w:val="single" w:sz="4" w:space="0" w:color="D1D9DC"/>
-              <w:left w:val="single" w:sz="4" w:space="0" w:color="D1D9DC"/>
-              <w:bottom w:val="single" w:sz="4" w:space="0" w:color="D1D9DC"/>
-              <w:right w:val="single" w:sz="4" w:space="0" w:color="D1D9DC"/>
+              <w:top w:val="single" w:sz="4" w:space="0" w:color="C0D6DC"/>
+              <w:left w:val="single" w:sz="4" w:space="0" w:color="C0D6DC"/>
+              <w:bottom w:val="single" w:sz="4" w:space="0" w:color="C0D6DC"/>
+              <w:right w:val="single" w:sz="4" w:space="0" w:color="C0D6DC"/>
             </w:tcBorders>
             <w:tcMar>
               <w:top w:w="60" w:type="dxa"/>
@@ -3404,10 +3416,10 @@
           <w:tcPr>
             <w:shd w:val="clear" w:color="auto" w:fill="FFFFFF"/>
             <w:tcBorders>
-              <w:top w:val="single" w:sz="4" w:space="0" w:color="D1D9DC"/>
-              <w:left w:val="single" w:sz="4" w:space="0" w:color="D1D9DC"/>
-              <w:bottom w:val="single" w:sz="4" w:space="0" w:color="D1D9DC"/>
-              <w:right w:val="single" w:sz="4" w:space="0" w:color="D1D9DC"/>
+              <w:top w:val="single" w:sz="4" w:space="0" w:color="C0D6DC"/>
+              <w:left w:val="single" w:sz="4" w:space="0" w:color="C0D6DC"/>
+              <w:bottom w:val="single" w:sz="4" w:space="0" w:color="C0D6DC"/>
+              <w:right w:val="single" w:sz="4" w:space="0" w:color="C0D6DC"/>
             </w:tcBorders>
             <w:tcMar>
               <w:top w:w="60" w:type="dxa"/>
@@ -3435,10 +3447,10 @@
           <w:tcPr>
             <w:shd w:val="clear" w:color="auto" w:fill="FFFFFF"/>
             <w:tcBorders>
-              <w:top w:val="single" w:sz="4" w:space="0" w:color="D1D9DC"/>
-              <w:left w:val="single" w:sz="4" w:space="0" w:color="D1D9DC"/>
-              <w:bottom w:val="single" w:sz="4" w:space="0" w:color="D1D9DC"/>
-              <w:right w:val="single" w:sz="4" w:space="0" w:color="D1D9DC"/>
+              <w:top w:val="single" w:sz="4" w:space="0" w:color="C0D6DC"/>
+              <w:left w:val="single" w:sz="4" w:space="0" w:color="C0D6DC"/>
+              <w:bottom w:val="single" w:sz="4" w:space="0" w:color="C0D6DC"/>
+              <w:right w:val="single" w:sz="4" w:space="0" w:color="C0D6DC"/>
             </w:tcBorders>
             <w:tcMar>
               <w:top w:w="60" w:type="dxa"/>
@@ -3483,12 +3495,12 @@
       <w:tr>
         <w:tc>
           <w:tcPr>
-            <w:shd w:val="clear" w:color="auto" w:fill="E8F1F2"/>
-            <w:tcBorders>
-              <w:top w:val="single" w:sz="4" w:space="0" w:color="D1D9DC"/>
-              <w:left w:val="single" w:sz="4" w:space="0" w:color="D1D9DC"/>
-              <w:bottom w:val="single" w:sz="4" w:space="0" w:color="D1D9DC"/>
-              <w:right w:val="single" w:sz="4" w:space="0" w:color="D1D9DC"/>
+            <w:shd w:val="clear" w:color="auto" w:fill="F7FAFB"/>
+            <w:tcBorders>
+              <w:top w:val="single" w:sz="4" w:space="0" w:color="C0D6DC"/>
+              <w:left w:val="single" w:sz="4" w:space="0" w:color="C0D6DC"/>
+              <w:bottom w:val="single" w:sz="4" w:space="0" w:color="C0D6DC"/>
+              <w:right w:val="single" w:sz="4" w:space="0" w:color="C0D6DC"/>
             </w:tcBorders>
             <w:tcMar>
               <w:top w:w="60" w:type="dxa"/>
@@ -3514,12 +3526,12 @@
         </w:tc>
         <w:tc>
           <w:tcPr>
-            <w:shd w:val="clear" w:color="auto" w:fill="E8F1F2"/>
-            <w:tcBorders>
-              <w:top w:val="single" w:sz="4" w:space="0" w:color="D1D9DC"/>
-              <w:left w:val="single" w:sz="4" w:space="0" w:color="D1D9DC"/>
-              <w:bottom w:val="single" w:sz="4" w:space="0" w:color="D1D9DC"/>
-              <w:right w:val="single" w:sz="4" w:space="0" w:color="D1D9DC"/>
+            <w:shd w:val="clear" w:color="auto" w:fill="F7FAFB"/>
+            <w:tcBorders>
+              <w:top w:val="single" w:sz="4" w:space="0" w:color="C0D6DC"/>
+              <w:left w:val="single" w:sz="4" w:space="0" w:color="C0D6DC"/>
+              <w:bottom w:val="single" w:sz="4" w:space="0" w:color="C0D6DC"/>
+              <w:right w:val="single" w:sz="4" w:space="0" w:color="C0D6DC"/>
             </w:tcBorders>
             <w:tcMar>
               <w:top w:w="60" w:type="dxa"/>
@@ -3545,12 +3557,12 @@
         </w:tc>
         <w:tc>
           <w:tcPr>
-            <w:shd w:val="clear" w:color="auto" w:fill="E8F1F2"/>
-            <w:tcBorders>
-              <w:top w:val="single" w:sz="4" w:space="0" w:color="D1D9DC"/>
-              <w:left w:val="single" w:sz="4" w:space="0" w:color="D1D9DC"/>
-              <w:bottom w:val="single" w:sz="4" w:space="0" w:color="D1D9DC"/>
-              <w:right w:val="single" w:sz="4" w:space="0" w:color="D1D9DC"/>
+            <w:shd w:val="clear" w:color="auto" w:fill="F7FAFB"/>
+            <w:tcBorders>
+              <w:top w:val="single" w:sz="4" w:space="0" w:color="C0D6DC"/>
+              <w:left w:val="single" w:sz="4" w:space="0" w:color="C0D6DC"/>
+              <w:bottom w:val="single" w:sz="4" w:space="0" w:color="C0D6DC"/>
+              <w:right w:val="single" w:sz="4" w:space="0" w:color="C0D6DC"/>
             </w:tcBorders>
             <w:tcMar>
               <w:top w:w="60" w:type="dxa"/>
@@ -3580,10 +3592,10 @@
           <w:tcPr>
             <w:shd w:val="clear" w:color="auto" w:fill="FFFFFF"/>
             <w:tcBorders>
-              <w:top w:val="single" w:sz="4" w:space="0" w:color="D1D9DC"/>
-              <w:left w:val="single" w:sz="4" w:space="0" w:color="D1D9DC"/>
-              <w:bottom w:val="single" w:sz="4" w:space="0" w:color="D1D9DC"/>
-              <w:right w:val="single" w:sz="4" w:space="0" w:color="D1D9DC"/>
+              <w:top w:val="single" w:sz="4" w:space="0" w:color="C0D6DC"/>
+              <w:left w:val="single" w:sz="4" w:space="0" w:color="C0D6DC"/>
+              <w:bottom w:val="single" w:sz="4" w:space="0" w:color="C0D6DC"/>
+              <w:right w:val="single" w:sz="4" w:space="0" w:color="C0D6DC"/>
             </w:tcBorders>
             <w:tcMar>
               <w:top w:w="60" w:type="dxa"/>
@@ -3611,10 +3623,10 @@
           <w:tcPr>
             <w:shd w:val="clear" w:color="auto" w:fill="FFFFFF"/>
             <w:tcBorders>
-              <w:top w:val="single" w:sz="4" w:space="0" w:color="D1D9DC"/>
-              <w:left w:val="single" w:sz="4" w:space="0" w:color="D1D9DC"/>
-              <w:bottom w:val="single" w:sz="4" w:space="0" w:color="D1D9DC"/>
-              <w:right w:val="single" w:sz="4" w:space="0" w:color="D1D9DC"/>
+              <w:top w:val="single" w:sz="4" w:space="0" w:color="C0D6DC"/>
+              <w:left w:val="single" w:sz="4" w:space="0" w:color="C0D6DC"/>
+              <w:bottom w:val="single" w:sz="4" w:space="0" w:color="C0D6DC"/>
+              <w:right w:val="single" w:sz="4" w:space="0" w:color="C0D6DC"/>
             </w:tcBorders>
             <w:tcMar>
               <w:top w:w="60" w:type="dxa"/>
@@ -3642,10 +3654,10 @@
           <w:tcPr>
             <w:shd w:val="clear" w:color="auto" w:fill="FFFFFF"/>
             <w:tcBorders>
-              <w:top w:val="single" w:sz="4" w:space="0" w:color="D1D9DC"/>
-              <w:left w:val="single" w:sz="4" w:space="0" w:color="D1D9DC"/>
-              <w:bottom w:val="single" w:sz="4" w:space="0" w:color="D1D9DC"/>
-              <w:right w:val="single" w:sz="4" w:space="0" w:color="D1D9DC"/>
+              <w:top w:val="single" w:sz="4" w:space="0" w:color="C0D6DC"/>
+              <w:left w:val="single" w:sz="4" w:space="0" w:color="C0D6DC"/>
+              <w:bottom w:val="single" w:sz="4" w:space="0" w:color="C0D6DC"/>
+              <w:right w:val="single" w:sz="4" w:space="0" w:color="C0D6DC"/>
             </w:tcBorders>
             <w:tcMar>
               <w:top w:w="60" w:type="dxa"/>
@@ -3673,12 +3685,12 @@
       <w:tr>
         <w:tc>
           <w:tcPr>
-            <w:shd w:val="clear" w:color="auto" w:fill="E8F1F2"/>
-            <w:tcBorders>
-              <w:top w:val="single" w:sz="4" w:space="0" w:color="D1D9DC"/>
-              <w:left w:val="single" w:sz="4" w:space="0" w:color="D1D9DC"/>
-              <w:bottom w:val="single" w:sz="4" w:space="0" w:color="D1D9DC"/>
-              <w:right w:val="single" w:sz="4" w:space="0" w:color="D1D9DC"/>
+            <w:shd w:val="clear" w:color="auto" w:fill="F7FAFB"/>
+            <w:tcBorders>
+              <w:top w:val="single" w:sz="4" w:space="0" w:color="C0D6DC"/>
+              <w:left w:val="single" w:sz="4" w:space="0" w:color="C0D6DC"/>
+              <w:bottom w:val="single" w:sz="4" w:space="0" w:color="C0D6DC"/>
+              <w:right w:val="single" w:sz="4" w:space="0" w:color="C0D6DC"/>
             </w:tcBorders>
             <w:tcMar>
               <w:top w:w="60" w:type="dxa"/>
@@ -3704,12 +3716,12 @@
         </w:tc>
         <w:tc>
           <w:tcPr>
-            <w:shd w:val="clear" w:color="auto" w:fill="E8F1F2"/>
-            <w:tcBorders>
-              <w:top w:val="single" w:sz="4" w:space="0" w:color="D1D9DC"/>
-              <w:left w:val="single" w:sz="4" w:space="0" w:color="D1D9DC"/>
-              <w:bottom w:val="single" w:sz="4" w:space="0" w:color="D1D9DC"/>
-              <w:right w:val="single" w:sz="4" w:space="0" w:color="D1D9DC"/>
+            <w:shd w:val="clear" w:color="auto" w:fill="F7FAFB"/>
+            <w:tcBorders>
+              <w:top w:val="single" w:sz="4" w:space="0" w:color="C0D6DC"/>
+              <w:left w:val="single" w:sz="4" w:space="0" w:color="C0D6DC"/>
+              <w:bottom w:val="single" w:sz="4" w:space="0" w:color="C0D6DC"/>
+              <w:right w:val="single" w:sz="4" w:space="0" w:color="C0D6DC"/>
             </w:tcBorders>
             <w:tcMar>
               <w:top w:w="60" w:type="dxa"/>
@@ -3735,12 +3747,12 @@
         </w:tc>
         <w:tc>
           <w:tcPr>
-            <w:shd w:val="clear" w:color="auto" w:fill="E8F1F2"/>
-            <w:tcBorders>
-              <w:top w:val="single" w:sz="4" w:space="0" w:color="D1D9DC"/>
-              <w:left w:val="single" w:sz="4" w:space="0" w:color="D1D9DC"/>
-              <w:bottom w:val="single" w:sz="4" w:space="0" w:color="D1D9DC"/>
-              <w:right w:val="single" w:sz="4" w:space="0" w:color="D1D9DC"/>
+            <w:shd w:val="clear" w:color="auto" w:fill="F7FAFB"/>
+            <w:tcBorders>
+              <w:top w:val="single" w:sz="4" w:space="0" w:color="C0D6DC"/>
+              <w:left w:val="single" w:sz="4" w:space="0" w:color="C0D6DC"/>
+              <w:bottom w:val="single" w:sz="4" w:space="0" w:color="C0D6DC"/>
+              <w:right w:val="single" w:sz="4" w:space="0" w:color="C0D6DC"/>
             </w:tcBorders>
             <w:tcMar>
               <w:top w:w="60" w:type="dxa"/>
@@ -3770,10 +3782,10 @@
           <w:tcPr>
             <w:shd w:val="clear" w:color="auto" w:fill="FFFFFF"/>
             <w:tcBorders>
-              <w:top w:val="single" w:sz="4" w:space="0" w:color="D1D9DC"/>
-              <w:left w:val="single" w:sz="4" w:space="0" w:color="D1D9DC"/>
-              <w:bottom w:val="single" w:sz="4" w:space="0" w:color="D1D9DC"/>
-              <w:right w:val="single" w:sz="4" w:space="0" w:color="D1D9DC"/>
+              <w:top w:val="single" w:sz="4" w:space="0" w:color="C0D6DC"/>
+              <w:left w:val="single" w:sz="4" w:space="0" w:color="C0D6DC"/>
+              <w:bottom w:val="single" w:sz="4" w:space="0" w:color="C0D6DC"/>
+              <w:right w:val="single" w:sz="4" w:space="0" w:color="C0D6DC"/>
             </w:tcBorders>
             <w:tcMar>
               <w:top w:w="60" w:type="dxa"/>
@@ -3801,10 +3813,10 @@
           <w:tcPr>
             <w:shd w:val="clear" w:color="auto" w:fill="FFFFFF"/>
             <w:tcBorders>
-              <w:top w:val="single" w:sz="4" w:space="0" w:color="D1D9DC"/>
-              <w:left w:val="single" w:sz="4" w:space="0" w:color="D1D9DC"/>
-              <w:bottom w:val="single" w:sz="4" w:space="0" w:color="D1D9DC"/>
-              <w:right w:val="single" w:sz="4" w:space="0" w:color="D1D9DC"/>
+              <w:top w:val="single" w:sz="4" w:space="0" w:color="C0D6DC"/>
+              <w:left w:val="single" w:sz="4" w:space="0" w:color="C0D6DC"/>
+              <w:bottom w:val="single" w:sz="4" w:space="0" w:color="C0D6DC"/>
+              <w:right w:val="single" w:sz="4" w:space="0" w:color="C0D6DC"/>
             </w:tcBorders>
             <w:tcMar>
               <w:top w:w="60" w:type="dxa"/>
@@ -3832,10 +3844,10 @@
           <w:tcPr>
             <w:shd w:val="clear" w:color="auto" w:fill="FFFFFF"/>
             <w:tcBorders>
-              <w:top w:val="single" w:sz="4" w:space="0" w:color="D1D9DC"/>
-              <w:left w:val="single" w:sz="4" w:space="0" w:color="D1D9DC"/>
-              <w:bottom w:val="single" w:sz="4" w:space="0" w:color="D1D9DC"/>
-              <w:right w:val="single" w:sz="4" w:space="0" w:color="D1D9DC"/>
+              <w:top w:val="single" w:sz="4" w:space="0" w:color="C0D6DC"/>
+              <w:left w:val="single" w:sz="4" w:space="0" w:color="C0D6DC"/>
+              <w:bottom w:val="single" w:sz="4" w:space="0" w:color="C0D6DC"/>
+              <w:right w:val="single" w:sz="4" w:space="0" w:color="C0D6DC"/>
             </w:tcBorders>
             <w:tcMar>
               <w:top w:w="60" w:type="dxa"/>
@@ -3863,12 +3875,12 @@
       <w:tr>
         <w:tc>
           <w:tcPr>
-            <w:shd w:val="clear" w:color="auto" w:fill="E8F1F2"/>
-            <w:tcBorders>
-              <w:top w:val="single" w:sz="4" w:space="0" w:color="D1D9DC"/>
-              <w:left w:val="single" w:sz="4" w:space="0" w:color="D1D9DC"/>
-              <w:bottom w:val="single" w:sz="4" w:space="0" w:color="D1D9DC"/>
-              <w:right w:val="single" w:sz="4" w:space="0" w:color="D1D9DC"/>
+            <w:shd w:val="clear" w:color="auto" w:fill="F7FAFB"/>
+            <w:tcBorders>
+              <w:top w:val="single" w:sz="4" w:space="0" w:color="C0D6DC"/>
+              <w:left w:val="single" w:sz="4" w:space="0" w:color="C0D6DC"/>
+              <w:bottom w:val="single" w:sz="4" w:space="0" w:color="C0D6DC"/>
+              <w:right w:val="single" w:sz="4" w:space="0" w:color="C0D6DC"/>
             </w:tcBorders>
             <w:tcMar>
               <w:top w:w="60" w:type="dxa"/>
@@ -3894,12 +3906,12 @@
         </w:tc>
         <w:tc>
           <w:tcPr>
-            <w:shd w:val="clear" w:color="auto" w:fill="E8F1F2"/>
-            <w:tcBorders>
-              <w:top w:val="single" w:sz="4" w:space="0" w:color="D1D9DC"/>
-              <w:left w:val="single" w:sz="4" w:space="0" w:color="D1D9DC"/>
-              <w:bottom w:val="single" w:sz="4" w:space="0" w:color="D1D9DC"/>
-              <w:right w:val="single" w:sz="4" w:space="0" w:color="D1D9DC"/>
+            <w:shd w:val="clear" w:color="auto" w:fill="F7FAFB"/>
+            <w:tcBorders>
+              <w:top w:val="single" w:sz="4" w:space="0" w:color="C0D6DC"/>
+              <w:left w:val="single" w:sz="4" w:space="0" w:color="C0D6DC"/>
+              <w:bottom w:val="single" w:sz="4" w:space="0" w:color="C0D6DC"/>
+              <w:right w:val="single" w:sz="4" w:space="0" w:color="C0D6DC"/>
             </w:tcBorders>
             <w:tcMar>
               <w:top w:w="60" w:type="dxa"/>
@@ -3925,12 +3937,12 @@
         </w:tc>
         <w:tc>
           <w:tcPr>
-            <w:shd w:val="clear" w:color="auto" w:fill="E8F1F2"/>
-            <w:tcBorders>
-              <w:top w:val="single" w:sz="4" w:space="0" w:color="D1D9DC"/>
-              <w:left w:val="single" w:sz="4" w:space="0" w:color="D1D9DC"/>
-              <w:bottom w:val="single" w:sz="4" w:space="0" w:color="D1D9DC"/>
-              <w:right w:val="single" w:sz="4" w:space="0" w:color="D1D9DC"/>
+            <w:shd w:val="clear" w:color="auto" w:fill="F7FAFB"/>
+            <w:tcBorders>
+              <w:top w:val="single" w:sz="4" w:space="0" w:color="C0D6DC"/>
+              <w:left w:val="single" w:sz="4" w:space="0" w:color="C0D6DC"/>
+              <w:bottom w:val="single" w:sz="4" w:space="0" w:color="C0D6DC"/>
+              <w:right w:val="single" w:sz="4" w:space="0" w:color="C0D6DC"/>
             </w:tcBorders>
             <w:tcMar>
               <w:top w:w="60" w:type="dxa"/>
@@ -3960,10 +3972,10 @@
           <w:tcPr>
             <w:shd w:val="clear" w:color="auto" w:fill="FFFFFF"/>
             <w:tcBorders>
-              <w:top w:val="single" w:sz="4" w:space="0" w:color="D1D9DC"/>
-              <w:left w:val="single" w:sz="4" w:space="0" w:color="D1D9DC"/>
-              <w:bottom w:val="single" w:sz="4" w:space="0" w:color="D1D9DC"/>
-              <w:right w:val="single" w:sz="4" w:space="0" w:color="D1D9DC"/>
+              <w:top w:val="single" w:sz="4" w:space="0" w:color="C0D6DC"/>
+              <w:left w:val="single" w:sz="4" w:space="0" w:color="C0D6DC"/>
+              <w:bottom w:val="single" w:sz="4" w:space="0" w:color="C0D6DC"/>
+              <w:right w:val="single" w:sz="4" w:space="0" w:color="C0D6DC"/>
             </w:tcBorders>
             <w:tcMar>
               <w:top w:w="60" w:type="dxa"/>
@@ -3991,10 +4003,10 @@
           <w:tcPr>
             <w:shd w:val="clear" w:color="auto" w:fill="FFFFFF"/>
             <w:tcBorders>
-              <w:top w:val="single" w:sz="4" w:space="0" w:color="D1D9DC"/>
-              <w:left w:val="single" w:sz="4" w:space="0" w:color="D1D9DC"/>
-              <w:bottom w:val="single" w:sz="4" w:space="0" w:color="D1D9DC"/>
-              <w:right w:val="single" w:sz="4" w:space="0" w:color="D1D9DC"/>
+              <w:top w:val="single" w:sz="4" w:space="0" w:color="C0D6DC"/>
+              <w:left w:val="single" w:sz="4" w:space="0" w:color="C0D6DC"/>
+              <w:bottom w:val="single" w:sz="4" w:space="0" w:color="C0D6DC"/>
+              <w:right w:val="single" w:sz="4" w:space="0" w:color="C0D6DC"/>
             </w:tcBorders>
             <w:tcMar>
               <w:top w:w="60" w:type="dxa"/>
@@ -4022,10 +4034,10 @@
           <w:tcPr>
             <w:shd w:val="clear" w:color="auto" w:fill="FFFFFF"/>
             <w:tcBorders>
-              <w:top w:val="single" w:sz="4" w:space="0" w:color="D1D9DC"/>
-              <w:left w:val="single" w:sz="4" w:space="0" w:color="D1D9DC"/>
-              <w:bottom w:val="single" w:sz="4" w:space="0" w:color="D1D9DC"/>
-              <w:right w:val="single" w:sz="4" w:space="0" w:color="D1D9DC"/>
+              <w:top w:val="single" w:sz="4" w:space="0" w:color="C0D6DC"/>
+              <w:left w:val="single" w:sz="4" w:space="0" w:color="C0D6DC"/>
+              <w:bottom w:val="single" w:sz="4" w:space="0" w:color="C0D6DC"/>
+              <w:right w:val="single" w:sz="4" w:space="0" w:color="C0D6DC"/>
             </w:tcBorders>
             <w:tcMar>
               <w:top w:w="60" w:type="dxa"/>
@@ -4094,12 +4106,12 @@
         </w:trPr>
         <w:tc>
           <w:tcPr>
-            <w:shd w:val="clear" w:color="auto" w:fill="02374f"/>
-            <w:tcBorders>
-              <w:top w:val="single" w:sz="4" w:space="0" w:color="D1D9DC"/>
-              <w:left w:val="single" w:sz="4" w:space="0" w:color="D1D9DC"/>
-              <w:bottom w:val="single" w:sz="4" w:space="0" w:color="D1D9DC"/>
-              <w:right w:val="single" w:sz="4" w:space="0" w:color="D1D9DC"/>
+            <w:shd w:val="clear" w:color="auto" w:fill="D6EFF2"/>
+            <w:tcBorders>
+              <w:top w:val="single" w:sz="4" w:space="0" w:color="C0D6DC"/>
+              <w:left w:val="single" w:sz="4" w:space="0" w:color="C0D6DC"/>
+              <w:bottom w:val="single" w:sz="4" w:space="0" w:color="C0D6DC"/>
+              <w:right w:val="single" w:sz="4" w:space="0" w:color="C0D6DC"/>
             </w:tcBorders>
             <w:tcMar>
               <w:top w:w="60" w:type="dxa"/>
@@ -4117,7 +4129,7 @@
               <w:rPr>
                 <w:rFonts w:ascii="Calibri" w:hAnsi="Calibri"/>
                 <w:b/>
-                <w:color w:val="FFFFFF"/>
+                <w:color w:val="024E70"/>
                 <w:sz w:val="19"/>
               </w:rPr>
               <w:t xml:space="preserve">Environment</w:t>
@@ -4126,12 +4138,12 @@
         </w:tc>
         <w:tc>
           <w:tcPr>
-            <w:shd w:val="clear" w:color="auto" w:fill="02374f"/>
-            <w:tcBorders>
-              <w:top w:val="single" w:sz="4" w:space="0" w:color="D1D9DC"/>
-              <w:left w:val="single" w:sz="4" w:space="0" w:color="D1D9DC"/>
-              <w:bottom w:val="single" w:sz="4" w:space="0" w:color="D1D9DC"/>
-              <w:right w:val="single" w:sz="4" w:space="0" w:color="D1D9DC"/>
+            <w:shd w:val="clear" w:color="auto" w:fill="D6EFF2"/>
+            <w:tcBorders>
+              <w:top w:val="single" w:sz="4" w:space="0" w:color="C0D6DC"/>
+              <w:left w:val="single" w:sz="4" w:space="0" w:color="C0D6DC"/>
+              <w:bottom w:val="single" w:sz="4" w:space="0" w:color="C0D6DC"/>
+              <w:right w:val="single" w:sz="4" w:space="0" w:color="C0D6DC"/>
             </w:tcBorders>
             <w:tcMar>
               <w:top w:w="60" w:type="dxa"/>
@@ -4149,7 +4161,7 @@
               <w:rPr>
                 <w:rFonts w:ascii="Calibri" w:hAnsi="Calibri"/>
                 <w:b/>
-                <w:color w:val="FFFFFF"/>
+                <w:color w:val="024E70"/>
                 <w:sz w:val="19"/>
               </w:rPr>
               <w:t xml:space="preserve">Host</w:t>
@@ -4158,12 +4170,12 @@
         </w:tc>
         <w:tc>
           <w:tcPr>
-            <w:shd w:val="clear" w:color="auto" w:fill="02374f"/>
-            <w:tcBorders>
-              <w:top w:val="single" w:sz="4" w:space="0" w:color="D1D9DC"/>
-              <w:left w:val="single" w:sz="4" w:space="0" w:color="D1D9DC"/>
-              <w:bottom w:val="single" w:sz="4" w:space="0" w:color="D1D9DC"/>
-              <w:right w:val="single" w:sz="4" w:space="0" w:color="D1D9DC"/>
+            <w:shd w:val="clear" w:color="auto" w:fill="D6EFF2"/>
+            <w:tcBorders>
+              <w:top w:val="single" w:sz="4" w:space="0" w:color="C0D6DC"/>
+              <w:left w:val="single" w:sz="4" w:space="0" w:color="C0D6DC"/>
+              <w:bottom w:val="single" w:sz="4" w:space="0" w:color="C0D6DC"/>
+              <w:right w:val="single" w:sz="4" w:space="0" w:color="C0D6DC"/>
             </w:tcBorders>
             <w:tcMar>
               <w:top w:w="60" w:type="dxa"/>
@@ -4181,7 +4193,7 @@
               <w:rPr>
                 <w:rFonts w:ascii="Calibri" w:hAnsi="Calibri"/>
                 <w:b/>
-                <w:color w:val="FFFFFF"/>
+                <w:color w:val="024E70"/>
                 <w:sz w:val="19"/>
               </w:rPr>
               <w:t xml:space="preserve">URL</w:t>
@@ -4194,10 +4206,10 @@
           <w:tcPr>
             <w:shd w:val="clear" w:color="auto" w:fill="FFFFFF"/>
             <w:tcBorders>
-              <w:top w:val="single" w:sz="4" w:space="0" w:color="D1D9DC"/>
-              <w:left w:val="single" w:sz="4" w:space="0" w:color="D1D9DC"/>
-              <w:bottom w:val="single" w:sz="4" w:space="0" w:color="D1D9DC"/>
-              <w:right w:val="single" w:sz="4" w:space="0" w:color="D1D9DC"/>
+              <w:top w:val="single" w:sz="4" w:space="0" w:color="C0D6DC"/>
+              <w:left w:val="single" w:sz="4" w:space="0" w:color="C0D6DC"/>
+              <w:bottom w:val="single" w:sz="4" w:space="0" w:color="C0D6DC"/>
+              <w:right w:val="single" w:sz="4" w:space="0" w:color="C0D6DC"/>
             </w:tcBorders>
             <w:tcMar>
               <w:top w:w="60" w:type="dxa"/>
@@ -4225,10 +4237,10 @@
           <w:tcPr>
             <w:shd w:val="clear" w:color="auto" w:fill="FFFFFF"/>
             <w:tcBorders>
-              <w:top w:val="single" w:sz="4" w:space="0" w:color="D1D9DC"/>
-              <w:left w:val="single" w:sz="4" w:space="0" w:color="D1D9DC"/>
-              <w:bottom w:val="single" w:sz="4" w:space="0" w:color="D1D9DC"/>
-              <w:right w:val="single" w:sz="4" w:space="0" w:color="D1D9DC"/>
+              <w:top w:val="single" w:sz="4" w:space="0" w:color="C0D6DC"/>
+              <w:left w:val="single" w:sz="4" w:space="0" w:color="C0D6DC"/>
+              <w:bottom w:val="single" w:sz="4" w:space="0" w:color="C0D6DC"/>
+              <w:right w:val="single" w:sz="4" w:space="0" w:color="C0D6DC"/>
             </w:tcBorders>
             <w:tcMar>
               <w:top w:w="60" w:type="dxa"/>
@@ -4256,10 +4268,10 @@
           <w:tcPr>
             <w:shd w:val="clear" w:color="auto" w:fill="FFFFFF"/>
             <w:tcBorders>
-              <w:top w:val="single" w:sz="4" w:space="0" w:color="D1D9DC"/>
-              <w:left w:val="single" w:sz="4" w:space="0" w:color="D1D9DC"/>
-              <w:bottom w:val="single" w:sz="4" w:space="0" w:color="D1D9DC"/>
-              <w:right w:val="single" w:sz="4" w:space="0" w:color="D1D9DC"/>
+              <w:top w:val="single" w:sz="4" w:space="0" w:color="C0D6DC"/>
+              <w:left w:val="single" w:sz="4" w:space="0" w:color="C0D6DC"/>
+              <w:bottom w:val="single" w:sz="4" w:space="0" w:color="C0D6DC"/>
+              <w:right w:val="single" w:sz="4" w:space="0" w:color="C0D6DC"/>
             </w:tcBorders>
             <w:tcMar>
               <w:top w:w="60" w:type="dxa"/>
@@ -4287,12 +4299,12 @@
       <w:tr>
         <w:tc>
           <w:tcPr>
-            <w:shd w:val="clear" w:color="auto" w:fill="E8F1F2"/>
-            <w:tcBorders>
-              <w:top w:val="single" w:sz="4" w:space="0" w:color="D1D9DC"/>
-              <w:left w:val="single" w:sz="4" w:space="0" w:color="D1D9DC"/>
-              <w:bottom w:val="single" w:sz="4" w:space="0" w:color="D1D9DC"/>
-              <w:right w:val="single" w:sz="4" w:space="0" w:color="D1D9DC"/>
+            <w:shd w:val="clear" w:color="auto" w:fill="F7FAFB"/>
+            <w:tcBorders>
+              <w:top w:val="single" w:sz="4" w:space="0" w:color="C0D6DC"/>
+              <w:left w:val="single" w:sz="4" w:space="0" w:color="C0D6DC"/>
+              <w:bottom w:val="single" w:sz="4" w:space="0" w:color="C0D6DC"/>
+              <w:right w:val="single" w:sz="4" w:space="0" w:color="C0D6DC"/>
             </w:tcBorders>
             <w:tcMar>
               <w:top w:w="60" w:type="dxa"/>
@@ -4318,12 +4330,12 @@
         </w:tc>
         <w:tc>
           <w:tcPr>
-            <w:shd w:val="clear" w:color="auto" w:fill="E8F1F2"/>
-            <w:tcBorders>
-              <w:top w:val="single" w:sz="4" w:space="0" w:color="D1D9DC"/>
-              <w:left w:val="single" w:sz="4" w:space="0" w:color="D1D9DC"/>
-              <w:bottom w:val="single" w:sz="4" w:space="0" w:color="D1D9DC"/>
-              <w:right w:val="single" w:sz="4" w:space="0" w:color="D1D9DC"/>
+            <w:shd w:val="clear" w:color="auto" w:fill="F7FAFB"/>
+            <w:tcBorders>
+              <w:top w:val="single" w:sz="4" w:space="0" w:color="C0D6DC"/>
+              <w:left w:val="single" w:sz="4" w:space="0" w:color="C0D6DC"/>
+              <w:bottom w:val="single" w:sz="4" w:space="0" w:color="C0D6DC"/>
+              <w:right w:val="single" w:sz="4" w:space="0" w:color="C0D6DC"/>
             </w:tcBorders>
             <w:tcMar>
               <w:top w:w="60" w:type="dxa"/>
@@ -4349,12 +4361,12 @@
         </w:tc>
         <w:tc>
           <w:tcPr>
-            <w:shd w:val="clear" w:color="auto" w:fill="E8F1F2"/>
-            <w:tcBorders>
-              <w:top w:val="single" w:sz="4" w:space="0" w:color="D1D9DC"/>
-              <w:left w:val="single" w:sz="4" w:space="0" w:color="D1D9DC"/>
-              <w:bottom w:val="single" w:sz="4" w:space="0" w:color="D1D9DC"/>
-              <w:right w:val="single" w:sz="4" w:space="0" w:color="D1D9DC"/>
+            <w:shd w:val="clear" w:color="auto" w:fill="F7FAFB"/>
+            <w:tcBorders>
+              <w:top w:val="single" w:sz="4" w:space="0" w:color="C0D6DC"/>
+              <w:left w:val="single" w:sz="4" w:space="0" w:color="C0D6DC"/>
+              <w:bottom w:val="single" w:sz="4" w:space="0" w:color="C0D6DC"/>
+              <w:right w:val="single" w:sz="4" w:space="0" w:color="C0D6DC"/>
             </w:tcBorders>
             <w:tcMar>
               <w:top w:w="60" w:type="dxa"/>
@@ -4384,10 +4396,10 @@
           <w:tcPr>
             <w:shd w:val="clear" w:color="auto" w:fill="FFFFFF"/>
             <w:tcBorders>
-              <w:top w:val="single" w:sz="4" w:space="0" w:color="D1D9DC"/>
-              <w:left w:val="single" w:sz="4" w:space="0" w:color="D1D9DC"/>
-              <w:bottom w:val="single" w:sz="4" w:space="0" w:color="D1D9DC"/>
-              <w:right w:val="single" w:sz="4" w:space="0" w:color="D1D9DC"/>
+              <w:top w:val="single" w:sz="4" w:space="0" w:color="C0D6DC"/>
+              <w:left w:val="single" w:sz="4" w:space="0" w:color="C0D6DC"/>
+              <w:bottom w:val="single" w:sz="4" w:space="0" w:color="C0D6DC"/>
+              <w:right w:val="single" w:sz="4" w:space="0" w:color="C0D6DC"/>
             </w:tcBorders>
             <w:tcMar>
               <w:top w:w="60" w:type="dxa"/>
@@ -4415,10 +4427,10 @@
           <w:tcPr>
             <w:shd w:val="clear" w:color="auto" w:fill="FFFFFF"/>
             <w:tcBorders>
-              <w:top w:val="single" w:sz="4" w:space="0" w:color="D1D9DC"/>
-              <w:left w:val="single" w:sz="4" w:space="0" w:color="D1D9DC"/>
-              <w:bottom w:val="single" w:sz="4" w:space="0" w:color="D1D9DC"/>
-              <w:right w:val="single" w:sz="4" w:space="0" w:color="D1D9DC"/>
+              <w:top w:val="single" w:sz="4" w:space="0" w:color="C0D6DC"/>
+              <w:left w:val="single" w:sz="4" w:space="0" w:color="C0D6DC"/>
+              <w:bottom w:val="single" w:sz="4" w:space="0" w:color="C0D6DC"/>
+              <w:right w:val="single" w:sz="4" w:space="0" w:color="C0D6DC"/>
             </w:tcBorders>
             <w:tcMar>
               <w:top w:w="60" w:type="dxa"/>
@@ -4446,10 +4458,10 @@
           <w:tcPr>
             <w:shd w:val="clear" w:color="auto" w:fill="FFFFFF"/>
             <w:tcBorders>
-              <w:top w:val="single" w:sz="4" w:space="0" w:color="D1D9DC"/>
-              <w:left w:val="single" w:sz="4" w:space="0" w:color="D1D9DC"/>
-              <w:bottom w:val="single" w:sz="4" w:space="0" w:color="D1D9DC"/>
-              <w:right w:val="single" w:sz="4" w:space="0" w:color="D1D9DC"/>
+              <w:top w:val="single" w:sz="4" w:space="0" w:color="C0D6DC"/>
+              <w:left w:val="single" w:sz="4" w:space="0" w:color="C0D6DC"/>
+              <w:bottom w:val="single" w:sz="4" w:space="0" w:color="C0D6DC"/>
+              <w:right w:val="single" w:sz="4" w:space="0" w:color="C0D6DC"/>
             </w:tcBorders>
             <w:tcMar>
               <w:top w:w="60" w:type="dxa"/>
@@ -4497,6 +4509,7 @@
     <w:p>
       <w:pPr>
         <w:pStyle w:val="SourceCode"/>
+        <w:shd w:val="clear" w:color="auto" w:fill="EFF7FF"/>
         <w:spacing w:before="20" w:after="20"/>
         <w:ind w:left="283"/>
       </w:pPr>
@@ -4505,8 +4518,8 @@
           <w:rStyle w:val="VerbatimChar"/>
           <w:rFonts w:ascii="Courier New" w:hAnsi="Courier New"/>
           <w:b w:val="0"/>
-          <w:color w:val="7DD3FC"/>
-          <w:sz w:val="17"/>
+          <w:color w:val="02374F"/>
+          <w:sz w:val="18"/>
         </w:rPr>
         <w:t xml:space="preserve">001 Layout extraction</w:t>
       </w:r>
@@ -4514,8 +4527,8 @@
         <w:rPr>
           <w:rFonts w:ascii="Courier New" w:hAnsi="Courier New"/>
           <w:b w:val="0"/>
-          <w:color w:val="7DD3FC"/>
-          <w:sz w:val="17"/>
+          <w:color w:val="02374F"/>
+          <w:sz w:val="18"/>
         </w:rPr>
         <w:br/>
       </w:r>
@@ -4524,8 +4537,8 @@
           <w:rStyle w:val="VerbatimChar"/>
           <w:rFonts w:ascii="Courier New" w:hAnsi="Courier New"/>
           <w:b w:val="0"/>
-          <w:color w:val="7DD3FC"/>
-          <w:sz w:val="17"/>
+          <w:color w:val="02374F"/>
+          <w:sz w:val="18"/>
         </w:rPr>
         <w:t xml:space="preserve">  → 002 Routing scaffold</w:t>
       </w:r>
@@ -4533,8 +4546,8 @@
         <w:rPr>
           <w:rFonts w:ascii="Courier New" w:hAnsi="Courier New"/>
           <w:b w:val="0"/>
-          <w:color w:val="7DD3FC"/>
-          <w:sz w:val="17"/>
+          <w:color w:val="02374F"/>
+          <w:sz w:val="18"/>
         </w:rPr>
         <w:br/>
       </w:r>
@@ -4543,8 +4556,8 @@
           <w:rStyle w:val="VerbatimChar"/>
           <w:rFonts w:ascii="Courier New" w:hAnsi="Courier New"/>
           <w:b w:val="0"/>
-          <w:color w:val="7DD3FC"/>
-          <w:sz w:val="17"/>
+          <w:color w:val="02374F"/>
+          <w:sz w:val="18"/>
         </w:rPr>
         <w:t xml:space="preserve">    → 003 Mobile nav drawer</w:t>
       </w:r>
@@ -4552,8 +4565,8 @@
         <w:rPr>
           <w:rFonts w:ascii="Courier New" w:hAnsi="Courier New"/>
           <w:b w:val="0"/>
-          <w:color w:val="7DD3FC"/>
-          <w:sz w:val="17"/>
+          <w:color w:val="02374F"/>
+          <w:sz w:val="18"/>
         </w:rPr>
         <w:br/>
       </w:r>
@@ -4562,8 +4575,8 @@
           <w:rStyle w:val="VerbatimChar"/>
           <w:rFonts w:ascii="Courier New" w:hAnsi="Courier New"/>
           <w:b w:val="0"/>
-          <w:color w:val="7DD3FC"/>
-          <w:sz w:val="17"/>
+          <w:color w:val="02374F"/>
+          <w:sz w:val="18"/>
         </w:rPr>
         <w:t xml:space="preserve">    → 010 Homepage migration</w:t>
       </w:r>
@@ -4571,8 +4584,8 @@
         <w:rPr>
           <w:rFonts w:ascii="Courier New" w:hAnsi="Courier New"/>
           <w:b w:val="0"/>
-          <w:color w:val="7DD3FC"/>
-          <w:sz w:val="17"/>
+          <w:color w:val="02374F"/>
+          <w:sz w:val="18"/>
         </w:rPr>
         <w:br/>
       </w:r>
@@ -4581,8 +4594,8 @@
           <w:rStyle w:val="VerbatimChar"/>
           <w:rFonts w:ascii="Courier New" w:hAnsi="Courier New"/>
           <w:b w:val="0"/>
-          <w:color w:val="7DD3FC"/>
-          <w:sz w:val="17"/>
+          <w:color w:val="02374F"/>
+          <w:sz w:val="18"/>
         </w:rPr>
         <w:t xml:space="preserve">      → 004 Wire nav/footer links</w:t>
       </w:r>
@@ -4590,8 +4603,8 @@
         <w:rPr>
           <w:rFonts w:ascii="Courier New" w:hAnsi="Courier New"/>
           <w:b w:val="0"/>
-          <w:color w:val="7DD3FC"/>
-          <w:sz w:val="17"/>
+          <w:color w:val="02374F"/>
+          <w:sz w:val="18"/>
         </w:rPr>
         <w:br/>
       </w:r>
@@ -4600,8 +4613,8 @@
           <w:rStyle w:val="VerbatimChar"/>
           <w:rFonts w:ascii="Courier New" w:hAnsi="Courier New"/>
           <w:b w:val="0"/>
-          <w:color w:val="7DD3FC"/>
-          <w:sz w:val="17"/>
+          <w:color w:val="02374F"/>
+          <w:sz w:val="18"/>
         </w:rPr>
         <w:t xml:space="preserve">      → 020 /why page</w:t>
       </w:r>
@@ -4609,8 +4622,8 @@
         <w:rPr>
           <w:rFonts w:ascii="Courier New" w:hAnsi="Courier New"/>
           <w:b w:val="0"/>
-          <w:color w:val="7DD3FC"/>
-          <w:sz w:val="17"/>
+          <w:color w:val="02374F"/>
+          <w:sz w:val="18"/>
         </w:rPr>
         <w:br/>
       </w:r>
@@ -4619,8 +4632,8 @@
           <w:rStyle w:val="VerbatimChar"/>
           <w:rFonts w:ascii="Courier New" w:hAnsi="Courier New"/>
           <w:b w:val="0"/>
-          <w:color w:val="7DD3FC"/>
-          <w:sz w:val="17"/>
+          <w:color w:val="02374F"/>
+          <w:sz w:val="18"/>
         </w:rPr>
         <w:t xml:space="preserve">      → 030 Stories data + JSON  ← needs comms content</w:t>
       </w:r>
@@ -4628,8 +4641,8 @@
         <w:rPr>
           <w:rFonts w:ascii="Courier New" w:hAnsi="Courier New"/>
           <w:b w:val="0"/>
-          <w:color w:val="7DD3FC"/>
-          <w:sz w:val="17"/>
+          <w:color w:val="02374F"/>
+          <w:sz w:val="18"/>
         </w:rPr>
         <w:br/>
       </w:r>
@@ -4638,8 +4651,8 @@
           <w:rStyle w:val="VerbatimChar"/>
           <w:rFonts w:ascii="Courier New" w:hAnsi="Courier New"/>
           <w:b w:val="0"/>
-          <w:color w:val="7DD3FC"/>
-          <w:sz w:val="17"/>
+          <w:color w:val="02374F"/>
+          <w:sz w:val="18"/>
         </w:rPr>
         <w:t xml:space="preserve">        → 031 /stories index</w:t>
       </w:r>
@@ -4647,8 +4660,8 @@
         <w:rPr>
           <w:rFonts w:ascii="Courier New" w:hAnsi="Courier New"/>
           <w:b w:val="0"/>
-          <w:color w:val="7DD3FC"/>
-          <w:sz w:val="17"/>
+          <w:color w:val="02374F"/>
+          <w:sz w:val="18"/>
         </w:rPr>
         <w:br/>
       </w:r>
@@ -4657,8 +4670,8 @@
           <w:rStyle w:val="VerbatimChar"/>
           <w:rFonts w:ascii="Courier New" w:hAnsi="Courier New"/>
           <w:b w:val="0"/>
-          <w:color w:val="7DD3FC"/>
-          <w:sz w:val="17"/>
+          <w:color w:val="02374F"/>
+          <w:sz w:val="18"/>
         </w:rPr>
         <w:t xml:space="preserve">      → 040 /schools page</w:t>
       </w:r>
@@ -4666,8 +4679,8 @@
         <w:rPr>
           <w:rFonts w:ascii="Courier New" w:hAnsi="Courier New"/>
           <w:b w:val="0"/>
-          <w:color w:val="7DD3FC"/>
-          <w:sz w:val="17"/>
+          <w:color w:val="02374F"/>
+          <w:sz w:val="18"/>
         </w:rPr>
         <w:br/>
       </w:r>
@@ -4676,8 +4689,8 @@
           <w:rStyle w:val="VerbatimChar"/>
           <w:rFonts w:ascii="Courier New" w:hAnsi="Courier New"/>
           <w:b w:val="0"/>
-          <w:color w:val="7DD3FC"/>
-          <w:sz w:val="17"/>
+          <w:color w:val="02374F"/>
+          <w:sz w:val="18"/>
         </w:rPr>
         <w:t xml:space="preserve">      → 050 /give gateway</w:t>
       </w:r>
@@ -4685,8 +4698,8 @@
         <w:rPr>
           <w:rFonts w:ascii="Courier New" w:hAnsi="Courier New"/>
           <w:b w:val="0"/>
-          <w:color w:val="7DD3FC"/>
-          <w:sz w:val="17"/>
+          <w:color w:val="02374F"/>
+          <w:sz w:val="18"/>
         </w:rPr>
         <w:br/>
       </w:r>
@@ -4695,8 +4708,8 @@
           <w:rStyle w:val="VerbatimChar"/>
           <w:rFonts w:ascii="Courier New" w:hAnsi="Courier New"/>
           <w:b w:val="0"/>
-          <w:color w:val="7DD3FC"/>
-          <w:sz w:val="17"/>
+          <w:color w:val="02374F"/>
+          <w:sz w:val="18"/>
         </w:rPr>
         <w:t xml:space="preserve">        → 060 Keela integration  ← needs Keela URLs from finance</w:t>
       </w:r>
@@ -4704,8 +4717,8 @@
         <w:rPr>
           <w:rFonts w:ascii="Courier New" w:hAnsi="Courier New"/>
           <w:b w:val="0"/>
-          <w:color w:val="7DD3FC"/>
-          <w:sz w:val="17"/>
+          <w:color w:val="02374F"/>
+          <w:sz w:val="18"/>
         </w:rPr>
         <w:br/>
       </w:r>
@@ -4714,8 +4727,8 @@
           <w:rStyle w:val="VerbatimChar"/>
           <w:rFonts w:ascii="Courier New" w:hAnsi="Courier New"/>
           <w:b w:val="0"/>
-          <w:color w:val="7DD3FC"/>
-          <w:sz w:val="17"/>
+          <w:color w:val="02374F"/>
+          <w:sz w:val="18"/>
         </w:rPr>
         <w:t xml:space="preserve">          → 051 /give/monthly (Homeroom conversion)</w:t>
       </w:r>
@@ -4723,8 +4736,8 @@
         <w:rPr>
           <w:rFonts w:ascii="Courier New" w:hAnsi="Courier New"/>
           <w:b w:val="0"/>
-          <w:color w:val="7DD3FC"/>
-          <w:sz w:val="17"/>
+          <w:color w:val="02374F"/>
+          <w:sz w:val="18"/>
         </w:rPr>
         <w:br/>
       </w:r>
@@ -4733,8 +4746,8 @@
           <w:rStyle w:val="VerbatimChar"/>
           <w:rFonts w:ascii="Courier New" w:hAnsi="Courier New"/>
           <w:b w:val="0"/>
-          <w:color w:val="7DD3FC"/>
-          <w:sz w:val="17"/>
+          <w:color w:val="02374F"/>
+          <w:sz w:val="18"/>
         </w:rPr>
         <w:t xml:space="preserve">      → 070 Newsletter integration</w:t>
       </w:r>
@@ -4742,8 +4755,8 @@
         <w:rPr>
           <w:rFonts w:ascii="Courier New" w:hAnsi="Courier New"/>
           <w:b w:val="0"/>
-          <w:color w:val="7DD3FC"/>
-          <w:sz w:val="17"/>
+          <w:color w:val="02374F"/>
+          <w:sz w:val="18"/>
         </w:rPr>
         <w:br/>
       </w:r>
@@ -4752,8 +4765,8 @@
           <w:rStyle w:val="VerbatimChar"/>
           <w:rFonts w:ascii="Courier New" w:hAnsi="Courier New"/>
           <w:b w:val="0"/>
-          <w:color w:val="7DD3FC"/>
-          <w:sz w:val="17"/>
+          <w:color w:val="02374F"/>
+          <w:sz w:val="18"/>
         </w:rPr>
         <w:t xml:space="preserve">      → 071 /privacy + /terms</w:t>
       </w:r>
@@ -4761,8 +4774,8 @@
         <w:rPr>
           <w:rFonts w:ascii="Courier New" w:hAnsi="Courier New"/>
           <w:b w:val="0"/>
-          <w:color w:val="7DD3FC"/>
-          <w:sz w:val="17"/>
+          <w:color w:val="02374F"/>
+          <w:sz w:val="18"/>
         </w:rPr>
         <w:br/>
       </w:r>
@@ -4771,8 +4784,8 @@
           <w:rStyle w:val="VerbatimChar"/>
           <w:rFonts w:ascii="Courier New" w:hAnsi="Courier New"/>
           <w:b w:val="0"/>
-          <w:color w:val="7DD3FC"/>
-          <w:sz w:val="17"/>
+          <w:color w:val="02374F"/>
+          <w:sz w:val="18"/>
         </w:rPr>
         <w:t xml:space="preserve">      → 080 Analytics</w:t>
       </w:r>
@@ -4780,8 +4793,8 @@
         <w:rPr>
           <w:rFonts w:ascii="Courier New" w:hAnsi="Courier New"/>
           <w:b w:val="0"/>
-          <w:color w:val="7DD3FC"/>
-          <w:sz w:val="17"/>
+          <w:color w:val="02374F"/>
+          <w:sz w:val="18"/>
         </w:rPr>
         <w:br/>
       </w:r>
@@ -4790,8 +4803,8 @@
           <w:rStyle w:val="VerbatimChar"/>
           <w:rFonts w:ascii="Courier New" w:hAnsi="Courier New"/>
           <w:b w:val="0"/>
-          <w:color w:val="7DD3FC"/>
-          <w:sz w:val="17"/>
+          <w:color w:val="02374F"/>
+          <w:sz w:val="18"/>
         </w:rPr>
         <w:t xml:space="preserve">        → 100 Pre-launch QA</w:t>
       </w:r>
@@ -4799,8 +4812,8 @@
         <w:rPr>
           <w:rFonts w:ascii="Courier New" w:hAnsi="Courier New"/>
           <w:b w:val="0"/>
-          <w:color w:val="7DD3FC"/>
-          <w:sz w:val="17"/>
+          <w:color w:val="02374F"/>
+          <w:sz w:val="18"/>
         </w:rPr>
         <w:br/>
       </w:r>
@@ -4809,8 +4822,8 @@
           <w:rStyle w:val="VerbatimChar"/>
           <w:rFonts w:ascii="Courier New" w:hAnsi="Courier New"/>
           <w:b w:val="0"/>
-          <w:color w:val="7DD3FC"/>
-          <w:sz w:val="17"/>
+          <w:color w:val="02374F"/>
+          <w:sz w:val="18"/>
         </w:rPr>
         <w:t xml:space="preserve">          → 101 Production deploy + DNS</w:t>
       </w:r>
@@ -4851,12 +4864,12 @@
         </w:trPr>
         <w:tc>
           <w:tcPr>
-            <w:shd w:val="clear" w:color="auto" w:fill="02374f"/>
-            <w:tcBorders>
-              <w:top w:val="single" w:sz="4" w:space="0" w:color="D1D9DC"/>
-              <w:left w:val="single" w:sz="4" w:space="0" w:color="D1D9DC"/>
-              <w:bottom w:val="single" w:sz="4" w:space="0" w:color="D1D9DC"/>
-              <w:right w:val="single" w:sz="4" w:space="0" w:color="D1D9DC"/>
+            <w:shd w:val="clear" w:color="auto" w:fill="D6EFF2"/>
+            <w:tcBorders>
+              <w:top w:val="single" w:sz="4" w:space="0" w:color="C0D6DC"/>
+              <w:left w:val="single" w:sz="4" w:space="0" w:color="C0D6DC"/>
+              <w:bottom w:val="single" w:sz="4" w:space="0" w:color="C0D6DC"/>
+              <w:right w:val="single" w:sz="4" w:space="0" w:color="C0D6DC"/>
             </w:tcBorders>
             <w:tcMar>
               <w:top w:w="60" w:type="dxa"/>
@@ -4874,7 +4887,7 @@
               <w:rPr>
                 <w:rFonts w:ascii="Calibri" w:hAnsi="Calibri"/>
                 <w:b/>
-                <w:color w:val="FFFFFF"/>
+                <w:color w:val="024E70"/>
                 <w:sz w:val="19"/>
               </w:rPr>
               <w:t xml:space="preserve">#</w:t>
@@ -4883,12 +4896,12 @@
         </w:tc>
         <w:tc>
           <w:tcPr>
-            <w:shd w:val="clear" w:color="auto" w:fill="02374f"/>
-            <w:tcBorders>
-              <w:top w:val="single" w:sz="4" w:space="0" w:color="D1D9DC"/>
-              <w:left w:val="single" w:sz="4" w:space="0" w:color="D1D9DC"/>
-              <w:bottom w:val="single" w:sz="4" w:space="0" w:color="D1D9DC"/>
-              <w:right w:val="single" w:sz="4" w:space="0" w:color="D1D9DC"/>
+            <w:shd w:val="clear" w:color="auto" w:fill="D6EFF2"/>
+            <w:tcBorders>
+              <w:top w:val="single" w:sz="4" w:space="0" w:color="C0D6DC"/>
+              <w:left w:val="single" w:sz="4" w:space="0" w:color="C0D6DC"/>
+              <w:bottom w:val="single" w:sz="4" w:space="0" w:color="C0D6DC"/>
+              <w:right w:val="single" w:sz="4" w:space="0" w:color="C0D6DC"/>
             </w:tcBorders>
             <w:tcMar>
               <w:top w:w="60" w:type="dxa"/>
@@ -4906,7 +4919,7 @@
               <w:rPr>
                 <w:rFonts w:ascii="Calibri" w:hAnsi="Calibri"/>
                 <w:b/>
-                <w:color w:val="FFFFFF"/>
+                <w:color w:val="024E70"/>
                 <w:sz w:val="19"/>
               </w:rPr>
               <w:t xml:space="preserve">Decision</w:t>
@@ -4915,12 +4928,12 @@
         </w:tc>
         <w:tc>
           <w:tcPr>
-            <w:shd w:val="clear" w:color="auto" w:fill="02374f"/>
-            <w:tcBorders>
-              <w:top w:val="single" w:sz="4" w:space="0" w:color="D1D9DC"/>
-              <w:left w:val="single" w:sz="4" w:space="0" w:color="D1D9DC"/>
-              <w:bottom w:val="single" w:sz="4" w:space="0" w:color="D1D9DC"/>
-              <w:right w:val="single" w:sz="4" w:space="0" w:color="D1D9DC"/>
+            <w:shd w:val="clear" w:color="auto" w:fill="D6EFF2"/>
+            <w:tcBorders>
+              <w:top w:val="single" w:sz="4" w:space="0" w:color="C0D6DC"/>
+              <w:left w:val="single" w:sz="4" w:space="0" w:color="C0D6DC"/>
+              <w:bottom w:val="single" w:sz="4" w:space="0" w:color="C0D6DC"/>
+              <w:right w:val="single" w:sz="4" w:space="0" w:color="C0D6DC"/>
             </w:tcBorders>
             <w:tcMar>
               <w:top w:w="60" w:type="dxa"/>
@@ -4938,7 +4951,7 @@
               <w:rPr>
                 <w:rFonts w:ascii="Calibri" w:hAnsi="Calibri"/>
                 <w:b/>
-                <w:color w:val="FFFFFF"/>
+                <w:color w:val="024E70"/>
                 <w:sz w:val="19"/>
               </w:rPr>
               <w:t xml:space="preserve">Owner</w:t>
@@ -4947,12 +4960,12 @@
         </w:tc>
         <w:tc>
           <w:tcPr>
-            <w:shd w:val="clear" w:color="auto" w:fill="02374f"/>
-            <w:tcBorders>
-              <w:top w:val="single" w:sz="4" w:space="0" w:color="D1D9DC"/>
-              <w:left w:val="single" w:sz="4" w:space="0" w:color="D1D9DC"/>
-              <w:bottom w:val="single" w:sz="4" w:space="0" w:color="D1D9DC"/>
-              <w:right w:val="single" w:sz="4" w:space="0" w:color="D1D9DC"/>
+            <w:shd w:val="clear" w:color="auto" w:fill="D6EFF2"/>
+            <w:tcBorders>
+              <w:top w:val="single" w:sz="4" w:space="0" w:color="C0D6DC"/>
+              <w:left w:val="single" w:sz="4" w:space="0" w:color="C0D6DC"/>
+              <w:bottom w:val="single" w:sz="4" w:space="0" w:color="C0D6DC"/>
+              <w:right w:val="single" w:sz="4" w:space="0" w:color="C0D6DC"/>
             </w:tcBorders>
             <w:tcMar>
               <w:top w:w="60" w:type="dxa"/>
@@ -4970,7 +4983,7 @@
               <w:rPr>
                 <w:rFonts w:ascii="Calibri" w:hAnsi="Calibri"/>
                 <w:b/>
-                <w:color w:val="FFFFFF"/>
+                <w:color w:val="024E70"/>
                 <w:sz w:val="19"/>
               </w:rPr>
               <w:t xml:space="preserve">Risk if delayed</w:t>
@@ -4983,10 +4996,10 @@
           <w:tcPr>
             <w:shd w:val="clear" w:color="auto" w:fill="FFFFFF"/>
             <w:tcBorders>
-              <w:top w:val="single" w:sz="4" w:space="0" w:color="D1D9DC"/>
-              <w:left w:val="single" w:sz="4" w:space="0" w:color="D1D9DC"/>
-              <w:bottom w:val="single" w:sz="4" w:space="0" w:color="D1D9DC"/>
-              <w:right w:val="single" w:sz="4" w:space="0" w:color="D1D9DC"/>
+              <w:top w:val="single" w:sz="4" w:space="0" w:color="C0D6DC"/>
+              <w:left w:val="single" w:sz="4" w:space="0" w:color="C0D6DC"/>
+              <w:bottom w:val="single" w:sz="4" w:space="0" w:color="C0D6DC"/>
+              <w:right w:val="single" w:sz="4" w:space="0" w:color="C0D6DC"/>
             </w:tcBorders>
             <w:tcMar>
               <w:top w:w="60" w:type="dxa"/>
@@ -5014,10 +5027,10 @@
           <w:tcPr>
             <w:shd w:val="clear" w:color="auto" w:fill="FFFFFF"/>
             <w:tcBorders>
-              <w:top w:val="single" w:sz="4" w:space="0" w:color="D1D9DC"/>
-              <w:left w:val="single" w:sz="4" w:space="0" w:color="D1D9DC"/>
-              <w:bottom w:val="single" w:sz="4" w:space="0" w:color="D1D9DC"/>
-              <w:right w:val="single" w:sz="4" w:space="0" w:color="D1D9DC"/>
+              <w:top w:val="single" w:sz="4" w:space="0" w:color="C0D6DC"/>
+              <w:left w:val="single" w:sz="4" w:space="0" w:color="C0D6DC"/>
+              <w:bottom w:val="single" w:sz="4" w:space="0" w:color="C0D6DC"/>
+              <w:right w:val="single" w:sz="4" w:space="0" w:color="C0D6DC"/>
             </w:tcBorders>
             <w:tcMar>
               <w:top w:w="60" w:type="dxa"/>
@@ -5063,10 +5076,10 @@
           <w:tcPr>
             <w:shd w:val="clear" w:color="auto" w:fill="FFFFFF"/>
             <w:tcBorders>
-              <w:top w:val="single" w:sz="4" w:space="0" w:color="D1D9DC"/>
-              <w:left w:val="single" w:sz="4" w:space="0" w:color="D1D9DC"/>
-              <w:bottom w:val="single" w:sz="4" w:space="0" w:color="D1D9DC"/>
-              <w:right w:val="single" w:sz="4" w:space="0" w:color="D1D9DC"/>
+              <w:top w:val="single" w:sz="4" w:space="0" w:color="C0D6DC"/>
+              <w:left w:val="single" w:sz="4" w:space="0" w:color="C0D6DC"/>
+              <w:bottom w:val="single" w:sz="4" w:space="0" w:color="C0D6DC"/>
+              <w:right w:val="single" w:sz="4" w:space="0" w:color="C0D6DC"/>
             </w:tcBorders>
             <w:tcMar>
               <w:top w:w="60" w:type="dxa"/>
@@ -5094,10 +5107,10 @@
           <w:tcPr>
             <w:shd w:val="clear" w:color="auto" w:fill="FFFFFF"/>
             <w:tcBorders>
-              <w:top w:val="single" w:sz="4" w:space="0" w:color="D1D9DC"/>
-              <w:left w:val="single" w:sz="4" w:space="0" w:color="D1D9DC"/>
-              <w:bottom w:val="single" w:sz="4" w:space="0" w:color="D1D9DC"/>
-              <w:right w:val="single" w:sz="4" w:space="0" w:color="D1D9DC"/>
+              <w:top w:val="single" w:sz="4" w:space="0" w:color="C0D6DC"/>
+              <w:left w:val="single" w:sz="4" w:space="0" w:color="C0D6DC"/>
+              <w:bottom w:val="single" w:sz="4" w:space="0" w:color="C0D6DC"/>
+              <w:right w:val="single" w:sz="4" w:space="0" w:color="C0D6DC"/>
             </w:tcBorders>
             <w:tcMar>
               <w:top w:w="60" w:type="dxa"/>
@@ -5125,12 +5138,12 @@
       <w:tr>
         <w:tc>
           <w:tcPr>
-            <w:shd w:val="clear" w:color="auto" w:fill="E8F1F2"/>
-            <w:tcBorders>
-              <w:top w:val="single" w:sz="4" w:space="0" w:color="D1D9DC"/>
-              <w:left w:val="single" w:sz="4" w:space="0" w:color="D1D9DC"/>
-              <w:bottom w:val="single" w:sz="4" w:space="0" w:color="D1D9DC"/>
-              <w:right w:val="single" w:sz="4" w:space="0" w:color="D1D9DC"/>
+            <w:shd w:val="clear" w:color="auto" w:fill="F7FAFB"/>
+            <w:tcBorders>
+              <w:top w:val="single" w:sz="4" w:space="0" w:color="C0D6DC"/>
+              <w:left w:val="single" w:sz="4" w:space="0" w:color="C0D6DC"/>
+              <w:bottom w:val="single" w:sz="4" w:space="0" w:color="C0D6DC"/>
+              <w:right w:val="single" w:sz="4" w:space="0" w:color="C0D6DC"/>
             </w:tcBorders>
             <w:tcMar>
               <w:top w:w="60" w:type="dxa"/>
@@ -5156,12 +5169,12 @@
         </w:tc>
         <w:tc>
           <w:tcPr>
-            <w:shd w:val="clear" w:color="auto" w:fill="E8F1F2"/>
-            <w:tcBorders>
-              <w:top w:val="single" w:sz="4" w:space="0" w:color="D1D9DC"/>
-              <w:left w:val="single" w:sz="4" w:space="0" w:color="D1D9DC"/>
-              <w:bottom w:val="single" w:sz="4" w:space="0" w:color="D1D9DC"/>
-              <w:right w:val="single" w:sz="4" w:space="0" w:color="D1D9DC"/>
+            <w:shd w:val="clear" w:color="auto" w:fill="F7FAFB"/>
+            <w:tcBorders>
+              <w:top w:val="single" w:sz="4" w:space="0" w:color="C0D6DC"/>
+              <w:left w:val="single" w:sz="4" w:space="0" w:color="C0D6DC"/>
+              <w:bottom w:val="single" w:sz="4" w:space="0" w:color="C0D6DC"/>
+              <w:right w:val="single" w:sz="4" w:space="0" w:color="C0D6DC"/>
             </w:tcBorders>
             <w:tcMar>
               <w:top w:w="60" w:type="dxa"/>
@@ -5189,12 +5202,12 @@
         </w:tc>
         <w:tc>
           <w:tcPr>
-            <w:shd w:val="clear" w:color="auto" w:fill="E8F1F2"/>
-            <w:tcBorders>
-              <w:top w:val="single" w:sz="4" w:space="0" w:color="D1D9DC"/>
-              <w:left w:val="single" w:sz="4" w:space="0" w:color="D1D9DC"/>
-              <w:bottom w:val="single" w:sz="4" w:space="0" w:color="D1D9DC"/>
-              <w:right w:val="single" w:sz="4" w:space="0" w:color="D1D9DC"/>
+            <w:shd w:val="clear" w:color="auto" w:fill="F7FAFB"/>
+            <w:tcBorders>
+              <w:top w:val="single" w:sz="4" w:space="0" w:color="C0D6DC"/>
+              <w:left w:val="single" w:sz="4" w:space="0" w:color="C0D6DC"/>
+              <w:bottom w:val="single" w:sz="4" w:space="0" w:color="C0D6DC"/>
+              <w:right w:val="single" w:sz="4" w:space="0" w:color="C0D6DC"/>
             </w:tcBorders>
             <w:tcMar>
               <w:top w:w="60" w:type="dxa"/>
@@ -5220,12 +5233,12 @@
         </w:tc>
         <w:tc>
           <w:tcPr>
-            <w:shd w:val="clear" w:color="auto" w:fill="E8F1F2"/>
-            <w:tcBorders>
-              <w:top w:val="single" w:sz="4" w:space="0" w:color="D1D9DC"/>
-              <w:left w:val="single" w:sz="4" w:space="0" w:color="D1D9DC"/>
-              <w:bottom w:val="single" w:sz="4" w:space="0" w:color="D1D9DC"/>
-              <w:right w:val="single" w:sz="4" w:space="0" w:color="D1D9DC"/>
+            <w:shd w:val="clear" w:color="auto" w:fill="F7FAFB"/>
+            <w:tcBorders>
+              <w:top w:val="single" w:sz="4" w:space="0" w:color="C0D6DC"/>
+              <w:left w:val="single" w:sz="4" w:space="0" w:color="C0D6DC"/>
+              <w:bottom w:val="single" w:sz="4" w:space="0" w:color="C0D6DC"/>
+              <w:right w:val="single" w:sz="4" w:space="0" w:color="C0D6DC"/>
             </w:tcBorders>
             <w:tcMar>
               <w:top w:w="60" w:type="dxa"/>
@@ -5255,10 +5268,10 @@
           <w:tcPr>
             <w:shd w:val="clear" w:color="auto" w:fill="FFFFFF"/>
             <w:tcBorders>
-              <w:top w:val="single" w:sz="4" w:space="0" w:color="D1D9DC"/>
-              <w:left w:val="single" w:sz="4" w:space="0" w:color="D1D9DC"/>
-              <w:bottom w:val="single" w:sz="4" w:space="0" w:color="D1D9DC"/>
-              <w:right w:val="single" w:sz="4" w:space="0" w:color="D1D9DC"/>
+              <w:top w:val="single" w:sz="4" w:space="0" w:color="C0D6DC"/>
+              <w:left w:val="single" w:sz="4" w:space="0" w:color="C0D6DC"/>
+              <w:bottom w:val="single" w:sz="4" w:space="0" w:color="C0D6DC"/>
+              <w:right w:val="single" w:sz="4" w:space="0" w:color="C0D6DC"/>
             </w:tcBorders>
             <w:tcMar>
               <w:top w:w="60" w:type="dxa"/>
@@ -5286,10 +5299,10 @@
           <w:tcPr>
             <w:shd w:val="clear" w:color="auto" w:fill="FFFFFF"/>
             <w:tcBorders>
-              <w:top w:val="single" w:sz="4" w:space="0" w:color="D1D9DC"/>
-              <w:left w:val="single" w:sz="4" w:space="0" w:color="D1D9DC"/>
-              <w:bottom w:val="single" w:sz="4" w:space="0" w:color="D1D9DC"/>
-              <w:right w:val="single" w:sz="4" w:space="0" w:color="D1D9DC"/>
+              <w:top w:val="single" w:sz="4" w:space="0" w:color="C0D6DC"/>
+              <w:left w:val="single" w:sz="4" w:space="0" w:color="C0D6DC"/>
+              <w:bottom w:val="single" w:sz="4" w:space="0" w:color="C0D6DC"/>
+              <w:right w:val="single" w:sz="4" w:space="0" w:color="C0D6DC"/>
             </w:tcBorders>
             <w:tcMar>
               <w:top w:w="60" w:type="dxa"/>
@@ -5335,10 +5348,10 @@
           <w:tcPr>
             <w:shd w:val="clear" w:color="auto" w:fill="FFFFFF"/>
             <w:tcBorders>
-              <w:top w:val="single" w:sz="4" w:space="0" w:color="D1D9DC"/>
-              <w:left w:val="single" w:sz="4" w:space="0" w:color="D1D9DC"/>
-              <w:bottom w:val="single" w:sz="4" w:space="0" w:color="D1D9DC"/>
-              <w:right w:val="single" w:sz="4" w:space="0" w:color="D1D9DC"/>
+              <w:top w:val="single" w:sz="4" w:space="0" w:color="C0D6DC"/>
+              <w:left w:val="single" w:sz="4" w:space="0" w:color="C0D6DC"/>
+              <w:bottom w:val="single" w:sz="4" w:space="0" w:color="C0D6DC"/>
+              <w:right w:val="single" w:sz="4" w:space="0" w:color="C0D6DC"/>
             </w:tcBorders>
             <w:tcMar>
               <w:top w:w="60" w:type="dxa"/>
@@ -5366,10 +5379,10 @@
           <w:tcPr>
             <w:shd w:val="clear" w:color="auto" w:fill="FFFFFF"/>
             <w:tcBorders>
-              <w:top w:val="single" w:sz="4" w:space="0" w:color="D1D9DC"/>
-              <w:left w:val="single" w:sz="4" w:space="0" w:color="D1D9DC"/>
-              <w:bottom w:val="single" w:sz="4" w:space="0" w:color="D1D9DC"/>
-              <w:right w:val="single" w:sz="4" w:space="0" w:color="D1D9DC"/>
+              <w:top w:val="single" w:sz="4" w:space="0" w:color="C0D6DC"/>
+              <w:left w:val="single" w:sz="4" w:space="0" w:color="C0D6DC"/>
+              <w:bottom w:val="single" w:sz="4" w:space="0" w:color="C0D6DC"/>
+              <w:right w:val="single" w:sz="4" w:space="0" w:color="C0D6DC"/>
             </w:tcBorders>
             <w:tcMar>
               <w:top w:w="60" w:type="dxa"/>
@@ -5430,12 +5443,12 @@
       <w:tr>
         <w:tc>
           <w:tcPr>
-            <w:shd w:val="clear" w:color="auto" w:fill="E8F1F2"/>
-            <w:tcBorders>
-              <w:top w:val="single" w:sz="4" w:space="0" w:color="D1D9DC"/>
-              <w:left w:val="single" w:sz="4" w:space="0" w:color="D1D9DC"/>
-              <w:bottom w:val="single" w:sz="4" w:space="0" w:color="D1D9DC"/>
-              <w:right w:val="single" w:sz="4" w:space="0" w:color="D1D9DC"/>
+            <w:shd w:val="clear" w:color="auto" w:fill="F7FAFB"/>
+            <w:tcBorders>
+              <w:top w:val="single" w:sz="4" w:space="0" w:color="C0D6DC"/>
+              <w:left w:val="single" w:sz="4" w:space="0" w:color="C0D6DC"/>
+              <w:bottom w:val="single" w:sz="4" w:space="0" w:color="C0D6DC"/>
+              <w:right w:val="single" w:sz="4" w:space="0" w:color="C0D6DC"/>
             </w:tcBorders>
             <w:tcMar>
               <w:top w:w="60" w:type="dxa"/>
@@ -5461,12 +5474,12 @@
         </w:tc>
         <w:tc>
           <w:tcPr>
-            <w:shd w:val="clear" w:color="auto" w:fill="E8F1F2"/>
-            <w:tcBorders>
-              <w:top w:val="single" w:sz="4" w:space="0" w:color="D1D9DC"/>
-              <w:left w:val="single" w:sz="4" w:space="0" w:color="D1D9DC"/>
-              <w:bottom w:val="single" w:sz="4" w:space="0" w:color="D1D9DC"/>
-              <w:right w:val="single" w:sz="4" w:space="0" w:color="D1D9DC"/>
+            <w:shd w:val="clear" w:color="auto" w:fill="F7FAFB"/>
+            <w:tcBorders>
+              <w:top w:val="single" w:sz="4" w:space="0" w:color="C0D6DC"/>
+              <w:left w:val="single" w:sz="4" w:space="0" w:color="C0D6DC"/>
+              <w:bottom w:val="single" w:sz="4" w:space="0" w:color="C0D6DC"/>
+              <w:right w:val="single" w:sz="4" w:space="0" w:color="C0D6DC"/>
             </w:tcBorders>
             <w:tcMar>
               <w:top w:w="60" w:type="dxa"/>
@@ -5510,12 +5523,12 @@
         </w:tc>
         <w:tc>
           <w:tcPr>
-            <w:shd w:val="clear" w:color="auto" w:fill="E8F1F2"/>
-            <w:tcBorders>
-              <w:top w:val="single" w:sz="4" w:space="0" w:color="D1D9DC"/>
-              <w:left w:val="single" w:sz="4" w:space="0" w:color="D1D9DC"/>
-              <w:bottom w:val="single" w:sz="4" w:space="0" w:color="D1D9DC"/>
-              <w:right w:val="single" w:sz="4" w:space="0" w:color="D1D9DC"/>
+            <w:shd w:val="clear" w:color="auto" w:fill="F7FAFB"/>
+            <w:tcBorders>
+              <w:top w:val="single" w:sz="4" w:space="0" w:color="C0D6DC"/>
+              <w:left w:val="single" w:sz="4" w:space="0" w:color="C0D6DC"/>
+              <w:bottom w:val="single" w:sz="4" w:space="0" w:color="C0D6DC"/>
+              <w:right w:val="single" w:sz="4" w:space="0" w:color="C0D6DC"/>
             </w:tcBorders>
             <w:tcMar>
               <w:top w:w="60" w:type="dxa"/>
@@ -5541,12 +5554,12 @@
         </w:tc>
         <w:tc>
           <w:tcPr>
-            <w:shd w:val="clear" w:color="auto" w:fill="E8F1F2"/>
-            <w:tcBorders>
-              <w:top w:val="single" w:sz="4" w:space="0" w:color="D1D9DC"/>
-              <w:left w:val="single" w:sz="4" w:space="0" w:color="D1D9DC"/>
-              <w:bottom w:val="single" w:sz="4" w:space="0" w:color="D1D9DC"/>
-              <w:right w:val="single" w:sz="4" w:space="0" w:color="D1D9DC"/>
+            <w:shd w:val="clear" w:color="auto" w:fill="F7FAFB"/>
+            <w:tcBorders>
+              <w:top w:val="single" w:sz="4" w:space="0" w:color="C0D6DC"/>
+              <w:left w:val="single" w:sz="4" w:space="0" w:color="C0D6DC"/>
+              <w:bottom w:val="single" w:sz="4" w:space="0" w:color="C0D6DC"/>
+              <w:right w:val="single" w:sz="4" w:space="0" w:color="C0D6DC"/>
             </w:tcBorders>
             <w:tcMar>
               <w:top w:w="60" w:type="dxa"/>
@@ -5593,10 +5606,10 @@
           <w:tcPr>
             <w:shd w:val="clear" w:color="auto" w:fill="FFFFFF"/>
             <w:tcBorders>
-              <w:top w:val="single" w:sz="4" w:space="0" w:color="D1D9DC"/>
-              <w:left w:val="single" w:sz="4" w:space="0" w:color="D1D9DC"/>
-              <w:bottom w:val="single" w:sz="4" w:space="0" w:color="D1D9DC"/>
-              <w:right w:val="single" w:sz="4" w:space="0" w:color="D1D9DC"/>
+              <w:top w:val="single" w:sz="4" w:space="0" w:color="C0D6DC"/>
+              <w:left w:val="single" w:sz="4" w:space="0" w:color="C0D6DC"/>
+              <w:bottom w:val="single" w:sz="4" w:space="0" w:color="C0D6DC"/>
+              <w:right w:val="single" w:sz="4" w:space="0" w:color="C0D6DC"/>
             </w:tcBorders>
             <w:tcMar>
               <w:top w:w="60" w:type="dxa"/>
@@ -5624,10 +5637,10 @@
           <w:tcPr>
             <w:shd w:val="clear" w:color="auto" w:fill="FFFFFF"/>
             <w:tcBorders>
-              <w:top w:val="single" w:sz="4" w:space="0" w:color="D1D9DC"/>
-              <w:left w:val="single" w:sz="4" w:space="0" w:color="D1D9DC"/>
-              <w:bottom w:val="single" w:sz="4" w:space="0" w:color="D1D9DC"/>
-              <w:right w:val="single" w:sz="4" w:space="0" w:color="D1D9DC"/>
+              <w:top w:val="single" w:sz="4" w:space="0" w:color="C0D6DC"/>
+              <w:left w:val="single" w:sz="4" w:space="0" w:color="C0D6DC"/>
+              <w:bottom w:val="single" w:sz="4" w:space="0" w:color="C0D6DC"/>
+              <w:right w:val="single" w:sz="4" w:space="0" w:color="C0D6DC"/>
             </w:tcBorders>
             <w:tcMar>
               <w:top w:w="60" w:type="dxa"/>
@@ -5657,10 +5670,10 @@
           <w:tcPr>
             <w:shd w:val="clear" w:color="auto" w:fill="FFFFFF"/>
             <w:tcBorders>
-              <w:top w:val="single" w:sz="4" w:space="0" w:color="D1D9DC"/>
-              <w:left w:val="single" w:sz="4" w:space="0" w:color="D1D9DC"/>
-              <w:bottom w:val="single" w:sz="4" w:space="0" w:color="D1D9DC"/>
-              <w:right w:val="single" w:sz="4" w:space="0" w:color="D1D9DC"/>
+              <w:top w:val="single" w:sz="4" w:space="0" w:color="C0D6DC"/>
+              <w:left w:val="single" w:sz="4" w:space="0" w:color="C0D6DC"/>
+              <w:bottom w:val="single" w:sz="4" w:space="0" w:color="C0D6DC"/>
+              <w:right w:val="single" w:sz="4" w:space="0" w:color="C0D6DC"/>
             </w:tcBorders>
             <w:tcMar>
               <w:top w:w="60" w:type="dxa"/>
@@ -5688,10 +5701,10 @@
           <w:tcPr>
             <w:shd w:val="clear" w:color="auto" w:fill="FFFFFF"/>
             <w:tcBorders>
-              <w:top w:val="single" w:sz="4" w:space="0" w:color="D1D9DC"/>
-              <w:left w:val="single" w:sz="4" w:space="0" w:color="D1D9DC"/>
-              <w:bottom w:val="single" w:sz="4" w:space="0" w:color="D1D9DC"/>
-              <w:right w:val="single" w:sz="4" w:space="0" w:color="D1D9DC"/>
+              <w:top w:val="single" w:sz="4" w:space="0" w:color="C0D6DC"/>
+              <w:left w:val="single" w:sz="4" w:space="0" w:color="C0D6DC"/>
+              <w:bottom w:val="single" w:sz="4" w:space="0" w:color="C0D6DC"/>
+              <w:right w:val="single" w:sz="4" w:space="0" w:color="C0D6DC"/>
             </w:tcBorders>
             <w:tcMar>
               <w:top w:w="60" w:type="dxa"/>
@@ -5752,12 +5765,12 @@
       <w:tr>
         <w:tc>
           <w:tcPr>
-            <w:shd w:val="clear" w:color="auto" w:fill="E8F1F2"/>
-            <w:tcBorders>
-              <w:top w:val="single" w:sz="4" w:space="0" w:color="D1D9DC"/>
-              <w:left w:val="single" w:sz="4" w:space="0" w:color="D1D9DC"/>
-              <w:bottom w:val="single" w:sz="4" w:space="0" w:color="D1D9DC"/>
-              <w:right w:val="single" w:sz="4" w:space="0" w:color="D1D9DC"/>
+            <w:shd w:val="clear" w:color="auto" w:fill="F7FAFB"/>
+            <w:tcBorders>
+              <w:top w:val="single" w:sz="4" w:space="0" w:color="C0D6DC"/>
+              <w:left w:val="single" w:sz="4" w:space="0" w:color="C0D6DC"/>
+              <w:bottom w:val="single" w:sz="4" w:space="0" w:color="C0D6DC"/>
+              <w:right w:val="single" w:sz="4" w:space="0" w:color="C0D6DC"/>
             </w:tcBorders>
             <w:tcMar>
               <w:top w:w="60" w:type="dxa"/>
@@ -5783,12 +5796,12 @@
         </w:tc>
         <w:tc>
           <w:tcPr>
-            <w:shd w:val="clear" w:color="auto" w:fill="E8F1F2"/>
-            <w:tcBorders>
-              <w:top w:val="single" w:sz="4" w:space="0" w:color="D1D9DC"/>
-              <w:left w:val="single" w:sz="4" w:space="0" w:color="D1D9DC"/>
-              <w:bottom w:val="single" w:sz="4" w:space="0" w:color="D1D9DC"/>
-              <w:right w:val="single" w:sz="4" w:space="0" w:color="D1D9DC"/>
+            <w:shd w:val="clear" w:color="auto" w:fill="F7FAFB"/>
+            <w:tcBorders>
+              <w:top w:val="single" w:sz="4" w:space="0" w:color="C0D6DC"/>
+              <w:left w:val="single" w:sz="4" w:space="0" w:color="C0D6DC"/>
+              <w:bottom w:val="single" w:sz="4" w:space="0" w:color="C0D6DC"/>
+              <w:right w:val="single" w:sz="4" w:space="0" w:color="C0D6DC"/>
             </w:tcBorders>
             <w:tcMar>
               <w:top w:w="60" w:type="dxa"/>
@@ -5816,12 +5829,12 @@
         </w:tc>
         <w:tc>
           <w:tcPr>
-            <w:shd w:val="clear" w:color="auto" w:fill="E8F1F2"/>
-            <w:tcBorders>
-              <w:top w:val="single" w:sz="4" w:space="0" w:color="D1D9DC"/>
-              <w:left w:val="single" w:sz="4" w:space="0" w:color="D1D9DC"/>
-              <w:bottom w:val="single" w:sz="4" w:space="0" w:color="D1D9DC"/>
-              <w:right w:val="single" w:sz="4" w:space="0" w:color="D1D9DC"/>
+            <w:shd w:val="clear" w:color="auto" w:fill="F7FAFB"/>
+            <w:tcBorders>
+              <w:top w:val="single" w:sz="4" w:space="0" w:color="C0D6DC"/>
+              <w:left w:val="single" w:sz="4" w:space="0" w:color="C0D6DC"/>
+              <w:bottom w:val="single" w:sz="4" w:space="0" w:color="C0D6DC"/>
+              <w:right w:val="single" w:sz="4" w:space="0" w:color="C0D6DC"/>
             </w:tcBorders>
             <w:tcMar>
               <w:top w:w="60" w:type="dxa"/>
@@ -5847,12 +5860,12 @@
         </w:tc>
         <w:tc>
           <w:tcPr>
-            <w:shd w:val="clear" w:color="auto" w:fill="E8F1F2"/>
-            <w:tcBorders>
-              <w:top w:val="single" w:sz="4" w:space="0" w:color="D1D9DC"/>
-              <w:left w:val="single" w:sz="4" w:space="0" w:color="D1D9DC"/>
-              <w:bottom w:val="single" w:sz="4" w:space="0" w:color="D1D9DC"/>
-              <w:right w:val="single" w:sz="4" w:space="0" w:color="D1D9DC"/>
+            <w:shd w:val="clear" w:color="auto" w:fill="F7FAFB"/>
+            <w:tcBorders>
+              <w:top w:val="single" w:sz="4" w:space="0" w:color="C0D6DC"/>
+              <w:left w:val="single" w:sz="4" w:space="0" w:color="C0D6DC"/>
+              <w:bottom w:val="single" w:sz="4" w:space="0" w:color="C0D6DC"/>
+              <w:right w:val="single" w:sz="4" w:space="0" w:color="C0D6DC"/>
             </w:tcBorders>
             <w:tcMar>
               <w:top w:w="60" w:type="dxa"/>
@@ -5882,10 +5895,10 @@
           <w:tcPr>
             <w:shd w:val="clear" w:color="auto" w:fill="FFFFFF"/>
             <w:tcBorders>
-              <w:top w:val="single" w:sz="4" w:space="0" w:color="D1D9DC"/>
-              <w:left w:val="single" w:sz="4" w:space="0" w:color="D1D9DC"/>
-              <w:bottom w:val="single" w:sz="4" w:space="0" w:color="D1D9DC"/>
-              <w:right w:val="single" w:sz="4" w:space="0" w:color="D1D9DC"/>
+              <w:top w:val="single" w:sz="4" w:space="0" w:color="C0D6DC"/>
+              <w:left w:val="single" w:sz="4" w:space="0" w:color="C0D6DC"/>
+              <w:bottom w:val="single" w:sz="4" w:space="0" w:color="C0D6DC"/>
+              <w:right w:val="single" w:sz="4" w:space="0" w:color="C0D6DC"/>
             </w:tcBorders>
             <w:tcMar>
               <w:top w:w="60" w:type="dxa"/>
@@ -5913,10 +5926,10 @@
           <w:tcPr>
             <w:shd w:val="clear" w:color="auto" w:fill="FFFFFF"/>
             <w:tcBorders>
-              <w:top w:val="single" w:sz="4" w:space="0" w:color="D1D9DC"/>
-              <w:left w:val="single" w:sz="4" w:space="0" w:color="D1D9DC"/>
-              <w:bottom w:val="single" w:sz="4" w:space="0" w:color="D1D9DC"/>
-              <w:right w:val="single" w:sz="4" w:space="0" w:color="D1D9DC"/>
+              <w:top w:val="single" w:sz="4" w:space="0" w:color="C0D6DC"/>
+              <w:left w:val="single" w:sz="4" w:space="0" w:color="C0D6DC"/>
+              <w:bottom w:val="single" w:sz="4" w:space="0" w:color="C0D6DC"/>
+              <w:right w:val="single" w:sz="4" w:space="0" w:color="C0D6DC"/>
             </w:tcBorders>
             <w:tcMar>
               <w:top w:w="60" w:type="dxa"/>
@@ -5962,10 +5975,10 @@
           <w:tcPr>
             <w:shd w:val="clear" w:color="auto" w:fill="FFFFFF"/>
             <w:tcBorders>
-              <w:top w:val="single" w:sz="4" w:space="0" w:color="D1D9DC"/>
-              <w:left w:val="single" w:sz="4" w:space="0" w:color="D1D9DC"/>
-              <w:bottom w:val="single" w:sz="4" w:space="0" w:color="D1D9DC"/>
-              <w:right w:val="single" w:sz="4" w:space="0" w:color="D1D9DC"/>
+              <w:top w:val="single" w:sz="4" w:space="0" w:color="C0D6DC"/>
+              <w:left w:val="single" w:sz="4" w:space="0" w:color="C0D6DC"/>
+              <w:bottom w:val="single" w:sz="4" w:space="0" w:color="C0D6DC"/>
+              <w:right w:val="single" w:sz="4" w:space="0" w:color="C0D6DC"/>
             </w:tcBorders>
             <w:tcMar>
               <w:top w:w="60" w:type="dxa"/>
@@ -5993,10 +6006,10 @@
           <w:tcPr>
             <w:shd w:val="clear" w:color="auto" w:fill="FFFFFF"/>
             <w:tcBorders>
-              <w:top w:val="single" w:sz="4" w:space="0" w:color="D1D9DC"/>
-              <w:left w:val="single" w:sz="4" w:space="0" w:color="D1D9DC"/>
-              <w:bottom w:val="single" w:sz="4" w:space="0" w:color="D1D9DC"/>
-              <w:right w:val="single" w:sz="4" w:space="0" w:color="D1D9DC"/>
+              <w:top w:val="single" w:sz="4" w:space="0" w:color="C0D6DC"/>
+              <w:left w:val="single" w:sz="4" w:space="0" w:color="C0D6DC"/>
+              <w:bottom w:val="single" w:sz="4" w:space="0" w:color="C0D6DC"/>
+              <w:right w:val="single" w:sz="4" w:space="0" w:color="C0D6DC"/>
             </w:tcBorders>
             <w:tcMar>
               <w:top w:w="60" w:type="dxa"/>
@@ -6088,12 +6101,12 @@
         </w:trPr>
         <w:tc>
           <w:tcPr>
-            <w:shd w:val="clear" w:color="auto" w:fill="02374f"/>
-            <w:tcBorders>
-              <w:top w:val="single" w:sz="4" w:space="0" w:color="D1D9DC"/>
-              <w:left w:val="single" w:sz="4" w:space="0" w:color="D1D9DC"/>
-              <w:bottom w:val="single" w:sz="4" w:space="0" w:color="D1D9DC"/>
-              <w:right w:val="single" w:sz="4" w:space="0" w:color="D1D9DC"/>
+            <w:shd w:val="clear" w:color="auto" w:fill="D6EFF2"/>
+            <w:tcBorders>
+              <w:top w:val="single" w:sz="4" w:space="0" w:color="C0D6DC"/>
+              <w:left w:val="single" w:sz="4" w:space="0" w:color="C0D6DC"/>
+              <w:bottom w:val="single" w:sz="4" w:space="0" w:color="C0D6DC"/>
+              <w:right w:val="single" w:sz="4" w:space="0" w:color="C0D6DC"/>
             </w:tcBorders>
             <w:tcMar>
               <w:top w:w="60" w:type="dxa"/>
@@ -6111,7 +6124,7 @@
               <w:rPr>
                 <w:rFonts w:ascii="Calibri" w:hAnsi="Calibri"/>
                 <w:b/>
-                <w:color w:val="FFFFFF"/>
+                <w:color w:val="024E70"/>
                 <w:sz w:val="19"/>
               </w:rPr>
               <w:t xml:space="preserve">Metric</w:t>
@@ -6120,12 +6133,12 @@
         </w:tc>
         <w:tc>
           <w:tcPr>
-            <w:shd w:val="clear" w:color="auto" w:fill="02374f"/>
-            <w:tcBorders>
-              <w:top w:val="single" w:sz="4" w:space="0" w:color="D1D9DC"/>
-              <w:left w:val="single" w:sz="4" w:space="0" w:color="D1D9DC"/>
-              <w:bottom w:val="single" w:sz="4" w:space="0" w:color="D1D9DC"/>
-              <w:right w:val="single" w:sz="4" w:space="0" w:color="D1D9DC"/>
+            <w:shd w:val="clear" w:color="auto" w:fill="D6EFF2"/>
+            <w:tcBorders>
+              <w:top w:val="single" w:sz="4" w:space="0" w:color="C0D6DC"/>
+              <w:left w:val="single" w:sz="4" w:space="0" w:color="C0D6DC"/>
+              <w:bottom w:val="single" w:sz="4" w:space="0" w:color="C0D6DC"/>
+              <w:right w:val="single" w:sz="4" w:space="0" w:color="C0D6DC"/>
             </w:tcBorders>
             <w:tcMar>
               <w:top w:w="60" w:type="dxa"/>
@@ -6143,7 +6156,7 @@
               <w:rPr>
                 <w:rFonts w:ascii="Calibri" w:hAnsi="Calibri"/>
                 <w:b/>
-                <w:color w:val="FFFFFF"/>
+                <w:color w:val="024E70"/>
                 <w:sz w:val="19"/>
               </w:rPr>
               <w:t xml:space="preserve">Target</w:t>
@@ -6156,10 +6169,10 @@
           <w:tcPr>
             <w:shd w:val="clear" w:color="auto" w:fill="FFFFFF"/>
             <w:tcBorders>
-              <w:top w:val="single" w:sz="4" w:space="0" w:color="D1D9DC"/>
-              <w:left w:val="single" w:sz="4" w:space="0" w:color="D1D9DC"/>
-              <w:bottom w:val="single" w:sz="4" w:space="0" w:color="D1D9DC"/>
-              <w:right w:val="single" w:sz="4" w:space="0" w:color="D1D9DC"/>
+              <w:top w:val="single" w:sz="4" w:space="0" w:color="C0D6DC"/>
+              <w:left w:val="single" w:sz="4" w:space="0" w:color="C0D6DC"/>
+              <w:bottom w:val="single" w:sz="4" w:space="0" w:color="C0D6DC"/>
+              <w:right w:val="single" w:sz="4" w:space="0" w:color="C0D6DC"/>
             </w:tcBorders>
             <w:tcMar>
               <w:top w:w="60" w:type="dxa"/>
@@ -6187,10 +6200,10 @@
           <w:tcPr>
             <w:shd w:val="clear" w:color="auto" w:fill="FFFFFF"/>
             <w:tcBorders>
-              <w:top w:val="single" w:sz="4" w:space="0" w:color="D1D9DC"/>
-              <w:left w:val="single" w:sz="4" w:space="0" w:color="D1D9DC"/>
-              <w:bottom w:val="single" w:sz="4" w:space="0" w:color="D1D9DC"/>
-              <w:right w:val="single" w:sz="4" w:space="0" w:color="D1D9DC"/>
+              <w:top w:val="single" w:sz="4" w:space="0" w:color="C0D6DC"/>
+              <w:left w:val="single" w:sz="4" w:space="0" w:color="C0D6DC"/>
+              <w:bottom w:val="single" w:sz="4" w:space="0" w:color="C0D6DC"/>
+              <w:right w:val="single" w:sz="4" w:space="0" w:color="C0D6DC"/>
             </w:tcBorders>
             <w:tcMar>
               <w:top w:w="60" w:type="dxa"/>
@@ -6218,12 +6231,12 @@
       <w:tr>
         <w:tc>
           <w:tcPr>
-            <w:shd w:val="clear" w:color="auto" w:fill="E8F1F2"/>
-            <w:tcBorders>
-              <w:top w:val="single" w:sz="4" w:space="0" w:color="D1D9DC"/>
-              <w:left w:val="single" w:sz="4" w:space="0" w:color="D1D9DC"/>
-              <w:bottom w:val="single" w:sz="4" w:space="0" w:color="D1D9DC"/>
-              <w:right w:val="single" w:sz="4" w:space="0" w:color="D1D9DC"/>
+            <w:shd w:val="clear" w:color="auto" w:fill="F7FAFB"/>
+            <w:tcBorders>
+              <w:top w:val="single" w:sz="4" w:space="0" w:color="C0D6DC"/>
+              <w:left w:val="single" w:sz="4" w:space="0" w:color="C0D6DC"/>
+              <w:bottom w:val="single" w:sz="4" w:space="0" w:color="C0D6DC"/>
+              <w:right w:val="single" w:sz="4" w:space="0" w:color="C0D6DC"/>
             </w:tcBorders>
             <w:tcMar>
               <w:top w:w="60" w:type="dxa"/>
@@ -6266,12 +6279,12 @@
         </w:tc>
         <w:tc>
           <w:tcPr>
-            <w:shd w:val="clear" w:color="auto" w:fill="E8F1F2"/>
-            <w:tcBorders>
-              <w:top w:val="single" w:sz="4" w:space="0" w:color="D1D9DC"/>
-              <w:left w:val="single" w:sz="4" w:space="0" w:color="D1D9DC"/>
-              <w:bottom w:val="single" w:sz="4" w:space="0" w:color="D1D9DC"/>
-              <w:right w:val="single" w:sz="4" w:space="0" w:color="D1D9DC"/>
+            <w:shd w:val="clear" w:color="auto" w:fill="F7FAFB"/>
+            <w:tcBorders>
+              <w:top w:val="single" w:sz="4" w:space="0" w:color="C0D6DC"/>
+              <w:left w:val="single" w:sz="4" w:space="0" w:color="C0D6DC"/>
+              <w:bottom w:val="single" w:sz="4" w:space="0" w:color="C0D6DC"/>
+              <w:right w:val="single" w:sz="4" w:space="0" w:color="C0D6DC"/>
             </w:tcBorders>
             <w:tcMar>
               <w:top w:w="60" w:type="dxa"/>
@@ -6301,10 +6314,10 @@
           <w:tcPr>
             <w:shd w:val="clear" w:color="auto" w:fill="FFFFFF"/>
             <w:tcBorders>
-              <w:top w:val="single" w:sz="4" w:space="0" w:color="D1D9DC"/>
-              <w:left w:val="single" w:sz="4" w:space="0" w:color="D1D9DC"/>
-              <w:bottom w:val="single" w:sz="4" w:space="0" w:color="D1D9DC"/>
-              <w:right w:val="single" w:sz="4" w:space="0" w:color="D1D9DC"/>
+              <w:top w:val="single" w:sz="4" w:space="0" w:color="C0D6DC"/>
+              <w:left w:val="single" w:sz="4" w:space="0" w:color="C0D6DC"/>
+              <w:bottom w:val="single" w:sz="4" w:space="0" w:color="C0D6DC"/>
+              <w:right w:val="single" w:sz="4" w:space="0" w:color="C0D6DC"/>
             </w:tcBorders>
             <w:tcMar>
               <w:top w:w="60" w:type="dxa"/>
@@ -6332,10 +6345,10 @@
           <w:tcPr>
             <w:shd w:val="clear" w:color="auto" w:fill="FFFFFF"/>
             <w:tcBorders>
-              <w:top w:val="single" w:sz="4" w:space="0" w:color="D1D9DC"/>
-              <w:left w:val="single" w:sz="4" w:space="0" w:color="D1D9DC"/>
-              <w:bottom w:val="single" w:sz="4" w:space="0" w:color="D1D9DC"/>
-              <w:right w:val="single" w:sz="4" w:space="0" w:color="D1D9DC"/>
+              <w:top w:val="single" w:sz="4" w:space="0" w:color="C0D6DC"/>
+              <w:left w:val="single" w:sz="4" w:space="0" w:color="C0D6DC"/>
+              <w:bottom w:val="single" w:sz="4" w:space="0" w:color="C0D6DC"/>
+              <w:right w:val="single" w:sz="4" w:space="0" w:color="C0D6DC"/>
             </w:tcBorders>
             <w:tcMar>
               <w:top w:w="60" w:type="dxa"/>
@@ -6363,12 +6376,12 @@
       <w:tr>
         <w:tc>
           <w:tcPr>
-            <w:shd w:val="clear" w:color="auto" w:fill="E8F1F2"/>
-            <w:tcBorders>
-              <w:top w:val="single" w:sz="4" w:space="0" w:color="D1D9DC"/>
-              <w:left w:val="single" w:sz="4" w:space="0" w:color="D1D9DC"/>
-              <w:bottom w:val="single" w:sz="4" w:space="0" w:color="D1D9DC"/>
-              <w:right w:val="single" w:sz="4" w:space="0" w:color="D1D9DC"/>
+            <w:shd w:val="clear" w:color="auto" w:fill="F7FAFB"/>
+            <w:tcBorders>
+              <w:top w:val="single" w:sz="4" w:space="0" w:color="C0D6DC"/>
+              <w:left w:val="single" w:sz="4" w:space="0" w:color="C0D6DC"/>
+              <w:bottom w:val="single" w:sz="4" w:space="0" w:color="C0D6DC"/>
+              <w:right w:val="single" w:sz="4" w:space="0" w:color="C0D6DC"/>
             </w:tcBorders>
             <w:tcMar>
               <w:top w:w="60" w:type="dxa"/>
@@ -6394,12 +6407,12 @@
         </w:tc>
         <w:tc>
           <w:tcPr>
-            <w:shd w:val="clear" w:color="auto" w:fill="E8F1F2"/>
-            <w:tcBorders>
-              <w:top w:val="single" w:sz="4" w:space="0" w:color="D1D9DC"/>
-              <w:left w:val="single" w:sz="4" w:space="0" w:color="D1D9DC"/>
-              <w:bottom w:val="single" w:sz="4" w:space="0" w:color="D1D9DC"/>
-              <w:right w:val="single" w:sz="4" w:space="0" w:color="D1D9DC"/>
+            <w:shd w:val="clear" w:color="auto" w:fill="F7FAFB"/>
+            <w:tcBorders>
+              <w:top w:val="single" w:sz="4" w:space="0" w:color="C0D6DC"/>
+              <w:left w:val="single" w:sz="4" w:space="0" w:color="C0D6DC"/>
+              <w:bottom w:val="single" w:sz="4" w:space="0" w:color="C0D6DC"/>
+              <w:right w:val="single" w:sz="4" w:space="0" w:color="C0D6DC"/>
             </w:tcBorders>
             <w:tcMar>
               <w:top w:w="60" w:type="dxa"/>
@@ -6429,10 +6442,10 @@
           <w:tcPr>
             <w:shd w:val="clear" w:color="auto" w:fill="FFFFFF"/>
             <w:tcBorders>
-              <w:top w:val="single" w:sz="4" w:space="0" w:color="D1D9DC"/>
-              <w:left w:val="single" w:sz="4" w:space="0" w:color="D1D9DC"/>
-              <w:bottom w:val="single" w:sz="4" w:space="0" w:color="D1D9DC"/>
-              <w:right w:val="single" w:sz="4" w:space="0" w:color="D1D9DC"/>
+              <w:top w:val="single" w:sz="4" w:space="0" w:color="C0D6DC"/>
+              <w:left w:val="single" w:sz="4" w:space="0" w:color="C0D6DC"/>
+              <w:bottom w:val="single" w:sz="4" w:space="0" w:color="C0D6DC"/>
+              <w:right w:val="single" w:sz="4" w:space="0" w:color="C0D6DC"/>
             </w:tcBorders>
             <w:tcMar>
               <w:top w:w="60" w:type="dxa"/>
@@ -6460,10 +6473,10 @@
           <w:tcPr>
             <w:shd w:val="clear" w:color="auto" w:fill="FFFFFF"/>
             <w:tcBorders>
-              <w:top w:val="single" w:sz="4" w:space="0" w:color="D1D9DC"/>
-              <w:left w:val="single" w:sz="4" w:space="0" w:color="D1D9DC"/>
-              <w:bottom w:val="single" w:sz="4" w:space="0" w:color="D1D9DC"/>
-              <w:right w:val="single" w:sz="4" w:space="0" w:color="D1D9DC"/>
+              <w:top w:val="single" w:sz="4" w:space="0" w:color="C0D6DC"/>
+              <w:left w:val="single" w:sz="4" w:space="0" w:color="C0D6DC"/>
+              <w:bottom w:val="single" w:sz="4" w:space="0" w:color="C0D6DC"/>
+              <w:right w:val="single" w:sz="4" w:space="0" w:color="C0D6DC"/>
             </w:tcBorders>
             <w:tcMar>
               <w:top w:w="60" w:type="dxa"/>
@@ -6491,12 +6504,12 @@
       <w:tr>
         <w:tc>
           <w:tcPr>
-            <w:shd w:val="clear" w:color="auto" w:fill="E8F1F2"/>
-            <w:tcBorders>
-              <w:top w:val="single" w:sz="4" w:space="0" w:color="D1D9DC"/>
-              <w:left w:val="single" w:sz="4" w:space="0" w:color="D1D9DC"/>
-              <w:bottom w:val="single" w:sz="4" w:space="0" w:color="D1D9DC"/>
-              <w:right w:val="single" w:sz="4" w:space="0" w:color="D1D9DC"/>
+            <w:shd w:val="clear" w:color="auto" w:fill="F7FAFB"/>
+            <w:tcBorders>
+              <w:top w:val="single" w:sz="4" w:space="0" w:color="C0D6DC"/>
+              <w:left w:val="single" w:sz="4" w:space="0" w:color="C0D6DC"/>
+              <w:bottom w:val="single" w:sz="4" w:space="0" w:color="C0D6DC"/>
+              <w:right w:val="single" w:sz="4" w:space="0" w:color="C0D6DC"/>
             </w:tcBorders>
             <w:tcMar>
               <w:top w:w="60" w:type="dxa"/>
@@ -6522,12 +6535,12 @@
         </w:tc>
         <w:tc>
           <w:tcPr>
-            <w:shd w:val="clear" w:color="auto" w:fill="E8F1F2"/>
-            <w:tcBorders>
-              <w:top w:val="single" w:sz="4" w:space="0" w:color="D1D9DC"/>
-              <w:left w:val="single" w:sz="4" w:space="0" w:color="D1D9DC"/>
-              <w:bottom w:val="single" w:sz="4" w:space="0" w:color="D1D9DC"/>
-              <w:right w:val="single" w:sz="4" w:space="0" w:color="D1D9DC"/>
+            <w:shd w:val="clear" w:color="auto" w:fill="F7FAFB"/>
+            <w:tcBorders>
+              <w:top w:val="single" w:sz="4" w:space="0" w:color="C0D6DC"/>
+              <w:left w:val="single" w:sz="4" w:space="0" w:color="C0D6DC"/>
+              <w:bottom w:val="single" w:sz="4" w:space="0" w:color="C0D6DC"/>
+              <w:right w:val="single" w:sz="4" w:space="0" w:color="C0D6DC"/>
             </w:tcBorders>
             <w:tcMar>
               <w:top w:w="60" w:type="dxa"/>
@@ -6557,10 +6570,10 @@
           <w:tcPr>
             <w:shd w:val="clear" w:color="auto" w:fill="FFFFFF"/>
             <w:tcBorders>
-              <w:top w:val="single" w:sz="4" w:space="0" w:color="D1D9DC"/>
-              <w:left w:val="single" w:sz="4" w:space="0" w:color="D1D9DC"/>
-              <w:bottom w:val="single" w:sz="4" w:space="0" w:color="D1D9DC"/>
-              <w:right w:val="single" w:sz="4" w:space="0" w:color="D1D9DC"/>
+              <w:top w:val="single" w:sz="4" w:space="0" w:color="C0D6DC"/>
+              <w:left w:val="single" w:sz="4" w:space="0" w:color="C0D6DC"/>
+              <w:bottom w:val="single" w:sz="4" w:space="0" w:color="C0D6DC"/>
+              <w:right w:val="single" w:sz="4" w:space="0" w:color="C0D6DC"/>
             </w:tcBorders>
             <w:tcMar>
               <w:top w:w="60" w:type="dxa"/>
@@ -6588,10 +6601,10 @@
           <w:tcPr>
             <w:shd w:val="clear" w:color="auto" w:fill="FFFFFF"/>
             <w:tcBorders>
-              <w:top w:val="single" w:sz="4" w:space="0" w:color="D1D9DC"/>
-              <w:left w:val="single" w:sz="4" w:space="0" w:color="D1D9DC"/>
-              <w:bottom w:val="single" w:sz="4" w:space="0" w:color="D1D9DC"/>
-              <w:right w:val="single" w:sz="4" w:space="0" w:color="D1D9DC"/>
+              <w:top w:val="single" w:sz="4" w:space="0" w:color="C0D6DC"/>
+              <w:left w:val="single" w:sz="4" w:space="0" w:color="C0D6DC"/>
+              <w:bottom w:val="single" w:sz="4" w:space="0" w:color="C0D6DC"/>
+              <w:right w:val="single" w:sz="4" w:space="0" w:color="C0D6DC"/>
             </w:tcBorders>
             <w:tcMar>
               <w:top w:w="60" w:type="dxa"/>
@@ -6651,12 +6664,12 @@
         </w:trPr>
         <w:tc>
           <w:tcPr>
-            <w:shd w:val="clear" w:color="auto" w:fill="02374f"/>
-            <w:tcBorders>
-              <w:top w:val="single" w:sz="4" w:space="0" w:color="D1D9DC"/>
-              <w:left w:val="single" w:sz="4" w:space="0" w:color="D1D9DC"/>
-              <w:bottom w:val="single" w:sz="4" w:space="0" w:color="D1D9DC"/>
-              <w:right w:val="single" w:sz="4" w:space="0" w:color="D1D9DC"/>
+            <w:shd w:val="clear" w:color="auto" w:fill="D6EFF2"/>
+            <w:tcBorders>
+              <w:top w:val="single" w:sz="4" w:space="0" w:color="C0D6DC"/>
+              <w:left w:val="single" w:sz="4" w:space="0" w:color="C0D6DC"/>
+              <w:bottom w:val="single" w:sz="4" w:space="0" w:color="C0D6DC"/>
+              <w:right w:val="single" w:sz="4" w:space="0" w:color="C0D6DC"/>
             </w:tcBorders>
             <w:tcMar>
               <w:top w:w="60" w:type="dxa"/>
@@ -6674,7 +6687,7 @@
               <w:rPr>
                 <w:rFonts w:ascii="Calibri" w:hAnsi="Calibri"/>
                 <w:b/>
-                <w:color w:val="FFFFFF"/>
+                <w:color w:val="024E70"/>
                 <w:sz w:val="19"/>
               </w:rPr>
               <w:t xml:space="preserve">Need</w:t>
@@ -6683,12 +6696,12 @@
         </w:tc>
         <w:tc>
           <w:tcPr>
-            <w:shd w:val="clear" w:color="auto" w:fill="02374f"/>
-            <w:tcBorders>
-              <w:top w:val="single" w:sz="4" w:space="0" w:color="D1D9DC"/>
-              <w:left w:val="single" w:sz="4" w:space="0" w:color="D1D9DC"/>
-              <w:bottom w:val="single" w:sz="4" w:space="0" w:color="D1D9DC"/>
-              <w:right w:val="single" w:sz="4" w:space="0" w:color="D1D9DC"/>
+            <w:shd w:val="clear" w:color="auto" w:fill="D6EFF2"/>
+            <w:tcBorders>
+              <w:top w:val="single" w:sz="4" w:space="0" w:color="C0D6DC"/>
+              <w:left w:val="single" w:sz="4" w:space="0" w:color="C0D6DC"/>
+              <w:bottom w:val="single" w:sz="4" w:space="0" w:color="C0D6DC"/>
+              <w:right w:val="single" w:sz="4" w:space="0" w:color="C0D6DC"/>
             </w:tcBorders>
             <w:tcMar>
               <w:top w:w="60" w:type="dxa"/>
@@ -6706,7 +6719,7 @@
               <w:rPr>
                 <w:rFonts w:ascii="Calibri" w:hAnsi="Calibri"/>
                 <w:b/>
-                <w:color w:val="FFFFFF"/>
+                <w:color w:val="024E70"/>
                 <w:sz w:val="19"/>
               </w:rPr>
               <w:t xml:space="preserve">Document</w:t>
@@ -6719,10 +6732,10 @@
           <w:tcPr>
             <w:shd w:val="clear" w:color="auto" w:fill="FFFFFF"/>
             <w:tcBorders>
-              <w:top w:val="single" w:sz="4" w:space="0" w:color="D1D9DC"/>
-              <w:left w:val="single" w:sz="4" w:space="0" w:color="D1D9DC"/>
-              <w:bottom w:val="single" w:sz="4" w:space="0" w:color="D1D9DC"/>
-              <w:right w:val="single" w:sz="4" w:space="0" w:color="D1D9DC"/>
+              <w:top w:val="single" w:sz="4" w:space="0" w:color="C0D6DC"/>
+              <w:left w:val="single" w:sz="4" w:space="0" w:color="C0D6DC"/>
+              <w:bottom w:val="single" w:sz="4" w:space="0" w:color="C0D6DC"/>
+              <w:right w:val="single" w:sz="4" w:space="0" w:color="C0D6DC"/>
             </w:tcBorders>
             <w:tcMar>
               <w:top w:w="60" w:type="dxa"/>
@@ -6750,10 +6763,10 @@
           <w:tcPr>
             <w:shd w:val="clear" w:color="auto" w:fill="FFFFFF"/>
             <w:tcBorders>
-              <w:top w:val="single" w:sz="4" w:space="0" w:color="D1D9DC"/>
-              <w:left w:val="single" w:sz="4" w:space="0" w:color="D1D9DC"/>
-              <w:bottom w:val="single" w:sz="4" w:space="0" w:color="D1D9DC"/>
-              <w:right w:val="single" w:sz="4" w:space="0" w:color="D1D9DC"/>
+              <w:top w:val="single" w:sz="4" w:space="0" w:color="C0D6DC"/>
+              <w:left w:val="single" w:sz="4" w:space="0" w:color="C0D6DC"/>
+              <w:bottom w:val="single" w:sz="4" w:space="0" w:color="C0D6DC"/>
+              <w:right w:val="single" w:sz="4" w:space="0" w:color="C0D6DC"/>
             </w:tcBorders>
             <w:tcMar>
               <w:top w:w="60" w:type="dxa"/>
@@ -6798,12 +6811,12 @@
       <w:tr>
         <w:tc>
           <w:tcPr>
-            <w:shd w:val="clear" w:color="auto" w:fill="E8F1F2"/>
-            <w:tcBorders>
-              <w:top w:val="single" w:sz="4" w:space="0" w:color="D1D9DC"/>
-              <w:left w:val="single" w:sz="4" w:space="0" w:color="D1D9DC"/>
-              <w:bottom w:val="single" w:sz="4" w:space="0" w:color="D1D9DC"/>
-              <w:right w:val="single" w:sz="4" w:space="0" w:color="D1D9DC"/>
+            <w:shd w:val="clear" w:color="auto" w:fill="F7FAFB"/>
+            <w:tcBorders>
+              <w:top w:val="single" w:sz="4" w:space="0" w:color="C0D6DC"/>
+              <w:left w:val="single" w:sz="4" w:space="0" w:color="C0D6DC"/>
+              <w:bottom w:val="single" w:sz="4" w:space="0" w:color="C0D6DC"/>
+              <w:right w:val="single" w:sz="4" w:space="0" w:color="C0D6DC"/>
             </w:tcBorders>
             <w:tcMar>
               <w:top w:w="60" w:type="dxa"/>
@@ -6829,12 +6842,12 @@
         </w:tc>
         <w:tc>
           <w:tcPr>
-            <w:shd w:val="clear" w:color="auto" w:fill="E8F1F2"/>
-            <w:tcBorders>
-              <w:top w:val="single" w:sz="4" w:space="0" w:color="D1D9DC"/>
-              <w:left w:val="single" w:sz="4" w:space="0" w:color="D1D9DC"/>
-              <w:bottom w:val="single" w:sz="4" w:space="0" w:color="D1D9DC"/>
-              <w:right w:val="single" w:sz="4" w:space="0" w:color="D1D9DC"/>
+            <w:shd w:val="clear" w:color="auto" w:fill="F7FAFB"/>
+            <w:tcBorders>
+              <w:top w:val="single" w:sz="4" w:space="0" w:color="C0D6DC"/>
+              <w:left w:val="single" w:sz="4" w:space="0" w:color="C0D6DC"/>
+              <w:bottom w:val="single" w:sz="4" w:space="0" w:color="C0D6DC"/>
+              <w:right w:val="single" w:sz="4" w:space="0" w:color="C0D6DC"/>
             </w:tcBorders>
             <w:tcMar>
               <w:top w:w="60" w:type="dxa"/>
@@ -6865,10 +6878,10 @@
           <w:tcPr>
             <w:shd w:val="clear" w:color="auto" w:fill="FFFFFF"/>
             <w:tcBorders>
-              <w:top w:val="single" w:sz="4" w:space="0" w:color="D1D9DC"/>
-              <w:left w:val="single" w:sz="4" w:space="0" w:color="D1D9DC"/>
-              <w:bottom w:val="single" w:sz="4" w:space="0" w:color="D1D9DC"/>
-              <w:right w:val="single" w:sz="4" w:space="0" w:color="D1D9DC"/>
+              <w:top w:val="single" w:sz="4" w:space="0" w:color="C0D6DC"/>
+              <w:left w:val="single" w:sz="4" w:space="0" w:color="C0D6DC"/>
+              <w:bottom w:val="single" w:sz="4" w:space="0" w:color="C0D6DC"/>
+              <w:right w:val="single" w:sz="4" w:space="0" w:color="C0D6DC"/>
             </w:tcBorders>
             <w:tcMar>
               <w:top w:w="60" w:type="dxa"/>
@@ -6896,10 +6909,10 @@
           <w:tcPr>
             <w:shd w:val="clear" w:color="auto" w:fill="FFFFFF"/>
             <w:tcBorders>
-              <w:top w:val="single" w:sz="4" w:space="0" w:color="D1D9DC"/>
-              <w:left w:val="single" w:sz="4" w:space="0" w:color="D1D9DC"/>
-              <w:bottom w:val="single" w:sz="4" w:space="0" w:color="D1D9DC"/>
-              <w:right w:val="single" w:sz="4" w:space="0" w:color="D1D9DC"/>
+              <w:top w:val="single" w:sz="4" w:space="0" w:color="C0D6DC"/>
+              <w:left w:val="single" w:sz="4" w:space="0" w:color="C0D6DC"/>
+              <w:bottom w:val="single" w:sz="4" w:space="0" w:color="C0D6DC"/>
+              <w:right w:val="single" w:sz="4" w:space="0" w:color="C0D6DC"/>
             </w:tcBorders>
             <w:tcMar>
               <w:top w:w="60" w:type="dxa"/>
@@ -6928,12 +6941,12 @@
       <w:tr>
         <w:tc>
           <w:tcPr>
-            <w:shd w:val="clear" w:color="auto" w:fill="E8F1F2"/>
-            <w:tcBorders>
-              <w:top w:val="single" w:sz="4" w:space="0" w:color="D1D9DC"/>
-              <w:left w:val="single" w:sz="4" w:space="0" w:color="D1D9DC"/>
-              <w:bottom w:val="single" w:sz="4" w:space="0" w:color="D1D9DC"/>
-              <w:right w:val="single" w:sz="4" w:space="0" w:color="D1D9DC"/>
+            <w:shd w:val="clear" w:color="auto" w:fill="F7FAFB"/>
+            <w:tcBorders>
+              <w:top w:val="single" w:sz="4" w:space="0" w:color="C0D6DC"/>
+              <w:left w:val="single" w:sz="4" w:space="0" w:color="C0D6DC"/>
+              <w:bottom w:val="single" w:sz="4" w:space="0" w:color="C0D6DC"/>
+              <w:right w:val="single" w:sz="4" w:space="0" w:color="C0D6DC"/>
             </w:tcBorders>
             <w:tcMar>
               <w:top w:w="60" w:type="dxa"/>
@@ -6976,12 +6989,12 @@
         </w:tc>
         <w:tc>
           <w:tcPr>
-            <w:shd w:val="clear" w:color="auto" w:fill="E8F1F2"/>
-            <w:tcBorders>
-              <w:top w:val="single" w:sz="4" w:space="0" w:color="D1D9DC"/>
-              <w:left w:val="single" w:sz="4" w:space="0" w:color="D1D9DC"/>
-              <w:bottom w:val="single" w:sz="4" w:space="0" w:color="D1D9DC"/>
-              <w:right w:val="single" w:sz="4" w:space="0" w:color="D1D9DC"/>
+            <w:shd w:val="clear" w:color="auto" w:fill="F7FAFB"/>
+            <w:tcBorders>
+              <w:top w:val="single" w:sz="4" w:space="0" w:color="C0D6DC"/>
+              <w:left w:val="single" w:sz="4" w:space="0" w:color="C0D6DC"/>
+              <w:bottom w:val="single" w:sz="4" w:space="0" w:color="C0D6DC"/>
+              <w:right w:val="single" w:sz="4" w:space="0" w:color="C0D6DC"/>
             </w:tcBorders>
             <w:tcMar>
               <w:top w:w="60" w:type="dxa"/>
@@ -7012,10 +7025,10 @@
           <w:tcPr>
             <w:shd w:val="clear" w:color="auto" w:fill="FFFFFF"/>
             <w:tcBorders>
-              <w:top w:val="single" w:sz="4" w:space="0" w:color="D1D9DC"/>
-              <w:left w:val="single" w:sz="4" w:space="0" w:color="D1D9DC"/>
-              <w:bottom w:val="single" w:sz="4" w:space="0" w:color="D1D9DC"/>
-              <w:right w:val="single" w:sz="4" w:space="0" w:color="D1D9DC"/>
+              <w:top w:val="single" w:sz="4" w:space="0" w:color="C0D6DC"/>
+              <w:left w:val="single" w:sz="4" w:space="0" w:color="C0D6DC"/>
+              <w:bottom w:val="single" w:sz="4" w:space="0" w:color="C0D6DC"/>
+              <w:right w:val="single" w:sz="4" w:space="0" w:color="C0D6DC"/>
             </w:tcBorders>
             <w:tcMar>
               <w:top w:w="60" w:type="dxa"/>
@@ -7043,10 +7056,10 @@
           <w:tcPr>
             <w:shd w:val="clear" w:color="auto" w:fill="FFFFFF"/>
             <w:tcBorders>
-              <w:top w:val="single" w:sz="4" w:space="0" w:color="D1D9DC"/>
-              <w:left w:val="single" w:sz="4" w:space="0" w:color="D1D9DC"/>
-              <w:bottom w:val="single" w:sz="4" w:space="0" w:color="D1D9DC"/>
-              <w:right w:val="single" w:sz="4" w:space="0" w:color="D1D9DC"/>
+              <w:top w:val="single" w:sz="4" w:space="0" w:color="C0D6DC"/>
+              <w:left w:val="single" w:sz="4" w:space="0" w:color="C0D6DC"/>
+              <w:bottom w:val="single" w:sz="4" w:space="0" w:color="C0D6DC"/>
+              <w:right w:val="single" w:sz="4" w:space="0" w:color="C0D6DC"/>
             </w:tcBorders>
             <w:tcMar>
               <w:top w:w="60" w:type="dxa"/>
@@ -7075,12 +7088,12 @@
       <w:tr>
         <w:tc>
           <w:tcPr>
-            <w:shd w:val="clear" w:color="auto" w:fill="E8F1F2"/>
-            <w:tcBorders>
-              <w:top w:val="single" w:sz="4" w:space="0" w:color="D1D9DC"/>
-              <w:left w:val="single" w:sz="4" w:space="0" w:color="D1D9DC"/>
-              <w:bottom w:val="single" w:sz="4" w:space="0" w:color="D1D9DC"/>
-              <w:right w:val="single" w:sz="4" w:space="0" w:color="D1D9DC"/>
+            <w:shd w:val="clear" w:color="auto" w:fill="F7FAFB"/>
+            <w:tcBorders>
+              <w:top w:val="single" w:sz="4" w:space="0" w:color="C0D6DC"/>
+              <w:left w:val="single" w:sz="4" w:space="0" w:color="C0D6DC"/>
+              <w:bottom w:val="single" w:sz="4" w:space="0" w:color="C0D6DC"/>
+              <w:right w:val="single" w:sz="4" w:space="0" w:color="C0D6DC"/>
             </w:tcBorders>
             <w:tcMar>
               <w:top w:w="60" w:type="dxa"/>
@@ -7106,12 +7119,12 @@
         </w:tc>
         <w:tc>
           <w:tcPr>
-            <w:shd w:val="clear" w:color="auto" w:fill="E8F1F2"/>
-            <w:tcBorders>
-              <w:top w:val="single" w:sz="4" w:space="0" w:color="D1D9DC"/>
-              <w:left w:val="single" w:sz="4" w:space="0" w:color="D1D9DC"/>
-              <w:bottom w:val="single" w:sz="4" w:space="0" w:color="D1D9DC"/>
-              <w:right w:val="single" w:sz="4" w:space="0" w:color="D1D9DC"/>
+            <w:shd w:val="clear" w:color="auto" w:fill="F7FAFB"/>
+            <w:tcBorders>
+              <w:top w:val="single" w:sz="4" w:space="0" w:color="C0D6DC"/>
+              <w:left w:val="single" w:sz="4" w:space="0" w:color="C0D6DC"/>
+              <w:bottom w:val="single" w:sz="4" w:space="0" w:color="C0D6DC"/>
+              <w:right w:val="single" w:sz="4" w:space="0" w:color="C0D6DC"/>
             </w:tcBorders>
             <w:tcMar>
               <w:top w:w="60" w:type="dxa"/>
@@ -7142,10 +7155,10 @@
           <w:tcPr>
             <w:shd w:val="clear" w:color="auto" w:fill="FFFFFF"/>
             <w:tcBorders>
-              <w:top w:val="single" w:sz="4" w:space="0" w:color="D1D9DC"/>
-              <w:left w:val="single" w:sz="4" w:space="0" w:color="D1D9DC"/>
-              <w:bottom w:val="single" w:sz="4" w:space="0" w:color="D1D9DC"/>
-              <w:right w:val="single" w:sz="4" w:space="0" w:color="D1D9DC"/>
+              <w:top w:val="single" w:sz="4" w:space="0" w:color="C0D6DC"/>
+              <w:left w:val="single" w:sz="4" w:space="0" w:color="C0D6DC"/>
+              <w:bottom w:val="single" w:sz="4" w:space="0" w:color="C0D6DC"/>
+              <w:right w:val="single" w:sz="4" w:space="0" w:color="C0D6DC"/>
             </w:tcBorders>
             <w:tcMar>
               <w:top w:w="60" w:type="dxa"/>
@@ -7173,10 +7186,10 @@
           <w:tcPr>
             <w:shd w:val="clear" w:color="auto" w:fill="FFFFFF"/>
             <w:tcBorders>
-              <w:top w:val="single" w:sz="4" w:space="0" w:color="D1D9DC"/>
-              <w:left w:val="single" w:sz="4" w:space="0" w:color="D1D9DC"/>
-              <w:bottom w:val="single" w:sz="4" w:space="0" w:color="D1D9DC"/>
-              <w:right w:val="single" w:sz="4" w:space="0" w:color="D1D9DC"/>
+              <w:top w:val="single" w:sz="4" w:space="0" w:color="C0D6DC"/>
+              <w:left w:val="single" w:sz="4" w:space="0" w:color="C0D6DC"/>
+              <w:bottom w:val="single" w:sz="4" w:space="0" w:color="C0D6DC"/>
+              <w:right w:val="single" w:sz="4" w:space="0" w:color="C0D6DC"/>
             </w:tcBorders>
             <w:tcMar>
               <w:top w:w="60" w:type="dxa"/>
@@ -7205,12 +7218,12 @@
       <w:tr>
         <w:tc>
           <w:tcPr>
-            <w:shd w:val="clear" w:color="auto" w:fill="E8F1F2"/>
-            <w:tcBorders>
-              <w:top w:val="single" w:sz="4" w:space="0" w:color="D1D9DC"/>
-              <w:left w:val="single" w:sz="4" w:space="0" w:color="D1D9DC"/>
-              <w:bottom w:val="single" w:sz="4" w:space="0" w:color="D1D9DC"/>
-              <w:right w:val="single" w:sz="4" w:space="0" w:color="D1D9DC"/>
+            <w:shd w:val="clear" w:color="auto" w:fill="F7FAFB"/>
+            <w:tcBorders>
+              <w:top w:val="single" w:sz="4" w:space="0" w:color="C0D6DC"/>
+              <w:left w:val="single" w:sz="4" w:space="0" w:color="C0D6DC"/>
+              <w:bottom w:val="single" w:sz="4" w:space="0" w:color="C0D6DC"/>
+              <w:right w:val="single" w:sz="4" w:space="0" w:color="C0D6DC"/>
             </w:tcBorders>
             <w:tcMar>
               <w:top w:w="60" w:type="dxa"/>
@@ -7236,12 +7249,12 @@
         </w:tc>
         <w:tc>
           <w:tcPr>
-            <w:shd w:val="clear" w:color="auto" w:fill="E8F1F2"/>
-            <w:tcBorders>
-              <w:top w:val="single" w:sz="4" w:space="0" w:color="D1D9DC"/>
-              <w:left w:val="single" w:sz="4" w:space="0" w:color="D1D9DC"/>
-              <w:bottom w:val="single" w:sz="4" w:space="0" w:color="D1D9DC"/>
-              <w:right w:val="single" w:sz="4" w:space="0" w:color="D1D9DC"/>
+            <w:shd w:val="clear" w:color="auto" w:fill="F7FAFB"/>
+            <w:tcBorders>
+              <w:top w:val="single" w:sz="4" w:space="0" w:color="C0D6DC"/>
+              <w:left w:val="single" w:sz="4" w:space="0" w:color="C0D6DC"/>
+              <w:bottom w:val="single" w:sz="4" w:space="0" w:color="C0D6DC"/>
+              <w:right w:val="single" w:sz="4" w:space="0" w:color="C0D6DC"/>
             </w:tcBorders>
             <w:tcMar>
               <w:top w:w="60" w:type="dxa"/>
@@ -7272,10 +7285,10 @@
           <w:tcPr>
             <w:shd w:val="clear" w:color="auto" w:fill="FFFFFF"/>
             <w:tcBorders>
-              <w:top w:val="single" w:sz="4" w:space="0" w:color="D1D9DC"/>
-              <w:left w:val="single" w:sz="4" w:space="0" w:color="D1D9DC"/>
-              <w:bottom w:val="single" w:sz="4" w:space="0" w:color="D1D9DC"/>
-              <w:right w:val="single" w:sz="4" w:space="0" w:color="D1D9DC"/>
+              <w:top w:val="single" w:sz="4" w:space="0" w:color="C0D6DC"/>
+              <w:left w:val="single" w:sz="4" w:space="0" w:color="C0D6DC"/>
+              <w:bottom w:val="single" w:sz="4" w:space="0" w:color="C0D6DC"/>
+              <w:right w:val="single" w:sz="4" w:space="0" w:color="C0D6DC"/>
             </w:tcBorders>
             <w:tcMar>
               <w:top w:w="60" w:type="dxa"/>
@@ -7303,10 +7316,10 @@
           <w:tcPr>
             <w:shd w:val="clear" w:color="auto" w:fill="FFFFFF"/>
             <w:tcBorders>
-              <w:top w:val="single" w:sz="4" w:space="0" w:color="D1D9DC"/>
-              <w:left w:val="single" w:sz="4" w:space="0" w:color="D1D9DC"/>
-              <w:bottom w:val="single" w:sz="4" w:space="0" w:color="D1D9DC"/>
-              <w:right w:val="single" w:sz="4" w:space="0" w:color="D1D9DC"/>
+              <w:top w:val="single" w:sz="4" w:space="0" w:color="C0D6DC"/>
+              <w:left w:val="single" w:sz="4" w:space="0" w:color="C0D6DC"/>
+              <w:bottom w:val="single" w:sz="4" w:space="0" w:color="C0D6DC"/>
+              <w:right w:val="single" w:sz="4" w:space="0" w:color="C0D6DC"/>
             </w:tcBorders>
             <w:tcMar>
               <w:top w:w="60" w:type="dxa"/>
@@ -7335,12 +7348,12 @@
       <w:tr>
         <w:tc>
           <w:tcPr>
-            <w:shd w:val="clear" w:color="auto" w:fill="E8F1F2"/>
-            <w:tcBorders>
-              <w:top w:val="single" w:sz="4" w:space="0" w:color="D1D9DC"/>
-              <w:left w:val="single" w:sz="4" w:space="0" w:color="D1D9DC"/>
-              <w:bottom w:val="single" w:sz="4" w:space="0" w:color="D1D9DC"/>
-              <w:right w:val="single" w:sz="4" w:space="0" w:color="D1D9DC"/>
+            <w:shd w:val="clear" w:color="auto" w:fill="F7FAFB"/>
+            <w:tcBorders>
+              <w:top w:val="single" w:sz="4" w:space="0" w:color="C0D6DC"/>
+              <w:left w:val="single" w:sz="4" w:space="0" w:color="C0D6DC"/>
+              <w:bottom w:val="single" w:sz="4" w:space="0" w:color="C0D6DC"/>
+              <w:right w:val="single" w:sz="4" w:space="0" w:color="C0D6DC"/>
             </w:tcBorders>
             <w:tcMar>
               <w:top w:w="60" w:type="dxa"/>
@@ -7366,12 +7379,12 @@
         </w:tc>
         <w:tc>
           <w:tcPr>
-            <w:shd w:val="clear" w:color="auto" w:fill="E8F1F2"/>
-            <w:tcBorders>
-              <w:top w:val="single" w:sz="4" w:space="0" w:color="D1D9DC"/>
-              <w:left w:val="single" w:sz="4" w:space="0" w:color="D1D9DC"/>
-              <w:bottom w:val="single" w:sz="4" w:space="0" w:color="D1D9DC"/>
-              <w:right w:val="single" w:sz="4" w:space="0" w:color="D1D9DC"/>
+            <w:shd w:val="clear" w:color="auto" w:fill="F7FAFB"/>
+            <w:tcBorders>
+              <w:top w:val="single" w:sz="4" w:space="0" w:color="C0D6DC"/>
+              <w:left w:val="single" w:sz="4" w:space="0" w:color="C0D6DC"/>
+              <w:bottom w:val="single" w:sz="4" w:space="0" w:color="C0D6DC"/>
+              <w:right w:val="single" w:sz="4" w:space="0" w:color="C0D6DC"/>
             </w:tcBorders>
             <w:tcMar>
               <w:top w:w="60" w:type="dxa"/>
